--- a/DAQ_design/Assisi/v0.2.1/code/data_processing_offline/V0.2.1-experiment-stats.docx
+++ b/DAQ_design/Assisi/v0.2.1/code/data_processing_offline/V0.2.1-experiment-stats.docx
@@ -59,7 +59,7 @@
           <w:r>
             <w:fldChar w:fldCharType="separate"/>
           </w:r>
-          <w:hyperlink w:anchor="_Toc239856815" w:history="1">
+          <w:hyperlink w:anchor="_Toc240458581" w:history="1">
             <w:r>
               <w:rPr>
                 <w:rStyle w:val="Hyperlink"/>
@@ -86,7 +86,7 @@
                 <w:noProof/>
                 <w:webHidden/>
               </w:rPr>
-              <w:instrText xml:space="preserve"> PAGEREF _Toc239856815 \h </w:instrText>
+              <w:instrText xml:space="preserve"> PAGEREF _Toc240458581 \h </w:instrText>
             </w:r>
             <w:r>
               <w:rPr>
@@ -128,7 +128,7 @@
               <w:noProof/>
             </w:rPr>
           </w:pPr>
-          <w:hyperlink w:anchor="_Toc239856816" w:history="1">
+          <w:hyperlink w:anchor="_Toc240458582" w:history="1">
             <w:r>
               <w:rPr>
                 <w:rStyle w:val="Hyperlink"/>
@@ -155,7 +155,7 @@
                 <w:noProof/>
                 <w:webHidden/>
               </w:rPr>
-              <w:instrText xml:space="preserve"> PAGEREF _Toc239856816 \h </w:instrText>
+              <w:instrText xml:space="preserve"> PAGEREF _Toc240458582 \h </w:instrText>
             </w:r>
             <w:r>
               <w:rPr>
@@ -175,7 +175,7 @@
                 <w:noProof/>
                 <w:webHidden/>
               </w:rPr>
-              <w:t>2</w:t>
+              <w:t>3</w:t>
             </w:r>
             <w:r>
               <w:rPr>
@@ -197,7 +197,7 @@
               <w:noProof/>
             </w:rPr>
           </w:pPr>
-          <w:hyperlink w:anchor="_Toc239856817" w:history="1">
+          <w:hyperlink w:anchor="_Toc240458583" w:history="1">
             <w:r>
               <w:rPr>
                 <w:rStyle w:val="Hyperlink"/>
@@ -224,7 +224,7 @@
                 <w:noProof/>
                 <w:webHidden/>
               </w:rPr>
-              <w:instrText xml:space="preserve"> PAGEREF _Toc239856817 \h </w:instrText>
+              <w:instrText xml:space="preserve"> PAGEREF _Toc240458583 \h </w:instrText>
             </w:r>
             <w:r>
               <w:rPr>
@@ -244,7 +244,7 @@
                 <w:noProof/>
                 <w:webHidden/>
               </w:rPr>
-              <w:t>2</w:t>
+              <w:t>3</w:t>
             </w:r>
             <w:r>
               <w:rPr>
@@ -266,7 +266,7 @@
               <w:noProof/>
             </w:rPr>
           </w:pPr>
-          <w:hyperlink w:anchor="_Toc239856818" w:history="1">
+          <w:hyperlink w:anchor="_Toc240458584" w:history="1">
             <w:r>
               <w:rPr>
                 <w:rStyle w:val="Hyperlink"/>
@@ -293,7 +293,7 @@
                 <w:noProof/>
                 <w:webHidden/>
               </w:rPr>
-              <w:instrText xml:space="preserve"> PAGEREF _Toc239856818 \h </w:instrText>
+              <w:instrText xml:space="preserve"> PAGEREF _Toc240458584 \h </w:instrText>
             </w:r>
             <w:r>
               <w:rPr>
@@ -313,7 +313,7 @@
                 <w:noProof/>
                 <w:webHidden/>
               </w:rPr>
-              <w:t>2</w:t>
+              <w:t>3</w:t>
             </w:r>
             <w:r>
               <w:rPr>
@@ -335,7 +335,7 @@
               <w:noProof/>
             </w:rPr>
           </w:pPr>
-          <w:hyperlink w:anchor="_Toc239856819" w:history="1">
+          <w:hyperlink w:anchor="_Toc240458585" w:history="1">
             <w:r>
               <w:rPr>
                 <w:rStyle w:val="Hyperlink"/>
@@ -362,7 +362,7 @@
                 <w:noProof/>
                 <w:webHidden/>
               </w:rPr>
-              <w:instrText xml:space="preserve"> PAGEREF _Toc239856819 \h </w:instrText>
+              <w:instrText xml:space="preserve"> PAGEREF _Toc240458585 \h </w:instrText>
             </w:r>
             <w:r>
               <w:rPr>
@@ -404,7 +404,7 @@
               <w:noProof/>
             </w:rPr>
           </w:pPr>
-          <w:hyperlink w:anchor="_Toc239856820" w:history="1">
+          <w:hyperlink w:anchor="_Toc240458586" w:history="1">
             <w:r>
               <w:rPr>
                 <w:rStyle w:val="Hyperlink"/>
@@ -431,7 +431,7 @@
                 <w:noProof/>
                 <w:webHidden/>
               </w:rPr>
-              <w:instrText xml:space="preserve"> PAGEREF _Toc239856820 \h </w:instrText>
+              <w:instrText xml:space="preserve"> PAGEREF _Toc240458586 \h </w:instrText>
             </w:r>
             <w:r>
               <w:rPr>
@@ -473,7 +473,7 @@
               <w:noProof/>
             </w:rPr>
           </w:pPr>
-          <w:hyperlink w:anchor="_Toc239856821" w:history="1">
+          <w:hyperlink w:anchor="_Toc240458587" w:history="1">
             <w:r>
               <w:rPr>
                 <w:rStyle w:val="Hyperlink"/>
@@ -500,7 +500,7 @@
                 <w:noProof/>
                 <w:webHidden/>
               </w:rPr>
-              <w:instrText xml:space="preserve"> PAGEREF _Toc239856821 \h </w:instrText>
+              <w:instrText xml:space="preserve"> PAGEREF _Toc240458587 \h </w:instrText>
             </w:r>
             <w:r>
               <w:rPr>
@@ -520,7 +520,7 @@
                 <w:noProof/>
                 <w:webHidden/>
               </w:rPr>
-              <w:t>3</w:t>
+              <w:t>4</w:t>
             </w:r>
             <w:r>
               <w:rPr>
@@ -542,7 +542,7 @@
               <w:noProof/>
             </w:rPr>
           </w:pPr>
-          <w:hyperlink w:anchor="_Toc239856822" w:history="1">
+          <w:hyperlink w:anchor="_Toc240458588" w:history="1">
             <w:r>
               <w:rPr>
                 <w:rStyle w:val="Hyperlink"/>
@@ -569,7 +569,7 @@
                 <w:noProof/>
                 <w:webHidden/>
               </w:rPr>
-              <w:instrText xml:space="preserve"> PAGEREF _Toc239856822 \h </w:instrText>
+              <w:instrText xml:space="preserve"> PAGEREF _Toc240458588 \h </w:instrText>
             </w:r>
             <w:r>
               <w:rPr>
@@ -589,7 +589,7 @@
                 <w:noProof/>
                 <w:webHidden/>
               </w:rPr>
-              <w:t>3</w:t>
+              <w:t>4</w:t>
             </w:r>
             <w:r>
               <w:rPr>
@@ -611,7 +611,7 @@
               <w:noProof/>
             </w:rPr>
           </w:pPr>
-          <w:hyperlink w:anchor="_Toc239856823" w:history="1">
+          <w:hyperlink w:anchor="_Toc240458589" w:history="1">
             <w:r>
               <w:rPr>
                 <w:rStyle w:val="Hyperlink"/>
@@ -638,7 +638,7 @@
                 <w:noProof/>
                 <w:webHidden/>
               </w:rPr>
-              <w:instrText xml:space="preserve"> PAGEREF _Toc239856823 \h </w:instrText>
+              <w:instrText xml:space="preserve"> PAGEREF _Toc240458589 \h </w:instrText>
             </w:r>
             <w:r>
               <w:rPr>
@@ -658,7 +658,7 @@
                 <w:noProof/>
                 <w:webHidden/>
               </w:rPr>
-              <w:t>3</w:t>
+              <w:t>4</w:t>
             </w:r>
             <w:r>
               <w:rPr>
@@ -680,7 +680,7 @@
               <w:noProof/>
             </w:rPr>
           </w:pPr>
-          <w:hyperlink w:anchor="_Toc239856824" w:history="1">
+          <w:hyperlink w:anchor="_Toc240458590" w:history="1">
             <w:r>
               <w:rPr>
                 <w:rStyle w:val="Hyperlink"/>
@@ -707,7 +707,7 @@
                 <w:noProof/>
                 <w:webHidden/>
               </w:rPr>
-              <w:instrText xml:space="preserve"> PAGEREF _Toc239856824 \h </w:instrText>
+              <w:instrText xml:space="preserve"> PAGEREF _Toc240458590 \h </w:instrText>
             </w:r>
             <w:r>
               <w:rPr>
@@ -727,7 +727,7 @@
                 <w:noProof/>
                 <w:webHidden/>
               </w:rPr>
-              <w:t>3</w:t>
+              <w:t>4</w:t>
             </w:r>
             <w:r>
               <w:rPr>
@@ -749,7 +749,7 @@
               <w:noProof/>
             </w:rPr>
           </w:pPr>
-          <w:hyperlink w:anchor="_Toc239856825" w:history="1">
+          <w:hyperlink w:anchor="_Toc240458591" w:history="1">
             <w:r>
               <w:rPr>
                 <w:rStyle w:val="Hyperlink"/>
@@ -776,7 +776,7 @@
                 <w:noProof/>
                 <w:webHidden/>
               </w:rPr>
-              <w:instrText xml:space="preserve"> PAGEREF _Toc239856825 \h </w:instrText>
+              <w:instrText xml:space="preserve"> PAGEREF _Toc240458591 \h </w:instrText>
             </w:r>
             <w:r>
               <w:rPr>
@@ -796,7 +796,7 @@
                 <w:noProof/>
                 <w:webHidden/>
               </w:rPr>
-              <w:t>3</w:t>
+              <w:t>4</w:t>
             </w:r>
             <w:r>
               <w:rPr>
@@ -818,7 +818,7 @@
               <w:noProof/>
             </w:rPr>
           </w:pPr>
-          <w:hyperlink w:anchor="_Toc239856826" w:history="1">
+          <w:hyperlink w:anchor="_Toc240458592" w:history="1">
             <w:r>
               <w:rPr>
                 <w:rStyle w:val="Hyperlink"/>
@@ -845,7 +845,7 @@
                 <w:noProof/>
                 <w:webHidden/>
               </w:rPr>
-              <w:instrText xml:space="preserve"> PAGEREF _Toc239856826 \h </w:instrText>
+              <w:instrText xml:space="preserve"> PAGEREF _Toc240458592 \h </w:instrText>
             </w:r>
             <w:r>
               <w:rPr>
@@ -865,7 +865,7 @@
                 <w:noProof/>
                 <w:webHidden/>
               </w:rPr>
-              <w:t>3</w:t>
+              <w:t>5</w:t>
             </w:r>
             <w:r>
               <w:rPr>
@@ -887,7 +887,7 @@
               <w:noProof/>
             </w:rPr>
           </w:pPr>
-          <w:hyperlink w:anchor="_Toc239856827" w:history="1">
+          <w:hyperlink w:anchor="_Toc240458593" w:history="1">
             <w:r>
               <w:rPr>
                 <w:rStyle w:val="Hyperlink"/>
@@ -914,7 +914,7 @@
                 <w:noProof/>
                 <w:webHidden/>
               </w:rPr>
-              <w:instrText xml:space="preserve"> PAGEREF _Toc239856827 \h </w:instrText>
+              <w:instrText xml:space="preserve"> PAGEREF _Toc240458593 \h </w:instrText>
             </w:r>
             <w:r>
               <w:rPr>
@@ -934,7 +934,7 @@
                 <w:noProof/>
                 <w:webHidden/>
               </w:rPr>
-              <w:t>3</w:t>
+              <w:t>5</w:t>
             </w:r>
             <w:r>
               <w:rPr>
@@ -956,7 +956,7 @@
               <w:noProof/>
             </w:rPr>
           </w:pPr>
-          <w:hyperlink w:anchor="_Toc239856828" w:history="1">
+          <w:hyperlink w:anchor="_Toc240458594" w:history="1">
             <w:r>
               <w:rPr>
                 <w:rStyle w:val="Hyperlink"/>
@@ -983,7 +983,7 @@
                 <w:noProof/>
                 <w:webHidden/>
               </w:rPr>
-              <w:instrText xml:space="preserve"> PAGEREF _Toc239856828 \h </w:instrText>
+              <w:instrText xml:space="preserve"> PAGEREF _Toc240458594 \h </w:instrText>
             </w:r>
             <w:r>
               <w:rPr>
@@ -1003,7 +1003,7 @@
                 <w:noProof/>
                 <w:webHidden/>
               </w:rPr>
-              <w:t>3</w:t>
+              <w:t>5</w:t>
             </w:r>
             <w:r>
               <w:rPr>
@@ -1025,7 +1025,7 @@
               <w:noProof/>
             </w:rPr>
           </w:pPr>
-          <w:hyperlink w:anchor="_Toc239856829" w:history="1">
+          <w:hyperlink w:anchor="_Toc240458595" w:history="1">
             <w:r>
               <w:rPr>
                 <w:rStyle w:val="Hyperlink"/>
@@ -1052,7 +1052,7 @@
                 <w:noProof/>
                 <w:webHidden/>
               </w:rPr>
-              <w:instrText xml:space="preserve"> PAGEREF _Toc239856829 \h </w:instrText>
+              <w:instrText xml:space="preserve"> PAGEREF _Toc240458595 \h </w:instrText>
             </w:r>
             <w:r>
               <w:rPr>
@@ -1072,7 +1072,7 @@
                 <w:noProof/>
                 <w:webHidden/>
               </w:rPr>
-              <w:t>3</w:t>
+              <w:t>5</w:t>
             </w:r>
             <w:r>
               <w:rPr>
@@ -1094,7 +1094,7 @@
               <w:noProof/>
             </w:rPr>
           </w:pPr>
-          <w:hyperlink w:anchor="_Toc239856830" w:history="1">
+          <w:hyperlink w:anchor="_Toc240458596" w:history="1">
             <w:r>
               <w:rPr>
                 <w:rStyle w:val="Hyperlink"/>
@@ -1121,7 +1121,7 @@
                 <w:noProof/>
                 <w:webHidden/>
               </w:rPr>
-              <w:instrText xml:space="preserve"> PAGEREF _Toc239856830 \h </w:instrText>
+              <w:instrText xml:space="preserve"> PAGEREF _Toc240458596 \h </w:instrText>
             </w:r>
             <w:r>
               <w:rPr>
@@ -1141,7 +1141,7 @@
                 <w:noProof/>
                 <w:webHidden/>
               </w:rPr>
-              <w:t>5</w:t>
+              <w:t>6</w:t>
             </w:r>
             <w:r>
               <w:rPr>
@@ -1163,7 +1163,7 @@
               <w:noProof/>
             </w:rPr>
           </w:pPr>
-          <w:hyperlink w:anchor="_Toc239856831" w:history="1">
+          <w:hyperlink w:anchor="_Toc240458597" w:history="1">
             <w:r>
               <w:rPr>
                 <w:rStyle w:val="Hyperlink"/>
@@ -1190,7 +1190,7 @@
                 <w:noProof/>
                 <w:webHidden/>
               </w:rPr>
-              <w:instrText xml:space="preserve"> PAGEREF _Toc239856831 \h </w:instrText>
+              <w:instrText xml:space="preserve"> PAGEREF _Toc240458597 \h </w:instrText>
             </w:r>
             <w:r>
               <w:rPr>
@@ -1210,7 +1210,7 @@
                 <w:noProof/>
                 <w:webHidden/>
               </w:rPr>
-              <w:t>6</w:t>
+              <w:t>8</w:t>
             </w:r>
             <w:r>
               <w:rPr>
@@ -1232,7 +1232,7 @@
               <w:noProof/>
             </w:rPr>
           </w:pPr>
-          <w:hyperlink w:anchor="_Toc239856832" w:history="1">
+          <w:hyperlink w:anchor="_Toc240458598" w:history="1">
             <w:r>
               <w:rPr>
                 <w:rStyle w:val="Hyperlink"/>
@@ -1259,7 +1259,7 @@
                 <w:noProof/>
                 <w:webHidden/>
               </w:rPr>
-              <w:instrText xml:space="preserve"> PAGEREF _Toc239856832 \h </w:instrText>
+              <w:instrText xml:space="preserve"> PAGEREF _Toc240458598 \h </w:instrText>
             </w:r>
             <w:r>
               <w:rPr>
@@ -1279,7 +1279,7 @@
                 <w:noProof/>
                 <w:webHidden/>
               </w:rPr>
-              <w:t>7</w:t>
+              <w:t>9</w:t>
             </w:r>
             <w:r>
               <w:rPr>
@@ -1301,7 +1301,7 @@
               <w:noProof/>
             </w:rPr>
           </w:pPr>
-          <w:hyperlink w:anchor="_Toc239856833" w:history="1">
+          <w:hyperlink w:anchor="_Toc240458599" w:history="1">
             <w:r>
               <w:rPr>
                 <w:rStyle w:val="Hyperlink"/>
@@ -1328,7 +1328,7 @@
                 <w:noProof/>
                 <w:webHidden/>
               </w:rPr>
-              <w:instrText xml:space="preserve"> PAGEREF _Toc239856833 \h </w:instrText>
+              <w:instrText xml:space="preserve"> PAGEREF _Toc240458599 \h </w:instrText>
             </w:r>
             <w:r>
               <w:rPr>
@@ -1348,7 +1348,7 @@
                 <w:noProof/>
                 <w:webHidden/>
               </w:rPr>
-              <w:t>8</w:t>
+              <w:t>10</w:t>
             </w:r>
             <w:r>
               <w:rPr>
@@ -1370,7 +1370,7 @@
               <w:noProof/>
             </w:rPr>
           </w:pPr>
-          <w:hyperlink w:anchor="_Toc239856834" w:history="1">
+          <w:hyperlink w:anchor="_Toc240458600" w:history="1">
             <w:r>
               <w:rPr>
                 <w:rStyle w:val="Hyperlink"/>
@@ -1397,7 +1397,7 @@
                 <w:noProof/>
                 <w:webHidden/>
               </w:rPr>
-              <w:instrText xml:space="preserve"> PAGEREF _Toc239856834 \h </w:instrText>
+              <w:instrText xml:space="preserve"> PAGEREF _Toc240458600 \h </w:instrText>
             </w:r>
             <w:r>
               <w:rPr>
@@ -1417,7 +1417,7 @@
                 <w:noProof/>
                 <w:webHidden/>
               </w:rPr>
-              <w:t>9</w:t>
+              <w:t>11</w:t>
             </w:r>
             <w:r>
               <w:rPr>
@@ -1439,7 +1439,7 @@
               <w:noProof/>
             </w:rPr>
           </w:pPr>
-          <w:hyperlink w:anchor="_Toc239856835" w:history="1">
+          <w:hyperlink w:anchor="_Toc240458601" w:history="1">
             <w:r>
               <w:rPr>
                 <w:rStyle w:val="Hyperlink"/>
@@ -1466,7 +1466,7 @@
                 <w:noProof/>
                 <w:webHidden/>
               </w:rPr>
-              <w:instrText xml:space="preserve"> PAGEREF _Toc239856835 \h </w:instrText>
+              <w:instrText xml:space="preserve"> PAGEREF _Toc240458601 \h </w:instrText>
             </w:r>
             <w:r>
               <w:rPr>
@@ -1486,7 +1486,7 @@
                 <w:noProof/>
                 <w:webHidden/>
               </w:rPr>
-              <w:t>9</w:t>
+              <w:t>11</w:t>
             </w:r>
             <w:r>
               <w:rPr>
@@ -1508,7 +1508,7 @@
               <w:noProof/>
             </w:rPr>
           </w:pPr>
-          <w:hyperlink w:anchor="_Toc239856836" w:history="1">
+          <w:hyperlink w:anchor="_Toc240458602" w:history="1">
             <w:r>
               <w:rPr>
                 <w:rStyle w:val="Hyperlink"/>
@@ -1535,7 +1535,7 @@
                 <w:noProof/>
                 <w:webHidden/>
               </w:rPr>
-              <w:instrText xml:space="preserve"> PAGEREF _Toc239856836 \h </w:instrText>
+              <w:instrText xml:space="preserve"> PAGEREF _Toc240458602 \h </w:instrText>
             </w:r>
             <w:r>
               <w:rPr>
@@ -1555,7 +1555,7 @@
                 <w:noProof/>
                 <w:webHidden/>
               </w:rPr>
-              <w:t>10</w:t>
+              <w:t>12</w:t>
             </w:r>
             <w:r>
               <w:rPr>
@@ -1577,7 +1577,7 @@
               <w:noProof/>
             </w:rPr>
           </w:pPr>
-          <w:hyperlink w:anchor="_Toc239856837" w:history="1">
+          <w:hyperlink w:anchor="_Toc240458603" w:history="1">
             <w:r>
               <w:rPr>
                 <w:rStyle w:val="Hyperlink"/>
@@ -1604,7 +1604,7 @@
                 <w:noProof/>
                 <w:webHidden/>
               </w:rPr>
-              <w:instrText xml:space="preserve"> PAGEREF _Toc239856837 \h </w:instrText>
+              <w:instrText xml:space="preserve"> PAGEREF _Toc240458603 \h </w:instrText>
             </w:r>
             <w:r>
               <w:rPr>
@@ -1624,7 +1624,7 @@
                 <w:noProof/>
                 <w:webHidden/>
               </w:rPr>
-              <w:t>11</w:t>
+              <w:t>13</w:t>
             </w:r>
             <w:r>
               <w:rPr>
@@ -1646,7 +1646,7 @@
               <w:noProof/>
             </w:rPr>
           </w:pPr>
-          <w:hyperlink w:anchor="_Toc239856838" w:history="1">
+          <w:hyperlink w:anchor="_Toc240458604" w:history="1">
             <w:r>
               <w:rPr>
                 <w:rStyle w:val="Hyperlink"/>
@@ -1673,7 +1673,7 @@
                 <w:noProof/>
                 <w:webHidden/>
               </w:rPr>
-              <w:instrText xml:space="preserve"> PAGEREF _Toc239856838 \h </w:instrText>
+              <w:instrText xml:space="preserve"> PAGEREF _Toc240458604 \h </w:instrText>
             </w:r>
             <w:r>
               <w:rPr>
@@ -1693,7 +1693,7 @@
                 <w:noProof/>
                 <w:webHidden/>
               </w:rPr>
-              <w:t>12</w:t>
+              <w:t>14</w:t>
             </w:r>
             <w:r>
               <w:rPr>
@@ -1715,7 +1715,7 @@
               <w:noProof/>
             </w:rPr>
           </w:pPr>
-          <w:hyperlink w:anchor="_Toc239856839" w:history="1">
+          <w:hyperlink w:anchor="_Toc240458605" w:history="1">
             <w:r>
               <w:rPr>
                 <w:rStyle w:val="Hyperlink"/>
@@ -1742,7 +1742,7 @@
                 <w:noProof/>
                 <w:webHidden/>
               </w:rPr>
-              <w:instrText xml:space="preserve"> PAGEREF _Toc239856839 \h </w:instrText>
+              <w:instrText xml:space="preserve"> PAGEREF _Toc240458605 \h </w:instrText>
             </w:r>
             <w:r>
               <w:rPr>
@@ -1762,7 +1762,7 @@
                 <w:noProof/>
                 <w:webHidden/>
               </w:rPr>
-              <w:t>13</w:t>
+              <w:t>15</w:t>
             </w:r>
             <w:r>
               <w:rPr>
@@ -1784,7 +1784,7 @@
               <w:noProof/>
             </w:rPr>
           </w:pPr>
-          <w:hyperlink w:anchor="_Toc239856840" w:history="1">
+          <w:hyperlink w:anchor="_Toc240458606" w:history="1">
             <w:r>
               <w:rPr>
                 <w:rStyle w:val="Hyperlink"/>
@@ -1811,7 +1811,7 @@
                 <w:noProof/>
                 <w:webHidden/>
               </w:rPr>
-              <w:instrText xml:space="preserve"> PAGEREF _Toc239856840 \h </w:instrText>
+              <w:instrText xml:space="preserve"> PAGEREF _Toc240458606 \h </w:instrText>
             </w:r>
             <w:r>
               <w:rPr>
@@ -1831,7 +1831,697 @@
                 <w:noProof/>
                 <w:webHidden/>
               </w:rPr>
-              <w:t>14</w:t>
+              <w:t>16</w:t>
+            </w:r>
+            <w:r>
+              <w:rPr>
+                <w:noProof/>
+                <w:webHidden/>
+              </w:rPr>
+              <w:fldChar w:fldCharType="end"/>
+            </w:r>
+          </w:hyperlink>
+        </w:p>
+        <w:p>
+          <w:pPr>
+            <w:pStyle w:val="TOC2"/>
+            <w:tabs>
+              <w:tab w:val="right" w:leader="dot" w:pos="9350"/>
+            </w:tabs>
+            <w:rPr>
+              <w:rFonts w:asciiTheme="minorHAnsi" w:eastAsiaTheme="minorEastAsia" w:hAnsiTheme="minorHAnsi" w:cstheme="minorBidi"/>
+              <w:noProof/>
+            </w:rPr>
+          </w:pPr>
+          <w:hyperlink w:anchor="_Toc240458607" w:history="1">
+            <w:r>
+              <w:rPr>
+                <w:rStyle w:val="Hyperlink"/>
+                <w:noProof/>
+              </w:rPr>
+              <w:t>07302026</w:t>
+            </w:r>
+            <w:r>
+              <w:rPr>
+                <w:noProof/>
+                <w:webHidden/>
+              </w:rPr>
+              <w:tab/>
+            </w:r>
+            <w:r>
+              <w:rPr>
+                <w:noProof/>
+                <w:webHidden/>
+              </w:rPr>
+              <w:fldChar w:fldCharType="begin"/>
+            </w:r>
+            <w:r>
+              <w:rPr>
+                <w:noProof/>
+                <w:webHidden/>
+              </w:rPr>
+              <w:instrText xml:space="preserve"> PAGEREF _Toc240458607 \h </w:instrText>
+            </w:r>
+            <w:r>
+              <w:rPr>
+                <w:noProof/>
+                <w:webHidden/>
+              </w:rPr>
+            </w:r>
+            <w:r>
+              <w:rPr>
+                <w:noProof/>
+                <w:webHidden/>
+              </w:rPr>
+              <w:fldChar w:fldCharType="separate"/>
+            </w:r>
+            <w:r>
+              <w:rPr>
+                <w:noProof/>
+                <w:webHidden/>
+              </w:rPr>
+              <w:t>17</w:t>
+            </w:r>
+            <w:r>
+              <w:rPr>
+                <w:noProof/>
+                <w:webHidden/>
+              </w:rPr>
+              <w:fldChar w:fldCharType="end"/>
+            </w:r>
+          </w:hyperlink>
+        </w:p>
+        <w:p>
+          <w:pPr>
+            <w:pStyle w:val="TOC3"/>
+            <w:tabs>
+              <w:tab w:val="right" w:leader="dot" w:pos="9350"/>
+            </w:tabs>
+            <w:rPr>
+              <w:rFonts w:asciiTheme="minorHAnsi" w:eastAsiaTheme="minorEastAsia" w:hAnsiTheme="minorHAnsi" w:cstheme="minorBidi"/>
+              <w:noProof/>
+            </w:rPr>
+          </w:pPr>
+          <w:hyperlink w:anchor="_Toc240458608" w:history="1">
+            <w:r>
+              <w:rPr>
+                <w:rStyle w:val="Hyperlink"/>
+                <w:noProof/>
+              </w:rPr>
+              <w:t>20Hz-9201-CMF-1</w:t>
+            </w:r>
+            <w:r>
+              <w:rPr>
+                <w:noProof/>
+                <w:webHidden/>
+              </w:rPr>
+              <w:tab/>
+            </w:r>
+            <w:r>
+              <w:rPr>
+                <w:noProof/>
+                <w:webHidden/>
+              </w:rPr>
+              <w:fldChar w:fldCharType="begin"/>
+            </w:r>
+            <w:r>
+              <w:rPr>
+                <w:noProof/>
+                <w:webHidden/>
+              </w:rPr>
+              <w:instrText xml:space="preserve"> PAGEREF _Toc240458608 \h </w:instrText>
+            </w:r>
+            <w:r>
+              <w:rPr>
+                <w:noProof/>
+                <w:webHidden/>
+              </w:rPr>
+            </w:r>
+            <w:r>
+              <w:rPr>
+                <w:noProof/>
+                <w:webHidden/>
+              </w:rPr>
+              <w:fldChar w:fldCharType="separate"/>
+            </w:r>
+            <w:r>
+              <w:rPr>
+                <w:noProof/>
+                <w:webHidden/>
+              </w:rPr>
+              <w:t>17</w:t>
+            </w:r>
+            <w:r>
+              <w:rPr>
+                <w:noProof/>
+                <w:webHidden/>
+              </w:rPr>
+              <w:fldChar w:fldCharType="end"/>
+            </w:r>
+          </w:hyperlink>
+        </w:p>
+        <w:p>
+          <w:pPr>
+            <w:pStyle w:val="TOC3"/>
+            <w:tabs>
+              <w:tab w:val="right" w:leader="dot" w:pos="9350"/>
+            </w:tabs>
+            <w:rPr>
+              <w:rFonts w:asciiTheme="minorHAnsi" w:eastAsiaTheme="minorEastAsia" w:hAnsiTheme="minorHAnsi" w:cstheme="minorBidi"/>
+              <w:noProof/>
+            </w:rPr>
+          </w:pPr>
+          <w:hyperlink w:anchor="_Toc240458609" w:history="1">
+            <w:r>
+              <w:rPr>
+                <w:rStyle w:val="Hyperlink"/>
+                <w:noProof/>
+              </w:rPr>
+              <w:t>20Hz-9201-CMF-0</w:t>
+            </w:r>
+            <w:r>
+              <w:rPr>
+                <w:noProof/>
+                <w:webHidden/>
+              </w:rPr>
+              <w:tab/>
+            </w:r>
+            <w:r>
+              <w:rPr>
+                <w:noProof/>
+                <w:webHidden/>
+              </w:rPr>
+              <w:fldChar w:fldCharType="begin"/>
+            </w:r>
+            <w:r>
+              <w:rPr>
+                <w:noProof/>
+                <w:webHidden/>
+              </w:rPr>
+              <w:instrText xml:space="preserve"> PAGEREF _Toc240458609 \h </w:instrText>
+            </w:r>
+            <w:r>
+              <w:rPr>
+                <w:noProof/>
+                <w:webHidden/>
+              </w:rPr>
+            </w:r>
+            <w:r>
+              <w:rPr>
+                <w:noProof/>
+                <w:webHidden/>
+              </w:rPr>
+              <w:fldChar w:fldCharType="separate"/>
+            </w:r>
+            <w:r>
+              <w:rPr>
+                <w:noProof/>
+                <w:webHidden/>
+              </w:rPr>
+              <w:t>17</w:t>
+            </w:r>
+            <w:r>
+              <w:rPr>
+                <w:noProof/>
+                <w:webHidden/>
+              </w:rPr>
+              <w:fldChar w:fldCharType="end"/>
+            </w:r>
+          </w:hyperlink>
+        </w:p>
+        <w:p>
+          <w:pPr>
+            <w:pStyle w:val="TOC3"/>
+            <w:tabs>
+              <w:tab w:val="right" w:leader="dot" w:pos="9350"/>
+            </w:tabs>
+            <w:rPr>
+              <w:rFonts w:asciiTheme="minorHAnsi" w:eastAsiaTheme="minorEastAsia" w:hAnsiTheme="minorHAnsi" w:cstheme="minorBidi"/>
+              <w:noProof/>
+            </w:rPr>
+          </w:pPr>
+          <w:hyperlink w:anchor="_Toc240458610" w:history="1">
+            <w:r>
+              <w:rPr>
+                <w:rStyle w:val="Hyperlink"/>
+                <w:noProof/>
+              </w:rPr>
+              <w:t>20Hz-9201-CMF-0.1</w:t>
+            </w:r>
+            <w:r>
+              <w:rPr>
+                <w:noProof/>
+                <w:webHidden/>
+              </w:rPr>
+              <w:tab/>
+            </w:r>
+            <w:r>
+              <w:rPr>
+                <w:noProof/>
+                <w:webHidden/>
+              </w:rPr>
+              <w:fldChar w:fldCharType="begin"/>
+            </w:r>
+            <w:r>
+              <w:rPr>
+                <w:noProof/>
+                <w:webHidden/>
+              </w:rPr>
+              <w:instrText xml:space="preserve"> PAGEREF _Toc240458610 \h </w:instrText>
+            </w:r>
+            <w:r>
+              <w:rPr>
+                <w:noProof/>
+                <w:webHidden/>
+              </w:rPr>
+            </w:r>
+            <w:r>
+              <w:rPr>
+                <w:noProof/>
+                <w:webHidden/>
+              </w:rPr>
+              <w:fldChar w:fldCharType="separate"/>
+            </w:r>
+            <w:r>
+              <w:rPr>
+                <w:noProof/>
+                <w:webHidden/>
+              </w:rPr>
+              <w:t>17</w:t>
+            </w:r>
+            <w:r>
+              <w:rPr>
+                <w:noProof/>
+                <w:webHidden/>
+              </w:rPr>
+              <w:fldChar w:fldCharType="end"/>
+            </w:r>
+          </w:hyperlink>
+        </w:p>
+        <w:p>
+          <w:pPr>
+            <w:pStyle w:val="TOC3"/>
+            <w:tabs>
+              <w:tab w:val="right" w:leader="dot" w:pos="9350"/>
+            </w:tabs>
+            <w:rPr>
+              <w:rFonts w:asciiTheme="minorHAnsi" w:eastAsiaTheme="minorEastAsia" w:hAnsiTheme="minorHAnsi" w:cstheme="minorBidi"/>
+              <w:noProof/>
+            </w:rPr>
+          </w:pPr>
+          <w:hyperlink w:anchor="_Toc240458611" w:history="1">
+            <w:r>
+              <w:rPr>
+                <w:rStyle w:val="Hyperlink"/>
+                <w:noProof/>
+              </w:rPr>
+              <w:t>10Hz-9201-CMF-0.1</w:t>
+            </w:r>
+            <w:r>
+              <w:rPr>
+                <w:noProof/>
+                <w:webHidden/>
+              </w:rPr>
+              <w:tab/>
+            </w:r>
+            <w:r>
+              <w:rPr>
+                <w:noProof/>
+                <w:webHidden/>
+              </w:rPr>
+              <w:fldChar w:fldCharType="begin"/>
+            </w:r>
+            <w:r>
+              <w:rPr>
+                <w:noProof/>
+                <w:webHidden/>
+              </w:rPr>
+              <w:instrText xml:space="preserve"> PAGEREF _Toc240458611 \h </w:instrText>
+            </w:r>
+            <w:r>
+              <w:rPr>
+                <w:noProof/>
+                <w:webHidden/>
+              </w:rPr>
+            </w:r>
+            <w:r>
+              <w:rPr>
+                <w:noProof/>
+                <w:webHidden/>
+              </w:rPr>
+              <w:fldChar w:fldCharType="separate"/>
+            </w:r>
+            <w:r>
+              <w:rPr>
+                <w:noProof/>
+                <w:webHidden/>
+              </w:rPr>
+              <w:t>17</w:t>
+            </w:r>
+            <w:r>
+              <w:rPr>
+                <w:noProof/>
+                <w:webHidden/>
+              </w:rPr>
+              <w:fldChar w:fldCharType="end"/>
+            </w:r>
+          </w:hyperlink>
+        </w:p>
+        <w:p>
+          <w:pPr>
+            <w:pStyle w:val="TOC3"/>
+            <w:tabs>
+              <w:tab w:val="right" w:leader="dot" w:pos="9350"/>
+            </w:tabs>
+            <w:rPr>
+              <w:rFonts w:asciiTheme="minorHAnsi" w:eastAsiaTheme="minorEastAsia" w:hAnsiTheme="minorHAnsi" w:cstheme="minorBidi"/>
+              <w:noProof/>
+            </w:rPr>
+          </w:pPr>
+          <w:hyperlink w:anchor="_Toc240458612" w:history="1">
+            <w:r>
+              <w:rPr>
+                <w:rStyle w:val="Hyperlink"/>
+                <w:noProof/>
+              </w:rPr>
+              <w:t>10Hz-9201-CMF-0</w:t>
+            </w:r>
+            <w:r>
+              <w:rPr>
+                <w:noProof/>
+                <w:webHidden/>
+              </w:rPr>
+              <w:tab/>
+            </w:r>
+            <w:r>
+              <w:rPr>
+                <w:noProof/>
+                <w:webHidden/>
+              </w:rPr>
+              <w:fldChar w:fldCharType="begin"/>
+            </w:r>
+            <w:r>
+              <w:rPr>
+                <w:noProof/>
+                <w:webHidden/>
+              </w:rPr>
+              <w:instrText xml:space="preserve"> PAGEREF _Toc240458612 \h </w:instrText>
+            </w:r>
+            <w:r>
+              <w:rPr>
+                <w:noProof/>
+                <w:webHidden/>
+              </w:rPr>
+            </w:r>
+            <w:r>
+              <w:rPr>
+                <w:noProof/>
+                <w:webHidden/>
+              </w:rPr>
+              <w:fldChar w:fldCharType="separate"/>
+            </w:r>
+            <w:r>
+              <w:rPr>
+                <w:noProof/>
+                <w:webHidden/>
+              </w:rPr>
+              <w:t>17</w:t>
+            </w:r>
+            <w:r>
+              <w:rPr>
+                <w:noProof/>
+                <w:webHidden/>
+              </w:rPr>
+              <w:fldChar w:fldCharType="end"/>
+            </w:r>
+          </w:hyperlink>
+        </w:p>
+        <w:p>
+          <w:pPr>
+            <w:pStyle w:val="TOC3"/>
+            <w:tabs>
+              <w:tab w:val="right" w:leader="dot" w:pos="9350"/>
+            </w:tabs>
+            <w:rPr>
+              <w:rFonts w:asciiTheme="minorHAnsi" w:eastAsiaTheme="minorEastAsia" w:hAnsiTheme="minorHAnsi" w:cstheme="minorBidi"/>
+              <w:noProof/>
+            </w:rPr>
+          </w:pPr>
+          <w:hyperlink w:anchor="_Toc240458613" w:history="1">
+            <w:r>
+              <w:rPr>
+                <w:rStyle w:val="Hyperlink"/>
+                <w:noProof/>
+              </w:rPr>
+              <w:t>10Hz-9201-CMF-1</w:t>
+            </w:r>
+            <w:r>
+              <w:rPr>
+                <w:noProof/>
+                <w:webHidden/>
+              </w:rPr>
+              <w:tab/>
+            </w:r>
+            <w:r>
+              <w:rPr>
+                <w:noProof/>
+                <w:webHidden/>
+              </w:rPr>
+              <w:fldChar w:fldCharType="begin"/>
+            </w:r>
+            <w:r>
+              <w:rPr>
+                <w:noProof/>
+                <w:webHidden/>
+              </w:rPr>
+              <w:instrText xml:space="preserve"> PAGEREF _Toc240458613 \h </w:instrText>
+            </w:r>
+            <w:r>
+              <w:rPr>
+                <w:noProof/>
+                <w:webHidden/>
+              </w:rPr>
+            </w:r>
+            <w:r>
+              <w:rPr>
+                <w:noProof/>
+                <w:webHidden/>
+              </w:rPr>
+              <w:fldChar w:fldCharType="separate"/>
+            </w:r>
+            <w:r>
+              <w:rPr>
+                <w:noProof/>
+                <w:webHidden/>
+              </w:rPr>
+              <w:t>17</w:t>
+            </w:r>
+            <w:r>
+              <w:rPr>
+                <w:noProof/>
+                <w:webHidden/>
+              </w:rPr>
+              <w:fldChar w:fldCharType="end"/>
+            </w:r>
+          </w:hyperlink>
+        </w:p>
+        <w:p>
+          <w:pPr>
+            <w:pStyle w:val="TOC3"/>
+            <w:tabs>
+              <w:tab w:val="right" w:leader="dot" w:pos="9350"/>
+            </w:tabs>
+            <w:rPr>
+              <w:rFonts w:asciiTheme="minorHAnsi" w:eastAsiaTheme="minorEastAsia" w:hAnsiTheme="minorHAnsi" w:cstheme="minorBidi"/>
+              <w:noProof/>
+            </w:rPr>
+          </w:pPr>
+          <w:hyperlink w:anchor="_Toc240458614" w:history="1">
+            <w:r>
+              <w:rPr>
+                <w:rStyle w:val="Hyperlink"/>
+                <w:noProof/>
+              </w:rPr>
+              <w:t>5Hz-9201-CMF-0.1</w:t>
+            </w:r>
+            <w:r>
+              <w:rPr>
+                <w:noProof/>
+                <w:webHidden/>
+              </w:rPr>
+              <w:tab/>
+            </w:r>
+            <w:r>
+              <w:rPr>
+                <w:noProof/>
+                <w:webHidden/>
+              </w:rPr>
+              <w:fldChar w:fldCharType="begin"/>
+            </w:r>
+            <w:r>
+              <w:rPr>
+                <w:noProof/>
+                <w:webHidden/>
+              </w:rPr>
+              <w:instrText xml:space="preserve"> PAGEREF _Toc240458614 \h </w:instrText>
+            </w:r>
+            <w:r>
+              <w:rPr>
+                <w:noProof/>
+                <w:webHidden/>
+              </w:rPr>
+            </w:r>
+            <w:r>
+              <w:rPr>
+                <w:noProof/>
+                <w:webHidden/>
+              </w:rPr>
+              <w:fldChar w:fldCharType="separate"/>
+            </w:r>
+            <w:r>
+              <w:rPr>
+                <w:noProof/>
+                <w:webHidden/>
+              </w:rPr>
+              <w:t>18</w:t>
+            </w:r>
+            <w:r>
+              <w:rPr>
+                <w:noProof/>
+                <w:webHidden/>
+              </w:rPr>
+              <w:fldChar w:fldCharType="end"/>
+            </w:r>
+          </w:hyperlink>
+        </w:p>
+        <w:p>
+          <w:pPr>
+            <w:pStyle w:val="TOC3"/>
+            <w:tabs>
+              <w:tab w:val="right" w:leader="dot" w:pos="9350"/>
+            </w:tabs>
+            <w:rPr>
+              <w:rFonts w:asciiTheme="minorHAnsi" w:eastAsiaTheme="minorEastAsia" w:hAnsiTheme="minorHAnsi" w:cstheme="minorBidi"/>
+              <w:noProof/>
+            </w:rPr>
+          </w:pPr>
+          <w:hyperlink w:anchor="_Toc240458615" w:history="1">
+            <w:r>
+              <w:rPr>
+                <w:rStyle w:val="Hyperlink"/>
+                <w:noProof/>
+              </w:rPr>
+              <w:t>5Hz-9201-CMF-0</w:t>
+            </w:r>
+            <w:r>
+              <w:rPr>
+                <w:noProof/>
+                <w:webHidden/>
+              </w:rPr>
+              <w:tab/>
+            </w:r>
+            <w:r>
+              <w:rPr>
+                <w:noProof/>
+                <w:webHidden/>
+              </w:rPr>
+              <w:fldChar w:fldCharType="begin"/>
+            </w:r>
+            <w:r>
+              <w:rPr>
+                <w:noProof/>
+                <w:webHidden/>
+              </w:rPr>
+              <w:instrText xml:space="preserve"> PAGEREF _Toc240458615 \h </w:instrText>
+            </w:r>
+            <w:r>
+              <w:rPr>
+                <w:noProof/>
+                <w:webHidden/>
+              </w:rPr>
+            </w:r>
+            <w:r>
+              <w:rPr>
+                <w:noProof/>
+                <w:webHidden/>
+              </w:rPr>
+              <w:fldChar w:fldCharType="separate"/>
+            </w:r>
+            <w:r>
+              <w:rPr>
+                <w:noProof/>
+                <w:webHidden/>
+              </w:rPr>
+              <w:t>18</w:t>
+            </w:r>
+            <w:r>
+              <w:rPr>
+                <w:noProof/>
+                <w:webHidden/>
+              </w:rPr>
+              <w:fldChar w:fldCharType="end"/>
+            </w:r>
+          </w:hyperlink>
+        </w:p>
+        <w:p>
+          <w:pPr>
+            <w:pStyle w:val="TOC3"/>
+            <w:tabs>
+              <w:tab w:val="right" w:leader="dot" w:pos="9350"/>
+            </w:tabs>
+            <w:rPr>
+              <w:rFonts w:asciiTheme="minorHAnsi" w:eastAsiaTheme="minorEastAsia" w:hAnsiTheme="minorHAnsi" w:cstheme="minorBidi"/>
+              <w:noProof/>
+            </w:rPr>
+          </w:pPr>
+          <w:hyperlink w:anchor="_Toc240458616" w:history="1">
+            <w:r>
+              <w:rPr>
+                <w:rStyle w:val="Hyperlink"/>
+                <w:noProof/>
+              </w:rPr>
+              <w:t>5Hz-9201-CMF-1</w:t>
+            </w:r>
+            <w:r>
+              <w:rPr>
+                <w:noProof/>
+                <w:webHidden/>
+              </w:rPr>
+              <w:tab/>
+            </w:r>
+            <w:r>
+              <w:rPr>
+                <w:noProof/>
+                <w:webHidden/>
+              </w:rPr>
+              <w:fldChar w:fldCharType="begin"/>
+            </w:r>
+            <w:r>
+              <w:rPr>
+                <w:noProof/>
+                <w:webHidden/>
+              </w:rPr>
+              <w:instrText xml:space="preserve"> PAGEREF _Toc240458616 \h </w:instrText>
+            </w:r>
+            <w:r>
+              <w:rPr>
+                <w:noProof/>
+                <w:webHidden/>
+              </w:rPr>
+            </w:r>
+            <w:r>
+              <w:rPr>
+                <w:noProof/>
+                <w:webHidden/>
+              </w:rPr>
+              <w:fldChar w:fldCharType="separate"/>
+            </w:r>
+            <w:r>
+              <w:rPr>
+                <w:noProof/>
+                <w:webHidden/>
+              </w:rPr>
+              <w:t>18</w:t>
             </w:r>
             <w:r>
               <w:rPr>
@@ -1860,9 +2550,8 @@
       <w:pPr>
         <w:pStyle w:val="Heading1"/>
       </w:pPr>
-      <w:bookmarkStart w:id="0" w:name="_Toc239856815"/>
-      <w:r>
-        <w:lastRenderedPageBreak/>
+      <w:bookmarkStart w:id="0" w:name="_Toc240458581"/>
+      <w:r>
         <w:t>Test Procedure</w:t>
       </w:r>
       <w:bookmarkEnd w:id="0"/>
@@ -1884,8 +2573,9 @@
       <w:pPr>
         <w:pStyle w:val="Heading1"/>
       </w:pPr>
-      <w:bookmarkStart w:id="1" w:name="_Toc239856816"/>
-      <w:r>
+      <w:bookmarkStart w:id="1" w:name="_Toc240458582"/>
+      <w:r>
+        <w:lastRenderedPageBreak/>
         <w:t>Assisi V0.2.1</w:t>
       </w:r>
       <w:bookmarkEnd w:id="1"/>
@@ -1897,7 +2587,7 @@
           <w:rFonts w:ascii="Times New Roman" w:hAnsi="Times New Roman"/>
         </w:rPr>
       </w:pPr>
-      <w:bookmarkStart w:id="2" w:name="_Toc239856817"/>
+      <w:bookmarkStart w:id="2" w:name="_Toc240458583"/>
       <w:r>
         <w:rPr>
           <w:rFonts w:ascii="Times New Roman" w:hAnsi="Times New Roman"/>
@@ -1913,7 +2603,7 @@
           <w:rFonts w:ascii="Times New Roman" w:hAnsi="Times New Roman"/>
         </w:rPr>
       </w:pPr>
-      <w:bookmarkStart w:id="3" w:name="_Toc239856818"/>
+      <w:bookmarkStart w:id="3" w:name="_Toc240458584"/>
       <w:r>
         <w:rPr>
           <w:rFonts w:ascii="Times New Roman" w:hAnsi="Times New Roman"/>
@@ -1967,43 +2657,130 @@
     </w:p>
     <w:p>
       <w:r>
-        <w:t xml:space="preserve">Shunt resistor: 1 </w:t>
-      </w:r>
-      <w:proofErr w:type="spellStart"/>
-      <w:r>
-        <w:t>Mohm</w:t>
-      </w:r>
-      <w:proofErr w:type="spellEnd"/>
+        <w:t>Shunt resistor: 1 Mohm</w:t>
+      </w:r>
+    </w:p>
+    <w:p>
+      <w:r>
+        <w:t>Baseline material resistance: 1.6 Mohm</w:t>
+      </w:r>
+    </w:p>
+    <w:p>
+      <w:r>
+        <w:t>Post resistance: 3 Mohm</w:t>
+      </w:r>
+    </w:p>
+    <w:p>
+      <w:r>
+        <w:t>Loaded?: No</w:t>
+      </w:r>
+    </w:p>
+    <w:p>
+      <w:pPr>
+        <w:pStyle w:val="Heading2"/>
+        <w:rPr>
+          <w:rFonts w:ascii="Times New Roman" w:hAnsi="Times New Roman"/>
+        </w:rPr>
+      </w:pPr>
+      <w:bookmarkStart w:id="4" w:name="_Toc240458585"/>
+      <w:r>
+        <w:rPr>
+          <w:rFonts w:ascii="Times New Roman" w:hAnsi="Times New Roman"/>
+        </w:rPr>
+        <w:t>07</w:t>
+      </w:r>
+      <w:r>
+        <w:rPr>
+          <w:rFonts w:ascii="Times New Roman" w:hAnsi="Times New Roman"/>
+        </w:rPr>
+        <w:t>21</w:t>
+      </w:r>
+      <w:r>
+        <w:rPr>
+          <w:rFonts w:ascii="Times New Roman" w:hAnsi="Times New Roman"/>
+        </w:rPr>
+        <w:t>2026</w:t>
+      </w:r>
+      <w:bookmarkEnd w:id="4"/>
+    </w:p>
+    <w:p>
+      <w:pPr>
+        <w:pStyle w:val="Heading3"/>
+        <w:rPr>
+          <w:rFonts w:ascii="Times New Roman" w:hAnsi="Times New Roman"/>
+        </w:rPr>
+      </w:pPr>
+      <w:bookmarkStart w:id="5" w:name="_Toc240458586"/>
+      <w:r>
+        <w:rPr>
+          <w:rFonts w:ascii="Times New Roman" w:hAnsi="Times New Roman"/>
+        </w:rPr>
+        <w:t>Test 1 Run 1</w:t>
+      </w:r>
+      <w:bookmarkEnd w:id="5"/>
+    </w:p>
+    <w:p>
+      <w:r>
+        <w:t>Specimen Type</w:t>
+      </w:r>
+      <w:r>
+        <w:t>: CMF 0.01% 06/06/2025 Campione 2</w:t>
+      </w:r>
+    </w:p>
+    <w:p>
+      <w:r>
+        <w:t>Discharge time: ~31 s</w:t>
+      </w:r>
+    </w:p>
+    <w:p>
+      <w:r>
+        <w:t>Settle time: ~2 min</w:t>
+      </w:r>
+    </w:p>
+    <w:p>
+      <w:r>
+        <w:t>Dimensions: 5.2 cm cube</w:t>
+      </w:r>
+    </w:p>
+    <w:p>
+      <w:r>
+        <w:t>Space between meshes: 1.5 cm</w:t>
+      </w:r>
+    </w:p>
+    <w:p>
+      <w:r>
+        <w:t>Physical notes: eroded edges and faces. Dusty, dry</w:t>
+      </w:r>
+    </w:p>
+    <w:p>
+      <w:r>
+        <w:t>NI card: NI 9221</w:t>
+      </w:r>
+    </w:p>
+    <w:p>
+      <w:r>
+        <w:t>PSU: 9V 6A max</w:t>
+      </w:r>
+    </w:p>
+    <w:p>
+      <w:r>
+        <w:t>Shunt resistor: 1 Mohm</w:t>
+      </w:r>
     </w:p>
     <w:p>
       <w:r>
         <w:lastRenderedPageBreak/>
-        <w:t xml:space="preserve">Baseline material resistance: 1.6 </w:t>
-      </w:r>
-      <w:proofErr w:type="spellStart"/>
-      <w:r>
-        <w:t>Mohm</w:t>
-      </w:r>
-      <w:proofErr w:type="spellEnd"/>
-    </w:p>
-    <w:p>
-      <w:r>
-        <w:t xml:space="preserve">Post resistance: 3 </w:t>
-      </w:r>
-      <w:proofErr w:type="spellStart"/>
-      <w:r>
-        <w:t>Mohm</w:t>
-      </w:r>
-      <w:proofErr w:type="spellEnd"/>
-    </w:p>
-    <w:p>
-      <w:proofErr w:type="gramStart"/>
-      <w:r>
-        <w:t>Loaded?:</w:t>
-      </w:r>
-      <w:proofErr w:type="gramEnd"/>
-      <w:r>
-        <w:t xml:space="preserve"> No</w:t>
+        <w:t>Baseline material resistance: 1.6 Mohm</w:t>
+      </w:r>
+    </w:p>
+    <w:p>
+      <w:r>
+        <w:t>Post resistance: 3 Mohm</w:t>
+      </w:r>
+    </w:p>
+    <w:p>
+      <w:r>
+        <w:t>Loaded?: No</w:t>
       </w:r>
     </w:p>
     <w:p>
@@ -2013,135 +2790,8 @@
           <w:rFonts w:ascii="Times New Roman" w:hAnsi="Times New Roman"/>
         </w:rPr>
       </w:pPr>
-      <w:bookmarkStart w:id="4" w:name="_Toc239856819"/>
-      <w:r>
-        <w:rPr>
-          <w:rFonts w:ascii="Times New Roman" w:hAnsi="Times New Roman"/>
-        </w:rPr>
-        <w:t>07</w:t>
-      </w:r>
-      <w:r>
-        <w:rPr>
-          <w:rFonts w:ascii="Times New Roman" w:hAnsi="Times New Roman"/>
-        </w:rPr>
-        <w:t>21</w:t>
-      </w:r>
-      <w:r>
-        <w:rPr>
-          <w:rFonts w:ascii="Times New Roman" w:hAnsi="Times New Roman"/>
-        </w:rPr>
-        <w:t>2026</w:t>
-      </w:r>
-      <w:bookmarkEnd w:id="4"/>
-    </w:p>
-    <w:p>
-      <w:pPr>
-        <w:pStyle w:val="Heading3"/>
-        <w:rPr>
-          <w:rFonts w:ascii="Times New Roman" w:hAnsi="Times New Roman"/>
-        </w:rPr>
-      </w:pPr>
-      <w:bookmarkStart w:id="5" w:name="_Toc239856820"/>
-      <w:r>
-        <w:rPr>
-          <w:rFonts w:ascii="Times New Roman" w:hAnsi="Times New Roman"/>
-        </w:rPr>
-        <w:t>Test 1 Run 1</w:t>
-      </w:r>
-      <w:bookmarkEnd w:id="5"/>
-    </w:p>
-    <w:p>
-      <w:r>
-        <w:t>Specimen Type</w:t>
-      </w:r>
-      <w:r>
-        <w:t>: CMF 0.01% 06/06/2025 Campione 2</w:t>
-      </w:r>
-    </w:p>
-    <w:p>
-      <w:r>
-        <w:t>Discharge time: ~31 s</w:t>
-      </w:r>
-    </w:p>
-    <w:p>
-      <w:r>
-        <w:t>Settle time: ~2 min</w:t>
-      </w:r>
-    </w:p>
-    <w:p>
-      <w:r>
-        <w:t>Dimensions: 5.2 cm cube</w:t>
-      </w:r>
-    </w:p>
-    <w:p>
-      <w:r>
-        <w:t>Space between meshes: 1.5 cm</w:t>
-      </w:r>
-    </w:p>
-    <w:p>
-      <w:r>
-        <w:t>Physical notes: eroded edges and faces. Dusty, dry</w:t>
-      </w:r>
-    </w:p>
-    <w:p>
-      <w:r>
-        <w:t>NI card: NI 9221</w:t>
-      </w:r>
-    </w:p>
-    <w:p>
-      <w:r>
-        <w:t>PSU: 9V 6A max</w:t>
-      </w:r>
-    </w:p>
-    <w:p>
-      <w:r>
-        <w:t xml:space="preserve">Shunt resistor: 1 </w:t>
-      </w:r>
-      <w:proofErr w:type="spellStart"/>
-      <w:r>
-        <w:t>Mohm</w:t>
-      </w:r>
-      <w:proofErr w:type="spellEnd"/>
-    </w:p>
-    <w:p>
-      <w:r>
-        <w:t xml:space="preserve">Baseline material resistance: 1.6 </w:t>
-      </w:r>
-      <w:proofErr w:type="spellStart"/>
-      <w:r>
-        <w:t>Mohm</w:t>
-      </w:r>
-      <w:proofErr w:type="spellEnd"/>
-    </w:p>
-    <w:p>
-      <w:r>
-        <w:t xml:space="preserve">Post resistance: 3 </w:t>
-      </w:r>
-      <w:proofErr w:type="spellStart"/>
-      <w:r>
-        <w:t>Mohm</w:t>
-      </w:r>
-      <w:proofErr w:type="spellEnd"/>
-    </w:p>
-    <w:p>
-      <w:proofErr w:type="gramStart"/>
-      <w:r>
-        <w:t>Loaded?:</w:t>
-      </w:r>
-      <w:proofErr w:type="gramEnd"/>
-      <w:r>
-        <w:t xml:space="preserve"> No</w:t>
-      </w:r>
-    </w:p>
-    <w:p>
-      <w:pPr>
-        <w:pStyle w:val="Heading2"/>
-        <w:rPr>
-          <w:rFonts w:ascii="Times New Roman" w:hAnsi="Times New Roman"/>
-        </w:rPr>
-      </w:pPr>
       <w:bookmarkStart w:id="6" w:name="_Toc236120080"/>
-      <w:bookmarkStart w:id="7" w:name="_Toc239856821"/>
+      <w:bookmarkStart w:id="7" w:name="_Toc240458587"/>
       <w:r>
         <w:rPr>
           <w:rFonts w:ascii="Times New Roman" w:hAnsi="Times New Roman"/>
@@ -2170,7 +2820,7 @@
           <w:rFonts w:ascii="Times New Roman" w:hAnsi="Times New Roman"/>
         </w:rPr>
       </w:pPr>
-      <w:bookmarkStart w:id="8" w:name="_Toc239856822"/>
+      <w:bookmarkStart w:id="8" w:name="_Toc240458588"/>
       <w:r>
         <w:rPr>
           <w:rFonts w:ascii="Times New Roman" w:hAnsi="Times New Roman"/>
@@ -2187,18 +2837,12 @@
           <w:rFonts w:ascii="Times New Roman" w:hAnsi="Times New Roman"/>
         </w:rPr>
       </w:pPr>
-      <w:bookmarkStart w:id="9" w:name="_Toc239856823"/>
+      <w:bookmarkStart w:id="9" w:name="_Toc240458589"/>
       <w:r>
         <w:rPr>
           <w:rFonts w:ascii="Times New Roman" w:hAnsi="Times New Roman"/>
         </w:rPr>
-        <w:t>2</w:t>
-      </w:r>
-      <w:r>
-        <w:rPr>
-          <w:rFonts w:ascii="Times New Roman" w:hAnsi="Times New Roman"/>
-        </w:rPr>
-        <w:t>Hz-9201-CMF-0.01</w:t>
+        <w:t>2Hz-9201-CMF-0.01</w:t>
       </w:r>
       <w:bookmarkEnd w:id="9"/>
     </w:p>
@@ -2207,6 +2851,9 @@
         <w:jc w:val="center"/>
       </w:pPr>
       <w:r>
+        <w:rPr>
+          <w:noProof/>
+        </w:rPr>
         <w:drawing>
           <wp:inline distT="0" distB="0" distL="0" distR="0" wp14:anchorId="45E5DADD" wp14:editId="1E0A26D4">
             <wp:extent cx="2768742" cy="1625684"/>
@@ -2251,18 +2898,12 @@
           <w:rFonts w:ascii="Times New Roman" w:hAnsi="Times New Roman"/>
         </w:rPr>
       </w:pPr>
-      <w:bookmarkStart w:id="10" w:name="_Toc239856824"/>
+      <w:bookmarkStart w:id="10" w:name="_Toc240458590"/>
       <w:r>
         <w:rPr>
           <w:rFonts w:ascii="Times New Roman" w:hAnsi="Times New Roman"/>
         </w:rPr>
-        <w:t>5</w:t>
-      </w:r>
-      <w:r>
-        <w:rPr>
-          <w:rFonts w:ascii="Times New Roman" w:hAnsi="Times New Roman"/>
-        </w:rPr>
-        <w:t>Hz-9201-CMF-0.01</w:t>
+        <w:t>5Hz-9201-CMF-0.01</w:t>
       </w:r>
       <w:bookmarkEnd w:id="10"/>
     </w:p>
@@ -2271,6 +2912,9 @@
         <w:jc w:val="center"/>
       </w:pPr>
       <w:r>
+        <w:rPr>
+          <w:noProof/>
+        </w:rPr>
         <w:drawing>
           <wp:inline distT="0" distB="0" distL="0" distR="0" wp14:anchorId="17B2771A" wp14:editId="348FCBAE">
             <wp:extent cx="2806844" cy="1530429"/>
@@ -2315,7 +2959,7 @@
           <w:rFonts w:ascii="Times New Roman" w:hAnsi="Times New Roman"/>
         </w:rPr>
       </w:pPr>
-      <w:bookmarkStart w:id="11" w:name="_Toc239856825"/>
+      <w:bookmarkStart w:id="11" w:name="_Toc240458591"/>
       <w:r>
         <w:rPr>
           <w:rFonts w:ascii="Times New Roman" w:hAnsi="Times New Roman"/>
@@ -2329,6 +2973,9 @@
         <w:jc w:val="center"/>
       </w:pPr>
       <w:r>
+        <w:rPr>
+          <w:noProof/>
+        </w:rPr>
         <w:drawing>
           <wp:inline distT="0" distB="0" distL="0" distR="0" wp14:anchorId="4812DD56" wp14:editId="16C210BA">
             <wp:extent cx="2819545" cy="1530429"/>
@@ -2373,18 +3020,13 @@
           <w:rFonts w:ascii="Times New Roman" w:hAnsi="Times New Roman"/>
         </w:rPr>
       </w:pPr>
-      <w:bookmarkStart w:id="12" w:name="_Toc239856826"/>
+      <w:bookmarkStart w:id="12" w:name="_Toc240458592"/>
       <w:r>
         <w:rPr>
           <w:rFonts w:ascii="Times New Roman" w:hAnsi="Times New Roman"/>
         </w:rPr>
-        <w:t>5</w:t>
-      </w:r>
-      <w:r>
-        <w:rPr>
-          <w:rFonts w:ascii="Times New Roman" w:hAnsi="Times New Roman"/>
-        </w:rPr>
-        <w:t>Hz-9201-CMF-1</w:t>
+        <w:lastRenderedPageBreak/>
+        <w:t>5Hz-9201-CMF-1</w:t>
       </w:r>
       <w:bookmarkEnd w:id="12"/>
     </w:p>
@@ -2393,6 +3035,9 @@
         <w:jc w:val="center"/>
       </w:pPr>
       <w:r>
+        <w:rPr>
+          <w:noProof/>
+        </w:rPr>
         <w:drawing>
           <wp:inline distT="0" distB="0" distL="0" distR="0" wp14:anchorId="7CB51AF6" wp14:editId="4AD85B7C">
             <wp:extent cx="2825895" cy="1549480"/>
@@ -2437,7 +3082,7 @@
           <w:rFonts w:ascii="Times New Roman" w:hAnsi="Times New Roman"/>
         </w:rPr>
       </w:pPr>
-      <w:bookmarkStart w:id="13" w:name="_Toc239856827"/>
+      <w:bookmarkStart w:id="13" w:name="_Toc240458593"/>
       <w:r>
         <w:rPr>
           <w:rFonts w:ascii="Times New Roman" w:hAnsi="Times New Roman"/>
@@ -2451,6 +3096,9 @@
         <w:jc w:val="center"/>
       </w:pPr>
       <w:r>
+        <w:rPr>
+          <w:noProof/>
+        </w:rPr>
         <w:drawing>
           <wp:inline distT="0" distB="0" distL="0" distR="0" wp14:anchorId="065DEF71" wp14:editId="5CB788EE">
             <wp:extent cx="2806844" cy="1625684"/>
@@ -2495,7 +3143,7 @@
           <w:rFonts w:ascii="Times New Roman" w:hAnsi="Times New Roman"/>
         </w:rPr>
       </w:pPr>
-      <w:bookmarkStart w:id="14" w:name="_Toc239856828"/>
+      <w:bookmarkStart w:id="14" w:name="_Toc240458594"/>
       <w:r>
         <w:rPr>
           <w:rFonts w:ascii="Times New Roman" w:hAnsi="Times New Roman"/>
@@ -2529,7 +3177,7 @@
           <w:rFonts w:ascii="Times New Roman" w:hAnsi="Times New Roman"/>
         </w:rPr>
       </w:pPr>
-      <w:bookmarkStart w:id="15" w:name="_Toc239856829"/>
+      <w:bookmarkStart w:id="15" w:name="_Toc240458595"/>
       <w:r>
         <w:rPr>
           <w:rFonts w:ascii="Times New Roman" w:hAnsi="Times New Roman"/>
@@ -2548,93 +3196,65 @@
     </w:p>
     <w:p>
       <w:r>
+        <w:t>Discharge time: ~1 min</w:t>
+      </w:r>
+    </w:p>
+    <w:p>
+      <w:r>
+        <w:t>Settle time: ~4 min</w:t>
+      </w:r>
+    </w:p>
+    <w:p>
+      <w:r>
+        <w:t>Dimensions: 5.2 cm cube</w:t>
+      </w:r>
+    </w:p>
+    <w:p>
+      <w:r>
+        <w:t>Space between meshes: 1.5 cm</w:t>
+      </w:r>
+    </w:p>
+    <w:p>
+      <w:r>
+        <w:t>Physical notes: eroded edges and faces. Dusty, dry. This was its first test of the day.</w:t>
+      </w:r>
+    </w:p>
+    <w:p>
+      <w:r>
+        <w:t>NI card: NI 9201</w:t>
+      </w:r>
+    </w:p>
+    <w:p>
+      <w:r>
+        <w:t>PSU: 9V 6A max</w:t>
+      </w:r>
+    </w:p>
+    <w:p>
+      <w:r>
+        <w:t>Shunt resistor: 1 Mohm</w:t>
+      </w:r>
+    </w:p>
+    <w:p>
+      <w:r>
+        <w:t>Baseline material resistance: 1.3 Mohm</w:t>
+      </w:r>
+    </w:p>
+    <w:p>
+      <w:r>
+        <w:t>Post resistance: 11 Mohm</w:t>
+      </w:r>
+    </w:p>
+    <w:p>
+      <w:r>
+        <w:t>Loaded?: No</w:t>
+      </w:r>
+    </w:p>
+    <w:p>
+      <w:pPr>
+        <w:pStyle w:val="Heading4"/>
+      </w:pPr>
+      <w:r>
         <w:lastRenderedPageBreak/>
-        <w:t>Discharge time: ~1 min</w:t>
-      </w:r>
-    </w:p>
-    <w:p>
-      <w:r>
-        <w:t>Settle time: ~4 min</w:t>
-      </w:r>
-    </w:p>
-    <w:p>
-      <w:r>
-        <w:t>Dimensions: 5.2 cm cube</w:t>
-      </w:r>
-    </w:p>
-    <w:p>
-      <w:r>
-        <w:t>Space between meshes: 1.5 cm</w:t>
-      </w:r>
-    </w:p>
-    <w:p>
-      <w:r>
-        <w:t xml:space="preserve">Physical notes: eroded edges and faces. Dusty, dry. This was </w:t>
-      </w:r>
-      <w:proofErr w:type="gramStart"/>
-      <w:r>
-        <w:t>its</w:t>
-      </w:r>
-      <w:proofErr w:type="gramEnd"/>
-      <w:r>
-        <w:t xml:space="preserve"> first test of the day.</w:t>
-      </w:r>
-    </w:p>
-    <w:p>
-      <w:r>
-        <w:t>NI card: NI 9201</w:t>
-      </w:r>
-    </w:p>
-    <w:p>
-      <w:r>
-        <w:t>PSU: 9V 6A max</w:t>
-      </w:r>
-    </w:p>
-    <w:p>
-      <w:r>
-        <w:t xml:space="preserve">Shunt resistor: 1 </w:t>
-      </w:r>
-      <w:proofErr w:type="spellStart"/>
-      <w:r>
-        <w:t>Mohm</w:t>
-      </w:r>
-      <w:proofErr w:type="spellEnd"/>
-    </w:p>
-    <w:p>
-      <w:r>
-        <w:t xml:space="preserve">Baseline material resistance: 1.3 </w:t>
-      </w:r>
-      <w:proofErr w:type="spellStart"/>
-      <w:r>
-        <w:t>Mohm</w:t>
-      </w:r>
-      <w:proofErr w:type="spellEnd"/>
-    </w:p>
-    <w:p>
-      <w:r>
-        <w:t xml:space="preserve">Post resistance: 11 </w:t>
-      </w:r>
-      <w:proofErr w:type="spellStart"/>
-      <w:r>
-        <w:t>Mohm</w:t>
-      </w:r>
-      <w:proofErr w:type="spellEnd"/>
-    </w:p>
-    <w:p>
-      <w:proofErr w:type="gramStart"/>
-      <w:r>
-        <w:t>Loaded?:</w:t>
-      </w:r>
-      <w:proofErr w:type="gramEnd"/>
-      <w:r>
-        <w:t xml:space="preserve"> No</w:t>
-      </w:r>
-    </w:p>
-    <w:p>
-      <w:pPr>
-        <w:pStyle w:val="Heading4"/>
-      </w:pPr>
-      <w:r>
         <w:t>Pre</w:t>
       </w:r>
     </w:p>
@@ -2643,6 +3263,9 @@
         <w:jc w:val="center"/>
       </w:pPr>
       <w:r>
+        <w:rPr>
+          <w:noProof/>
+        </w:rPr>
         <w:drawing>
           <wp:inline distT="0" distB="0" distL="0" distR="0" wp14:anchorId="47E492CC" wp14:editId="26E06B63">
             <wp:extent cx="2806844" cy="1638384"/>
@@ -2693,6 +3316,9 @@
         <w:jc w:val="center"/>
       </w:pPr>
       <w:r>
+        <w:rPr>
+          <w:noProof/>
+        </w:rPr>
         <w:drawing>
           <wp:inline distT="0" distB="0" distL="0" distR="0" wp14:anchorId="6A35FAAC" wp14:editId="33DE8A4D">
             <wp:extent cx="2825895" cy="1543129"/>
@@ -2738,7 +3364,9 @@
         <w:jc w:val="center"/>
       </w:pPr>
       <w:r>
-        <w:lastRenderedPageBreak/>
+        <w:rPr>
+          <w:noProof/>
+        </w:rPr>
         <w:drawing>
           <wp:inline distT="0" distB="0" distL="0" distR="0" wp14:anchorId="6FFA63D9" wp14:editId="73D5821A">
             <wp:extent cx="2825895" cy="1530429"/>
@@ -2792,6 +3420,9 @@
         <w:jc w:val="center"/>
       </w:pPr>
       <w:r>
+        <w:rPr>
+          <w:noProof/>
+        </w:rPr>
         <w:drawing>
           <wp:inline distT="0" distB="0" distL="0" distR="0" wp14:anchorId="04503BEC" wp14:editId="15178CA7">
             <wp:extent cx="2825895" cy="1530429"/>
@@ -2836,7 +3467,7 @@
           <w:rFonts w:ascii="Times New Roman" w:hAnsi="Times New Roman"/>
         </w:rPr>
       </w:pPr>
-      <w:bookmarkStart w:id="16" w:name="_Toc239856830"/>
+      <w:bookmarkStart w:id="16" w:name="_Toc240458596"/>
       <w:r>
         <w:rPr>
           <w:rFonts w:ascii="Times New Roman" w:hAnsi="Times New Roman"/>
@@ -2855,6 +3486,7 @@
     </w:p>
     <w:p>
       <w:r>
+        <w:lastRenderedPageBreak/>
         <w:t>Discharge time: ~1 min</w:t>
       </w:r>
     </w:p>
@@ -2875,15 +3507,7 @@
     </w:p>
     <w:p>
       <w:r>
-        <w:t xml:space="preserve">Physical notes: eroded edges and faces. Dusty, dry. This was </w:t>
-      </w:r>
-      <w:proofErr w:type="gramStart"/>
-      <w:r>
-        <w:t>its</w:t>
-      </w:r>
-      <w:proofErr w:type="gramEnd"/>
-      <w:r>
-        <w:t xml:space="preserve"> first test of the day.</w:t>
+        <w:t>Physical notes: eroded edges and faces. Dusty, dry. This was its first test of the day.</w:t>
       </w:r>
     </w:p>
     <w:p>
@@ -2898,42 +3522,22 @@
     </w:p>
     <w:p>
       <w:r>
-        <w:t xml:space="preserve">Shunt resistor: 1 </w:t>
-      </w:r>
-      <w:proofErr w:type="spellStart"/>
-      <w:r>
-        <w:t>Mohm</w:t>
-      </w:r>
-      <w:proofErr w:type="spellEnd"/>
-    </w:p>
-    <w:p>
-      <w:r>
-        <w:t xml:space="preserve">Baseline material resistance: 1.4 </w:t>
-      </w:r>
-      <w:proofErr w:type="spellStart"/>
-      <w:r>
-        <w:t>Mohm</w:t>
-      </w:r>
-      <w:proofErr w:type="spellEnd"/>
-    </w:p>
-    <w:p>
-      <w:r>
-        <w:t xml:space="preserve">Post resistance: 7 </w:t>
-      </w:r>
-      <w:proofErr w:type="spellStart"/>
-      <w:r>
-        <w:t>Mohm</w:t>
-      </w:r>
-      <w:proofErr w:type="spellEnd"/>
-    </w:p>
-    <w:p>
-      <w:proofErr w:type="gramStart"/>
-      <w:r>
-        <w:t>Loaded?:</w:t>
-      </w:r>
-      <w:proofErr w:type="gramEnd"/>
-      <w:r>
-        <w:t xml:space="preserve"> No</w:t>
+        <w:t>Shunt resistor: 1 Mohm</w:t>
+      </w:r>
+    </w:p>
+    <w:p>
+      <w:r>
+        <w:t>Baseline material resistance: 1.4 Mohm</w:t>
+      </w:r>
+    </w:p>
+    <w:p>
+      <w:r>
+        <w:t>Post resistance: 7 Mohm</w:t>
+      </w:r>
+    </w:p>
+    <w:p>
+      <w:r>
+        <w:t>Loaded?: No</w:t>
       </w:r>
     </w:p>
     <w:p>
@@ -2941,7 +3545,6 @@
         <w:pStyle w:val="Heading4"/>
       </w:pPr>
       <w:r>
-        <w:lastRenderedPageBreak/>
         <w:t>Pre</w:t>
       </w:r>
     </w:p>
@@ -2950,6 +3553,9 @@
         <w:jc w:val="center"/>
       </w:pPr>
       <w:r>
+        <w:rPr>
+          <w:noProof/>
+        </w:rPr>
         <w:drawing>
           <wp:inline distT="0" distB="0" distL="0" distR="0" wp14:anchorId="66AC8851" wp14:editId="03F687E3">
             <wp:extent cx="2825895" cy="1530429"/>
@@ -3000,6 +3606,9 @@
         <w:jc w:val="center"/>
       </w:pPr>
       <w:r>
+        <w:rPr>
+          <w:noProof/>
+        </w:rPr>
         <w:drawing>
           <wp:inline distT="0" distB="0" distL="0" distR="0" wp14:anchorId="05921EA5" wp14:editId="51AE50DE">
             <wp:extent cx="2844946" cy="1549480"/>
@@ -3045,6 +3654,10 @@
         <w:jc w:val="center"/>
       </w:pPr>
       <w:r>
+        <w:rPr>
+          <w:noProof/>
+        </w:rPr>
+        <w:lastRenderedPageBreak/>
         <w:drawing>
           <wp:inline distT="0" distB="0" distL="0" distR="0" wp14:anchorId="655BA64B" wp14:editId="080777D2">
             <wp:extent cx="2844946" cy="1524078"/>
@@ -3098,6 +3711,9 @@
         <w:jc w:val="center"/>
       </w:pPr>
       <w:r>
+        <w:rPr>
+          <w:noProof/>
+        </w:rPr>
         <w:drawing>
           <wp:inline distT="0" distB="0" distL="0" distR="0" wp14:anchorId="3D16B251" wp14:editId="2AC3AEE9">
             <wp:extent cx="2844946" cy="1543129"/>
@@ -3142,7 +3758,7 @@
           <w:rFonts w:ascii="Times New Roman" w:hAnsi="Times New Roman"/>
         </w:rPr>
       </w:pPr>
-      <w:bookmarkStart w:id="17" w:name="_Toc239856831"/>
+      <w:bookmarkStart w:id="17" w:name="_Toc240458597"/>
       <w:r>
         <w:rPr>
           <w:rFonts w:ascii="Times New Roman" w:hAnsi="Times New Roman"/>
@@ -3166,80 +3782,60 @@
     </w:p>
     <w:p>
       <w:r>
+        <w:t>Settle time: ~4 min</w:t>
+      </w:r>
+    </w:p>
+    <w:p>
+      <w:r>
+        <w:t>Dimensions: 5.2 cm cube</w:t>
+      </w:r>
+    </w:p>
+    <w:p>
+      <w:r>
+        <w:t>Space between meshes: 1.5 cm</w:t>
+      </w:r>
+    </w:p>
+    <w:p>
+      <w:r>
+        <w:t>Physical notes: eroded edges and faces. Dusty, dry. This was the first test of the day.</w:t>
+      </w:r>
+    </w:p>
+    <w:p>
+      <w:r>
+        <w:t>NI card: NI 9201</w:t>
+      </w:r>
+    </w:p>
+    <w:p>
+      <w:r>
+        <w:t>PSU: 9V 6A max</w:t>
+      </w:r>
+    </w:p>
+    <w:p>
+      <w:r>
+        <w:t>Shunt resistor: 1 Mohm</w:t>
+      </w:r>
+    </w:p>
+    <w:p>
+      <w:r>
+        <w:t>Baseline material resistance: 160 ohm</w:t>
+      </w:r>
+    </w:p>
+    <w:p>
+      <w:r>
+        <w:t>Post resistance: 160 ohm</w:t>
+      </w:r>
+    </w:p>
+    <w:p>
+      <w:r>
+        <w:t>Loaded?: No</w:t>
+      </w:r>
+    </w:p>
+    <w:p>
+      <w:pPr>
+        <w:pStyle w:val="Heading4"/>
+      </w:pPr>
+      <w:r>
         <w:lastRenderedPageBreak/>
-        <w:t>Settle time: ~4 min</w:t>
-      </w:r>
-    </w:p>
-    <w:p>
-      <w:r>
-        <w:t>Dimensions: 5.2 cm cube</w:t>
-      </w:r>
-    </w:p>
-    <w:p>
-      <w:r>
-        <w:t>Space between meshes: 1.5 cm</w:t>
-      </w:r>
-    </w:p>
-    <w:p>
-      <w:r>
-        <w:t>Physical notes: eroded edges and faces. Dusty, dry. This was the first test of the day.</w:t>
-      </w:r>
-    </w:p>
-    <w:p>
-      <w:r>
-        <w:t>NI card: NI 9201</w:t>
-      </w:r>
-    </w:p>
-    <w:p>
-      <w:r>
-        <w:t>PSU: 9V 6A max</w:t>
-      </w:r>
-    </w:p>
-    <w:p>
-      <w:r>
-        <w:t xml:space="preserve">Shunt resistor: 1 </w:t>
-      </w:r>
-      <w:proofErr w:type="spellStart"/>
-      <w:r>
-        <w:t>Mohm</w:t>
-      </w:r>
-      <w:proofErr w:type="spellEnd"/>
-    </w:p>
-    <w:p>
-      <w:r>
-        <w:t xml:space="preserve">Baseline material resistance: 160 </w:t>
-      </w:r>
-      <w:proofErr w:type="gramStart"/>
-      <w:r>
-        <w:t>ohm</w:t>
-      </w:r>
-      <w:proofErr w:type="gramEnd"/>
-    </w:p>
-    <w:p>
-      <w:r>
-        <w:t xml:space="preserve">Post resistance: 160 </w:t>
-      </w:r>
-      <w:proofErr w:type="gramStart"/>
-      <w:r>
-        <w:t>ohm</w:t>
-      </w:r>
-      <w:proofErr w:type="gramEnd"/>
-    </w:p>
-    <w:p>
-      <w:proofErr w:type="gramStart"/>
-      <w:r>
-        <w:t>Loaded?:</w:t>
-      </w:r>
-      <w:proofErr w:type="gramEnd"/>
-      <w:r>
-        <w:t xml:space="preserve"> No</w:t>
-      </w:r>
-    </w:p>
-    <w:p>
-      <w:pPr>
-        <w:pStyle w:val="Heading4"/>
-      </w:pPr>
-      <w:r>
         <w:t>Pre</w:t>
       </w:r>
     </w:p>
@@ -3248,6 +3844,9 @@
         <w:jc w:val="center"/>
       </w:pPr>
       <w:r>
+        <w:rPr>
+          <w:noProof/>
+        </w:rPr>
         <w:drawing>
           <wp:inline distT="0" distB="0" distL="0" distR="0" wp14:anchorId="0F03EC76" wp14:editId="24931A86">
             <wp:extent cx="2806844" cy="1511378"/>
@@ -3309,7 +3908,7 @@
           <w:rFonts w:ascii="Times New Roman" w:hAnsi="Times New Roman"/>
         </w:rPr>
       </w:pPr>
-      <w:bookmarkStart w:id="18" w:name="_Toc239856832"/>
+      <w:bookmarkStart w:id="18" w:name="_Toc240458598"/>
       <w:r>
         <w:rPr>
           <w:rFonts w:ascii="Times New Roman" w:hAnsi="Times New Roman"/>
@@ -3358,55 +3957,35 @@
     </w:p>
     <w:p>
       <w:r>
+        <w:t>PSU: 9V 6A max</w:t>
+      </w:r>
+    </w:p>
+    <w:p>
+      <w:r>
+        <w:t>Shunt resistor: 1 Mohm</w:t>
+      </w:r>
+    </w:p>
+    <w:p>
+      <w:r>
+        <w:t>Baseline material resistance: 1.1 kohm</w:t>
+      </w:r>
+    </w:p>
+    <w:p>
+      <w:r>
+        <w:t>Post resistance: 0.8 kohm</w:t>
+      </w:r>
+    </w:p>
+    <w:p>
+      <w:r>
+        <w:t>Loaded?: No</w:t>
+      </w:r>
+    </w:p>
+    <w:p>
+      <w:pPr>
+        <w:pStyle w:val="Heading4"/>
+      </w:pPr>
+      <w:r>
         <w:lastRenderedPageBreak/>
-        <w:t>PSU: 9V 6A max</w:t>
-      </w:r>
-    </w:p>
-    <w:p>
-      <w:r>
-        <w:t xml:space="preserve">Shunt resistor: 1 </w:t>
-      </w:r>
-      <w:proofErr w:type="spellStart"/>
-      <w:r>
-        <w:t>Mohm</w:t>
-      </w:r>
-      <w:proofErr w:type="spellEnd"/>
-    </w:p>
-    <w:p>
-      <w:r>
-        <w:t xml:space="preserve">Baseline material resistance: 1.1 </w:t>
-      </w:r>
-      <w:proofErr w:type="spellStart"/>
-      <w:r>
-        <w:t>kohm</w:t>
-      </w:r>
-      <w:proofErr w:type="spellEnd"/>
-    </w:p>
-    <w:p>
-      <w:r>
-        <w:t xml:space="preserve">Post resistance: 0.8 </w:t>
-      </w:r>
-      <w:proofErr w:type="spellStart"/>
-      <w:r>
-        <w:t>kohm</w:t>
-      </w:r>
-      <w:proofErr w:type="spellEnd"/>
-    </w:p>
-    <w:p>
-      <w:proofErr w:type="gramStart"/>
-      <w:r>
-        <w:t>Loaded?:</w:t>
-      </w:r>
-      <w:proofErr w:type="gramEnd"/>
-      <w:r>
-        <w:t xml:space="preserve"> No</w:t>
-      </w:r>
-    </w:p>
-    <w:p>
-      <w:pPr>
-        <w:pStyle w:val="Heading4"/>
-      </w:pPr>
-      <w:r>
         <w:t>Pre</w:t>
       </w:r>
     </w:p>
@@ -3415,6 +3994,9 @@
         <w:jc w:val="center"/>
       </w:pPr>
       <w:r>
+        <w:rPr>
+          <w:noProof/>
+        </w:rPr>
         <w:drawing>
           <wp:inline distT="0" distB="0" distL="0" distR="0" wp14:anchorId="688365E7" wp14:editId="13E94BC0">
             <wp:extent cx="2838596" cy="1524078"/>
@@ -3475,24 +4057,12 @@
           <w:rFonts w:ascii="Times New Roman" w:hAnsi="Times New Roman"/>
         </w:rPr>
       </w:pPr>
-      <w:bookmarkStart w:id="19" w:name="_Toc239856833"/>
+      <w:bookmarkStart w:id="19" w:name="_Toc240458599"/>
       <w:r>
         <w:rPr>
           <w:rFonts w:ascii="Times New Roman" w:hAnsi="Times New Roman"/>
         </w:rPr>
-        <w:t>10Hz-9201-CMF-0.</w:t>
-      </w:r>
-      <w:r>
-        <w:rPr>
-          <w:rFonts w:ascii="Times New Roman" w:hAnsi="Times New Roman"/>
-        </w:rPr>
-        <w:t>0</w:t>
-      </w:r>
-      <w:r>
-        <w:rPr>
-          <w:rFonts w:ascii="Times New Roman" w:hAnsi="Times New Roman"/>
-        </w:rPr>
-        <w:t>1</w:t>
+        <w:t>10Hz-9201-CMF-0.01</w:t>
       </w:r>
       <w:bookmarkEnd w:id="19"/>
     </w:p>
@@ -3509,6 +4079,9 @@
         <w:jc w:val="center"/>
       </w:pPr>
       <w:r>
+        <w:rPr>
+          <w:noProof/>
+        </w:rPr>
         <w:drawing>
           <wp:inline distT="0" distB="0" distL="0" distR="0" wp14:anchorId="3B9107F9" wp14:editId="45EB9CFB">
             <wp:extent cx="2825895" cy="1644735"/>
@@ -3559,6 +4132,9 @@
         <w:jc w:val="center"/>
       </w:pPr>
       <w:r>
+        <w:rPr>
+          <w:noProof/>
+        </w:rPr>
         <w:drawing>
           <wp:inline distT="0" distB="0" distL="0" distR="0" wp14:anchorId="50F64B93" wp14:editId="13BE208B">
             <wp:extent cx="2825895" cy="1511378"/>
@@ -3603,19 +4179,13 @@
           <w:rFonts w:ascii="Times New Roman" w:hAnsi="Times New Roman"/>
         </w:rPr>
       </w:pPr>
-      <w:bookmarkStart w:id="20" w:name="_Toc239856834"/>
+      <w:bookmarkStart w:id="20" w:name="_Toc240458600"/>
       <w:r>
         <w:rPr>
           <w:rFonts w:ascii="Times New Roman" w:hAnsi="Times New Roman"/>
         </w:rPr>
         <w:lastRenderedPageBreak/>
-        <w:t>10Hz-9201-CMF-</w:t>
-      </w:r>
-      <w:r>
-        <w:rPr>
-          <w:rFonts w:ascii="Times New Roman" w:hAnsi="Times New Roman"/>
-        </w:rPr>
-        <w:t>1</w:t>
+        <w:t>10Hz-9201-CMF-1</w:t>
       </w:r>
       <w:bookmarkEnd w:id="20"/>
     </w:p>
@@ -3632,6 +4202,9 @@
         <w:jc w:val="center"/>
       </w:pPr>
       <w:r>
+        <w:rPr>
+          <w:noProof/>
+        </w:rPr>
         <w:drawing>
           <wp:inline distT="0" distB="0" distL="0" distR="0" wp14:anchorId="073CFE37" wp14:editId="49F140E6">
             <wp:extent cx="2819545" cy="1530429"/>
@@ -3682,6 +4255,9 @@
         <w:jc w:val="center"/>
       </w:pPr>
       <w:r>
+        <w:rPr>
+          <w:noProof/>
+        </w:rPr>
         <w:drawing>
           <wp:inline distT="0" distB="0" distL="0" distR="0" wp14:anchorId="5C32FBC1" wp14:editId="2AF0F747">
             <wp:extent cx="2806844" cy="1625684"/>
@@ -3726,7 +4302,7 @@
           <w:rFonts w:ascii="Times New Roman" w:hAnsi="Times New Roman"/>
         </w:rPr>
       </w:pPr>
-      <w:bookmarkStart w:id="21" w:name="_Toc239856835"/>
+      <w:bookmarkStart w:id="21" w:name="_Toc240458601"/>
       <w:r>
         <w:rPr>
           <w:rFonts w:ascii="Times New Roman" w:hAnsi="Times New Roman"/>
@@ -3780,42 +4356,22 @@
     </w:p>
     <w:p>
       <w:r>
-        <w:t xml:space="preserve">Shunt resistor: 1 </w:t>
-      </w:r>
-      <w:proofErr w:type="spellStart"/>
-      <w:r>
-        <w:t>Mohm</w:t>
-      </w:r>
-      <w:proofErr w:type="spellEnd"/>
-    </w:p>
-    <w:p>
-      <w:r>
-        <w:t xml:space="preserve">Baseline material resistance: 125 </w:t>
-      </w:r>
-      <w:proofErr w:type="gramStart"/>
-      <w:r>
-        <w:t>ohm</w:t>
-      </w:r>
-      <w:proofErr w:type="gramEnd"/>
-    </w:p>
-    <w:p>
-      <w:r>
-        <w:t xml:space="preserve">Post resistance: 126 </w:t>
-      </w:r>
-      <w:proofErr w:type="gramStart"/>
-      <w:r>
-        <w:t>ohm</w:t>
-      </w:r>
-      <w:proofErr w:type="gramEnd"/>
-    </w:p>
-    <w:p>
-      <w:proofErr w:type="gramStart"/>
-      <w:r>
-        <w:t>Loaded?:</w:t>
-      </w:r>
-      <w:proofErr w:type="gramEnd"/>
-      <w:r>
-        <w:t xml:space="preserve"> No</w:t>
+        <w:t>Shunt resistor: 1 Mohm</w:t>
+      </w:r>
+    </w:p>
+    <w:p>
+      <w:r>
+        <w:t>Baseline material resistance: 125 ohm</w:t>
+      </w:r>
+    </w:p>
+    <w:p>
+      <w:r>
+        <w:t>Post resistance: 126 ohm</w:t>
+      </w:r>
+    </w:p>
+    <w:p>
+      <w:r>
+        <w:t>Loaded?: No</w:t>
       </w:r>
     </w:p>
     <w:p>
@@ -3832,6 +4388,9 @@
         <w:jc w:val="center"/>
       </w:pPr>
       <w:r>
+        <w:rPr>
+          <w:noProof/>
+        </w:rPr>
         <w:drawing>
           <wp:inline distT="0" distB="0" distL="0" distR="0" wp14:anchorId="678C4196" wp14:editId="6E62E3C0">
             <wp:extent cx="2784447" cy="1511378"/>
@@ -3899,7 +4458,7 @@
           <w:rFonts w:ascii="Times New Roman" w:hAnsi="Times New Roman"/>
         </w:rPr>
       </w:pPr>
-      <w:bookmarkStart w:id="22" w:name="_Toc239856836"/>
+      <w:bookmarkStart w:id="22" w:name="_Toc240458602"/>
       <w:r>
         <w:rPr>
           <w:rFonts w:ascii="Times New Roman" w:hAnsi="Times New Roman"/>
@@ -3953,13 +4512,8 @@
     </w:p>
     <w:p>
       <w:r>
-        <w:t xml:space="preserve">Shunt resistor: 1 </w:t>
-      </w:r>
-      <w:proofErr w:type="spellStart"/>
-      <w:r>
-        <w:t>Mohm</w:t>
-      </w:r>
-      <w:proofErr w:type="spellEnd"/>
+        <w:t>Shunt resistor: 1 Mohm</w:t>
+      </w:r>
     </w:p>
     <w:p>
       <w:r>
@@ -3971,39 +4525,27 @@
       <w:r>
         <w:t xml:space="preserve"> </w:t>
       </w:r>
-      <w:proofErr w:type="spellStart"/>
       <w:r>
         <w:t>k</w:t>
       </w:r>
       <w:r>
         <w:t>ohm</w:t>
       </w:r>
-      <w:proofErr w:type="spellEnd"/>
     </w:p>
     <w:p>
       <w:r>
         <w:t>Post resistance: 1</w:t>
       </w:r>
       <w:r>
-        <w:t xml:space="preserve">.1 </w:t>
-      </w:r>
-      <w:proofErr w:type="spellStart"/>
-      <w:r>
-        <w:t>k</w:t>
+        <w:t>.1 k</w:t>
       </w:r>
       <w:r>
         <w:t>ohm</w:t>
       </w:r>
-      <w:proofErr w:type="spellEnd"/>
-    </w:p>
-    <w:p>
-      <w:proofErr w:type="gramStart"/>
-      <w:r>
-        <w:t>Loaded?:</w:t>
-      </w:r>
-      <w:proofErr w:type="gramEnd"/>
-      <w:r>
-        <w:t xml:space="preserve"> No</w:t>
+    </w:p>
+    <w:p>
+      <w:r>
+        <w:t>Loaded?: No</w:t>
       </w:r>
     </w:p>
     <w:p>
@@ -4020,6 +4562,9 @@
         <w:jc w:val="center"/>
       </w:pPr>
       <w:r>
+        <w:rPr>
+          <w:noProof/>
+        </w:rPr>
         <w:drawing>
           <wp:inline distT="0" distB="0" distL="0" distR="0" wp14:anchorId="5E0DB1BB" wp14:editId="4E683A7C">
             <wp:extent cx="2819545" cy="1644735"/>
@@ -4081,7 +4626,7 @@
           <w:rFonts w:ascii="Times New Roman" w:hAnsi="Times New Roman"/>
         </w:rPr>
       </w:pPr>
-      <w:bookmarkStart w:id="23" w:name="_Toc239856837"/>
+      <w:bookmarkStart w:id="23" w:name="_Toc240458603"/>
       <w:r>
         <w:rPr>
           <w:rFonts w:ascii="Times New Roman" w:hAnsi="Times New Roman"/>
@@ -4135,42 +4680,22 @@
     </w:p>
     <w:p>
       <w:r>
-        <w:t xml:space="preserve">Shunt resistor: 1 </w:t>
-      </w:r>
-      <w:proofErr w:type="spellStart"/>
-      <w:r>
-        <w:t>Mohm</w:t>
-      </w:r>
-      <w:proofErr w:type="spellEnd"/>
-    </w:p>
-    <w:p>
-      <w:r>
-        <w:t xml:space="preserve">Baseline material resistance: 130 </w:t>
-      </w:r>
-      <w:proofErr w:type="gramStart"/>
-      <w:r>
-        <w:t>ohm</w:t>
-      </w:r>
-      <w:proofErr w:type="gramEnd"/>
-    </w:p>
-    <w:p>
-      <w:r>
-        <w:t xml:space="preserve">Post resistance: 136 </w:t>
-      </w:r>
-      <w:proofErr w:type="gramStart"/>
-      <w:r>
-        <w:t>ohm</w:t>
-      </w:r>
-      <w:proofErr w:type="gramEnd"/>
-    </w:p>
-    <w:p>
-      <w:proofErr w:type="gramStart"/>
-      <w:r>
-        <w:t>Loaded?:</w:t>
-      </w:r>
-      <w:proofErr w:type="gramEnd"/>
-      <w:r>
-        <w:t xml:space="preserve"> No</w:t>
+        <w:t>Shunt resistor: 1 Mohm</w:t>
+      </w:r>
+    </w:p>
+    <w:p>
+      <w:r>
+        <w:t>Baseline material resistance: 130 ohm</w:t>
+      </w:r>
+    </w:p>
+    <w:p>
+      <w:r>
+        <w:t>Post resistance: 136 ohm</w:t>
+      </w:r>
+    </w:p>
+    <w:p>
+      <w:r>
+        <w:t>Loaded?: No</w:t>
       </w:r>
     </w:p>
     <w:p>
@@ -4187,6 +4712,9 @@
         <w:jc w:val="center"/>
       </w:pPr>
       <w:r>
+        <w:rPr>
+          <w:noProof/>
+        </w:rPr>
         <w:drawing>
           <wp:inline distT="0" distB="0" distL="0" distR="0" wp14:anchorId="7FC7D086" wp14:editId="2F979A8B">
             <wp:extent cx="2825895" cy="1511378"/>
@@ -4248,7 +4776,7 @@
           <w:rFonts w:ascii="Times New Roman" w:hAnsi="Times New Roman"/>
         </w:rPr>
       </w:pPr>
-      <w:bookmarkStart w:id="24" w:name="_Toc239856838"/>
+      <w:bookmarkStart w:id="24" w:name="_Toc240458604"/>
       <w:r>
         <w:rPr>
           <w:rFonts w:ascii="Times New Roman" w:hAnsi="Times New Roman"/>
@@ -4302,42 +4830,22 @@
     </w:p>
     <w:p>
       <w:r>
-        <w:t xml:space="preserve">Shunt resistor: 1 </w:t>
-      </w:r>
-      <w:proofErr w:type="spellStart"/>
-      <w:r>
-        <w:t>Mohm</w:t>
-      </w:r>
-      <w:proofErr w:type="spellEnd"/>
-    </w:p>
-    <w:p>
-      <w:r>
-        <w:t xml:space="preserve">Baseline material resistance: 1.2 </w:t>
-      </w:r>
-      <w:proofErr w:type="spellStart"/>
-      <w:r>
-        <w:t>kohm</w:t>
-      </w:r>
-      <w:proofErr w:type="spellEnd"/>
-    </w:p>
-    <w:p>
-      <w:r>
-        <w:t xml:space="preserve">Post resistance: 0.9 </w:t>
-      </w:r>
-      <w:proofErr w:type="spellStart"/>
-      <w:r>
-        <w:t>kohm</w:t>
-      </w:r>
-      <w:proofErr w:type="spellEnd"/>
-    </w:p>
-    <w:p>
-      <w:proofErr w:type="gramStart"/>
-      <w:r>
-        <w:t>Loaded?:</w:t>
-      </w:r>
-      <w:proofErr w:type="gramEnd"/>
-      <w:r>
-        <w:t xml:space="preserve"> No</w:t>
+        <w:t>Shunt resistor: 1 Mohm</w:t>
+      </w:r>
+    </w:p>
+    <w:p>
+      <w:r>
+        <w:t>Baseline material resistance: 1.2 kohm</w:t>
+      </w:r>
+    </w:p>
+    <w:p>
+      <w:r>
+        <w:t>Post resistance: 0.9 kohm</w:t>
+      </w:r>
+    </w:p>
+    <w:p>
+      <w:r>
+        <w:t>Loaded?: No</w:t>
       </w:r>
     </w:p>
     <w:p>
@@ -4354,6 +4862,9 @@
         <w:jc w:val="center"/>
       </w:pPr>
       <w:r>
+        <w:rPr>
+          <w:noProof/>
+        </w:rPr>
         <w:drawing>
           <wp:inline distT="0" distB="0" distL="0" distR="0" wp14:anchorId="3CAE3ECB" wp14:editId="03ABD82D">
             <wp:extent cx="2800494" cy="1530429"/>
@@ -4412,7 +4923,7 @@
       <w:pPr>
         <w:pStyle w:val="Heading3"/>
       </w:pPr>
-      <w:bookmarkStart w:id="25" w:name="_Toc239856839"/>
+      <w:bookmarkStart w:id="25" w:name="_Toc240458605"/>
       <w:r>
         <w:t>5Hz-9201-CMF-0.01</w:t>
       </w:r>
@@ -4431,6 +4942,9 @@
         <w:jc w:val="center"/>
       </w:pPr>
       <w:r>
+        <w:rPr>
+          <w:noProof/>
+        </w:rPr>
         <w:drawing>
           <wp:inline distT="0" distB="0" distL="0" distR="0" wp14:anchorId="32C16352" wp14:editId="33996786">
             <wp:extent cx="2819545" cy="1543129"/>
@@ -4476,6 +4990,9 @@
         <w:jc w:val="center"/>
       </w:pPr>
       <w:r>
+        <w:rPr>
+          <w:noProof/>
+        </w:rPr>
         <w:drawing>
           <wp:inline distT="0" distB="0" distL="0" distR="0" wp14:anchorId="4D9170BF" wp14:editId="5F9F40E7">
             <wp:extent cx="2819545" cy="1625684"/>
@@ -4530,6 +5047,9 @@
         <w:jc w:val="center"/>
       </w:pPr>
       <w:r>
+        <w:rPr>
+          <w:noProof/>
+        </w:rPr>
         <w:drawing>
           <wp:inline distT="0" distB="0" distL="0" distR="0" wp14:anchorId="0DDFE546" wp14:editId="616B7995">
             <wp:extent cx="2838596" cy="1549480"/>
@@ -4572,7 +5092,7 @@
       <w:pPr>
         <w:pStyle w:val="Heading3"/>
       </w:pPr>
-      <w:bookmarkStart w:id="26" w:name="_Toc239856840"/>
+      <w:bookmarkStart w:id="26" w:name="_Toc240458606"/>
       <w:r>
         <w:t>5Hz-9201-CMF-1</w:t>
       </w:r>
@@ -4591,6 +5111,9 @@
         <w:jc w:val="center"/>
       </w:pPr>
       <w:r>
+        <w:rPr>
+          <w:noProof/>
+        </w:rPr>
         <w:drawing>
           <wp:inline distT="0" distB="0" distL="0" distR="0" wp14:anchorId="36FA40AC" wp14:editId="398FC98C">
             <wp:extent cx="2806844" cy="1530429"/>
@@ -4636,6 +5159,9 @@
         <w:jc w:val="center"/>
       </w:pPr>
       <w:r>
+        <w:rPr>
+          <w:noProof/>
+        </w:rPr>
         <w:drawing>
           <wp:inline distT="0" distB="0" distL="0" distR="0" wp14:anchorId="798E76A4" wp14:editId="696A6304">
             <wp:extent cx="2819545" cy="1562180"/>
@@ -4690,6 +5216,9 @@
         <w:jc w:val="center"/>
       </w:pPr>
       <w:r>
+        <w:rPr>
+          <w:noProof/>
+        </w:rPr>
         <w:drawing>
           <wp:inline distT="0" distB="0" distL="0" distR="0" wp14:anchorId="20693E6D" wp14:editId="008CA345">
             <wp:extent cx="2806844" cy="1530429"/>
@@ -4727,7 +5256,501 @@
         </w:drawing>
       </w:r>
     </w:p>
+    <w:p>
+      <w:pPr>
+        <w:pStyle w:val="Heading2"/>
+        <w:rPr>
+          <w:rFonts w:ascii="Times New Roman" w:hAnsi="Times New Roman"/>
+        </w:rPr>
+      </w:pPr>
+      <w:bookmarkStart w:id="27" w:name="_Toc240458607"/>
+      <w:r>
+        <w:rPr>
+          <w:rFonts w:ascii="Times New Roman" w:hAnsi="Times New Roman"/>
+        </w:rPr>
+        <w:lastRenderedPageBreak/>
+        <w:t>07</w:t>
+      </w:r>
+      <w:r>
+        <w:rPr>
+          <w:rFonts w:ascii="Times New Roman" w:hAnsi="Times New Roman"/>
+        </w:rPr>
+        <w:t>30</w:t>
+      </w:r>
+      <w:r>
+        <w:rPr>
+          <w:rFonts w:ascii="Times New Roman" w:hAnsi="Times New Roman"/>
+        </w:rPr>
+        <w:t>2026</w:t>
+      </w:r>
+      <w:bookmarkEnd w:id="27"/>
+    </w:p>
+    <w:p>
+      <w:pPr>
+        <w:pStyle w:val="Heading3"/>
+      </w:pPr>
+      <w:bookmarkStart w:id="28" w:name="_Toc240458608"/>
+      <w:r>
+        <w:t>20</w:t>
+      </w:r>
+      <w:r>
+        <w:t>Hz-9201-CMF-1</w:t>
+      </w:r>
+      <w:bookmarkEnd w:id="28"/>
+    </w:p>
+    <w:p>
+      <w:pPr>
+        <w:pStyle w:val="Heading4"/>
+      </w:pPr>
+      <w:r>
+        <w:t>Pre</w:t>
+      </w:r>
+    </w:p>
+    <w:p>
+      <w:pPr>
+        <w:jc w:val="center"/>
+      </w:pPr>
+      <w:r>
+        <w:drawing>
+          <wp:inline distT="0" distB="0" distL="0" distR="0" wp14:anchorId="3346CC90" wp14:editId="3E2281C3">
+            <wp:extent cx="2819545" cy="1530429"/>
+            <wp:effectExtent l="0" t="0" r="0" b="0"/>
+            <wp:docPr id="1795413806" name="Picture 1"/>
+            <wp:cNvGraphicFramePr>
+              <a:graphicFrameLocks xmlns:a="http://schemas.openxmlformats.org/drawingml/2006/main" noChangeAspect="1"/>
+            </wp:cNvGraphicFramePr>
+            <a:graphic xmlns:a="http://schemas.openxmlformats.org/drawingml/2006/main">
+              <a:graphicData uri="http://schemas.openxmlformats.org/drawingml/2006/picture">
+                <pic:pic xmlns:pic="http://schemas.openxmlformats.org/drawingml/2006/picture">
+                  <pic:nvPicPr>
+                    <pic:cNvPr id="1795413806" name=""/>
+                    <pic:cNvPicPr/>
+                  </pic:nvPicPr>
+                  <pic:blipFill>
+                    <a:blip r:embed="rId34"/>
+                    <a:stretch>
+                      <a:fillRect/>
+                    </a:stretch>
+                  </pic:blipFill>
+                  <pic:spPr>
+                    <a:xfrm>
+                      <a:off x="0" y="0"/>
+                      <a:ext cx="2819545" cy="1530429"/>
+                    </a:xfrm>
+                    <a:prstGeom prst="rect">
+                      <a:avLst/>
+                    </a:prstGeom>
+                  </pic:spPr>
+                </pic:pic>
+              </a:graphicData>
+            </a:graphic>
+          </wp:inline>
+        </w:drawing>
+      </w:r>
+      <w:r>
+        <w:t>330 ohms</w:t>
+      </w:r>
+    </w:p>
+    <w:p>
+      <w:pPr>
+        <w:jc w:val="center"/>
+      </w:pPr>
+      <w:r>
+        <w:drawing>
+          <wp:inline distT="0" distB="0" distL="0" distR="0" wp14:anchorId="257DB4DA" wp14:editId="628FD374">
+            <wp:extent cx="2806844" cy="1530429"/>
+            <wp:effectExtent l="0" t="0" r="0" b="0"/>
+            <wp:docPr id="1708547102" name="Picture 1"/>
+            <wp:cNvGraphicFramePr>
+              <a:graphicFrameLocks xmlns:a="http://schemas.openxmlformats.org/drawingml/2006/main" noChangeAspect="1"/>
+            </wp:cNvGraphicFramePr>
+            <a:graphic xmlns:a="http://schemas.openxmlformats.org/drawingml/2006/main">
+              <a:graphicData uri="http://schemas.openxmlformats.org/drawingml/2006/picture">
+                <pic:pic xmlns:pic="http://schemas.openxmlformats.org/drawingml/2006/picture">
+                  <pic:nvPicPr>
+                    <pic:cNvPr id="1708547102" name=""/>
+                    <pic:cNvPicPr/>
+                  </pic:nvPicPr>
+                  <pic:blipFill>
+                    <a:blip r:embed="rId35"/>
+                    <a:stretch>
+                      <a:fillRect/>
+                    </a:stretch>
+                  </pic:blipFill>
+                  <pic:spPr>
+                    <a:xfrm>
+                      <a:off x="0" y="0"/>
+                      <a:ext cx="2806844" cy="1530429"/>
+                    </a:xfrm>
+                    <a:prstGeom prst="rect">
+                      <a:avLst/>
+                    </a:prstGeom>
+                  </pic:spPr>
+                </pic:pic>
+              </a:graphicData>
+            </a:graphic>
+          </wp:inline>
+        </w:drawing>
+      </w:r>
+      <w:r>
+        <w:t>550 ohms</w:t>
+      </w:r>
+    </w:p>
+    <w:p>
+      <w:pPr>
+        <w:pStyle w:val="Heading4"/>
+      </w:pPr>
+      <w:r>
+        <w:t>Instron</w:t>
+      </w:r>
+    </w:p>
     <w:p/>
+    <w:p>
+      <w:pPr>
+        <w:pStyle w:val="Heading4"/>
+      </w:pPr>
+      <w:r>
+        <w:t>Post</w:t>
+      </w:r>
+    </w:p>
+    <w:p/>
+    <w:p>
+      <w:pPr>
+        <w:pStyle w:val="Heading3"/>
+      </w:pPr>
+      <w:bookmarkStart w:id="29" w:name="_Toc240458609"/>
+      <w:r>
+        <w:t>20</w:t>
+      </w:r>
+      <w:r>
+        <w:t>Hz-9201-CMF-</w:t>
+      </w:r>
+      <w:r>
+        <w:t>0</w:t>
+      </w:r>
+      <w:bookmarkEnd w:id="29"/>
+    </w:p>
+    <w:p>
+      <w:pPr>
+        <w:pStyle w:val="Heading4"/>
+      </w:pPr>
+      <w:r>
+        <w:t>Pre</w:t>
+      </w:r>
+    </w:p>
+    <w:p>
+      <w:pPr>
+        <w:jc w:val="center"/>
+      </w:pPr>
+      <w:r>
+        <w:drawing>
+          <wp:inline distT="0" distB="0" distL="0" distR="0" wp14:anchorId="60B085DC" wp14:editId="6F0C31AB">
+            <wp:extent cx="2768742" cy="1530429"/>
+            <wp:effectExtent l="0" t="0" r="0" b="0"/>
+            <wp:docPr id="1373465855" name="Picture 1"/>
+            <wp:cNvGraphicFramePr>
+              <a:graphicFrameLocks xmlns:a="http://schemas.openxmlformats.org/drawingml/2006/main" noChangeAspect="1"/>
+            </wp:cNvGraphicFramePr>
+            <a:graphic xmlns:a="http://schemas.openxmlformats.org/drawingml/2006/main">
+              <a:graphicData uri="http://schemas.openxmlformats.org/drawingml/2006/picture">
+                <pic:pic xmlns:pic="http://schemas.openxmlformats.org/drawingml/2006/picture">
+                  <pic:nvPicPr>
+                    <pic:cNvPr id="1373465855" name=""/>
+                    <pic:cNvPicPr/>
+                  </pic:nvPicPr>
+                  <pic:blipFill>
+                    <a:blip r:embed="rId36"/>
+                    <a:stretch>
+                      <a:fillRect/>
+                    </a:stretch>
+                  </pic:blipFill>
+                  <pic:spPr>
+                    <a:xfrm>
+                      <a:off x="0" y="0"/>
+                      <a:ext cx="2768742" cy="1530429"/>
+                    </a:xfrm>
+                    <a:prstGeom prst="rect">
+                      <a:avLst/>
+                    </a:prstGeom>
+                  </pic:spPr>
+                </pic:pic>
+              </a:graphicData>
+            </a:graphic>
+          </wp:inline>
+        </w:drawing>
+      </w:r>
+    </w:p>
+    <w:p>
+      <w:pPr>
+        <w:pStyle w:val="Heading4"/>
+      </w:pPr>
+      <w:r>
+        <w:t>Instron</w:t>
+      </w:r>
+    </w:p>
+    <w:p/>
+    <w:p>
+      <w:pPr>
+        <w:pStyle w:val="Heading4"/>
+      </w:pPr>
+      <w:r>
+        <w:lastRenderedPageBreak/>
+        <w:t>Post</w:t>
+      </w:r>
+    </w:p>
+    <w:p/>
+    <w:p>
+      <w:pPr>
+        <w:pStyle w:val="Heading3"/>
+      </w:pPr>
+      <w:bookmarkStart w:id="30" w:name="_Toc240458610"/>
+      <w:r>
+        <w:t>20</w:t>
+      </w:r>
+      <w:r>
+        <w:t>Hz-9201-CMF-</w:t>
+      </w:r>
+      <w:r>
+        <w:t>0.1</w:t>
+      </w:r>
+      <w:bookmarkEnd w:id="30"/>
+    </w:p>
+    <w:p>
+      <w:pPr>
+        <w:pStyle w:val="Heading4"/>
+      </w:pPr>
+      <w:r>
+        <w:t>Pre</w:t>
+      </w:r>
+    </w:p>
+    <w:p>
+      <w:pPr>
+        <w:jc w:val="center"/>
+      </w:pPr>
+      <w:r>
+        <w:drawing>
+          <wp:inline distT="0" distB="0" distL="0" distR="0" wp14:anchorId="75509CB4" wp14:editId="3098AC30">
+            <wp:extent cx="2743341" cy="1511378"/>
+            <wp:effectExtent l="0" t="0" r="0" b="0"/>
+            <wp:docPr id="939081583" name="Picture 1"/>
+            <wp:cNvGraphicFramePr>
+              <a:graphicFrameLocks xmlns:a="http://schemas.openxmlformats.org/drawingml/2006/main" noChangeAspect="1"/>
+            </wp:cNvGraphicFramePr>
+            <a:graphic xmlns:a="http://schemas.openxmlformats.org/drawingml/2006/main">
+              <a:graphicData uri="http://schemas.openxmlformats.org/drawingml/2006/picture">
+                <pic:pic xmlns:pic="http://schemas.openxmlformats.org/drawingml/2006/picture">
+                  <pic:nvPicPr>
+                    <pic:cNvPr id="939081583" name=""/>
+                    <pic:cNvPicPr/>
+                  </pic:nvPicPr>
+                  <pic:blipFill>
+                    <a:blip r:embed="rId37"/>
+                    <a:stretch>
+                      <a:fillRect/>
+                    </a:stretch>
+                  </pic:blipFill>
+                  <pic:spPr>
+                    <a:xfrm>
+                      <a:off x="0" y="0"/>
+                      <a:ext cx="2743341" cy="1511378"/>
+                    </a:xfrm>
+                    <a:prstGeom prst="rect">
+                      <a:avLst/>
+                    </a:prstGeom>
+                  </pic:spPr>
+                </pic:pic>
+              </a:graphicData>
+            </a:graphic>
+          </wp:inline>
+        </w:drawing>
+      </w:r>
+    </w:p>
+    <w:p>
+      <w:pPr>
+        <w:pStyle w:val="Heading4"/>
+      </w:pPr>
+      <w:r>
+        <w:t>Instron</w:t>
+      </w:r>
+    </w:p>
+    <w:p/>
+    <w:p>
+      <w:pPr>
+        <w:pStyle w:val="Heading3"/>
+      </w:pPr>
+      <w:bookmarkStart w:id="31" w:name="_Toc240458611"/>
+      <w:r>
+        <w:t>10</w:t>
+      </w:r>
+      <w:r>
+        <w:t>Hz-9201-CMF-</w:t>
+      </w:r>
+      <w:r>
+        <w:t>0.1</w:t>
+      </w:r>
+      <w:bookmarkEnd w:id="31"/>
+    </w:p>
+    <w:p>
+      <w:pPr>
+        <w:pStyle w:val="Heading4"/>
+      </w:pPr>
+      <w:r>
+        <w:t>Instron</w:t>
+      </w:r>
+    </w:p>
+    <w:p>
+      <w:pPr>
+        <w:rPr>
+          <w:b/>
+          <w:bCs/>
+        </w:rPr>
+      </w:pPr>
+    </w:p>
+    <w:p>
+      <w:pPr>
+        <w:pStyle w:val="Heading3"/>
+      </w:pPr>
+      <w:bookmarkStart w:id="32" w:name="_Toc240458612"/>
+      <w:r>
+        <w:t>10</w:t>
+      </w:r>
+      <w:r>
+        <w:t>Hz-9201-CMF-</w:t>
+      </w:r>
+      <w:r>
+        <w:t>0</w:t>
+      </w:r>
+      <w:bookmarkEnd w:id="32"/>
+    </w:p>
+    <w:p>
+      <w:pPr>
+        <w:pStyle w:val="Heading4"/>
+      </w:pPr>
+      <w:r>
+        <w:t>Instron</w:t>
+      </w:r>
+    </w:p>
+    <w:p>
+      <w:pPr>
+        <w:rPr>
+          <w:b/>
+          <w:bCs/>
+        </w:rPr>
+      </w:pPr>
+    </w:p>
+    <w:p>
+      <w:pPr>
+        <w:pStyle w:val="Heading3"/>
+      </w:pPr>
+      <w:bookmarkStart w:id="33" w:name="_Toc240458613"/>
+      <w:r>
+        <w:t>10</w:t>
+      </w:r>
+      <w:r>
+        <w:t>Hz-9201-CMF-</w:t>
+      </w:r>
+      <w:r>
+        <w:t>1</w:t>
+      </w:r>
+      <w:bookmarkEnd w:id="33"/>
+    </w:p>
+    <w:p>
+      <w:pPr>
+        <w:pStyle w:val="Heading4"/>
+      </w:pPr>
+      <w:r>
+        <w:t>Instron</w:t>
+      </w:r>
+    </w:p>
+    <w:p>
+      <w:pPr>
+        <w:rPr>
+          <w:b/>
+          <w:bCs/>
+        </w:rPr>
+      </w:pPr>
+    </w:p>
+    <w:p>
+      <w:pPr>
+        <w:pStyle w:val="Heading3"/>
+      </w:pPr>
+      <w:bookmarkStart w:id="34" w:name="_Toc240458614"/>
+      <w:r>
+        <w:t>5</w:t>
+      </w:r>
+      <w:r>
+        <w:t>Hz-9201-CMF-</w:t>
+      </w:r>
+      <w:r>
+        <w:t>0.1</w:t>
+      </w:r>
+      <w:bookmarkEnd w:id="34"/>
+    </w:p>
+    <w:p>
+      <w:pPr>
+        <w:pStyle w:val="Heading4"/>
+      </w:pPr>
+      <w:r>
+        <w:t>Instron</w:t>
+      </w:r>
+    </w:p>
+    <w:p>
+      <w:pPr>
+        <w:rPr>
+          <w:b/>
+          <w:bCs/>
+        </w:rPr>
+      </w:pPr>
+    </w:p>
+    <w:p>
+      <w:pPr>
+        <w:pStyle w:val="Heading3"/>
+      </w:pPr>
+      <w:bookmarkStart w:id="35" w:name="_Toc240458615"/>
+      <w:r>
+        <w:t>5</w:t>
+      </w:r>
+      <w:r>
+        <w:t>Hz-9201-CMF-</w:t>
+      </w:r>
+      <w:r>
+        <w:t>0</w:t>
+      </w:r>
+      <w:bookmarkEnd w:id="35"/>
+    </w:p>
+    <w:p>
+      <w:pPr>
+        <w:pStyle w:val="Heading4"/>
+      </w:pPr>
+      <w:r>
+        <w:t>Instron</w:t>
+      </w:r>
+    </w:p>
+    <w:p/>
+    <w:p>
+      <w:pPr>
+        <w:pStyle w:val="Heading3"/>
+      </w:pPr>
+      <w:bookmarkStart w:id="36" w:name="_Toc240458616"/>
+      <w:r>
+        <w:t>5</w:t>
+      </w:r>
+      <w:r>
+        <w:t>Hz-9201-CMF-</w:t>
+      </w:r>
+      <w:r>
+        <w:t>1</w:t>
+      </w:r>
+      <w:bookmarkEnd w:id="36"/>
+    </w:p>
+    <w:p>
+      <w:pPr>
+        <w:pStyle w:val="Heading4"/>
+      </w:pPr>
+      <w:r>
+        <w:t>Instron</w:t>
+      </w:r>
+    </w:p>
     <w:p/>
     <w:sectPr>
       <w:pgSz w:w="12240" w:h="15840"/>

--- a/DAQ_design/Assisi/v0.2.1/code/data_processing_offline/V0.2.1-experiment-stats.docx
+++ b/DAQ_design/Assisi/v0.2.1/code/data_processing_offline/V0.2.1-experiment-stats.docx
@@ -5404,16 +5404,147 @@
         <w:t>Instron</w:t>
       </w:r>
     </w:p>
-    <w:p/>
+    <w:p>
+      <w:pPr>
+        <w:jc w:val="center"/>
+      </w:pPr>
+      <w:r>
+        <w:drawing>
+          <wp:inline distT="0" distB="0" distL="0" distR="0" wp14:anchorId="6A7868F5" wp14:editId="285F685B">
+            <wp:extent cx="2800494" cy="1524078"/>
+            <wp:effectExtent l="0" t="0" r="0" b="0"/>
+            <wp:docPr id="1477823039" name="Picture 1"/>
+            <wp:cNvGraphicFramePr>
+              <a:graphicFrameLocks xmlns:a="http://schemas.openxmlformats.org/drawingml/2006/main" noChangeAspect="1"/>
+            </wp:cNvGraphicFramePr>
+            <a:graphic xmlns:a="http://schemas.openxmlformats.org/drawingml/2006/main">
+              <a:graphicData uri="http://schemas.openxmlformats.org/drawingml/2006/picture">
+                <pic:pic xmlns:pic="http://schemas.openxmlformats.org/drawingml/2006/picture">
+                  <pic:nvPicPr>
+                    <pic:cNvPr id="1477823039" name=""/>
+                    <pic:cNvPicPr/>
+                  </pic:nvPicPr>
+                  <pic:blipFill>
+                    <a:blip r:embed="rId36"/>
+                    <a:stretch>
+                      <a:fillRect/>
+                    </a:stretch>
+                  </pic:blipFill>
+                  <pic:spPr>
+                    <a:xfrm>
+                      <a:off x="0" y="0"/>
+                      <a:ext cx="2800494" cy="1524078"/>
+                    </a:xfrm>
+                    <a:prstGeom prst="rect">
+                      <a:avLst/>
+                    </a:prstGeom>
+                  </pic:spPr>
+                </pic:pic>
+              </a:graphicData>
+            </a:graphic>
+          </wp:inline>
+        </w:drawing>
+      </w:r>
+      <w:r>
+        <w:t>constant</w:t>
+      </w:r>
+    </w:p>
+    <w:p>
+      <w:pPr>
+        <w:jc w:val="center"/>
+      </w:pPr>
+      <w:r>
+        <w:drawing>
+          <wp:inline distT="0" distB="0" distL="0" distR="0" wp14:anchorId="5389AE20" wp14:editId="63E9E2BB">
+            <wp:extent cx="2825895" cy="1530429"/>
+            <wp:effectExtent l="0" t="0" r="0" b="0"/>
+            <wp:docPr id="1837319442" name="Picture 1"/>
+            <wp:cNvGraphicFramePr>
+              <a:graphicFrameLocks xmlns:a="http://schemas.openxmlformats.org/drawingml/2006/main" noChangeAspect="1"/>
+            </wp:cNvGraphicFramePr>
+            <a:graphic xmlns:a="http://schemas.openxmlformats.org/drawingml/2006/main">
+              <a:graphicData uri="http://schemas.openxmlformats.org/drawingml/2006/picture">
+                <pic:pic xmlns:pic="http://schemas.openxmlformats.org/drawingml/2006/picture">
+                  <pic:nvPicPr>
+                    <pic:cNvPr id="1837319442" name=""/>
+                    <pic:cNvPicPr/>
+                  </pic:nvPicPr>
+                  <pic:blipFill>
+                    <a:blip r:embed="rId37"/>
+                    <a:stretch>
+                      <a:fillRect/>
+                    </a:stretch>
+                  </pic:blipFill>
+                  <pic:spPr>
+                    <a:xfrm>
+                      <a:off x="0" y="0"/>
+                      <a:ext cx="2825895" cy="1530429"/>
+                    </a:xfrm>
+                    <a:prstGeom prst="rect">
+                      <a:avLst/>
+                    </a:prstGeom>
+                  </pic:spPr>
+                </pic:pic>
+              </a:graphicData>
+            </a:graphic>
+          </wp:inline>
+        </w:drawing>
+      </w:r>
+      <w:r>
+        <w:t>tri</w:t>
+      </w:r>
+    </w:p>
     <w:p>
       <w:pPr>
         <w:pStyle w:val="Heading4"/>
       </w:pPr>
       <w:r>
+        <w:lastRenderedPageBreak/>
         <w:t>Post</w:t>
       </w:r>
     </w:p>
-    <w:p/>
+    <w:p>
+      <w:pPr>
+        <w:jc w:val="center"/>
+      </w:pPr>
+      <w:r>
+        <w:drawing>
+          <wp:inline distT="0" distB="0" distL="0" distR="0" wp14:anchorId="16E0C9ED" wp14:editId="48AF4BB6">
+            <wp:extent cx="2825895" cy="1524078"/>
+            <wp:effectExtent l="0" t="0" r="0" b="0"/>
+            <wp:docPr id="1369242617" name="Picture 1"/>
+            <wp:cNvGraphicFramePr>
+              <a:graphicFrameLocks xmlns:a="http://schemas.openxmlformats.org/drawingml/2006/main" noChangeAspect="1"/>
+            </wp:cNvGraphicFramePr>
+            <a:graphic xmlns:a="http://schemas.openxmlformats.org/drawingml/2006/main">
+              <a:graphicData uri="http://schemas.openxmlformats.org/drawingml/2006/picture">
+                <pic:pic xmlns:pic="http://schemas.openxmlformats.org/drawingml/2006/picture">
+                  <pic:nvPicPr>
+                    <pic:cNvPr id="1369242617" name=""/>
+                    <pic:cNvPicPr/>
+                  </pic:nvPicPr>
+                  <pic:blipFill>
+                    <a:blip r:embed="rId38"/>
+                    <a:stretch>
+                      <a:fillRect/>
+                    </a:stretch>
+                  </pic:blipFill>
+                  <pic:spPr>
+                    <a:xfrm>
+                      <a:off x="0" y="0"/>
+                      <a:ext cx="2825895" cy="1524078"/>
+                    </a:xfrm>
+                    <a:prstGeom prst="rect">
+                      <a:avLst/>
+                    </a:prstGeom>
+                  </pic:spPr>
+                </pic:pic>
+              </a:graphicData>
+            </a:graphic>
+          </wp:inline>
+        </w:drawing>
+      </w:r>
+    </w:p>
     <w:p>
       <w:pPr>
         <w:pStyle w:val="Heading3"/>
@@ -5459,7 +5590,7 @@
                     <pic:cNvPicPr/>
                   </pic:nvPicPr>
                   <pic:blipFill>
-                    <a:blip r:embed="rId36"/>
+                    <a:blip r:embed="rId39"/>
                     <a:stretch>
                       <a:fillRect/>
                     </a:stretch>
@@ -5488,7 +5619,96 @@
         <w:t>Instron</w:t>
       </w:r>
     </w:p>
-    <w:p/>
+    <w:p>
+      <w:pPr>
+        <w:jc w:val="center"/>
+      </w:pPr>
+      <w:r>
+        <w:drawing>
+          <wp:inline distT="0" distB="0" distL="0" distR="0" wp14:anchorId="1A572E38" wp14:editId="1D94CE6C">
+            <wp:extent cx="2762392" cy="1530429"/>
+            <wp:effectExtent l="0" t="0" r="0" b="0"/>
+            <wp:docPr id="48103698" name="Picture 1"/>
+            <wp:cNvGraphicFramePr>
+              <a:graphicFrameLocks xmlns:a="http://schemas.openxmlformats.org/drawingml/2006/main" noChangeAspect="1"/>
+            </wp:cNvGraphicFramePr>
+            <a:graphic xmlns:a="http://schemas.openxmlformats.org/drawingml/2006/main">
+              <a:graphicData uri="http://schemas.openxmlformats.org/drawingml/2006/picture">
+                <pic:pic xmlns:pic="http://schemas.openxmlformats.org/drawingml/2006/picture">
+                  <pic:nvPicPr>
+                    <pic:cNvPr id="48103698" name=""/>
+                    <pic:cNvPicPr/>
+                  </pic:nvPicPr>
+                  <pic:blipFill>
+                    <a:blip r:embed="rId40"/>
+                    <a:stretch>
+                      <a:fillRect/>
+                    </a:stretch>
+                  </pic:blipFill>
+                  <pic:spPr>
+                    <a:xfrm>
+                      <a:off x="0" y="0"/>
+                      <a:ext cx="2762392" cy="1530429"/>
+                    </a:xfrm>
+                    <a:prstGeom prst="rect">
+                      <a:avLst/>
+                    </a:prstGeom>
+                  </pic:spPr>
+                </pic:pic>
+              </a:graphicData>
+            </a:graphic>
+          </wp:inline>
+        </w:drawing>
+      </w:r>
+      <w:r>
+        <w:t>constant</w:t>
+      </w:r>
+    </w:p>
+    <w:p>
+      <w:pPr>
+        <w:jc w:val="center"/>
+      </w:pPr>
+      <w:r>
+        <w:drawing>
+          <wp:inline distT="0" distB="0" distL="0" distR="0" wp14:anchorId="13FAF14E" wp14:editId="1D07FAB4">
+            <wp:extent cx="2749691" cy="1524078"/>
+            <wp:effectExtent l="0" t="0" r="0" b="0"/>
+            <wp:docPr id="751048425" name="Picture 1"/>
+            <wp:cNvGraphicFramePr>
+              <a:graphicFrameLocks xmlns:a="http://schemas.openxmlformats.org/drawingml/2006/main" noChangeAspect="1"/>
+            </wp:cNvGraphicFramePr>
+            <a:graphic xmlns:a="http://schemas.openxmlformats.org/drawingml/2006/main">
+              <a:graphicData uri="http://schemas.openxmlformats.org/drawingml/2006/picture">
+                <pic:pic xmlns:pic="http://schemas.openxmlformats.org/drawingml/2006/picture">
+                  <pic:nvPicPr>
+                    <pic:cNvPr id="751048425" name=""/>
+                    <pic:cNvPicPr/>
+                  </pic:nvPicPr>
+                  <pic:blipFill>
+                    <a:blip r:embed="rId41"/>
+                    <a:stretch>
+                      <a:fillRect/>
+                    </a:stretch>
+                  </pic:blipFill>
+                  <pic:spPr>
+                    <a:xfrm>
+                      <a:off x="0" y="0"/>
+                      <a:ext cx="2749691" cy="1524078"/>
+                    </a:xfrm>
+                    <a:prstGeom prst="rect">
+                      <a:avLst/>
+                    </a:prstGeom>
+                  </pic:spPr>
+                </pic:pic>
+              </a:graphicData>
+            </a:graphic>
+          </wp:inline>
+        </w:drawing>
+      </w:r>
+      <w:r>
+        <w:t>tri</w:t>
+      </w:r>
+    </w:p>
     <w:p>
       <w:pPr>
         <w:pStyle w:val="Heading4"/>
@@ -5498,7 +5718,48 @@
         <w:t>Post</w:t>
       </w:r>
     </w:p>
-    <w:p/>
+    <w:p>
+      <w:pPr>
+        <w:jc w:val="center"/>
+      </w:pPr>
+      <w:r>
+        <w:drawing>
+          <wp:inline distT="0" distB="0" distL="0" distR="0" wp14:anchorId="29CB1597" wp14:editId="6F08121A">
+            <wp:extent cx="2781443" cy="1530429"/>
+            <wp:effectExtent l="0" t="0" r="0" b="0"/>
+            <wp:docPr id="426656756" name="Picture 1"/>
+            <wp:cNvGraphicFramePr>
+              <a:graphicFrameLocks xmlns:a="http://schemas.openxmlformats.org/drawingml/2006/main" noChangeAspect="1"/>
+            </wp:cNvGraphicFramePr>
+            <a:graphic xmlns:a="http://schemas.openxmlformats.org/drawingml/2006/main">
+              <a:graphicData uri="http://schemas.openxmlformats.org/drawingml/2006/picture">
+                <pic:pic xmlns:pic="http://schemas.openxmlformats.org/drawingml/2006/picture">
+                  <pic:nvPicPr>
+                    <pic:cNvPr id="426656756" name=""/>
+                    <pic:cNvPicPr/>
+                  </pic:nvPicPr>
+                  <pic:blipFill>
+                    <a:blip r:embed="rId42"/>
+                    <a:stretch>
+                      <a:fillRect/>
+                    </a:stretch>
+                  </pic:blipFill>
+                  <pic:spPr>
+                    <a:xfrm>
+                      <a:off x="0" y="0"/>
+                      <a:ext cx="2781443" cy="1530429"/>
+                    </a:xfrm>
+                    <a:prstGeom prst="rect">
+                      <a:avLst/>
+                    </a:prstGeom>
+                  </pic:spPr>
+                </pic:pic>
+              </a:graphicData>
+            </a:graphic>
+          </wp:inline>
+        </w:drawing>
+      </w:r>
+    </w:p>
     <w:p>
       <w:pPr>
         <w:pStyle w:val="Heading3"/>
@@ -5544,7 +5805,7 @@
                     <pic:cNvPicPr/>
                   </pic:nvPicPr>
                   <pic:blipFill>
-                    <a:blip r:embed="rId37"/>
+                    <a:blip r:embed="rId43"/>
                     <a:stretch>
                       <a:fillRect/>
                     </a:stretch>
@@ -5573,13 +5834,103 @@
         <w:t>Instron</w:t>
       </w:r>
     </w:p>
-    <w:p/>
+    <w:p>
+      <w:pPr>
+        <w:jc w:val="center"/>
+      </w:pPr>
+      <w:r>
+        <w:drawing>
+          <wp:inline distT="0" distB="0" distL="0" distR="0" wp14:anchorId="5D007652" wp14:editId="75C804D9">
+            <wp:extent cx="2749691" cy="1530429"/>
+            <wp:effectExtent l="0" t="0" r="0" b="0"/>
+            <wp:docPr id="992673173" name="Picture 1"/>
+            <wp:cNvGraphicFramePr>
+              <a:graphicFrameLocks xmlns:a="http://schemas.openxmlformats.org/drawingml/2006/main" noChangeAspect="1"/>
+            </wp:cNvGraphicFramePr>
+            <a:graphic xmlns:a="http://schemas.openxmlformats.org/drawingml/2006/main">
+              <a:graphicData uri="http://schemas.openxmlformats.org/drawingml/2006/picture">
+                <pic:pic xmlns:pic="http://schemas.openxmlformats.org/drawingml/2006/picture">
+                  <pic:nvPicPr>
+                    <pic:cNvPr id="992673173" name=""/>
+                    <pic:cNvPicPr/>
+                  </pic:nvPicPr>
+                  <pic:blipFill>
+                    <a:blip r:embed="rId44"/>
+                    <a:stretch>
+                      <a:fillRect/>
+                    </a:stretch>
+                  </pic:blipFill>
+                  <pic:spPr>
+                    <a:xfrm>
+                      <a:off x="0" y="0"/>
+                      <a:ext cx="2749691" cy="1530429"/>
+                    </a:xfrm>
+                    <a:prstGeom prst="rect">
+                      <a:avLst/>
+                    </a:prstGeom>
+                  </pic:spPr>
+                </pic:pic>
+              </a:graphicData>
+            </a:graphic>
+          </wp:inline>
+        </w:drawing>
+      </w:r>
+      <w:r>
+        <w:t>constant</w:t>
+      </w:r>
+    </w:p>
+    <w:p>
+      <w:pPr>
+        <w:jc w:val="center"/>
+      </w:pPr>
+      <w:r>
+        <w:drawing>
+          <wp:inline distT="0" distB="0" distL="0" distR="0" wp14:anchorId="06F6A677" wp14:editId="3F5CC6AC">
+            <wp:extent cx="2768742" cy="1530429"/>
+            <wp:effectExtent l="0" t="0" r="0" b="0"/>
+            <wp:docPr id="602096650" name="Picture 1"/>
+            <wp:cNvGraphicFramePr>
+              <a:graphicFrameLocks xmlns:a="http://schemas.openxmlformats.org/drawingml/2006/main" noChangeAspect="1"/>
+            </wp:cNvGraphicFramePr>
+            <a:graphic xmlns:a="http://schemas.openxmlformats.org/drawingml/2006/main">
+              <a:graphicData uri="http://schemas.openxmlformats.org/drawingml/2006/picture">
+                <pic:pic xmlns:pic="http://schemas.openxmlformats.org/drawingml/2006/picture">
+                  <pic:nvPicPr>
+                    <pic:cNvPr id="602096650" name=""/>
+                    <pic:cNvPicPr/>
+                  </pic:nvPicPr>
+                  <pic:blipFill>
+                    <a:blip r:embed="rId45"/>
+                    <a:stretch>
+                      <a:fillRect/>
+                    </a:stretch>
+                  </pic:blipFill>
+                  <pic:spPr>
+                    <a:xfrm>
+                      <a:off x="0" y="0"/>
+                      <a:ext cx="2768742" cy="1530429"/>
+                    </a:xfrm>
+                    <a:prstGeom prst="rect">
+                      <a:avLst/>
+                    </a:prstGeom>
+                  </pic:spPr>
+                </pic:pic>
+              </a:graphicData>
+            </a:graphic>
+          </wp:inline>
+        </w:drawing>
+      </w:r>
+      <w:r>
+        <w:t>tri</w:t>
+      </w:r>
+    </w:p>
     <w:p>
       <w:pPr>
         <w:pStyle w:val="Heading3"/>
       </w:pPr>
       <w:bookmarkStart w:id="31" w:name="_Toc240458611"/>
       <w:r>
+        <w:lastRenderedPageBreak/>
         <w:t>10</w:t>
       </w:r>
       <w:r>
@@ -5600,49 +5951,59 @@
     </w:p>
     <w:p>
       <w:pPr>
+        <w:jc w:val="center"/>
         <w:rPr>
           <w:b/>
           <w:bCs/>
         </w:rPr>
       </w:pPr>
-    </w:p>
-    <w:p>
-      <w:pPr>
-        <w:pStyle w:val="Heading3"/>
-      </w:pPr>
-      <w:bookmarkStart w:id="32" w:name="_Toc240458612"/>
-      <w:r>
-        <w:t>10</w:t>
-      </w:r>
-      <w:r>
-        <w:t>Hz-9201-CMF-</w:t>
-      </w:r>
-      <w:r>
-        <w:t>0</w:t>
-      </w:r>
-      <w:bookmarkEnd w:id="32"/>
-    </w:p>
-    <w:p>
-      <w:pPr>
-        <w:pStyle w:val="Heading4"/>
-      </w:pPr>
-      <w:r>
-        <w:t>Instron</w:t>
-      </w:r>
-    </w:p>
-    <w:p>
-      <w:pPr>
+      <w:r>
         <w:rPr>
           <w:b/>
           <w:bCs/>
         </w:rPr>
-      </w:pPr>
+        <w:drawing>
+          <wp:inline distT="0" distB="0" distL="0" distR="0" wp14:anchorId="6D675282" wp14:editId="2FD52E81">
+            <wp:extent cx="2768742" cy="1530429"/>
+            <wp:effectExtent l="0" t="0" r="0" b="0"/>
+            <wp:docPr id="820735927" name="Picture 1"/>
+            <wp:cNvGraphicFramePr>
+              <a:graphicFrameLocks xmlns:a="http://schemas.openxmlformats.org/drawingml/2006/main" noChangeAspect="1"/>
+            </wp:cNvGraphicFramePr>
+            <a:graphic xmlns:a="http://schemas.openxmlformats.org/drawingml/2006/main">
+              <a:graphicData uri="http://schemas.openxmlformats.org/drawingml/2006/picture">
+                <pic:pic xmlns:pic="http://schemas.openxmlformats.org/drawingml/2006/picture">
+                  <pic:nvPicPr>
+                    <pic:cNvPr id="820735927" name=""/>
+                    <pic:cNvPicPr/>
+                  </pic:nvPicPr>
+                  <pic:blipFill>
+                    <a:blip r:embed="rId46"/>
+                    <a:stretch>
+                      <a:fillRect/>
+                    </a:stretch>
+                  </pic:blipFill>
+                  <pic:spPr>
+                    <a:xfrm>
+                      <a:off x="0" y="0"/>
+                      <a:ext cx="2768742" cy="1530429"/>
+                    </a:xfrm>
+                    <a:prstGeom prst="rect">
+                      <a:avLst/>
+                    </a:prstGeom>
+                  </pic:spPr>
+                </pic:pic>
+              </a:graphicData>
+            </a:graphic>
+          </wp:inline>
+        </w:drawing>
+      </w:r>
     </w:p>
     <w:p>
       <w:pPr>
         <w:pStyle w:val="Heading3"/>
       </w:pPr>
-      <w:bookmarkStart w:id="33" w:name="_Toc240458613"/>
+      <w:bookmarkStart w:id="32" w:name="_Toc240458612"/>
       <w:r>
         <w:t>10</w:t>
       </w:r>
@@ -5650,9 +6011,9 @@
         <w:t>Hz-9201-CMF-</w:t>
       </w:r>
       <w:r>
-        <w:t>1</w:t>
-      </w:r>
-      <w:bookmarkEnd w:id="33"/>
+        <w:t>0</w:t>
+      </w:r>
+      <w:bookmarkEnd w:id="32"/>
     </w:p>
     <w:p>
       <w:pPr>
@@ -5664,48 +6025,207 @@
     </w:p>
     <w:p>
       <w:pPr>
+        <w:jc w:val="center"/>
         <w:rPr>
           <w:b/>
           <w:bCs/>
         </w:rPr>
       </w:pPr>
-    </w:p>
-    <w:p>
-      <w:pPr>
-        <w:pStyle w:val="Heading3"/>
-      </w:pPr>
-      <w:bookmarkStart w:id="34" w:name="_Toc240458614"/>
-      <w:r>
-        <w:t>5</w:t>
-      </w:r>
-      <w:r>
-        <w:t>Hz-9201-CMF-</w:t>
-      </w:r>
-      <w:r>
-        <w:t>0.1</w:t>
-      </w:r>
-      <w:bookmarkEnd w:id="34"/>
-    </w:p>
-    <w:p>
-      <w:pPr>
-        <w:pStyle w:val="Heading4"/>
-      </w:pPr>
-      <w:r>
-        <w:t>Instron</w:t>
-      </w:r>
-    </w:p>
-    <w:p>
-      <w:pPr>
+      <w:r>
         <w:rPr>
           <w:b/>
           <w:bCs/>
         </w:rPr>
-      </w:pPr>
+        <w:drawing>
+          <wp:inline distT="0" distB="0" distL="0" distR="0" wp14:anchorId="60881476" wp14:editId="5F85E0C9">
+            <wp:extent cx="2768742" cy="1530429"/>
+            <wp:effectExtent l="0" t="0" r="0" b="0"/>
+            <wp:docPr id="454212381" name="Picture 1"/>
+            <wp:cNvGraphicFramePr>
+              <a:graphicFrameLocks xmlns:a="http://schemas.openxmlformats.org/drawingml/2006/main" noChangeAspect="1"/>
+            </wp:cNvGraphicFramePr>
+            <a:graphic xmlns:a="http://schemas.openxmlformats.org/drawingml/2006/main">
+              <a:graphicData uri="http://schemas.openxmlformats.org/drawingml/2006/picture">
+                <pic:pic xmlns:pic="http://schemas.openxmlformats.org/drawingml/2006/picture">
+                  <pic:nvPicPr>
+                    <pic:cNvPr id="454212381" name=""/>
+                    <pic:cNvPicPr/>
+                  </pic:nvPicPr>
+                  <pic:blipFill>
+                    <a:blip r:embed="rId47"/>
+                    <a:stretch>
+                      <a:fillRect/>
+                    </a:stretch>
+                  </pic:blipFill>
+                  <pic:spPr>
+                    <a:xfrm>
+                      <a:off x="0" y="0"/>
+                      <a:ext cx="2768742" cy="1530429"/>
+                    </a:xfrm>
+                    <a:prstGeom prst="rect">
+                      <a:avLst/>
+                    </a:prstGeom>
+                  </pic:spPr>
+                </pic:pic>
+              </a:graphicData>
+            </a:graphic>
+          </wp:inline>
+        </w:drawing>
+      </w:r>
     </w:p>
     <w:p>
       <w:pPr>
         <w:pStyle w:val="Heading3"/>
       </w:pPr>
+      <w:bookmarkStart w:id="33" w:name="_Toc240458613"/>
+      <w:r>
+        <w:t>10</w:t>
+      </w:r>
+      <w:r>
+        <w:t>Hz-9201-CMF-</w:t>
+      </w:r>
+      <w:r>
+        <w:t>1</w:t>
+      </w:r>
+      <w:bookmarkEnd w:id="33"/>
+    </w:p>
+    <w:p>
+      <w:pPr>
+        <w:pStyle w:val="Heading4"/>
+      </w:pPr>
+      <w:r>
+        <w:t>Instron</w:t>
+      </w:r>
+    </w:p>
+    <w:p>
+      <w:pPr>
+        <w:jc w:val="center"/>
+        <w:rPr>
+          <w:b/>
+          <w:bCs/>
+        </w:rPr>
+      </w:pPr>
+      <w:r>
+        <w:rPr>
+          <w:b/>
+          <w:bCs/>
+        </w:rPr>
+        <w:drawing>
+          <wp:inline distT="0" distB="0" distL="0" distR="0" wp14:anchorId="018AED81" wp14:editId="49C61546">
+            <wp:extent cx="2806844" cy="1530429"/>
+            <wp:effectExtent l="0" t="0" r="0" b="0"/>
+            <wp:docPr id="690253152" name="Picture 1"/>
+            <wp:cNvGraphicFramePr>
+              <a:graphicFrameLocks xmlns:a="http://schemas.openxmlformats.org/drawingml/2006/main" noChangeAspect="1"/>
+            </wp:cNvGraphicFramePr>
+            <a:graphic xmlns:a="http://schemas.openxmlformats.org/drawingml/2006/main">
+              <a:graphicData uri="http://schemas.openxmlformats.org/drawingml/2006/picture">
+                <pic:pic xmlns:pic="http://schemas.openxmlformats.org/drawingml/2006/picture">
+                  <pic:nvPicPr>
+                    <pic:cNvPr id="690253152" name=""/>
+                    <pic:cNvPicPr/>
+                  </pic:nvPicPr>
+                  <pic:blipFill>
+                    <a:blip r:embed="rId48"/>
+                    <a:stretch>
+                      <a:fillRect/>
+                    </a:stretch>
+                  </pic:blipFill>
+                  <pic:spPr>
+                    <a:xfrm>
+                      <a:off x="0" y="0"/>
+                      <a:ext cx="2806844" cy="1530429"/>
+                    </a:xfrm>
+                    <a:prstGeom prst="rect">
+                      <a:avLst/>
+                    </a:prstGeom>
+                  </pic:spPr>
+                </pic:pic>
+              </a:graphicData>
+            </a:graphic>
+          </wp:inline>
+        </w:drawing>
+      </w:r>
+    </w:p>
+    <w:p>
+      <w:pPr>
+        <w:pStyle w:val="Heading3"/>
+      </w:pPr>
+      <w:bookmarkStart w:id="34" w:name="_Toc240458614"/>
+      <w:r>
+        <w:lastRenderedPageBreak/>
+        <w:t>5</w:t>
+      </w:r>
+      <w:r>
+        <w:t>Hz-9201-CMF-</w:t>
+      </w:r>
+      <w:r>
+        <w:t>0.1</w:t>
+      </w:r>
+      <w:bookmarkEnd w:id="34"/>
+    </w:p>
+    <w:p>
+      <w:pPr>
+        <w:pStyle w:val="Heading4"/>
+      </w:pPr>
+      <w:r>
+        <w:t>Instron</w:t>
+      </w:r>
+    </w:p>
+    <w:p>
+      <w:pPr>
+        <w:jc w:val="center"/>
+        <w:rPr>
+          <w:b/>
+          <w:bCs/>
+        </w:rPr>
+      </w:pPr>
+      <w:r>
+        <w:rPr>
+          <w:b/>
+          <w:bCs/>
+        </w:rPr>
+        <w:drawing>
+          <wp:inline distT="0" distB="0" distL="0" distR="0" wp14:anchorId="192D1854" wp14:editId="720B1732">
+            <wp:extent cx="2749691" cy="1524078"/>
+            <wp:effectExtent l="0" t="0" r="0" b="0"/>
+            <wp:docPr id="334484460" name="Picture 1"/>
+            <wp:cNvGraphicFramePr>
+              <a:graphicFrameLocks xmlns:a="http://schemas.openxmlformats.org/drawingml/2006/main" noChangeAspect="1"/>
+            </wp:cNvGraphicFramePr>
+            <a:graphic xmlns:a="http://schemas.openxmlformats.org/drawingml/2006/main">
+              <a:graphicData uri="http://schemas.openxmlformats.org/drawingml/2006/picture">
+                <pic:pic xmlns:pic="http://schemas.openxmlformats.org/drawingml/2006/picture">
+                  <pic:nvPicPr>
+                    <pic:cNvPr id="334484460" name=""/>
+                    <pic:cNvPicPr/>
+                  </pic:nvPicPr>
+                  <pic:blipFill>
+                    <a:blip r:embed="rId49"/>
+                    <a:stretch>
+                      <a:fillRect/>
+                    </a:stretch>
+                  </pic:blipFill>
+                  <pic:spPr>
+                    <a:xfrm>
+                      <a:off x="0" y="0"/>
+                      <a:ext cx="2749691" cy="1524078"/>
+                    </a:xfrm>
+                    <a:prstGeom prst="rect">
+                      <a:avLst/>
+                    </a:prstGeom>
+                  </pic:spPr>
+                </pic:pic>
+              </a:graphicData>
+            </a:graphic>
+          </wp:inline>
+        </w:drawing>
+      </w:r>
+    </w:p>
+    <w:p>
+      <w:pPr>
+        <w:pStyle w:val="Heading3"/>
+      </w:pPr>
       <w:bookmarkStart w:id="35" w:name="_Toc240458615"/>
       <w:r>
         <w:t>5</w:t>
@@ -5726,7 +6246,48 @@
         <w:t>Instron</w:t>
       </w:r>
     </w:p>
-    <w:p/>
+    <w:p>
+      <w:pPr>
+        <w:jc w:val="center"/>
+      </w:pPr>
+      <w:r>
+        <w:drawing>
+          <wp:inline distT="0" distB="0" distL="0" distR="0" wp14:anchorId="212708E9" wp14:editId="718D8598">
+            <wp:extent cx="2781443" cy="1530429"/>
+            <wp:effectExtent l="0" t="0" r="0" b="0"/>
+            <wp:docPr id="505307552" name="Picture 1"/>
+            <wp:cNvGraphicFramePr>
+              <a:graphicFrameLocks xmlns:a="http://schemas.openxmlformats.org/drawingml/2006/main" noChangeAspect="1"/>
+            </wp:cNvGraphicFramePr>
+            <a:graphic xmlns:a="http://schemas.openxmlformats.org/drawingml/2006/main">
+              <a:graphicData uri="http://schemas.openxmlformats.org/drawingml/2006/picture">
+                <pic:pic xmlns:pic="http://schemas.openxmlformats.org/drawingml/2006/picture">
+                  <pic:nvPicPr>
+                    <pic:cNvPr id="505307552" name=""/>
+                    <pic:cNvPicPr/>
+                  </pic:nvPicPr>
+                  <pic:blipFill>
+                    <a:blip r:embed="rId50"/>
+                    <a:stretch>
+                      <a:fillRect/>
+                    </a:stretch>
+                  </pic:blipFill>
+                  <pic:spPr>
+                    <a:xfrm>
+                      <a:off x="0" y="0"/>
+                      <a:ext cx="2781443" cy="1530429"/>
+                    </a:xfrm>
+                    <a:prstGeom prst="rect">
+                      <a:avLst/>
+                    </a:prstGeom>
+                  </pic:spPr>
+                </pic:pic>
+              </a:graphicData>
+            </a:graphic>
+          </wp:inline>
+        </w:drawing>
+      </w:r>
+    </w:p>
     <w:p>
       <w:pPr>
         <w:pStyle w:val="Heading3"/>
@@ -5751,7 +6312,48 @@
         <w:t>Instron</w:t>
       </w:r>
     </w:p>
-    <w:p/>
+    <w:p>
+      <w:pPr>
+        <w:jc w:val="center"/>
+      </w:pPr>
+      <w:r>
+        <w:drawing>
+          <wp:inline distT="0" distB="0" distL="0" distR="0" wp14:anchorId="42D419E9" wp14:editId="5DF2D6DC">
+            <wp:extent cx="2819545" cy="1543129"/>
+            <wp:effectExtent l="0" t="0" r="0" b="0"/>
+            <wp:docPr id="1557777874" name="Picture 1"/>
+            <wp:cNvGraphicFramePr>
+              <a:graphicFrameLocks xmlns:a="http://schemas.openxmlformats.org/drawingml/2006/main" noChangeAspect="1"/>
+            </wp:cNvGraphicFramePr>
+            <a:graphic xmlns:a="http://schemas.openxmlformats.org/drawingml/2006/main">
+              <a:graphicData uri="http://schemas.openxmlformats.org/drawingml/2006/picture">
+                <pic:pic xmlns:pic="http://schemas.openxmlformats.org/drawingml/2006/picture">
+                  <pic:nvPicPr>
+                    <pic:cNvPr id="1557777874" name=""/>
+                    <pic:cNvPicPr/>
+                  </pic:nvPicPr>
+                  <pic:blipFill>
+                    <a:blip r:embed="rId51"/>
+                    <a:stretch>
+                      <a:fillRect/>
+                    </a:stretch>
+                  </pic:blipFill>
+                  <pic:spPr>
+                    <a:xfrm>
+                      <a:off x="0" y="0"/>
+                      <a:ext cx="2819545" cy="1543129"/>
+                    </a:xfrm>
+                    <a:prstGeom prst="rect">
+                      <a:avLst/>
+                    </a:prstGeom>
+                  </pic:spPr>
+                </pic:pic>
+              </a:graphicData>
+            </a:graphic>
+          </wp:inline>
+        </w:drawing>
+      </w:r>
+    </w:p>
     <w:sectPr>
       <w:pgSz w:w="12240" w:h="15840"/>
       <w:pgMar w:top="1440" w:right="1440" w:bottom="1440" w:left="1440" w:header="720" w:footer="720" w:gutter="0"/>

--- a/DAQ_design/Assisi/v0.2.1/code/data_processing_offline/V0.2.1-experiment-stats.docx
+++ b/DAQ_design/Assisi/v0.2.1/code/data_processing_offline/V0.2.1-experiment-stats.docx
@@ -1,6 +1,6 @@
 
 <file path=word/document.xml><?xml version="1.0" encoding="utf-8"?>
-<w:document xmlns:wpc="http://schemas.microsoft.com/office/word/2010/wordprocessingCanvas" xmlns:cx="http://schemas.microsoft.com/office/drawing/2014/chartex" xmlns:cx1="http://schemas.microsoft.com/office/drawing/2015/9/8/chartex" xmlns:cx2="http://schemas.microsoft.com/office/drawing/2015/10/21/chartex" xmlns:cx3="http://schemas.microsoft.com/office/drawing/2016/5/9/chartex" xmlns:cx4="http://schemas.microsoft.com/office/drawing/2016/5/10/chartex" xmlns:cx5="http://schemas.microsoft.com/office/drawing/2016/5/11/chartex" xmlns:cx6="http://schemas.microsoft.com/office/drawing/2016/5/12/chartex" xmlns:cx7="http://schemas.microsoft.com/office/drawing/2016/5/13/chartex" xmlns:cx8="http://schemas.microsoft.com/office/drawing/2016/5/14/chartex" xmlns:mc="http://schemas.openxmlformats.org/markup-compatibility/2006" xmlns:aink="http://schemas.microsoft.com/office/drawing/2016/ink" xmlns:am3d="http://schemas.microsoft.com/office/drawing/2017/model3d" xmlns:o="urn:schemas-microsoft-com:office:office" xmlns:oel="http://schemas.microsoft.com/office/2019/extlst" xmlns:r="http://schemas.openxmlformats.org/officeDocument/2006/relationships" xmlns:m="http://schemas.openxmlformats.org/officeDocument/2006/math" xmlns:v="urn:schemas-microsoft-com:vml" xmlns:wp14="http://schemas.microsoft.com/office/word/2010/wordprocessingDrawing" xmlns:wp="http://schemas.openxmlformats.org/drawingml/2006/wordprocessingDrawing" xmlns:w10="urn:schemas-microsoft-com:office:word" xmlns:w="http://schemas.openxmlformats.org/wordprocessingml/2006/main" xmlns:w14="http://schemas.microsoft.com/office/word/2010/wordml" xmlns:w15="http://schemas.microsoft.com/office/word/2012/wordml" xmlns:w16cei="http://schemas.microsoft.com/office/word/2026/wordml/cei" xmlns:w16cex="http://schemas.microsoft.com/office/word/2018/wordml/cex" xmlns:w16cid="http://schemas.microsoft.com/office/word/2016/wordml/cid" xmlns:w16="http://schemas.microsoft.com/office/word/2018/wordml" xmlns:w16du="http://schemas.microsoft.com/office/word/2023/wordml/word16du" xmlns:w16sdtdh="http://schemas.microsoft.com/office/word/2020/wordml/sdtdatahash" xmlns:w16sdtfl="http://schemas.microsoft.com/office/word/2024/wordml/sdtformatlock" xmlns:w16se="http://schemas.microsoft.com/office/word/2015/wordml/symex" xmlns:wpg="http://schemas.microsoft.com/office/word/2010/wordprocessingGroup" xmlns:wpi="http://schemas.microsoft.com/office/word/2010/wordprocessingInk" xmlns:wne="http://schemas.microsoft.com/office/word/2006/wordml" xmlns:wps="http://schemas.microsoft.com/office/word/2010/wordprocessingShape" mc:Ignorable="w14 w15 w16se w16cid w16 w16cex w16sdtdh w16sdtfl w16du wp14">
+<w:document xmlns:wpc="http://schemas.microsoft.com/office/word/2010/wordprocessingCanvas" xmlns:cx="http://schemas.microsoft.com/office/drawing/2014/chartex" xmlns:cx1="http://schemas.microsoft.com/office/drawing/2015/9/8/chartex" xmlns:cx2="http://schemas.microsoft.com/office/drawing/2015/10/21/chartex" xmlns:cx3="http://schemas.microsoft.com/office/drawing/2016/5/9/chartex" xmlns:cx4="http://schemas.microsoft.com/office/drawing/2016/5/10/chartex" xmlns:cx5="http://schemas.microsoft.com/office/drawing/2016/5/11/chartex" xmlns:cx6="http://schemas.microsoft.com/office/drawing/2016/5/12/chartex" xmlns:cx7="http://schemas.microsoft.com/office/drawing/2016/5/13/chartex" xmlns:cx8="http://schemas.microsoft.com/office/drawing/2016/5/14/chartex" xmlns:mc="http://schemas.openxmlformats.org/markup-compatibility/2006" xmlns:aink="http://schemas.microsoft.com/office/drawing/2016/ink" xmlns:am3d="http://schemas.microsoft.com/office/drawing/2017/model3d" xmlns:o="urn:schemas-microsoft-com:office:office" xmlns:oel="http://schemas.microsoft.com/office/2019/extlst" xmlns:r="http://schemas.openxmlformats.org/officeDocument/2006/relationships" xmlns:m="http://schemas.openxmlformats.org/officeDocument/2006/math" xmlns:v="urn:schemas-microsoft-com:vml" xmlns:wp14="http://schemas.microsoft.com/office/word/2010/wordprocessingDrawing" xmlns:wp="http://schemas.openxmlformats.org/drawingml/2006/wordprocessingDrawing" xmlns:w10="urn:schemas-microsoft-com:office:word" xmlns:w="http://schemas.openxmlformats.org/wordprocessingml/2006/main" xmlns:w14="http://schemas.microsoft.com/office/word/2010/wordml" xmlns:w15="http://schemas.microsoft.com/office/word/2012/wordml" xmlns:w16cex="http://schemas.microsoft.com/office/word/2018/wordml/cex" xmlns:w16cid="http://schemas.microsoft.com/office/word/2016/wordml/cid" xmlns:w16="http://schemas.microsoft.com/office/word/2018/wordml" xmlns:w16du="http://schemas.microsoft.com/office/word/2023/wordml/word16du" xmlns:w16sdtdh="http://schemas.microsoft.com/office/word/2020/wordml/sdtdatahash" xmlns:w16sdtfl="http://schemas.microsoft.com/office/word/2024/wordml/sdtformatlock" xmlns:w16se="http://schemas.microsoft.com/office/word/2015/wordml/symex" xmlns:wpg="http://schemas.microsoft.com/office/word/2010/wordprocessingGroup" xmlns:wpi="http://schemas.microsoft.com/office/word/2010/wordprocessingInk" xmlns:wne="http://schemas.microsoft.com/office/word/2006/wordml" xmlns:wps="http://schemas.microsoft.com/office/word/2010/wordprocessingShape" mc:Ignorable="w14 w15 w16se w16cid w16 w16cex w16sdtdh w16sdtfl w16du wp14">
   <w:body>
     <w:sdt>
       <w:sdtPr>
@@ -2671,8 +2671,13 @@
       </w:r>
     </w:p>
     <w:p>
-      <w:r>
-        <w:t>Loaded?: No</w:t>
+      <w:proofErr w:type="gramStart"/>
+      <w:r>
+        <w:t>Loaded?:</w:t>
+      </w:r>
+      <w:proofErr w:type="gramEnd"/>
+      <w:r>
+        <w:t xml:space="preserve"> No</w:t>
       </w:r>
     </w:p>
     <w:p>
@@ -2779,8 +2784,13 @@
       </w:r>
     </w:p>
     <w:p>
-      <w:r>
-        <w:t>Loaded?: No</w:t>
+      <w:proofErr w:type="gramStart"/>
+      <w:r>
+        <w:t>Loaded?:</w:t>
+      </w:r>
+      <w:proofErr w:type="gramEnd"/>
+      <w:r>
+        <w:t xml:space="preserve"> No</w:t>
       </w:r>
     </w:p>
     <w:p>
@@ -3216,7 +3226,15 @@
     </w:p>
     <w:p>
       <w:r>
-        <w:t>Physical notes: eroded edges and faces. Dusty, dry. This was its first test of the day.</w:t>
+        <w:t xml:space="preserve">Physical notes: eroded edges and faces. Dusty, dry. This was </w:t>
+      </w:r>
+      <w:proofErr w:type="gramStart"/>
+      <w:r>
+        <w:t>its</w:t>
+      </w:r>
+      <w:proofErr w:type="gramEnd"/>
+      <w:r>
+        <w:t xml:space="preserve"> first test of the day.</w:t>
       </w:r>
     </w:p>
     <w:p>
@@ -3245,8 +3263,13 @@
       </w:r>
     </w:p>
     <w:p>
-      <w:r>
-        <w:t>Loaded?: No</w:t>
+      <w:proofErr w:type="gramStart"/>
+      <w:r>
+        <w:t>Loaded?:</w:t>
+      </w:r>
+      <w:proofErr w:type="gramEnd"/>
+      <w:r>
+        <w:t xml:space="preserve"> No</w:t>
       </w:r>
     </w:p>
     <w:p>
@@ -3507,7 +3530,15 @@
     </w:p>
     <w:p>
       <w:r>
-        <w:t>Physical notes: eroded edges and faces. Dusty, dry. This was its first test of the day.</w:t>
+        <w:t xml:space="preserve">Physical notes: eroded edges and faces. Dusty, dry. This was </w:t>
+      </w:r>
+      <w:proofErr w:type="gramStart"/>
+      <w:r>
+        <w:t>its</w:t>
+      </w:r>
+      <w:proofErr w:type="gramEnd"/>
+      <w:r>
+        <w:t xml:space="preserve"> first test of the day.</w:t>
       </w:r>
     </w:p>
     <w:p>
@@ -3536,8 +3567,13 @@
       </w:r>
     </w:p>
     <w:p>
-      <w:r>
-        <w:t>Loaded?: No</w:t>
+      <w:proofErr w:type="gramStart"/>
+      <w:r>
+        <w:t>Loaded?:</w:t>
+      </w:r>
+      <w:proofErr w:type="gramEnd"/>
+      <w:r>
+        <w:t xml:space="preserve"> No</w:t>
       </w:r>
     </w:p>
     <w:p>
@@ -3553,11 +3589,19 @@
         <w:jc w:val="center"/>
       </w:pPr>
       <w:r>
+        <w:t>Lowpass:</w:t>
+      </w:r>
+    </w:p>
+    <w:p>
+      <w:pPr>
+        <w:jc w:val="center"/>
+      </w:pPr>
+      <w:r>
         <w:rPr>
           <w:noProof/>
         </w:rPr>
         <w:drawing>
-          <wp:inline distT="0" distB="0" distL="0" distR="0" wp14:anchorId="66AC8851" wp14:editId="03F687E3">
+          <wp:inline distT="0" distB="0" distL="0" distR="0" wp14:anchorId="66AC8851" wp14:editId="2F272CA2">
             <wp:extent cx="2825895" cy="1530429"/>
             <wp:effectExtent l="0" t="0" r="0" b="0"/>
             <wp:docPr id="481868428" name="Picture 1"/>
@@ -3595,9 +3639,60 @@
     </w:p>
     <w:p>
       <w:pPr>
+        <w:jc w:val="center"/>
+      </w:pPr>
+      <w:r>
+        <w:t>Unfiltered:</w:t>
+      </w:r>
+    </w:p>
+    <w:p>
+      <w:pPr>
+        <w:jc w:val="center"/>
+      </w:pPr>
+      <w:r>
+        <w:drawing>
+          <wp:inline distT="0" distB="0" distL="0" distR="0" wp14:anchorId="6A4B657B" wp14:editId="698101EA">
+            <wp:extent cx="2806844" cy="1644735"/>
+            <wp:effectExtent l="0" t="0" r="0" b="0"/>
+            <wp:docPr id="738388487" name="Picture 1"/>
+            <wp:cNvGraphicFramePr>
+              <a:graphicFrameLocks xmlns:a="http://schemas.openxmlformats.org/drawingml/2006/main" noChangeAspect="1"/>
+            </wp:cNvGraphicFramePr>
+            <a:graphic xmlns:a="http://schemas.openxmlformats.org/drawingml/2006/main">
+              <a:graphicData uri="http://schemas.openxmlformats.org/drawingml/2006/picture">
+                <pic:pic xmlns:pic="http://schemas.openxmlformats.org/drawingml/2006/picture">
+                  <pic:nvPicPr>
+                    <pic:cNvPr id="738388487" name=""/>
+                    <pic:cNvPicPr/>
+                  </pic:nvPicPr>
+                  <pic:blipFill>
+                    <a:blip r:embed="rId15"/>
+                    <a:stretch>
+                      <a:fillRect/>
+                    </a:stretch>
+                  </pic:blipFill>
+                  <pic:spPr>
+                    <a:xfrm>
+                      <a:off x="0" y="0"/>
+                      <a:ext cx="2806844" cy="1644735"/>
+                    </a:xfrm>
+                    <a:prstGeom prst="rect">
+                      <a:avLst/>
+                    </a:prstGeom>
+                  </pic:spPr>
+                </pic:pic>
+              </a:graphicData>
+            </a:graphic>
+          </wp:inline>
+        </w:drawing>
+      </w:r>
+    </w:p>
+    <w:p>
+      <w:pPr>
         <w:pStyle w:val="Heading4"/>
       </w:pPr>
       <w:r>
+        <w:lastRenderedPageBreak/>
         <w:t>Instron</w:t>
       </w:r>
     </w:p>
@@ -3625,7 +3720,7 @@
                     <pic:cNvPicPr/>
                   </pic:nvPicPr>
                   <pic:blipFill>
-                    <a:blip r:embed="rId15"/>
+                    <a:blip r:embed="rId16"/>
                     <a:stretch>
                       <a:fillRect/>
                     </a:stretch>
@@ -3654,10 +3749,54 @@
         <w:jc w:val="center"/>
       </w:pPr>
       <w:r>
+        <w:drawing>
+          <wp:inline distT="0" distB="0" distL="0" distR="0" wp14:anchorId="6E7B945D" wp14:editId="15F7B6FD">
+            <wp:extent cx="2819545" cy="1530429"/>
+            <wp:effectExtent l="0" t="0" r="0" b="0"/>
+            <wp:docPr id="1533719090" name="Picture 1"/>
+            <wp:cNvGraphicFramePr>
+              <a:graphicFrameLocks xmlns:a="http://schemas.openxmlformats.org/drawingml/2006/main" noChangeAspect="1"/>
+            </wp:cNvGraphicFramePr>
+            <a:graphic xmlns:a="http://schemas.openxmlformats.org/drawingml/2006/main">
+              <a:graphicData uri="http://schemas.openxmlformats.org/drawingml/2006/picture">
+                <pic:pic xmlns:pic="http://schemas.openxmlformats.org/drawingml/2006/picture">
+                  <pic:nvPicPr>
+                    <pic:cNvPr id="1533719090" name=""/>
+                    <pic:cNvPicPr/>
+                  </pic:nvPicPr>
+                  <pic:blipFill>
+                    <a:blip r:embed="rId17"/>
+                    <a:stretch>
+                      <a:fillRect/>
+                    </a:stretch>
+                  </pic:blipFill>
+                  <pic:spPr>
+                    <a:xfrm>
+                      <a:off x="0" y="0"/>
+                      <a:ext cx="2819545" cy="1530429"/>
+                    </a:xfrm>
+                    <a:prstGeom prst="rect">
+                      <a:avLst/>
+                    </a:prstGeom>
+                  </pic:spPr>
+                </pic:pic>
+              </a:graphicData>
+            </a:graphic>
+          </wp:inline>
+        </w:drawing>
+      </w:r>
+      <w:r>
+        <w:t>constant unfiltered</w:t>
+      </w:r>
+    </w:p>
+    <w:p>
+      <w:pPr>
+        <w:jc w:val="center"/>
+      </w:pPr>
+      <w:r>
         <w:rPr>
           <w:noProof/>
         </w:rPr>
-        <w:lastRenderedPageBreak/>
         <w:drawing>
           <wp:inline distT="0" distB="0" distL="0" distR="0" wp14:anchorId="655BA64B" wp14:editId="080777D2">
             <wp:extent cx="2844946" cy="1524078"/>
@@ -3674,7 +3813,7 @@
                     <pic:cNvPicPr/>
                   </pic:nvPicPr>
                   <pic:blipFill>
-                    <a:blip r:embed="rId16"/>
+                    <a:blip r:embed="rId18"/>
                     <a:stretch>
                       <a:fillRect/>
                     </a:stretch>
@@ -3700,9 +3839,60 @@
     </w:p>
     <w:p>
       <w:pPr>
+        <w:jc w:val="center"/>
+      </w:pPr>
+      <w:r>
+        <w:drawing>
+          <wp:inline distT="0" distB="0" distL="0" distR="0" wp14:anchorId="78AC1642" wp14:editId="7CDECA6C">
+            <wp:extent cx="2806844" cy="1524078"/>
+            <wp:effectExtent l="0" t="0" r="0" b="0"/>
+            <wp:docPr id="1316355953" name="Picture 1"/>
+            <wp:cNvGraphicFramePr>
+              <a:graphicFrameLocks xmlns:a="http://schemas.openxmlformats.org/drawingml/2006/main" noChangeAspect="1"/>
+            </wp:cNvGraphicFramePr>
+            <a:graphic xmlns:a="http://schemas.openxmlformats.org/drawingml/2006/main">
+              <a:graphicData uri="http://schemas.openxmlformats.org/drawingml/2006/picture">
+                <pic:pic xmlns:pic="http://schemas.openxmlformats.org/drawingml/2006/picture">
+                  <pic:nvPicPr>
+                    <pic:cNvPr id="1316355953" name=""/>
+                    <pic:cNvPicPr/>
+                  </pic:nvPicPr>
+                  <pic:blipFill>
+                    <a:blip r:embed="rId19"/>
+                    <a:stretch>
+                      <a:fillRect/>
+                    </a:stretch>
+                  </pic:blipFill>
+                  <pic:spPr>
+                    <a:xfrm>
+                      <a:off x="0" y="0"/>
+                      <a:ext cx="2806844" cy="1524078"/>
+                    </a:xfrm>
+                    <a:prstGeom prst="rect">
+                      <a:avLst/>
+                    </a:prstGeom>
+                  </pic:spPr>
+                </pic:pic>
+              </a:graphicData>
+            </a:graphic>
+          </wp:inline>
+        </w:drawing>
+      </w:r>
+      <w:proofErr w:type="gramStart"/>
+      <w:r>
+        <w:t>Tri</w:t>
+      </w:r>
+      <w:proofErr w:type="gramEnd"/>
+      <w:r>
+        <w:t xml:space="preserve"> unfiltered</w:t>
+      </w:r>
+    </w:p>
+    <w:p>
+      <w:pPr>
         <w:pStyle w:val="Heading4"/>
       </w:pPr>
       <w:r>
+        <w:lastRenderedPageBreak/>
         <w:t>Post</w:t>
       </w:r>
     </w:p>
@@ -3730,7 +3920,7 @@
                     <pic:cNvPicPr/>
                   </pic:nvPicPr>
                   <pic:blipFill>
-                    <a:blip r:embed="rId17"/>
+                    <a:blip r:embed="rId20"/>
                     <a:stretch>
                       <a:fillRect/>
                     </a:stretch>
@@ -3753,6 +3943,51 @@
     </w:p>
     <w:p>
       <w:pPr>
+        <w:jc w:val="center"/>
+      </w:pPr>
+      <w:r>
+        <w:drawing>
+          <wp:inline distT="0" distB="0" distL="0" distR="0" wp14:anchorId="154BFBED" wp14:editId="1F0C7962">
+            <wp:extent cx="2806844" cy="1524078"/>
+            <wp:effectExtent l="0" t="0" r="0" b="0"/>
+            <wp:docPr id="676565174" name="Picture 1"/>
+            <wp:cNvGraphicFramePr>
+              <a:graphicFrameLocks xmlns:a="http://schemas.openxmlformats.org/drawingml/2006/main" noChangeAspect="1"/>
+            </wp:cNvGraphicFramePr>
+            <a:graphic xmlns:a="http://schemas.openxmlformats.org/drawingml/2006/main">
+              <a:graphicData uri="http://schemas.openxmlformats.org/drawingml/2006/picture">
+                <pic:pic xmlns:pic="http://schemas.openxmlformats.org/drawingml/2006/picture">
+                  <pic:nvPicPr>
+                    <pic:cNvPr id="676565174" name=""/>
+                    <pic:cNvPicPr/>
+                  </pic:nvPicPr>
+                  <pic:blipFill>
+                    <a:blip r:embed="rId21"/>
+                    <a:stretch>
+                      <a:fillRect/>
+                    </a:stretch>
+                  </pic:blipFill>
+                  <pic:spPr>
+                    <a:xfrm>
+                      <a:off x="0" y="0"/>
+                      <a:ext cx="2806844" cy="1524078"/>
+                    </a:xfrm>
+                    <a:prstGeom prst="rect">
+                      <a:avLst/>
+                    </a:prstGeom>
+                  </pic:spPr>
+                </pic:pic>
+              </a:graphicData>
+            </a:graphic>
+          </wp:inline>
+        </w:drawing>
+      </w:r>
+      <w:r>
+        <w:t>unfiltered</w:t>
+      </w:r>
+    </w:p>
+    <w:p>
+      <w:pPr>
         <w:pStyle w:val="Heading3"/>
         <w:rPr>
           <w:rFonts w:ascii="Times New Roman" w:hAnsi="Times New Roman"/>
@@ -3817,17 +4052,32 @@
     </w:p>
     <w:p>
       <w:r>
-        <w:t>Baseline material resistance: 160 ohm</w:t>
-      </w:r>
-    </w:p>
-    <w:p>
-      <w:r>
-        <w:t>Post resistance: 160 ohm</w:t>
-      </w:r>
-    </w:p>
-    <w:p>
-      <w:r>
-        <w:t>Loaded?: No</w:t>
+        <w:t xml:space="preserve">Baseline material resistance: 160 </w:t>
+      </w:r>
+      <w:proofErr w:type="gramStart"/>
+      <w:r>
+        <w:t>ohm</w:t>
+      </w:r>
+      <w:proofErr w:type="gramEnd"/>
+    </w:p>
+    <w:p>
+      <w:r>
+        <w:t xml:space="preserve">Post resistance: 160 </w:t>
+      </w:r>
+      <w:proofErr w:type="gramStart"/>
+      <w:r>
+        <w:t>ohm</w:t>
+      </w:r>
+      <w:proofErr w:type="gramEnd"/>
+    </w:p>
+    <w:p>
+      <w:proofErr w:type="gramStart"/>
+      <w:r>
+        <w:t>Loaded?:</w:t>
+      </w:r>
+      <w:proofErr w:type="gramEnd"/>
+      <w:r>
+        <w:t xml:space="preserve"> No</w:t>
       </w:r>
     </w:p>
     <w:p>
@@ -3863,7 +4113,7 @@
                     <pic:cNvPicPr/>
                   </pic:nvPicPr>
                   <pic:blipFill>
-                    <a:blip r:embed="rId18"/>
+                    <a:blip r:embed="rId22"/>
                     <a:stretch>
                       <a:fillRect/>
                     </a:stretch>
@@ -3976,8 +4226,13 @@
       </w:r>
     </w:p>
     <w:p>
-      <w:r>
-        <w:t>Loaded?: No</w:t>
+      <w:proofErr w:type="gramStart"/>
+      <w:r>
+        <w:t>Loaded?:</w:t>
+      </w:r>
+      <w:proofErr w:type="gramEnd"/>
+      <w:r>
+        <w:t xml:space="preserve"> No</w:t>
       </w:r>
     </w:p>
     <w:p>
@@ -4013,7 +4268,7 @@
                     <pic:cNvPicPr/>
                   </pic:nvPicPr>
                   <pic:blipFill>
-                    <a:blip r:embed="rId19"/>
+                    <a:blip r:embed="rId23"/>
                     <a:stretch>
                       <a:fillRect/>
                     </a:stretch>
@@ -4098,7 +4353,7 @@
                     <pic:cNvPicPr/>
                   </pic:nvPicPr>
                   <pic:blipFill>
-                    <a:blip r:embed="rId20"/>
+                    <a:blip r:embed="rId24"/>
                     <a:stretch>
                       <a:fillRect/>
                     </a:stretch>
@@ -4151,7 +4406,7 @@
                     <pic:cNvPicPr/>
                   </pic:nvPicPr>
                   <pic:blipFill>
-                    <a:blip r:embed="rId21"/>
+                    <a:blip r:embed="rId25"/>
                     <a:stretch>
                       <a:fillRect/>
                     </a:stretch>
@@ -4221,7 +4476,7 @@
                     <pic:cNvPicPr/>
                   </pic:nvPicPr>
                   <pic:blipFill>
-                    <a:blip r:embed="rId22"/>
+                    <a:blip r:embed="rId26"/>
                     <a:stretch>
                       <a:fillRect/>
                     </a:stretch>
@@ -4274,7 +4529,7 @@
                     <pic:cNvPicPr/>
                   </pic:nvPicPr>
                   <pic:blipFill>
-                    <a:blip r:embed="rId23"/>
+                    <a:blip r:embed="rId27"/>
                     <a:stretch>
                       <a:fillRect/>
                     </a:stretch>
@@ -4361,17 +4616,32 @@
     </w:p>
     <w:p>
       <w:r>
-        <w:t>Baseline material resistance: 125 ohm</w:t>
-      </w:r>
-    </w:p>
-    <w:p>
-      <w:r>
-        <w:t>Post resistance: 126 ohm</w:t>
-      </w:r>
-    </w:p>
-    <w:p>
-      <w:r>
-        <w:t>Loaded?: No</w:t>
+        <w:t xml:space="preserve">Baseline material resistance: 125 </w:t>
+      </w:r>
+      <w:proofErr w:type="gramStart"/>
+      <w:r>
+        <w:t>ohm</w:t>
+      </w:r>
+      <w:proofErr w:type="gramEnd"/>
+    </w:p>
+    <w:p>
+      <w:r>
+        <w:t xml:space="preserve">Post resistance: 126 </w:t>
+      </w:r>
+      <w:proofErr w:type="gramStart"/>
+      <w:r>
+        <w:t>ohm</w:t>
+      </w:r>
+      <w:proofErr w:type="gramEnd"/>
+    </w:p>
+    <w:p>
+      <w:proofErr w:type="gramStart"/>
+      <w:r>
+        <w:t>Loaded?:</w:t>
+      </w:r>
+      <w:proofErr w:type="gramEnd"/>
+      <w:r>
+        <w:t xml:space="preserve"> No</w:t>
       </w:r>
     </w:p>
     <w:p>
@@ -4407,7 +4677,7 @@
                     <pic:cNvPicPr/>
                   </pic:nvPicPr>
                   <pic:blipFill>
-                    <a:blip r:embed="rId24">
+                    <a:blip r:embed="rId28">
                       <a:extLst>
                         <a:ext uri="{28A0092B-C50C-407E-A947-70E740481C1C}">
                           <a14:useLocalDpi xmlns:a14="http://schemas.microsoft.com/office/drawing/2010/main" val="0"/>
@@ -4544,8 +4814,13 @@
       </w:r>
     </w:p>
     <w:p>
-      <w:r>
-        <w:t>Loaded?: No</w:t>
+      <w:proofErr w:type="gramStart"/>
+      <w:r>
+        <w:t>Loaded?:</w:t>
+      </w:r>
+      <w:proofErr w:type="gramEnd"/>
+      <w:r>
+        <w:t xml:space="preserve"> No</w:t>
       </w:r>
     </w:p>
     <w:p>
@@ -4581,7 +4856,7 @@
                     <pic:cNvPicPr/>
                   </pic:nvPicPr>
                   <pic:blipFill>
-                    <a:blip r:embed="rId25"/>
+                    <a:blip r:embed="rId29"/>
                     <a:stretch>
                       <a:fillRect/>
                     </a:stretch>
@@ -4685,17 +4960,32 @@
     </w:p>
     <w:p>
       <w:r>
-        <w:t>Baseline material resistance: 130 ohm</w:t>
-      </w:r>
-    </w:p>
-    <w:p>
-      <w:r>
-        <w:t>Post resistance: 136 ohm</w:t>
-      </w:r>
-    </w:p>
-    <w:p>
-      <w:r>
-        <w:t>Loaded?: No</w:t>
+        <w:t xml:space="preserve">Baseline material resistance: 130 </w:t>
+      </w:r>
+      <w:proofErr w:type="gramStart"/>
+      <w:r>
+        <w:t>ohm</w:t>
+      </w:r>
+      <w:proofErr w:type="gramEnd"/>
+    </w:p>
+    <w:p>
+      <w:r>
+        <w:t xml:space="preserve">Post resistance: 136 </w:t>
+      </w:r>
+      <w:proofErr w:type="gramStart"/>
+      <w:r>
+        <w:t>ohm</w:t>
+      </w:r>
+      <w:proofErr w:type="gramEnd"/>
+    </w:p>
+    <w:p>
+      <w:proofErr w:type="gramStart"/>
+      <w:r>
+        <w:t>Loaded?:</w:t>
+      </w:r>
+      <w:proofErr w:type="gramEnd"/>
+      <w:r>
+        <w:t xml:space="preserve"> No</w:t>
       </w:r>
     </w:p>
     <w:p>
@@ -4731,7 +5021,7 @@
                     <pic:cNvPicPr/>
                   </pic:nvPicPr>
                   <pic:blipFill>
-                    <a:blip r:embed="rId26"/>
+                    <a:blip r:embed="rId30"/>
                     <a:stretch>
                       <a:fillRect/>
                     </a:stretch>
@@ -4844,8 +5134,13 @@
       </w:r>
     </w:p>
     <w:p>
-      <w:r>
-        <w:t>Loaded?: No</w:t>
+      <w:proofErr w:type="gramStart"/>
+      <w:r>
+        <w:t>Loaded?:</w:t>
+      </w:r>
+      <w:proofErr w:type="gramEnd"/>
+      <w:r>
+        <w:t xml:space="preserve"> No</w:t>
       </w:r>
     </w:p>
     <w:p>
@@ -4881,7 +5176,7 @@
                     <pic:cNvPicPr/>
                   </pic:nvPicPr>
                   <pic:blipFill>
-                    <a:blip r:embed="rId27"/>
+                    <a:blip r:embed="rId31"/>
                     <a:stretch>
                       <a:fillRect/>
                     </a:stretch>
@@ -4961,7 +5256,7 @@
                     <pic:cNvPicPr/>
                   </pic:nvPicPr>
                   <pic:blipFill>
-                    <a:blip r:embed="rId28"/>
+                    <a:blip r:embed="rId32"/>
                     <a:stretch>
                       <a:fillRect/>
                     </a:stretch>
@@ -5009,7 +5304,7 @@
                     <pic:cNvPicPr/>
                   </pic:nvPicPr>
                   <pic:blipFill>
-                    <a:blip r:embed="rId29"/>
+                    <a:blip r:embed="rId33"/>
                     <a:stretch>
                       <a:fillRect/>
                     </a:stretch>
@@ -5066,7 +5361,7 @@
                     <pic:cNvPicPr/>
                   </pic:nvPicPr>
                   <pic:blipFill>
-                    <a:blip r:embed="rId30"/>
+                    <a:blip r:embed="rId34"/>
                     <a:stretch>
                       <a:fillRect/>
                     </a:stretch>
@@ -5127,248 +5422,6 @@
                 <pic:pic xmlns:pic="http://schemas.openxmlformats.org/drawingml/2006/picture">
                   <pic:nvPicPr>
                     <pic:cNvPr id="1293355414" name=""/>
-                    <pic:cNvPicPr/>
-                  </pic:nvPicPr>
-                  <pic:blipFill>
-                    <a:blip r:embed="rId31"/>
-                    <a:stretch>
-                      <a:fillRect/>
-                    </a:stretch>
-                  </pic:blipFill>
-                  <pic:spPr>
-                    <a:xfrm>
-                      <a:off x="0" y="0"/>
-                      <a:ext cx="2806844" cy="1530429"/>
-                    </a:xfrm>
-                    <a:prstGeom prst="rect">
-                      <a:avLst/>
-                    </a:prstGeom>
-                  </pic:spPr>
-                </pic:pic>
-              </a:graphicData>
-            </a:graphic>
-          </wp:inline>
-        </w:drawing>
-      </w:r>
-      <w:r>
-        <w:t>0.4kN</w:t>
-      </w:r>
-    </w:p>
-    <w:p>
-      <w:pPr>
-        <w:jc w:val="center"/>
-      </w:pPr>
-      <w:r>
-        <w:rPr>
-          <w:noProof/>
-        </w:rPr>
-        <w:drawing>
-          <wp:inline distT="0" distB="0" distL="0" distR="0" wp14:anchorId="798E76A4" wp14:editId="696A6304">
-            <wp:extent cx="2819545" cy="1562180"/>
-            <wp:effectExtent l="0" t="0" r="0" b="0"/>
-            <wp:docPr id="245756784" name="Picture 1"/>
-            <wp:cNvGraphicFramePr>
-              <a:graphicFrameLocks xmlns:a="http://schemas.openxmlformats.org/drawingml/2006/main" noChangeAspect="1"/>
-            </wp:cNvGraphicFramePr>
-            <a:graphic xmlns:a="http://schemas.openxmlformats.org/drawingml/2006/main">
-              <a:graphicData uri="http://schemas.openxmlformats.org/drawingml/2006/picture">
-                <pic:pic xmlns:pic="http://schemas.openxmlformats.org/drawingml/2006/picture">
-                  <pic:nvPicPr>
-                    <pic:cNvPr id="245756784" name=""/>
-                    <pic:cNvPicPr/>
-                  </pic:nvPicPr>
-                  <pic:blipFill>
-                    <a:blip r:embed="rId32"/>
-                    <a:stretch>
-                      <a:fillRect/>
-                    </a:stretch>
-                  </pic:blipFill>
-                  <pic:spPr>
-                    <a:xfrm>
-                      <a:off x="0" y="0"/>
-                      <a:ext cx="2819545" cy="1562180"/>
-                    </a:xfrm>
-                    <a:prstGeom prst="rect">
-                      <a:avLst/>
-                    </a:prstGeom>
-                  </pic:spPr>
-                </pic:pic>
-              </a:graphicData>
-            </a:graphic>
-          </wp:inline>
-        </w:drawing>
-      </w:r>
-      <w:r>
-        <w:t>0.8kN</w:t>
-      </w:r>
-    </w:p>
-    <w:p/>
-    <w:p>
-      <w:pPr>
-        <w:pStyle w:val="Heading4"/>
-      </w:pPr>
-      <w:r>
-        <w:t>Post</w:t>
-      </w:r>
-    </w:p>
-    <w:p>
-      <w:pPr>
-        <w:jc w:val="center"/>
-      </w:pPr>
-      <w:r>
-        <w:rPr>
-          <w:noProof/>
-        </w:rPr>
-        <w:drawing>
-          <wp:inline distT="0" distB="0" distL="0" distR="0" wp14:anchorId="20693E6D" wp14:editId="008CA345">
-            <wp:extent cx="2806844" cy="1530429"/>
-            <wp:effectExtent l="0" t="0" r="0" b="0"/>
-            <wp:docPr id="1835986128" name="Picture 1"/>
-            <wp:cNvGraphicFramePr>
-              <a:graphicFrameLocks xmlns:a="http://schemas.openxmlformats.org/drawingml/2006/main" noChangeAspect="1"/>
-            </wp:cNvGraphicFramePr>
-            <a:graphic xmlns:a="http://schemas.openxmlformats.org/drawingml/2006/main">
-              <a:graphicData uri="http://schemas.openxmlformats.org/drawingml/2006/picture">
-                <pic:pic xmlns:pic="http://schemas.openxmlformats.org/drawingml/2006/picture">
-                  <pic:nvPicPr>
-                    <pic:cNvPr id="1835986128" name=""/>
-                    <pic:cNvPicPr/>
-                  </pic:nvPicPr>
-                  <pic:blipFill>
-                    <a:blip r:embed="rId33"/>
-                    <a:stretch>
-                      <a:fillRect/>
-                    </a:stretch>
-                  </pic:blipFill>
-                  <pic:spPr>
-                    <a:xfrm>
-                      <a:off x="0" y="0"/>
-                      <a:ext cx="2806844" cy="1530429"/>
-                    </a:xfrm>
-                    <a:prstGeom prst="rect">
-                      <a:avLst/>
-                    </a:prstGeom>
-                  </pic:spPr>
-                </pic:pic>
-              </a:graphicData>
-            </a:graphic>
-          </wp:inline>
-        </w:drawing>
-      </w:r>
-    </w:p>
-    <w:p>
-      <w:pPr>
-        <w:pStyle w:val="Heading2"/>
-        <w:rPr>
-          <w:rFonts w:ascii="Times New Roman" w:hAnsi="Times New Roman"/>
-        </w:rPr>
-      </w:pPr>
-      <w:bookmarkStart w:id="27" w:name="_Toc240458607"/>
-      <w:r>
-        <w:rPr>
-          <w:rFonts w:ascii="Times New Roman" w:hAnsi="Times New Roman"/>
-        </w:rPr>
-        <w:lastRenderedPageBreak/>
-        <w:t>07</w:t>
-      </w:r>
-      <w:r>
-        <w:rPr>
-          <w:rFonts w:ascii="Times New Roman" w:hAnsi="Times New Roman"/>
-        </w:rPr>
-        <w:t>30</w:t>
-      </w:r>
-      <w:r>
-        <w:rPr>
-          <w:rFonts w:ascii="Times New Roman" w:hAnsi="Times New Roman"/>
-        </w:rPr>
-        <w:t>2026</w:t>
-      </w:r>
-      <w:bookmarkEnd w:id="27"/>
-    </w:p>
-    <w:p>
-      <w:pPr>
-        <w:pStyle w:val="Heading3"/>
-      </w:pPr>
-      <w:bookmarkStart w:id="28" w:name="_Toc240458608"/>
-      <w:r>
-        <w:t>20</w:t>
-      </w:r>
-      <w:r>
-        <w:t>Hz-9201-CMF-1</w:t>
-      </w:r>
-      <w:bookmarkEnd w:id="28"/>
-    </w:p>
-    <w:p>
-      <w:pPr>
-        <w:pStyle w:val="Heading4"/>
-      </w:pPr>
-      <w:r>
-        <w:t>Pre</w:t>
-      </w:r>
-    </w:p>
-    <w:p>
-      <w:pPr>
-        <w:jc w:val="center"/>
-      </w:pPr>
-      <w:r>
-        <w:drawing>
-          <wp:inline distT="0" distB="0" distL="0" distR="0" wp14:anchorId="3346CC90" wp14:editId="3E2281C3">
-            <wp:extent cx="2819545" cy="1530429"/>
-            <wp:effectExtent l="0" t="0" r="0" b="0"/>
-            <wp:docPr id="1795413806" name="Picture 1"/>
-            <wp:cNvGraphicFramePr>
-              <a:graphicFrameLocks xmlns:a="http://schemas.openxmlformats.org/drawingml/2006/main" noChangeAspect="1"/>
-            </wp:cNvGraphicFramePr>
-            <a:graphic xmlns:a="http://schemas.openxmlformats.org/drawingml/2006/main">
-              <a:graphicData uri="http://schemas.openxmlformats.org/drawingml/2006/picture">
-                <pic:pic xmlns:pic="http://schemas.openxmlformats.org/drawingml/2006/picture">
-                  <pic:nvPicPr>
-                    <pic:cNvPr id="1795413806" name=""/>
-                    <pic:cNvPicPr/>
-                  </pic:nvPicPr>
-                  <pic:blipFill>
-                    <a:blip r:embed="rId34"/>
-                    <a:stretch>
-                      <a:fillRect/>
-                    </a:stretch>
-                  </pic:blipFill>
-                  <pic:spPr>
-                    <a:xfrm>
-                      <a:off x="0" y="0"/>
-                      <a:ext cx="2819545" cy="1530429"/>
-                    </a:xfrm>
-                    <a:prstGeom prst="rect">
-                      <a:avLst/>
-                    </a:prstGeom>
-                  </pic:spPr>
-                </pic:pic>
-              </a:graphicData>
-            </a:graphic>
-          </wp:inline>
-        </w:drawing>
-      </w:r>
-      <w:r>
-        <w:t>330 ohms</w:t>
-      </w:r>
-    </w:p>
-    <w:p>
-      <w:pPr>
-        <w:jc w:val="center"/>
-      </w:pPr>
-      <w:r>
-        <w:drawing>
-          <wp:inline distT="0" distB="0" distL="0" distR="0" wp14:anchorId="257DB4DA" wp14:editId="628FD374">
-            <wp:extent cx="2806844" cy="1530429"/>
-            <wp:effectExtent l="0" t="0" r="0" b="0"/>
-            <wp:docPr id="1708547102" name="Picture 1"/>
-            <wp:cNvGraphicFramePr>
-              <a:graphicFrameLocks xmlns:a="http://schemas.openxmlformats.org/drawingml/2006/main" noChangeAspect="1"/>
-            </wp:cNvGraphicFramePr>
-            <a:graphic xmlns:a="http://schemas.openxmlformats.org/drawingml/2006/main">
-              <a:graphicData uri="http://schemas.openxmlformats.org/drawingml/2006/picture">
-                <pic:pic xmlns:pic="http://schemas.openxmlformats.org/drawingml/2006/picture">
-                  <pic:nvPicPr>
-                    <pic:cNvPr id="1708547102" name=""/>
                     <pic:cNvPicPr/>
                   </pic:nvPicPr>
                   <pic:blipFill>
@@ -5393,6 +5446,254 @@
         </w:drawing>
       </w:r>
       <w:r>
+        <w:t>0.4kN</w:t>
+      </w:r>
+    </w:p>
+    <w:p>
+      <w:pPr>
+        <w:jc w:val="center"/>
+      </w:pPr>
+      <w:r>
+        <w:rPr>
+          <w:noProof/>
+        </w:rPr>
+        <w:drawing>
+          <wp:inline distT="0" distB="0" distL="0" distR="0" wp14:anchorId="798E76A4" wp14:editId="696A6304">
+            <wp:extent cx="2819545" cy="1562180"/>
+            <wp:effectExtent l="0" t="0" r="0" b="0"/>
+            <wp:docPr id="245756784" name="Picture 1"/>
+            <wp:cNvGraphicFramePr>
+              <a:graphicFrameLocks xmlns:a="http://schemas.openxmlformats.org/drawingml/2006/main" noChangeAspect="1"/>
+            </wp:cNvGraphicFramePr>
+            <a:graphic xmlns:a="http://schemas.openxmlformats.org/drawingml/2006/main">
+              <a:graphicData uri="http://schemas.openxmlformats.org/drawingml/2006/picture">
+                <pic:pic xmlns:pic="http://schemas.openxmlformats.org/drawingml/2006/picture">
+                  <pic:nvPicPr>
+                    <pic:cNvPr id="245756784" name=""/>
+                    <pic:cNvPicPr/>
+                  </pic:nvPicPr>
+                  <pic:blipFill>
+                    <a:blip r:embed="rId36"/>
+                    <a:stretch>
+                      <a:fillRect/>
+                    </a:stretch>
+                  </pic:blipFill>
+                  <pic:spPr>
+                    <a:xfrm>
+                      <a:off x="0" y="0"/>
+                      <a:ext cx="2819545" cy="1562180"/>
+                    </a:xfrm>
+                    <a:prstGeom prst="rect">
+                      <a:avLst/>
+                    </a:prstGeom>
+                  </pic:spPr>
+                </pic:pic>
+              </a:graphicData>
+            </a:graphic>
+          </wp:inline>
+        </w:drawing>
+      </w:r>
+      <w:r>
+        <w:t>0.8kN</w:t>
+      </w:r>
+    </w:p>
+    <w:p/>
+    <w:p>
+      <w:pPr>
+        <w:pStyle w:val="Heading4"/>
+      </w:pPr>
+      <w:r>
+        <w:t>Post</w:t>
+      </w:r>
+    </w:p>
+    <w:p>
+      <w:pPr>
+        <w:jc w:val="center"/>
+      </w:pPr>
+      <w:r>
+        <w:rPr>
+          <w:noProof/>
+        </w:rPr>
+        <w:drawing>
+          <wp:inline distT="0" distB="0" distL="0" distR="0" wp14:anchorId="20693E6D" wp14:editId="008CA345">
+            <wp:extent cx="2806844" cy="1530429"/>
+            <wp:effectExtent l="0" t="0" r="0" b="0"/>
+            <wp:docPr id="1835986128" name="Picture 1"/>
+            <wp:cNvGraphicFramePr>
+              <a:graphicFrameLocks xmlns:a="http://schemas.openxmlformats.org/drawingml/2006/main" noChangeAspect="1"/>
+            </wp:cNvGraphicFramePr>
+            <a:graphic xmlns:a="http://schemas.openxmlformats.org/drawingml/2006/main">
+              <a:graphicData uri="http://schemas.openxmlformats.org/drawingml/2006/picture">
+                <pic:pic xmlns:pic="http://schemas.openxmlformats.org/drawingml/2006/picture">
+                  <pic:nvPicPr>
+                    <pic:cNvPr id="1835986128" name=""/>
+                    <pic:cNvPicPr/>
+                  </pic:nvPicPr>
+                  <pic:blipFill>
+                    <a:blip r:embed="rId37"/>
+                    <a:stretch>
+                      <a:fillRect/>
+                    </a:stretch>
+                  </pic:blipFill>
+                  <pic:spPr>
+                    <a:xfrm>
+                      <a:off x="0" y="0"/>
+                      <a:ext cx="2806844" cy="1530429"/>
+                    </a:xfrm>
+                    <a:prstGeom prst="rect">
+                      <a:avLst/>
+                    </a:prstGeom>
+                  </pic:spPr>
+                </pic:pic>
+              </a:graphicData>
+            </a:graphic>
+          </wp:inline>
+        </w:drawing>
+      </w:r>
+    </w:p>
+    <w:p>
+      <w:pPr>
+        <w:pStyle w:val="Heading2"/>
+        <w:rPr>
+          <w:rFonts w:ascii="Times New Roman" w:hAnsi="Times New Roman"/>
+        </w:rPr>
+      </w:pPr>
+      <w:bookmarkStart w:id="27" w:name="_Toc240458607"/>
+      <w:r>
+        <w:rPr>
+          <w:rFonts w:ascii="Times New Roman" w:hAnsi="Times New Roman"/>
+        </w:rPr>
+        <w:lastRenderedPageBreak/>
+        <w:t>07</w:t>
+      </w:r>
+      <w:r>
+        <w:rPr>
+          <w:rFonts w:ascii="Times New Roman" w:hAnsi="Times New Roman"/>
+        </w:rPr>
+        <w:t>30</w:t>
+      </w:r>
+      <w:r>
+        <w:rPr>
+          <w:rFonts w:ascii="Times New Roman" w:hAnsi="Times New Roman"/>
+        </w:rPr>
+        <w:t>2026</w:t>
+      </w:r>
+      <w:bookmarkEnd w:id="27"/>
+    </w:p>
+    <w:p>
+      <w:pPr>
+        <w:pStyle w:val="Heading3"/>
+      </w:pPr>
+      <w:bookmarkStart w:id="28" w:name="_Toc240458608"/>
+      <w:r>
+        <w:t>20</w:t>
+      </w:r>
+      <w:r>
+        <w:t>Hz-9201-CMF-1</w:t>
+      </w:r>
+      <w:bookmarkEnd w:id="28"/>
+    </w:p>
+    <w:p>
+      <w:pPr>
+        <w:pStyle w:val="Heading4"/>
+      </w:pPr>
+      <w:r>
+        <w:t>Pre</w:t>
+      </w:r>
+    </w:p>
+    <w:p>
+      <w:pPr>
+        <w:jc w:val="center"/>
+      </w:pPr>
+      <w:r>
+        <w:rPr>
+          <w:noProof/>
+        </w:rPr>
+        <w:drawing>
+          <wp:inline distT="0" distB="0" distL="0" distR="0" wp14:anchorId="3346CC90" wp14:editId="3E2281C3">
+            <wp:extent cx="2819545" cy="1530429"/>
+            <wp:effectExtent l="0" t="0" r="0" b="0"/>
+            <wp:docPr id="1795413806" name="Picture 1"/>
+            <wp:cNvGraphicFramePr>
+              <a:graphicFrameLocks xmlns:a="http://schemas.openxmlformats.org/drawingml/2006/main" noChangeAspect="1"/>
+            </wp:cNvGraphicFramePr>
+            <a:graphic xmlns:a="http://schemas.openxmlformats.org/drawingml/2006/main">
+              <a:graphicData uri="http://schemas.openxmlformats.org/drawingml/2006/picture">
+                <pic:pic xmlns:pic="http://schemas.openxmlformats.org/drawingml/2006/picture">
+                  <pic:nvPicPr>
+                    <pic:cNvPr id="1795413806" name=""/>
+                    <pic:cNvPicPr/>
+                  </pic:nvPicPr>
+                  <pic:blipFill>
+                    <a:blip r:embed="rId38"/>
+                    <a:stretch>
+                      <a:fillRect/>
+                    </a:stretch>
+                  </pic:blipFill>
+                  <pic:spPr>
+                    <a:xfrm>
+                      <a:off x="0" y="0"/>
+                      <a:ext cx="2819545" cy="1530429"/>
+                    </a:xfrm>
+                    <a:prstGeom prst="rect">
+                      <a:avLst/>
+                    </a:prstGeom>
+                  </pic:spPr>
+                </pic:pic>
+              </a:graphicData>
+            </a:graphic>
+          </wp:inline>
+        </w:drawing>
+      </w:r>
+      <w:r>
+        <w:t>330 ohms</w:t>
+      </w:r>
+    </w:p>
+    <w:p>
+      <w:pPr>
+        <w:jc w:val="center"/>
+      </w:pPr>
+      <w:r>
+        <w:rPr>
+          <w:noProof/>
+        </w:rPr>
+        <w:drawing>
+          <wp:inline distT="0" distB="0" distL="0" distR="0" wp14:anchorId="257DB4DA" wp14:editId="628FD374">
+            <wp:extent cx="2806844" cy="1530429"/>
+            <wp:effectExtent l="0" t="0" r="0" b="0"/>
+            <wp:docPr id="1708547102" name="Picture 1"/>
+            <wp:cNvGraphicFramePr>
+              <a:graphicFrameLocks xmlns:a="http://schemas.openxmlformats.org/drawingml/2006/main" noChangeAspect="1"/>
+            </wp:cNvGraphicFramePr>
+            <a:graphic xmlns:a="http://schemas.openxmlformats.org/drawingml/2006/main">
+              <a:graphicData uri="http://schemas.openxmlformats.org/drawingml/2006/picture">
+                <pic:pic xmlns:pic="http://schemas.openxmlformats.org/drawingml/2006/picture">
+                  <pic:nvPicPr>
+                    <pic:cNvPr id="1708547102" name=""/>
+                    <pic:cNvPicPr/>
+                  </pic:nvPicPr>
+                  <pic:blipFill>
+                    <a:blip r:embed="rId39"/>
+                    <a:stretch>
+                      <a:fillRect/>
+                    </a:stretch>
+                  </pic:blipFill>
+                  <pic:spPr>
+                    <a:xfrm>
+                      <a:off x="0" y="0"/>
+                      <a:ext cx="2806844" cy="1530429"/>
+                    </a:xfrm>
+                    <a:prstGeom prst="rect">
+                      <a:avLst/>
+                    </a:prstGeom>
+                  </pic:spPr>
+                </pic:pic>
+              </a:graphicData>
+            </a:graphic>
+          </wp:inline>
+        </w:drawing>
+      </w:r>
+      <w:r>
         <w:t>550 ohms</w:t>
       </w:r>
     </w:p>
@@ -5409,6 +5710,9 @@
         <w:jc w:val="center"/>
       </w:pPr>
       <w:r>
+        <w:rPr>
+          <w:noProof/>
+        </w:rPr>
         <w:drawing>
           <wp:inline distT="0" distB="0" distL="0" distR="0" wp14:anchorId="6A7868F5" wp14:editId="285F685B">
             <wp:extent cx="2800494" cy="1524078"/>
@@ -5425,7 +5729,7 @@
                     <pic:cNvPicPr/>
                   </pic:nvPicPr>
                   <pic:blipFill>
-                    <a:blip r:embed="rId36"/>
+                    <a:blip r:embed="rId40"/>
                     <a:stretch>
                       <a:fillRect/>
                     </a:stretch>
@@ -5454,6 +5758,9 @@
         <w:jc w:val="center"/>
       </w:pPr>
       <w:r>
+        <w:rPr>
+          <w:noProof/>
+        </w:rPr>
         <w:drawing>
           <wp:inline distT="0" distB="0" distL="0" distR="0" wp14:anchorId="5389AE20" wp14:editId="63E9E2BB">
             <wp:extent cx="2825895" cy="1530429"/>
@@ -5470,7 +5777,7 @@
                     <pic:cNvPicPr/>
                   </pic:nvPicPr>
                   <pic:blipFill>
-                    <a:blip r:embed="rId37"/>
+                    <a:blip r:embed="rId41"/>
                     <a:stretch>
                       <a:fillRect/>
                     </a:stretch>
@@ -5490,9 +5797,11 @@
           </wp:inline>
         </w:drawing>
       </w:r>
+      <w:proofErr w:type="gramStart"/>
       <w:r>
         <w:t>tri</w:t>
       </w:r>
+      <w:proofErr w:type="gramEnd"/>
     </w:p>
     <w:p>
       <w:pPr>
@@ -5508,6 +5817,9 @@
         <w:jc w:val="center"/>
       </w:pPr>
       <w:r>
+        <w:rPr>
+          <w:noProof/>
+        </w:rPr>
         <w:drawing>
           <wp:inline distT="0" distB="0" distL="0" distR="0" wp14:anchorId="16E0C9ED" wp14:editId="48AF4BB6">
             <wp:extent cx="2825895" cy="1524078"/>
@@ -5524,7 +5836,7 @@
                     <pic:cNvPicPr/>
                   </pic:nvPicPr>
                   <pic:blipFill>
-                    <a:blip r:embed="rId38"/>
+                    <a:blip r:embed="rId42"/>
                     <a:stretch>
                       <a:fillRect/>
                     </a:stretch>
@@ -5574,6 +5886,9 @@
         <w:jc w:val="center"/>
       </w:pPr>
       <w:r>
+        <w:rPr>
+          <w:noProof/>
+        </w:rPr>
         <w:drawing>
           <wp:inline distT="0" distB="0" distL="0" distR="0" wp14:anchorId="60B085DC" wp14:editId="6F0C31AB">
             <wp:extent cx="2768742" cy="1530429"/>
@@ -5590,7 +5905,7 @@
                     <pic:cNvPicPr/>
                   </pic:nvPicPr>
                   <pic:blipFill>
-                    <a:blip r:embed="rId39"/>
+                    <a:blip r:embed="rId43"/>
                     <a:stretch>
                       <a:fillRect/>
                     </a:stretch>
@@ -5624,6 +5939,9 @@
         <w:jc w:val="center"/>
       </w:pPr>
       <w:r>
+        <w:rPr>
+          <w:noProof/>
+        </w:rPr>
         <w:drawing>
           <wp:inline distT="0" distB="0" distL="0" distR="0" wp14:anchorId="1A572E38" wp14:editId="1D94CE6C">
             <wp:extent cx="2762392" cy="1530429"/>
@@ -5640,7 +5958,7 @@
                     <pic:cNvPicPr/>
                   </pic:nvPicPr>
                   <pic:blipFill>
-                    <a:blip r:embed="rId40"/>
+                    <a:blip r:embed="rId44"/>
                     <a:stretch>
                       <a:fillRect/>
                     </a:stretch>
@@ -5669,6 +5987,9 @@
         <w:jc w:val="center"/>
       </w:pPr>
       <w:r>
+        <w:rPr>
+          <w:noProof/>
+        </w:rPr>
         <w:drawing>
           <wp:inline distT="0" distB="0" distL="0" distR="0" wp14:anchorId="13FAF14E" wp14:editId="1D07FAB4">
             <wp:extent cx="2749691" cy="1524078"/>
@@ -5685,7 +6006,7 @@
                     <pic:cNvPicPr/>
                   </pic:nvPicPr>
                   <pic:blipFill>
-                    <a:blip r:embed="rId41"/>
+                    <a:blip r:embed="rId45"/>
                     <a:stretch>
                       <a:fillRect/>
                     </a:stretch>
@@ -5705,9 +6026,11 @@
           </wp:inline>
         </w:drawing>
       </w:r>
+      <w:proofErr w:type="gramStart"/>
       <w:r>
         <w:t>tri</w:t>
       </w:r>
+      <w:proofErr w:type="gramEnd"/>
     </w:p>
     <w:p>
       <w:pPr>
@@ -5723,6 +6046,9 @@
         <w:jc w:val="center"/>
       </w:pPr>
       <w:r>
+        <w:rPr>
+          <w:noProof/>
+        </w:rPr>
         <w:drawing>
           <wp:inline distT="0" distB="0" distL="0" distR="0" wp14:anchorId="29CB1597" wp14:editId="6F08121A">
             <wp:extent cx="2781443" cy="1530429"/>
@@ -5739,7 +6065,7 @@
                     <pic:cNvPicPr/>
                   </pic:nvPicPr>
                   <pic:blipFill>
-                    <a:blip r:embed="rId42"/>
+                    <a:blip r:embed="rId46"/>
                     <a:stretch>
                       <a:fillRect/>
                     </a:stretch>
@@ -5789,6 +6115,9 @@
         <w:jc w:val="center"/>
       </w:pPr>
       <w:r>
+        <w:rPr>
+          <w:noProof/>
+        </w:rPr>
         <w:drawing>
           <wp:inline distT="0" distB="0" distL="0" distR="0" wp14:anchorId="75509CB4" wp14:editId="3098AC30">
             <wp:extent cx="2743341" cy="1511378"/>
@@ -5805,7 +6134,7 @@
                     <pic:cNvPicPr/>
                   </pic:nvPicPr>
                   <pic:blipFill>
-                    <a:blip r:embed="rId43"/>
+                    <a:blip r:embed="rId47"/>
                     <a:stretch>
                       <a:fillRect/>
                     </a:stretch>
@@ -5839,6 +6168,9 @@
         <w:jc w:val="center"/>
       </w:pPr>
       <w:r>
+        <w:rPr>
+          <w:noProof/>
+        </w:rPr>
         <w:drawing>
           <wp:inline distT="0" distB="0" distL="0" distR="0" wp14:anchorId="5D007652" wp14:editId="75C804D9">
             <wp:extent cx="2749691" cy="1530429"/>
@@ -5855,7 +6187,7 @@
                     <pic:cNvPicPr/>
                   </pic:nvPicPr>
                   <pic:blipFill>
-                    <a:blip r:embed="rId44"/>
+                    <a:blip r:embed="rId48"/>
                     <a:stretch>
                       <a:fillRect/>
                     </a:stretch>
@@ -5884,6 +6216,9 @@
         <w:jc w:val="center"/>
       </w:pPr>
       <w:r>
+        <w:rPr>
+          <w:noProof/>
+        </w:rPr>
         <w:drawing>
           <wp:inline distT="0" distB="0" distL="0" distR="0" wp14:anchorId="06F6A677" wp14:editId="3F5CC6AC">
             <wp:extent cx="2768742" cy="1530429"/>
@@ -5900,7 +6235,7 @@
                     <pic:cNvPicPr/>
                   </pic:nvPicPr>
                   <pic:blipFill>
-                    <a:blip r:embed="rId45"/>
+                    <a:blip r:embed="rId49"/>
                     <a:stretch>
                       <a:fillRect/>
                     </a:stretch>
@@ -5920,9 +6255,11 @@
           </wp:inline>
         </w:drawing>
       </w:r>
+      <w:proofErr w:type="gramStart"/>
       <w:r>
         <w:t>tri</w:t>
       </w:r>
+      <w:proofErr w:type="gramEnd"/>
     </w:p>
     <w:p>
       <w:pPr>
@@ -5961,6 +6298,7 @@
         <w:rPr>
           <w:b/>
           <w:bCs/>
+          <w:noProof/>
         </w:rPr>
         <w:drawing>
           <wp:inline distT="0" distB="0" distL="0" distR="0" wp14:anchorId="6D675282" wp14:editId="2FD52E81">
@@ -5978,7 +6316,7 @@
                     <pic:cNvPicPr/>
                   </pic:nvPicPr>
                   <pic:blipFill>
-                    <a:blip r:embed="rId46"/>
+                    <a:blip r:embed="rId50"/>
                     <a:stretch>
                       <a:fillRect/>
                     </a:stretch>
@@ -6035,6 +6373,7 @@
         <w:rPr>
           <w:b/>
           <w:bCs/>
+          <w:noProof/>
         </w:rPr>
         <w:drawing>
           <wp:inline distT="0" distB="0" distL="0" distR="0" wp14:anchorId="60881476" wp14:editId="5F85E0C9">
@@ -6052,7 +6391,7 @@
                     <pic:cNvPicPr/>
                   </pic:nvPicPr>
                   <pic:blipFill>
-                    <a:blip r:embed="rId47"/>
+                    <a:blip r:embed="rId51"/>
                     <a:stretch>
                       <a:fillRect/>
                     </a:stretch>
@@ -6109,6 +6448,7 @@
         <w:rPr>
           <w:b/>
           <w:bCs/>
+          <w:noProof/>
         </w:rPr>
         <w:drawing>
           <wp:inline distT="0" distB="0" distL="0" distR="0" wp14:anchorId="018AED81" wp14:editId="49C61546">
@@ -6126,7 +6466,7 @@
                     <pic:cNvPicPr/>
                   </pic:nvPicPr>
                   <pic:blipFill>
-                    <a:blip r:embed="rId48"/>
+                    <a:blip r:embed="rId52"/>
                     <a:stretch>
                       <a:fillRect/>
                     </a:stretch>
@@ -6184,6 +6524,7 @@
         <w:rPr>
           <w:b/>
           <w:bCs/>
+          <w:noProof/>
         </w:rPr>
         <w:drawing>
           <wp:inline distT="0" distB="0" distL="0" distR="0" wp14:anchorId="192D1854" wp14:editId="720B1732">
@@ -6201,7 +6542,7 @@
                     <pic:cNvPicPr/>
                   </pic:nvPicPr>
                   <pic:blipFill>
-                    <a:blip r:embed="rId49"/>
+                    <a:blip r:embed="rId53"/>
                     <a:stretch>
                       <a:fillRect/>
                     </a:stretch>
@@ -6251,6 +6592,9 @@
         <w:jc w:val="center"/>
       </w:pPr>
       <w:r>
+        <w:rPr>
+          <w:noProof/>
+        </w:rPr>
         <w:drawing>
           <wp:inline distT="0" distB="0" distL="0" distR="0" wp14:anchorId="212708E9" wp14:editId="718D8598">
             <wp:extent cx="2781443" cy="1530429"/>
@@ -6267,7 +6611,7 @@
                     <pic:cNvPicPr/>
                   </pic:nvPicPr>
                   <pic:blipFill>
-                    <a:blip r:embed="rId50"/>
+                    <a:blip r:embed="rId54"/>
                     <a:stretch>
                       <a:fillRect/>
                     </a:stretch>
@@ -6317,6 +6661,9 @@
         <w:jc w:val="center"/>
       </w:pPr>
       <w:r>
+        <w:rPr>
+          <w:noProof/>
+        </w:rPr>
         <w:drawing>
           <wp:inline distT="0" distB="0" distL="0" distR="0" wp14:anchorId="42D419E9" wp14:editId="5DF2D6DC">
             <wp:extent cx="2819545" cy="1543129"/>
@@ -6333,7 +6680,7 @@
                     <pic:cNvPicPr/>
                   </pic:nvPicPr>
                   <pic:blipFill>
-                    <a:blip r:embed="rId51"/>
+                    <a:blip r:embed="rId55"/>
                     <a:stretch>
                       <a:fillRect/>
                     </a:stretch>
@@ -6951,7 +7298,6 @@
   <w:style w:type="character" w:default="1" w:styleId="DefaultParagraphFont">
     <w:name w:val="Default Paragraph Font"/>
     <w:uiPriority w:val="1"/>
-    <w:semiHidden/>
     <w:unhideWhenUsed/>
   </w:style>
   <w:style w:type="table" w:default="1" w:styleId="TableNormal">

--- a/DAQ_design/Assisi/v0.2.1/code/data_processing_offline/V0.2.1-experiment-stats.docx
+++ b/DAQ_design/Assisi/v0.2.1/code/data_processing_offline/V0.2.1-experiment-stats.docx
@@ -2671,13 +2671,8 @@
       </w:r>
     </w:p>
     <w:p>
-      <w:proofErr w:type="gramStart"/>
-      <w:r>
-        <w:t>Loaded?:</w:t>
-      </w:r>
-      <w:proofErr w:type="gramEnd"/>
-      <w:r>
-        <w:t xml:space="preserve"> No</w:t>
+      <w:r>
+        <w:t>Loaded?: No</w:t>
       </w:r>
     </w:p>
     <w:p>
@@ -2784,13 +2779,8 @@
       </w:r>
     </w:p>
     <w:p>
-      <w:proofErr w:type="gramStart"/>
-      <w:r>
-        <w:t>Loaded?:</w:t>
-      </w:r>
-      <w:proofErr w:type="gramEnd"/>
-      <w:r>
-        <w:t xml:space="preserve"> No</w:t>
+      <w:r>
+        <w:t>Loaded?: No</w:t>
       </w:r>
     </w:p>
     <w:p>
@@ -3226,15 +3216,7 @@
     </w:p>
     <w:p>
       <w:r>
-        <w:t xml:space="preserve">Physical notes: eroded edges and faces. Dusty, dry. This was </w:t>
-      </w:r>
-      <w:proofErr w:type="gramStart"/>
-      <w:r>
-        <w:t>its</w:t>
-      </w:r>
-      <w:proofErr w:type="gramEnd"/>
-      <w:r>
-        <w:t xml:space="preserve"> first test of the day.</w:t>
+        <w:t>Physical notes: eroded edges and faces. Dusty, dry. This was its first test of the day.</w:t>
       </w:r>
     </w:p>
     <w:p>
@@ -3263,13 +3245,8 @@
       </w:r>
     </w:p>
     <w:p>
-      <w:proofErr w:type="gramStart"/>
-      <w:r>
-        <w:t>Loaded?:</w:t>
-      </w:r>
-      <w:proofErr w:type="gramEnd"/>
-      <w:r>
-        <w:t xml:space="preserve"> No</w:t>
+      <w:r>
+        <w:t>Loaded?: No</w:t>
       </w:r>
     </w:p>
     <w:p>
@@ -3530,15 +3507,7 @@
     </w:p>
     <w:p>
       <w:r>
-        <w:t xml:space="preserve">Physical notes: eroded edges and faces. Dusty, dry. This was </w:t>
-      </w:r>
-      <w:proofErr w:type="gramStart"/>
-      <w:r>
-        <w:t>its</w:t>
-      </w:r>
-      <w:proofErr w:type="gramEnd"/>
-      <w:r>
-        <w:t xml:space="preserve"> first test of the day.</w:t>
+        <w:t>Physical notes: eroded edges and faces. Dusty, dry. This was its first test of the day.</w:t>
       </w:r>
     </w:p>
     <w:p>
@@ -3567,13 +3536,8 @@
       </w:r>
     </w:p>
     <w:p>
-      <w:proofErr w:type="gramStart"/>
-      <w:r>
-        <w:t>Loaded?:</w:t>
-      </w:r>
-      <w:proofErr w:type="gramEnd"/>
-      <w:r>
-        <w:t xml:space="preserve"> No</w:t>
+      <w:r>
+        <w:t>Loaded?: No</w:t>
       </w:r>
     </w:p>
     <w:p>
@@ -3651,10 +3615,10 @@
       </w:pPr>
       <w:r>
         <w:drawing>
-          <wp:inline distT="0" distB="0" distL="0" distR="0" wp14:anchorId="6A4B657B" wp14:editId="698101EA">
-            <wp:extent cx="2806844" cy="1644735"/>
+          <wp:inline distT="0" distB="0" distL="0" distR="0" wp14:anchorId="7227C096" wp14:editId="7A144209">
+            <wp:extent cx="2844946" cy="1524078"/>
             <wp:effectExtent l="0" t="0" r="0" b="0"/>
-            <wp:docPr id="738388487" name="Picture 1"/>
+            <wp:docPr id="1738691523" name="Picture 1"/>
             <wp:cNvGraphicFramePr>
               <a:graphicFrameLocks xmlns:a="http://schemas.openxmlformats.org/drawingml/2006/main" noChangeAspect="1"/>
             </wp:cNvGraphicFramePr>
@@ -3662,7 +3626,7 @@
               <a:graphicData uri="http://schemas.openxmlformats.org/drawingml/2006/picture">
                 <pic:pic xmlns:pic="http://schemas.openxmlformats.org/drawingml/2006/picture">
                   <pic:nvPicPr>
-                    <pic:cNvPr id="738388487" name=""/>
+                    <pic:cNvPr id="1738691523" name=""/>
                     <pic:cNvPicPr/>
                   </pic:nvPicPr>
                   <pic:blipFill>
@@ -3674,7 +3638,7 @@
                   <pic:spPr>
                     <a:xfrm>
                       <a:off x="0" y="0"/>
-                      <a:ext cx="2806844" cy="1644735"/>
+                      <a:ext cx="2844946" cy="1524078"/>
                     </a:xfrm>
                     <a:prstGeom prst="rect">
                       <a:avLst/>
@@ -3750,10 +3714,10 @@
       </w:pPr>
       <w:r>
         <w:drawing>
-          <wp:inline distT="0" distB="0" distL="0" distR="0" wp14:anchorId="6E7B945D" wp14:editId="15F7B6FD">
-            <wp:extent cx="2819545" cy="1530429"/>
+          <wp:inline distT="0" distB="0" distL="0" distR="0" wp14:anchorId="4BFEB9E9" wp14:editId="062EF55E">
+            <wp:extent cx="2819545" cy="1524078"/>
             <wp:effectExtent l="0" t="0" r="0" b="0"/>
-            <wp:docPr id="1533719090" name="Picture 1"/>
+            <wp:docPr id="448840857" name="Picture 1"/>
             <wp:cNvGraphicFramePr>
               <a:graphicFrameLocks xmlns:a="http://schemas.openxmlformats.org/drawingml/2006/main" noChangeAspect="1"/>
             </wp:cNvGraphicFramePr>
@@ -3761,7 +3725,7 @@
               <a:graphicData uri="http://schemas.openxmlformats.org/drawingml/2006/picture">
                 <pic:pic xmlns:pic="http://schemas.openxmlformats.org/drawingml/2006/picture">
                   <pic:nvPicPr>
-                    <pic:cNvPr id="1533719090" name=""/>
+                    <pic:cNvPr id="448840857" name=""/>
                     <pic:cNvPicPr/>
                   </pic:nvPicPr>
                   <pic:blipFill>
@@ -3773,7 +3737,7 @@
                   <pic:spPr>
                     <a:xfrm>
                       <a:off x="0" y="0"/>
-                      <a:ext cx="2819545" cy="1530429"/>
+                      <a:ext cx="2819545" cy="1524078"/>
                     </a:xfrm>
                     <a:prstGeom prst="rect">
                       <a:avLst/>
@@ -3843,10 +3807,10 @@
       </w:pPr>
       <w:r>
         <w:drawing>
-          <wp:inline distT="0" distB="0" distL="0" distR="0" wp14:anchorId="78AC1642" wp14:editId="7CDECA6C">
-            <wp:extent cx="2806844" cy="1524078"/>
+          <wp:inline distT="0" distB="0" distL="0" distR="0" wp14:anchorId="03E8BDAC" wp14:editId="12C1170D">
+            <wp:extent cx="2787793" cy="1530429"/>
             <wp:effectExtent l="0" t="0" r="0" b="0"/>
-            <wp:docPr id="1316355953" name="Picture 1"/>
+            <wp:docPr id="1327857477" name="Picture 1"/>
             <wp:cNvGraphicFramePr>
               <a:graphicFrameLocks xmlns:a="http://schemas.openxmlformats.org/drawingml/2006/main" noChangeAspect="1"/>
             </wp:cNvGraphicFramePr>
@@ -3854,7 +3818,7 @@
               <a:graphicData uri="http://schemas.openxmlformats.org/drawingml/2006/picture">
                 <pic:pic xmlns:pic="http://schemas.openxmlformats.org/drawingml/2006/picture">
                   <pic:nvPicPr>
-                    <pic:cNvPr id="1316355953" name=""/>
+                    <pic:cNvPr id="1327857477" name=""/>
                     <pic:cNvPicPr/>
                   </pic:nvPicPr>
                   <pic:blipFill>
@@ -3866,7 +3830,7 @@
                   <pic:spPr>
                     <a:xfrm>
                       <a:off x="0" y="0"/>
-                      <a:ext cx="2806844" cy="1524078"/>
+                      <a:ext cx="2787793" cy="1530429"/>
                     </a:xfrm>
                     <a:prstGeom prst="rect">
                       <a:avLst/>
@@ -3878,13 +3842,8 @@
           </wp:inline>
         </w:drawing>
       </w:r>
-      <w:proofErr w:type="gramStart"/>
-      <w:r>
-        <w:t>Tri</w:t>
-      </w:r>
-      <w:proofErr w:type="gramEnd"/>
-      <w:r>
-        <w:t xml:space="preserve"> unfiltered</w:t>
+      <w:r>
+        <w:t>Tri unfiltered</w:t>
       </w:r>
     </w:p>
     <w:p>
@@ -3947,10 +3906,10 @@
       </w:pPr>
       <w:r>
         <w:drawing>
-          <wp:inline distT="0" distB="0" distL="0" distR="0" wp14:anchorId="154BFBED" wp14:editId="1F0C7962">
-            <wp:extent cx="2806844" cy="1524078"/>
+          <wp:inline distT="0" distB="0" distL="0" distR="0" wp14:anchorId="2E15F60A" wp14:editId="1B8C9DED">
+            <wp:extent cx="2819545" cy="1530429"/>
             <wp:effectExtent l="0" t="0" r="0" b="0"/>
-            <wp:docPr id="676565174" name="Picture 1"/>
+            <wp:docPr id="478061415" name="Picture 1"/>
             <wp:cNvGraphicFramePr>
               <a:graphicFrameLocks xmlns:a="http://schemas.openxmlformats.org/drawingml/2006/main" noChangeAspect="1"/>
             </wp:cNvGraphicFramePr>
@@ -3958,7 +3917,7 @@
               <a:graphicData uri="http://schemas.openxmlformats.org/drawingml/2006/picture">
                 <pic:pic xmlns:pic="http://schemas.openxmlformats.org/drawingml/2006/picture">
                   <pic:nvPicPr>
-                    <pic:cNvPr id="676565174" name=""/>
+                    <pic:cNvPr id="478061415" name=""/>
                     <pic:cNvPicPr/>
                   </pic:nvPicPr>
                   <pic:blipFill>
@@ -3970,7 +3929,7 @@
                   <pic:spPr>
                     <a:xfrm>
                       <a:off x="0" y="0"/>
-                      <a:ext cx="2806844" cy="1524078"/>
+                      <a:ext cx="2819545" cy="1530429"/>
                     </a:xfrm>
                     <a:prstGeom prst="rect">
                       <a:avLst/>
@@ -4052,32 +4011,17 @@
     </w:p>
     <w:p>
       <w:r>
-        <w:t xml:space="preserve">Baseline material resistance: 160 </w:t>
-      </w:r>
-      <w:proofErr w:type="gramStart"/>
-      <w:r>
-        <w:t>ohm</w:t>
-      </w:r>
-      <w:proofErr w:type="gramEnd"/>
-    </w:p>
-    <w:p>
-      <w:r>
-        <w:t xml:space="preserve">Post resistance: 160 </w:t>
-      </w:r>
-      <w:proofErr w:type="gramStart"/>
-      <w:r>
-        <w:t>ohm</w:t>
-      </w:r>
-      <w:proofErr w:type="gramEnd"/>
-    </w:p>
-    <w:p>
-      <w:proofErr w:type="gramStart"/>
-      <w:r>
-        <w:t>Loaded?:</w:t>
-      </w:r>
-      <w:proofErr w:type="gramEnd"/>
-      <w:r>
-        <w:t xml:space="preserve"> No</w:t>
+        <w:t>Baseline material resistance: 160 ohm</w:t>
+      </w:r>
+    </w:p>
+    <w:p>
+      <w:r>
+        <w:t>Post resistance: 160 ohm</w:t>
+      </w:r>
+    </w:p>
+    <w:p>
+      <w:r>
+        <w:t>Loaded?: No</w:t>
       </w:r>
     </w:p>
     <w:p>
@@ -4226,13 +4170,8 @@
       </w:r>
     </w:p>
     <w:p>
-      <w:proofErr w:type="gramStart"/>
-      <w:r>
-        <w:t>Loaded?:</w:t>
-      </w:r>
-      <w:proofErr w:type="gramEnd"/>
-      <w:r>
-        <w:t xml:space="preserve"> No</w:t>
+      <w:r>
+        <w:t>Loaded?: No</w:t>
       </w:r>
     </w:p>
     <w:p>
@@ -4616,32 +4555,17 @@
     </w:p>
     <w:p>
       <w:r>
-        <w:t xml:space="preserve">Baseline material resistance: 125 </w:t>
-      </w:r>
-      <w:proofErr w:type="gramStart"/>
-      <w:r>
-        <w:t>ohm</w:t>
-      </w:r>
-      <w:proofErr w:type="gramEnd"/>
-    </w:p>
-    <w:p>
-      <w:r>
-        <w:t xml:space="preserve">Post resistance: 126 </w:t>
-      </w:r>
-      <w:proofErr w:type="gramStart"/>
-      <w:r>
-        <w:t>ohm</w:t>
-      </w:r>
-      <w:proofErr w:type="gramEnd"/>
-    </w:p>
-    <w:p>
-      <w:proofErr w:type="gramStart"/>
-      <w:r>
-        <w:t>Loaded?:</w:t>
-      </w:r>
-      <w:proofErr w:type="gramEnd"/>
-      <w:r>
-        <w:t xml:space="preserve"> No</w:t>
+        <w:t>Baseline material resistance: 125 ohm</w:t>
+      </w:r>
+    </w:p>
+    <w:p>
+      <w:r>
+        <w:t>Post resistance: 126 ohm</w:t>
+      </w:r>
+    </w:p>
+    <w:p>
+      <w:r>
+        <w:t>Loaded?: No</w:t>
       </w:r>
     </w:p>
     <w:p>
@@ -4814,13 +4738,8 @@
       </w:r>
     </w:p>
     <w:p>
-      <w:proofErr w:type="gramStart"/>
-      <w:r>
-        <w:t>Loaded?:</w:t>
-      </w:r>
-      <w:proofErr w:type="gramEnd"/>
-      <w:r>
-        <w:t xml:space="preserve"> No</w:t>
+      <w:r>
+        <w:t>Loaded?: No</w:t>
       </w:r>
     </w:p>
     <w:p>
@@ -4960,32 +4879,17 @@
     </w:p>
     <w:p>
       <w:r>
-        <w:t xml:space="preserve">Baseline material resistance: 130 </w:t>
-      </w:r>
-      <w:proofErr w:type="gramStart"/>
-      <w:r>
-        <w:t>ohm</w:t>
-      </w:r>
-      <w:proofErr w:type="gramEnd"/>
-    </w:p>
-    <w:p>
-      <w:r>
-        <w:t xml:space="preserve">Post resistance: 136 </w:t>
-      </w:r>
-      <w:proofErr w:type="gramStart"/>
-      <w:r>
-        <w:t>ohm</w:t>
-      </w:r>
-      <w:proofErr w:type="gramEnd"/>
-    </w:p>
-    <w:p>
-      <w:proofErr w:type="gramStart"/>
-      <w:r>
-        <w:t>Loaded?:</w:t>
-      </w:r>
-      <w:proofErr w:type="gramEnd"/>
-      <w:r>
-        <w:t xml:space="preserve"> No</w:t>
+        <w:t>Baseline material resistance: 130 ohm</w:t>
+      </w:r>
+    </w:p>
+    <w:p>
+      <w:r>
+        <w:t>Post resistance: 136 ohm</w:t>
+      </w:r>
+    </w:p>
+    <w:p>
+      <w:r>
+        <w:t>Loaded?: No</w:t>
       </w:r>
     </w:p>
     <w:p>
@@ -5134,13 +5038,8 @@
       </w:r>
     </w:p>
     <w:p>
-      <w:proofErr w:type="gramStart"/>
-      <w:r>
-        <w:t>Loaded?:</w:t>
-      </w:r>
-      <w:proofErr w:type="gramEnd"/>
-      <w:r>
-        <w:t xml:space="preserve"> No</w:t>
+      <w:r>
+        <w:t>Loaded?: No</w:t>
       </w:r>
     </w:p>
     <w:p>
@@ -5563,7 +5462,6 @@
         <w:rPr>
           <w:rFonts w:ascii="Times New Roman" w:hAnsi="Times New Roman"/>
         </w:rPr>
-        <w:lastRenderedPageBreak/>
         <w:t>07</w:t>
       </w:r>
       <w:r>
@@ -5761,6 +5659,7 @@
         <w:rPr>
           <w:noProof/>
         </w:rPr>
+        <w:lastRenderedPageBreak/>
         <w:drawing>
           <wp:inline distT="0" distB="0" distL="0" distR="0" wp14:anchorId="5389AE20" wp14:editId="63E9E2BB">
             <wp:extent cx="2825895" cy="1530429"/>
@@ -5797,18 +5696,15 @@
           </wp:inline>
         </w:drawing>
       </w:r>
-      <w:proofErr w:type="gramStart"/>
       <w:r>
         <w:t>tri</w:t>
       </w:r>
-      <w:proofErr w:type="gramEnd"/>
     </w:p>
     <w:p>
       <w:pPr>
         <w:pStyle w:val="Heading4"/>
       </w:pPr>
       <w:r>
-        <w:lastRenderedPageBreak/>
         <w:t>Post</w:t>
       </w:r>
     </w:p>
@@ -5990,6 +5886,7 @@
         <w:rPr>
           <w:noProof/>
         </w:rPr>
+        <w:lastRenderedPageBreak/>
         <w:drawing>
           <wp:inline distT="0" distB="0" distL="0" distR="0" wp14:anchorId="13FAF14E" wp14:editId="1D07FAB4">
             <wp:extent cx="2749691" cy="1524078"/>
@@ -6026,18 +5923,15 @@
           </wp:inline>
         </w:drawing>
       </w:r>
-      <w:proofErr w:type="gramStart"/>
       <w:r>
         <w:t>tri</w:t>
       </w:r>
-      <w:proofErr w:type="gramEnd"/>
     </w:p>
     <w:p>
       <w:pPr>
         <w:pStyle w:val="Heading4"/>
       </w:pPr>
       <w:r>
-        <w:lastRenderedPageBreak/>
         <w:t>Post</w:t>
       </w:r>
     </w:p>
@@ -6219,6 +6113,7 @@
         <w:rPr>
           <w:noProof/>
         </w:rPr>
+        <w:lastRenderedPageBreak/>
         <w:drawing>
           <wp:inline distT="0" distB="0" distL="0" distR="0" wp14:anchorId="06F6A677" wp14:editId="3F5CC6AC">
             <wp:extent cx="2768742" cy="1530429"/>
@@ -6255,11 +6150,9 @@
           </wp:inline>
         </w:drawing>
       </w:r>
-      <w:proofErr w:type="gramStart"/>
       <w:r>
         <w:t>tri</w:t>
       </w:r>
-      <w:proofErr w:type="gramEnd"/>
     </w:p>
     <w:p>
       <w:pPr>
@@ -6267,7 +6160,6 @@
       </w:pPr>
       <w:bookmarkStart w:id="31" w:name="_Toc240458611"/>
       <w:r>
-        <w:lastRenderedPageBreak/>
         <w:t>10</w:t>
       </w:r>
       <w:r>
@@ -7298,6 +7190,7 @@
   <w:style w:type="character" w:default="1" w:styleId="DefaultParagraphFont">
     <w:name w:val="Default Paragraph Font"/>
     <w:uiPriority w:val="1"/>
+    <w:semiHidden/>
     <w:unhideWhenUsed/>
   </w:style>
   <w:style w:type="table" w:default="1" w:styleId="TableNormal">

--- a/DAQ_design/Assisi/v0.2.1/code/data_processing_offline/V0.2.1-experiment-stats.docx
+++ b/DAQ_design/Assisi/v0.2.1/code/data_processing_offline/V0.2.1-experiment-stats.docx
@@ -5462,6 +5462,7 @@
         <w:rPr>
           <w:rFonts w:ascii="Times New Roman" w:hAnsi="Times New Roman"/>
         </w:rPr>
+        <w:lastRenderedPageBreak/>
         <w:t>07</w:t>
       </w:r>
       <w:r>
@@ -5504,14 +5505,11 @@
         <w:jc w:val="center"/>
       </w:pPr>
       <w:r>
-        <w:rPr>
-          <w:noProof/>
-        </w:rPr>
         <w:drawing>
-          <wp:inline distT="0" distB="0" distL="0" distR="0" wp14:anchorId="3346CC90" wp14:editId="3E2281C3">
-            <wp:extent cx="2819545" cy="1530429"/>
+          <wp:inline distT="0" distB="0" distL="0" distR="0" wp14:anchorId="0E7231CF" wp14:editId="4DED9BB4">
+            <wp:extent cx="2825895" cy="1492327"/>
             <wp:effectExtent l="0" t="0" r="0" b="0"/>
-            <wp:docPr id="1795413806" name="Picture 1"/>
+            <wp:docPr id="602710712" name="Picture 1"/>
             <wp:cNvGraphicFramePr>
               <a:graphicFrameLocks xmlns:a="http://schemas.openxmlformats.org/drawingml/2006/main" noChangeAspect="1"/>
             </wp:cNvGraphicFramePr>
@@ -5519,7 +5517,7 @@
               <a:graphicData uri="http://schemas.openxmlformats.org/drawingml/2006/picture">
                 <pic:pic xmlns:pic="http://schemas.openxmlformats.org/drawingml/2006/picture">
                   <pic:nvPicPr>
-                    <pic:cNvPr id="1795413806" name=""/>
+                    <pic:cNvPr id="602710712" name=""/>
                     <pic:cNvPicPr/>
                   </pic:nvPicPr>
                   <pic:blipFill>
@@ -5531,7 +5529,7 @@
                   <pic:spPr>
                     <a:xfrm>
                       <a:off x="0" y="0"/>
-                      <a:ext cx="2819545" cy="1530429"/>
+                      <a:ext cx="2825895" cy="1492327"/>
                     </a:xfrm>
                     <a:prstGeom prst="rect">
                       <a:avLst/>
@@ -5544,6 +5542,9 @@
         </w:drawing>
       </w:r>
       <w:r>
+        <w:t xml:space="preserve">lowpass </w:t>
+      </w:r>
+      <w:r>
         <w:t>330 ohms</w:t>
       </w:r>
     </w:p>
@@ -5552,14 +5553,11 @@
         <w:jc w:val="center"/>
       </w:pPr>
       <w:r>
-        <w:rPr>
-          <w:noProof/>
-        </w:rPr>
         <w:drawing>
-          <wp:inline distT="0" distB="0" distL="0" distR="0" wp14:anchorId="257DB4DA" wp14:editId="628FD374">
+          <wp:inline distT="0" distB="0" distL="0" distR="0" wp14:anchorId="161A2A2E" wp14:editId="04D0E069">
             <wp:extent cx="2806844" cy="1530429"/>
             <wp:effectExtent l="0" t="0" r="0" b="0"/>
-            <wp:docPr id="1708547102" name="Picture 1"/>
+            <wp:docPr id="361628614" name="Picture 1"/>
             <wp:cNvGraphicFramePr>
               <a:graphicFrameLocks xmlns:a="http://schemas.openxmlformats.org/drawingml/2006/main" noChangeAspect="1"/>
             </wp:cNvGraphicFramePr>
@@ -5567,7 +5565,7 @@
               <a:graphicData uri="http://schemas.openxmlformats.org/drawingml/2006/picture">
                 <pic:pic xmlns:pic="http://schemas.openxmlformats.org/drawingml/2006/picture">
                   <pic:nvPicPr>
-                    <pic:cNvPr id="1708547102" name=""/>
+                    <pic:cNvPr id="361628614" name=""/>
                     <pic:cNvPicPr/>
                   </pic:nvPicPr>
                   <pic:blipFill>
@@ -5592,15 +5590,7 @@
         </w:drawing>
       </w:r>
       <w:r>
-        <w:t>550 ohms</w:t>
-      </w:r>
-    </w:p>
-    <w:p>
-      <w:pPr>
-        <w:pStyle w:val="Heading4"/>
-      </w:pPr>
-      <w:r>
-        <w:t>Instron</w:t>
+        <w:t>unfiltered 330</w:t>
       </w:r>
     </w:p>
     <w:p>
@@ -5608,14 +5598,11 @@
         <w:jc w:val="center"/>
       </w:pPr>
       <w:r>
-        <w:rPr>
-          <w:noProof/>
-        </w:rPr>
         <w:drawing>
-          <wp:inline distT="0" distB="0" distL="0" distR="0" wp14:anchorId="6A7868F5" wp14:editId="285F685B">
-            <wp:extent cx="2800494" cy="1524078"/>
+          <wp:inline distT="0" distB="0" distL="0" distR="0" wp14:anchorId="09AF4731" wp14:editId="244AD18F">
+            <wp:extent cx="2806844" cy="1511378"/>
             <wp:effectExtent l="0" t="0" r="0" b="0"/>
-            <wp:docPr id="1477823039" name="Picture 1"/>
+            <wp:docPr id="1221279067" name="Picture 1"/>
             <wp:cNvGraphicFramePr>
               <a:graphicFrameLocks xmlns:a="http://schemas.openxmlformats.org/drawingml/2006/main" noChangeAspect="1"/>
             </wp:cNvGraphicFramePr>
@@ -5623,7 +5610,7 @@
               <a:graphicData uri="http://schemas.openxmlformats.org/drawingml/2006/picture">
                 <pic:pic xmlns:pic="http://schemas.openxmlformats.org/drawingml/2006/picture">
                   <pic:nvPicPr>
-                    <pic:cNvPr id="1477823039" name=""/>
+                    <pic:cNvPr id="1221279067" name=""/>
                     <pic:cNvPicPr/>
                   </pic:nvPicPr>
                   <pic:blipFill>
@@ -5635,7 +5622,7 @@
                   <pic:spPr>
                     <a:xfrm>
                       <a:off x="0" y="0"/>
-                      <a:ext cx="2800494" cy="1524078"/>
+                      <a:ext cx="2806844" cy="1511378"/>
                     </a:xfrm>
                     <a:prstGeom prst="rect">
                       <a:avLst/>
@@ -5648,7 +5635,10 @@
         </w:drawing>
       </w:r>
       <w:r>
-        <w:t>constant</w:t>
+        <w:t xml:space="preserve">lowpass </w:t>
+      </w:r>
+      <w:r>
+        <w:t>550 ohms</w:t>
       </w:r>
     </w:p>
     <w:p>
@@ -5656,15 +5646,11 @@
         <w:jc w:val="center"/>
       </w:pPr>
       <w:r>
-        <w:rPr>
-          <w:noProof/>
-        </w:rPr>
-        <w:lastRenderedPageBreak/>
         <w:drawing>
-          <wp:inline distT="0" distB="0" distL="0" distR="0" wp14:anchorId="5389AE20" wp14:editId="63E9E2BB">
-            <wp:extent cx="2825895" cy="1530429"/>
+          <wp:inline distT="0" distB="0" distL="0" distR="0" wp14:anchorId="794879BF" wp14:editId="6C739BC8">
+            <wp:extent cx="2806844" cy="1530429"/>
             <wp:effectExtent l="0" t="0" r="0" b="0"/>
-            <wp:docPr id="1837319442" name="Picture 1"/>
+            <wp:docPr id="1936058678" name="Picture 1"/>
             <wp:cNvGraphicFramePr>
               <a:graphicFrameLocks xmlns:a="http://schemas.openxmlformats.org/drawingml/2006/main" noChangeAspect="1"/>
             </wp:cNvGraphicFramePr>
@@ -5672,11 +5658,209 @@
               <a:graphicData uri="http://schemas.openxmlformats.org/drawingml/2006/picture">
                 <pic:pic xmlns:pic="http://schemas.openxmlformats.org/drawingml/2006/picture">
                   <pic:nvPicPr>
-                    <pic:cNvPr id="1837319442" name=""/>
+                    <pic:cNvPr id="1936058678" name=""/>
                     <pic:cNvPicPr/>
                   </pic:nvPicPr>
                   <pic:blipFill>
                     <a:blip r:embed="rId41"/>
+                    <a:stretch>
+                      <a:fillRect/>
+                    </a:stretch>
+                  </pic:blipFill>
+                  <pic:spPr>
+                    <a:xfrm>
+                      <a:off x="0" y="0"/>
+                      <a:ext cx="2806844" cy="1530429"/>
+                    </a:xfrm>
+                    <a:prstGeom prst="rect">
+                      <a:avLst/>
+                    </a:prstGeom>
+                  </pic:spPr>
+                </pic:pic>
+              </a:graphicData>
+            </a:graphic>
+          </wp:inline>
+        </w:drawing>
+      </w:r>
+      <w:r>
+        <w:t>Unfiltered 550</w:t>
+      </w:r>
+    </w:p>
+    <w:p>
+      <w:pPr>
+        <w:pStyle w:val="Heading4"/>
+      </w:pPr>
+      <w:r>
+        <w:lastRenderedPageBreak/>
+        <w:t>Instron</w:t>
+      </w:r>
+    </w:p>
+    <w:p>
+      <w:pPr>
+        <w:jc w:val="center"/>
+      </w:pPr>
+      <w:r>
+        <w:drawing>
+          <wp:inline distT="0" distB="0" distL="0" distR="0" wp14:anchorId="5127E24E" wp14:editId="02219F89">
+            <wp:extent cx="2806844" cy="1492327"/>
+            <wp:effectExtent l="0" t="0" r="0" b="0"/>
+            <wp:docPr id="2003549064" name="Picture 1"/>
+            <wp:cNvGraphicFramePr>
+              <a:graphicFrameLocks xmlns:a="http://schemas.openxmlformats.org/drawingml/2006/main" noChangeAspect="1"/>
+            </wp:cNvGraphicFramePr>
+            <a:graphic xmlns:a="http://schemas.openxmlformats.org/drawingml/2006/main">
+              <a:graphicData uri="http://schemas.openxmlformats.org/drawingml/2006/picture">
+                <pic:pic xmlns:pic="http://schemas.openxmlformats.org/drawingml/2006/picture">
+                  <pic:nvPicPr>
+                    <pic:cNvPr id="2003549064" name=""/>
+                    <pic:cNvPicPr/>
+                  </pic:nvPicPr>
+                  <pic:blipFill>
+                    <a:blip r:embed="rId42"/>
+                    <a:stretch>
+                      <a:fillRect/>
+                    </a:stretch>
+                  </pic:blipFill>
+                  <pic:spPr>
+                    <a:xfrm>
+                      <a:off x="0" y="0"/>
+                      <a:ext cx="2806844" cy="1492327"/>
+                    </a:xfrm>
+                    <a:prstGeom prst="rect">
+                      <a:avLst/>
+                    </a:prstGeom>
+                  </pic:spPr>
+                </pic:pic>
+              </a:graphicData>
+            </a:graphic>
+          </wp:inline>
+        </w:drawing>
+      </w:r>
+      <w:r>
+        <w:t xml:space="preserve">lowpass </w:t>
+      </w:r>
+      <w:r>
+        <w:t>constant</w:t>
+      </w:r>
+    </w:p>
+    <w:p>
+      <w:pPr>
+        <w:jc w:val="center"/>
+      </w:pPr>
+      <w:r>
+        <w:drawing>
+          <wp:inline distT="0" distB="0" distL="0" distR="0" wp14:anchorId="528BAD0E" wp14:editId="537AD43E">
+            <wp:extent cx="2844946" cy="1511378"/>
+            <wp:effectExtent l="0" t="0" r="0" b="0"/>
+            <wp:docPr id="1967684075" name="Picture 1"/>
+            <wp:cNvGraphicFramePr>
+              <a:graphicFrameLocks xmlns:a="http://schemas.openxmlformats.org/drawingml/2006/main" noChangeAspect="1"/>
+            </wp:cNvGraphicFramePr>
+            <a:graphic xmlns:a="http://schemas.openxmlformats.org/drawingml/2006/main">
+              <a:graphicData uri="http://schemas.openxmlformats.org/drawingml/2006/picture">
+                <pic:pic xmlns:pic="http://schemas.openxmlformats.org/drawingml/2006/picture">
+                  <pic:nvPicPr>
+                    <pic:cNvPr id="1967684075" name=""/>
+                    <pic:cNvPicPr/>
+                  </pic:nvPicPr>
+                  <pic:blipFill>
+                    <a:blip r:embed="rId43"/>
+                    <a:stretch>
+                      <a:fillRect/>
+                    </a:stretch>
+                  </pic:blipFill>
+                  <pic:spPr>
+                    <a:xfrm>
+                      <a:off x="0" y="0"/>
+                      <a:ext cx="2844946" cy="1511378"/>
+                    </a:xfrm>
+                    <a:prstGeom prst="rect">
+                      <a:avLst/>
+                    </a:prstGeom>
+                  </pic:spPr>
+                </pic:pic>
+              </a:graphicData>
+            </a:graphic>
+          </wp:inline>
+        </w:drawing>
+      </w:r>
+      <w:r>
+        <w:t>Unfiltered constant</w:t>
+      </w:r>
+    </w:p>
+    <w:p>
+      <w:pPr>
+        <w:jc w:val="center"/>
+      </w:pPr>
+      <w:r>
+        <w:drawing>
+          <wp:inline distT="0" distB="0" distL="0" distR="0" wp14:anchorId="4EAD2187" wp14:editId="62EC2330">
+            <wp:extent cx="2819545" cy="1530429"/>
+            <wp:effectExtent l="0" t="0" r="0" b="0"/>
+            <wp:docPr id="404932909" name="Picture 1"/>
+            <wp:cNvGraphicFramePr>
+              <a:graphicFrameLocks xmlns:a="http://schemas.openxmlformats.org/drawingml/2006/main" noChangeAspect="1"/>
+            </wp:cNvGraphicFramePr>
+            <a:graphic xmlns:a="http://schemas.openxmlformats.org/drawingml/2006/main">
+              <a:graphicData uri="http://schemas.openxmlformats.org/drawingml/2006/picture">
+                <pic:pic xmlns:pic="http://schemas.openxmlformats.org/drawingml/2006/picture">
+                  <pic:nvPicPr>
+                    <pic:cNvPr id="404932909" name=""/>
+                    <pic:cNvPicPr/>
+                  </pic:nvPicPr>
+                  <pic:blipFill>
+                    <a:blip r:embed="rId44"/>
+                    <a:stretch>
+                      <a:fillRect/>
+                    </a:stretch>
+                  </pic:blipFill>
+                  <pic:spPr>
+                    <a:xfrm>
+                      <a:off x="0" y="0"/>
+                      <a:ext cx="2819545" cy="1530429"/>
+                    </a:xfrm>
+                    <a:prstGeom prst="rect">
+                      <a:avLst/>
+                    </a:prstGeom>
+                  </pic:spPr>
+                </pic:pic>
+              </a:graphicData>
+            </a:graphic>
+          </wp:inline>
+        </w:drawing>
+      </w:r>
+      <w:r>
+        <w:t xml:space="preserve">lowpass </w:t>
+      </w:r>
+      <w:r>
+        <w:t>T</w:t>
+      </w:r>
+      <w:r>
+        <w:t>ri</w:t>
+      </w:r>
+    </w:p>
+    <w:p>
+      <w:pPr>
+        <w:jc w:val="center"/>
+      </w:pPr>
+      <w:r>
+        <w:drawing>
+          <wp:inline distT="0" distB="0" distL="0" distR="0" wp14:anchorId="3301AE6C" wp14:editId="628D2F56">
+            <wp:extent cx="2825895" cy="1530429"/>
+            <wp:effectExtent l="0" t="0" r="0" b="0"/>
+            <wp:docPr id="1530319854" name="Picture 1"/>
+            <wp:cNvGraphicFramePr>
+              <a:graphicFrameLocks xmlns:a="http://schemas.openxmlformats.org/drawingml/2006/main" noChangeAspect="1"/>
+            </wp:cNvGraphicFramePr>
+            <a:graphic xmlns:a="http://schemas.openxmlformats.org/drawingml/2006/main">
+              <a:graphicData uri="http://schemas.openxmlformats.org/drawingml/2006/picture">
+                <pic:pic xmlns:pic="http://schemas.openxmlformats.org/drawingml/2006/picture">
+                  <pic:nvPicPr>
+                    <pic:cNvPr id="1530319854" name=""/>
+                    <pic:cNvPicPr/>
+                  </pic:nvPicPr>
+                  <pic:blipFill>
+                    <a:blip r:embed="rId45"/>
                     <a:stretch>
                       <a:fillRect/>
                     </a:stretch>
@@ -5697,7 +5881,7 @@
         </w:drawing>
       </w:r>
       <w:r>
-        <w:t>tri</w:t>
+        <w:t>Unfiltered tri</w:t>
       </w:r>
     </w:p>
     <w:p>
@@ -5705,22 +5889,26 @@
         <w:pStyle w:val="Heading4"/>
       </w:pPr>
       <w:r>
+        <w:lastRenderedPageBreak/>
         <w:t>Post</w:t>
       </w:r>
     </w:p>
     <w:p>
       <w:pPr>
         <w:jc w:val="center"/>
-      </w:pPr>
-      <w:r>
         <w:rPr>
           <w:noProof/>
         </w:rPr>
+      </w:pPr>
+      <w:r>
+        <w:rPr>
+          <w:noProof/>
+        </w:rPr>
         <w:drawing>
-          <wp:inline distT="0" distB="0" distL="0" distR="0" wp14:anchorId="16E0C9ED" wp14:editId="48AF4BB6">
-            <wp:extent cx="2825895" cy="1524078"/>
+          <wp:inline distT="0" distB="0" distL="0" distR="0" wp14:anchorId="2153A4E3" wp14:editId="20E94DE4">
+            <wp:extent cx="2825895" cy="1511378"/>
             <wp:effectExtent l="0" t="0" r="0" b="0"/>
-            <wp:docPr id="1369242617" name="Picture 1"/>
+            <wp:docPr id="31199294" name="Picture 1"/>
             <wp:cNvGraphicFramePr>
               <a:graphicFrameLocks xmlns:a="http://schemas.openxmlformats.org/drawingml/2006/main" noChangeAspect="1"/>
             </wp:cNvGraphicFramePr>
@@ -5728,11 +5916,11 @@
               <a:graphicData uri="http://schemas.openxmlformats.org/drawingml/2006/picture">
                 <pic:pic xmlns:pic="http://schemas.openxmlformats.org/drawingml/2006/picture">
                   <pic:nvPicPr>
-                    <pic:cNvPr id="1369242617" name=""/>
+                    <pic:cNvPr id="31199294" name=""/>
                     <pic:cNvPicPr/>
                   </pic:nvPicPr>
                   <pic:blipFill>
-                    <a:blip r:embed="rId42"/>
+                    <a:blip r:embed="rId46"/>
                     <a:stretch>
                       <a:fillRect/>
                     </a:stretch>
@@ -5740,7 +5928,7 @@
                   <pic:spPr>
                     <a:xfrm>
                       <a:off x="0" y="0"/>
-                      <a:ext cx="2825895" cy="1524078"/>
+                      <a:ext cx="2825895" cy="1511378"/>
                     </a:xfrm>
                     <a:prstGeom prst="rect">
                       <a:avLst/>
@@ -5751,6 +5939,63 @@
             </a:graphic>
           </wp:inline>
         </w:drawing>
+      </w:r>
+      <w:r>
+        <w:rPr>
+          <w:noProof/>
+        </w:rPr>
+        <w:t>lowpass post</w:t>
+      </w:r>
+    </w:p>
+    <w:p>
+      <w:pPr>
+        <w:jc w:val="center"/>
+      </w:pPr>
+      <w:r>
+        <w:rPr>
+          <w:noProof/>
+        </w:rPr>
+        <w:drawing>
+          <wp:inline distT="0" distB="0" distL="0" distR="0" wp14:anchorId="5A8F39E6" wp14:editId="43AD0798">
+            <wp:extent cx="2838596" cy="1511378"/>
+            <wp:effectExtent l="0" t="0" r="0" b="0"/>
+            <wp:docPr id="809236252" name="Picture 1"/>
+            <wp:cNvGraphicFramePr>
+              <a:graphicFrameLocks xmlns:a="http://schemas.openxmlformats.org/drawingml/2006/main" noChangeAspect="1"/>
+            </wp:cNvGraphicFramePr>
+            <a:graphic xmlns:a="http://schemas.openxmlformats.org/drawingml/2006/main">
+              <a:graphicData uri="http://schemas.openxmlformats.org/drawingml/2006/picture">
+                <pic:pic xmlns:pic="http://schemas.openxmlformats.org/drawingml/2006/picture">
+                  <pic:nvPicPr>
+                    <pic:cNvPr id="809236252" name=""/>
+                    <pic:cNvPicPr/>
+                  </pic:nvPicPr>
+                  <pic:blipFill>
+                    <a:blip r:embed="rId47"/>
+                    <a:stretch>
+                      <a:fillRect/>
+                    </a:stretch>
+                  </pic:blipFill>
+                  <pic:spPr>
+                    <a:xfrm>
+                      <a:off x="0" y="0"/>
+                      <a:ext cx="2838596" cy="1511378"/>
+                    </a:xfrm>
+                    <a:prstGeom prst="rect">
+                      <a:avLst/>
+                    </a:prstGeom>
+                  </pic:spPr>
+                </pic:pic>
+              </a:graphicData>
+            </a:graphic>
+          </wp:inline>
+        </w:drawing>
+      </w:r>
+      <w:r>
+        <w:rPr>
+          <w:noProof/>
+        </w:rPr>
+        <w:t>Unfiltered post</w:t>
       </w:r>
     </w:p>
     <w:p>
@@ -5801,7 +6046,7 @@
                     <pic:cNvPicPr/>
                   </pic:nvPicPr>
                   <pic:blipFill>
-                    <a:blip r:embed="rId43"/>
+                    <a:blip r:embed="rId48"/>
                     <a:stretch>
                       <a:fillRect/>
                     </a:stretch>
@@ -5854,7 +6099,7 @@
                     <pic:cNvPicPr/>
                   </pic:nvPicPr>
                   <pic:blipFill>
-                    <a:blip r:embed="rId44"/>
+                    <a:blip r:embed="rId49"/>
                     <a:stretch>
                       <a:fillRect/>
                     </a:stretch>
@@ -5903,7 +6148,7 @@
                     <pic:cNvPicPr/>
                   </pic:nvPicPr>
                   <pic:blipFill>
-                    <a:blip r:embed="rId45"/>
+                    <a:blip r:embed="rId50"/>
                     <a:stretch>
                       <a:fillRect/>
                     </a:stretch>
@@ -5959,7 +6204,7 @@
                     <pic:cNvPicPr/>
                   </pic:nvPicPr>
                   <pic:blipFill>
-                    <a:blip r:embed="rId46"/>
+                    <a:blip r:embed="rId51"/>
                     <a:stretch>
                       <a:fillRect/>
                     </a:stretch>
@@ -6028,7 +6273,7 @@
                     <pic:cNvPicPr/>
                   </pic:nvPicPr>
                   <pic:blipFill>
-                    <a:blip r:embed="rId47"/>
+                    <a:blip r:embed="rId52"/>
                     <a:stretch>
                       <a:fillRect/>
                     </a:stretch>
@@ -6081,7 +6326,7 @@
                     <pic:cNvPicPr/>
                   </pic:nvPicPr>
                   <pic:blipFill>
-                    <a:blip r:embed="rId48"/>
+                    <a:blip r:embed="rId53"/>
                     <a:stretch>
                       <a:fillRect/>
                     </a:stretch>
@@ -6130,7 +6375,7 @@
                     <pic:cNvPicPr/>
                   </pic:nvPicPr>
                   <pic:blipFill>
-                    <a:blip r:embed="rId49"/>
+                    <a:blip r:embed="rId54"/>
                     <a:stretch>
                       <a:fillRect/>
                     </a:stretch>
@@ -6208,7 +6453,7 @@
                     <pic:cNvPicPr/>
                   </pic:nvPicPr>
                   <pic:blipFill>
-                    <a:blip r:embed="rId50"/>
+                    <a:blip r:embed="rId55"/>
                     <a:stretch>
                       <a:fillRect/>
                     </a:stretch>
@@ -6283,7 +6528,7 @@
                     <pic:cNvPicPr/>
                   </pic:nvPicPr>
                   <pic:blipFill>
-                    <a:blip r:embed="rId51"/>
+                    <a:blip r:embed="rId56"/>
                     <a:stretch>
                       <a:fillRect/>
                     </a:stretch>
@@ -6358,7 +6603,7 @@
                     <pic:cNvPicPr/>
                   </pic:nvPicPr>
                   <pic:blipFill>
-                    <a:blip r:embed="rId52"/>
+                    <a:blip r:embed="rId57"/>
                     <a:stretch>
                       <a:fillRect/>
                     </a:stretch>
@@ -6434,7 +6679,7 @@
                     <pic:cNvPicPr/>
                   </pic:nvPicPr>
                   <pic:blipFill>
-                    <a:blip r:embed="rId53"/>
+                    <a:blip r:embed="rId58"/>
                     <a:stretch>
                       <a:fillRect/>
                     </a:stretch>
@@ -6503,7 +6748,7 @@
                     <pic:cNvPicPr/>
                   </pic:nvPicPr>
                   <pic:blipFill>
-                    <a:blip r:embed="rId54"/>
+                    <a:blip r:embed="rId59"/>
                     <a:stretch>
                       <a:fillRect/>
                     </a:stretch>
@@ -6572,7 +6817,7 @@
                     <pic:cNvPicPr/>
                   </pic:nvPicPr>
                   <pic:blipFill>
-                    <a:blip r:embed="rId55"/>
+                    <a:blip r:embed="rId60"/>
                     <a:stretch>
                       <a:fillRect/>
                     </a:stretch>

--- a/DAQ_design/Assisi/v0.2.1/code/data_processing_offline/V0.2.1-experiment-stats.docx
+++ b/DAQ_design/Assisi/v0.2.1/code/data_processing_offline/V0.2.1-experiment-stats.docx
@@ -2657,22 +2657,42 @@
     </w:p>
     <w:p>
       <w:r>
-        <w:t>Shunt resistor: 1 Mohm</w:t>
-      </w:r>
-    </w:p>
-    <w:p>
-      <w:r>
-        <w:t>Baseline material resistance: 1.6 Mohm</w:t>
-      </w:r>
-    </w:p>
-    <w:p>
-      <w:r>
-        <w:t>Post resistance: 3 Mohm</w:t>
-      </w:r>
-    </w:p>
-    <w:p>
-      <w:r>
-        <w:t>Loaded?: No</w:t>
+        <w:t xml:space="preserve">Shunt resistor: 1 </w:t>
+      </w:r>
+      <w:proofErr w:type="spellStart"/>
+      <w:r>
+        <w:t>Mohm</w:t>
+      </w:r>
+      <w:proofErr w:type="spellEnd"/>
+    </w:p>
+    <w:p>
+      <w:r>
+        <w:t xml:space="preserve">Baseline material resistance: 1.6 </w:t>
+      </w:r>
+      <w:proofErr w:type="spellStart"/>
+      <w:r>
+        <w:t>Mohm</w:t>
+      </w:r>
+      <w:proofErr w:type="spellEnd"/>
+    </w:p>
+    <w:p>
+      <w:r>
+        <w:t xml:space="preserve">Post resistance: 3 </w:t>
+      </w:r>
+      <w:proofErr w:type="spellStart"/>
+      <w:r>
+        <w:t>Mohm</w:t>
+      </w:r>
+      <w:proofErr w:type="spellEnd"/>
+    </w:p>
+    <w:p>
+      <w:proofErr w:type="gramStart"/>
+      <w:r>
+        <w:t>Loaded?:</w:t>
+      </w:r>
+      <w:proofErr w:type="gramEnd"/>
+      <w:r>
+        <w:t xml:space="preserve"> No</w:t>
       </w:r>
     </w:p>
     <w:p>
@@ -2764,23 +2784,43 @@
     </w:p>
     <w:p>
       <w:r>
-        <w:t>Shunt resistor: 1 Mohm</w:t>
-      </w:r>
+        <w:t xml:space="preserve">Shunt resistor: 1 </w:t>
+      </w:r>
+      <w:proofErr w:type="spellStart"/>
+      <w:r>
+        <w:t>Mohm</w:t>
+      </w:r>
+      <w:proofErr w:type="spellEnd"/>
     </w:p>
     <w:p>
       <w:r>
         <w:lastRenderedPageBreak/>
-        <w:t>Baseline material resistance: 1.6 Mohm</w:t>
-      </w:r>
-    </w:p>
-    <w:p>
-      <w:r>
-        <w:t>Post resistance: 3 Mohm</w:t>
-      </w:r>
-    </w:p>
-    <w:p>
-      <w:r>
-        <w:t>Loaded?: No</w:t>
+        <w:t xml:space="preserve">Baseline material resistance: 1.6 </w:t>
+      </w:r>
+      <w:proofErr w:type="spellStart"/>
+      <w:r>
+        <w:t>Mohm</w:t>
+      </w:r>
+      <w:proofErr w:type="spellEnd"/>
+    </w:p>
+    <w:p>
+      <w:r>
+        <w:t xml:space="preserve">Post resistance: 3 </w:t>
+      </w:r>
+      <w:proofErr w:type="spellStart"/>
+      <w:r>
+        <w:t>Mohm</w:t>
+      </w:r>
+      <w:proofErr w:type="spellEnd"/>
+    </w:p>
+    <w:p>
+      <w:proofErr w:type="gramStart"/>
+      <w:r>
+        <w:t>Loaded?:</w:t>
+      </w:r>
+      <w:proofErr w:type="gramEnd"/>
+      <w:r>
+        <w:t xml:space="preserve"> No</w:t>
       </w:r>
     </w:p>
     <w:p>
@@ -2870,7 +2910,7 @@
                     <pic:cNvPicPr/>
                   </pic:nvPicPr>
                   <pic:blipFill>
-                    <a:blip r:embed="rId5"/>
+                    <a:blip r:embed="rId6"/>
                     <a:stretch>
                       <a:fillRect/>
                     </a:stretch>
@@ -2931,7 +2971,7 @@
                     <pic:cNvPicPr/>
                   </pic:nvPicPr>
                   <pic:blipFill>
-                    <a:blip r:embed="rId6"/>
+                    <a:blip r:embed="rId7"/>
                     <a:stretch>
                       <a:fillRect/>
                     </a:stretch>
@@ -2992,7 +3032,7 @@
                     <pic:cNvPicPr/>
                   </pic:nvPicPr>
                   <pic:blipFill>
-                    <a:blip r:embed="rId7"/>
+                    <a:blip r:embed="rId8"/>
                     <a:stretch>
                       <a:fillRect/>
                     </a:stretch>
@@ -3054,7 +3094,7 @@
                     <pic:cNvPicPr/>
                   </pic:nvPicPr>
                   <pic:blipFill>
-                    <a:blip r:embed="rId8"/>
+                    <a:blip r:embed="rId9"/>
                     <a:stretch>
                       <a:fillRect/>
                     </a:stretch>
@@ -3115,7 +3155,7 @@
                     <pic:cNvPicPr/>
                   </pic:nvPicPr>
                   <pic:blipFill>
-                    <a:blip r:embed="rId9"/>
+                    <a:blip r:embed="rId10"/>
                     <a:stretch>
                       <a:fillRect/>
                     </a:stretch>
@@ -3216,7 +3256,15 @@
     </w:p>
     <w:p>
       <w:r>
-        <w:t>Physical notes: eroded edges and faces. Dusty, dry. This was its first test of the day.</w:t>
+        <w:t xml:space="preserve">Physical notes: eroded edges and faces. Dusty, dry. This was </w:t>
+      </w:r>
+      <w:proofErr w:type="gramStart"/>
+      <w:r>
+        <w:t>its</w:t>
+      </w:r>
+      <w:proofErr w:type="gramEnd"/>
+      <w:r>
+        <w:t xml:space="preserve"> first test of the day.</w:t>
       </w:r>
     </w:p>
     <w:p>
@@ -3231,22 +3279,42 @@
     </w:p>
     <w:p>
       <w:r>
-        <w:t>Shunt resistor: 1 Mohm</w:t>
-      </w:r>
-    </w:p>
-    <w:p>
-      <w:r>
-        <w:t>Baseline material resistance: 1.3 Mohm</w:t>
-      </w:r>
-    </w:p>
-    <w:p>
-      <w:r>
-        <w:t>Post resistance: 11 Mohm</w:t>
-      </w:r>
-    </w:p>
-    <w:p>
-      <w:r>
-        <w:t>Loaded?: No</w:t>
+        <w:t xml:space="preserve">Shunt resistor: 1 </w:t>
+      </w:r>
+      <w:proofErr w:type="spellStart"/>
+      <w:r>
+        <w:t>Mohm</w:t>
+      </w:r>
+      <w:proofErr w:type="spellEnd"/>
+    </w:p>
+    <w:p>
+      <w:r>
+        <w:t xml:space="preserve">Baseline material resistance: 1.3 </w:t>
+      </w:r>
+      <w:proofErr w:type="spellStart"/>
+      <w:r>
+        <w:t>Mohm</w:t>
+      </w:r>
+      <w:proofErr w:type="spellEnd"/>
+    </w:p>
+    <w:p>
+      <w:r>
+        <w:t xml:space="preserve">Post resistance: 11 </w:t>
+      </w:r>
+      <w:proofErr w:type="spellStart"/>
+      <w:r>
+        <w:t>Mohm</w:t>
+      </w:r>
+      <w:proofErr w:type="spellEnd"/>
+    </w:p>
+    <w:p>
+      <w:proofErr w:type="gramStart"/>
+      <w:r>
+        <w:t>Loaded?:</w:t>
+      </w:r>
+      <w:proofErr w:type="gramEnd"/>
+      <w:r>
+        <w:t xml:space="preserve"> No</w:t>
       </w:r>
     </w:p>
     <w:p>
@@ -3282,7 +3350,7 @@
                     <pic:cNvPicPr/>
                   </pic:nvPicPr>
                   <pic:blipFill>
-                    <a:blip r:embed="rId10"/>
+                    <a:blip r:embed="rId11"/>
                     <a:stretch>
                       <a:fillRect/>
                     </a:stretch>
@@ -3335,7 +3403,7 @@
                     <pic:cNvPicPr/>
                   </pic:nvPicPr>
                   <pic:blipFill>
-                    <a:blip r:embed="rId11"/>
+                    <a:blip r:embed="rId12"/>
                     <a:stretch>
                       <a:fillRect/>
                     </a:stretch>
@@ -3380,62 +3448,6 @@
                 <pic:pic xmlns:pic="http://schemas.openxmlformats.org/drawingml/2006/picture">
                   <pic:nvPicPr>
                     <pic:cNvPr id="168450185" name=""/>
-                    <pic:cNvPicPr/>
-                  </pic:nvPicPr>
-                  <pic:blipFill>
-                    <a:blip r:embed="rId12"/>
-                    <a:stretch>
-                      <a:fillRect/>
-                    </a:stretch>
-                  </pic:blipFill>
-                  <pic:spPr>
-                    <a:xfrm>
-                      <a:off x="0" y="0"/>
-                      <a:ext cx="2825895" cy="1530429"/>
-                    </a:xfrm>
-                    <a:prstGeom prst="rect">
-                      <a:avLst/>
-                    </a:prstGeom>
-                  </pic:spPr>
-                </pic:pic>
-              </a:graphicData>
-            </a:graphic>
-          </wp:inline>
-        </w:drawing>
-      </w:r>
-      <w:r>
-        <w:t>triangular</w:t>
-      </w:r>
-    </w:p>
-    <w:p>
-      <w:pPr>
-        <w:pStyle w:val="Heading4"/>
-      </w:pPr>
-      <w:r>
-        <w:t>Post</w:t>
-      </w:r>
-    </w:p>
-    <w:p>
-      <w:pPr>
-        <w:jc w:val="center"/>
-      </w:pPr>
-      <w:r>
-        <w:rPr>
-          <w:noProof/>
-        </w:rPr>
-        <w:drawing>
-          <wp:inline distT="0" distB="0" distL="0" distR="0" wp14:anchorId="04503BEC" wp14:editId="15178CA7">
-            <wp:extent cx="2825895" cy="1530429"/>
-            <wp:effectExtent l="0" t="0" r="0" b="0"/>
-            <wp:docPr id="632722357" name="Picture 1"/>
-            <wp:cNvGraphicFramePr>
-              <a:graphicFrameLocks xmlns:a="http://schemas.openxmlformats.org/drawingml/2006/main" noChangeAspect="1"/>
-            </wp:cNvGraphicFramePr>
-            <a:graphic xmlns:a="http://schemas.openxmlformats.org/drawingml/2006/main">
-              <a:graphicData uri="http://schemas.openxmlformats.org/drawingml/2006/picture">
-                <pic:pic xmlns:pic="http://schemas.openxmlformats.org/drawingml/2006/picture">
-                  <pic:nvPicPr>
-                    <pic:cNvPr id="632722357" name=""/>
                     <pic:cNvPicPr/>
                   </pic:nvPicPr>
                   <pic:blipFill>
@@ -3459,85 +3471,8 @@
           </wp:inline>
         </w:drawing>
       </w:r>
-    </w:p>
-    <w:p>
-      <w:pPr>
-        <w:pStyle w:val="Heading3"/>
-        <w:rPr>
-          <w:rFonts w:ascii="Times New Roman" w:hAnsi="Times New Roman"/>
-        </w:rPr>
-      </w:pPr>
-      <w:bookmarkStart w:id="16" w:name="_Toc240458596"/>
-      <w:r>
-        <w:rPr>
-          <w:rFonts w:ascii="Times New Roman" w:hAnsi="Times New Roman"/>
-        </w:rPr>
-        <w:t>20Hz-9201-CMF-0.01</w:t>
-      </w:r>
-      <w:bookmarkEnd w:id="16"/>
-    </w:p>
-    <w:p>
-      <w:r>
-        <w:t>Specimen Type</w:t>
-      </w:r>
-      <w:r>
-        <w:t>: CMF 0.01% 12/06/2025 Campione 2</w:t>
-      </w:r>
-    </w:p>
-    <w:p>
-      <w:r>
-        <w:lastRenderedPageBreak/>
-        <w:t>Discharge time: ~1 min</w:t>
-      </w:r>
-    </w:p>
-    <w:p>
-      <w:r>
-        <w:t>Settle time: ~4 min</w:t>
-      </w:r>
-    </w:p>
-    <w:p>
-      <w:r>
-        <w:t>Dimensions: 5.2 cm cube</w:t>
-      </w:r>
-    </w:p>
-    <w:p>
-      <w:r>
-        <w:t>Space between meshes: 1.5 cm</w:t>
-      </w:r>
-    </w:p>
-    <w:p>
-      <w:r>
-        <w:t>Physical notes: eroded edges and faces. Dusty, dry. This was its first test of the day.</w:t>
-      </w:r>
-    </w:p>
-    <w:p>
-      <w:r>
-        <w:t>NI card: NI 9201</w:t>
-      </w:r>
-    </w:p>
-    <w:p>
-      <w:r>
-        <w:t>PSU: 9V 6A max</w:t>
-      </w:r>
-    </w:p>
-    <w:p>
-      <w:r>
-        <w:t>Shunt resistor: 1 Mohm</w:t>
-      </w:r>
-    </w:p>
-    <w:p>
-      <w:r>
-        <w:t>Baseline material resistance: 1.4 Mohm</w:t>
-      </w:r>
-    </w:p>
-    <w:p>
-      <w:r>
-        <w:t>Post resistance: 7 Mohm</w:t>
-      </w:r>
-    </w:p>
-    <w:p>
-      <w:r>
-        <w:t>Loaded?: No</w:t>
+      <w:r>
+        <w:t>triangular</w:t>
       </w:r>
     </w:p>
     <w:p>
@@ -3545,7 +3480,7 @@
         <w:pStyle w:val="Heading4"/>
       </w:pPr>
       <w:r>
-        <w:t>Pre</w:t>
+        <w:t>Post</w:t>
       </w:r>
     </w:p>
     <w:p>
@@ -3553,22 +3488,14 @@
         <w:jc w:val="center"/>
       </w:pPr>
       <w:r>
-        <w:t>Lowpass:</w:t>
-      </w:r>
-    </w:p>
-    <w:p>
-      <w:pPr>
-        <w:jc w:val="center"/>
-      </w:pPr>
-      <w:r>
         <w:rPr>
           <w:noProof/>
         </w:rPr>
         <w:drawing>
-          <wp:inline distT="0" distB="0" distL="0" distR="0" wp14:anchorId="66AC8851" wp14:editId="2F272CA2">
+          <wp:inline distT="0" distB="0" distL="0" distR="0" wp14:anchorId="04503BEC" wp14:editId="15178CA7">
             <wp:extent cx="2825895" cy="1530429"/>
             <wp:effectExtent l="0" t="0" r="0" b="0"/>
-            <wp:docPr id="481868428" name="Picture 1"/>
+            <wp:docPr id="632722357" name="Picture 1"/>
             <wp:cNvGraphicFramePr>
               <a:graphicFrameLocks xmlns:a="http://schemas.openxmlformats.org/drawingml/2006/main" noChangeAspect="1"/>
             </wp:cNvGraphicFramePr>
@@ -3576,7 +3503,7 @@
               <a:graphicData uri="http://schemas.openxmlformats.org/drawingml/2006/picture">
                 <pic:pic xmlns:pic="http://schemas.openxmlformats.org/drawingml/2006/picture">
                   <pic:nvPicPr>
-                    <pic:cNvPr id="481868428" name=""/>
+                    <pic:cNvPr id="632722357" name=""/>
                     <pic:cNvPicPr/>
                   </pic:nvPicPr>
                   <pic:blipFill>
@@ -3603,6 +3530,175 @@
     </w:p>
     <w:p>
       <w:pPr>
+        <w:pStyle w:val="Heading3"/>
+        <w:rPr>
+          <w:rFonts w:ascii="Times New Roman" w:hAnsi="Times New Roman"/>
+        </w:rPr>
+      </w:pPr>
+      <w:bookmarkStart w:id="16" w:name="_Toc240458596"/>
+      <w:r>
+        <w:rPr>
+          <w:rFonts w:ascii="Times New Roman" w:hAnsi="Times New Roman"/>
+        </w:rPr>
+        <w:t>20Hz-9201-CMF-0.01</w:t>
+      </w:r>
+      <w:bookmarkEnd w:id="16"/>
+    </w:p>
+    <w:p>
+      <w:r>
+        <w:t>Specimen Type</w:t>
+      </w:r>
+      <w:r>
+        <w:t>: CMF 0.01% 12/06/2025 Campione 2</w:t>
+      </w:r>
+    </w:p>
+    <w:p>
+      <w:r>
+        <w:lastRenderedPageBreak/>
+        <w:t>Discharge time: ~1 min</w:t>
+      </w:r>
+    </w:p>
+    <w:p>
+      <w:r>
+        <w:t>Settle time: ~4 min</w:t>
+      </w:r>
+    </w:p>
+    <w:p>
+      <w:r>
+        <w:t>Dimensions: 5.2 cm cube</w:t>
+      </w:r>
+    </w:p>
+    <w:p>
+      <w:r>
+        <w:t>Space between meshes: 1.5 cm</w:t>
+      </w:r>
+    </w:p>
+    <w:p>
+      <w:r>
+        <w:t xml:space="preserve">Physical notes: eroded edges and faces. Dusty, dry. This was </w:t>
+      </w:r>
+      <w:proofErr w:type="gramStart"/>
+      <w:r>
+        <w:t>its</w:t>
+      </w:r>
+      <w:proofErr w:type="gramEnd"/>
+      <w:r>
+        <w:t xml:space="preserve"> first test of the day.</w:t>
+      </w:r>
+    </w:p>
+    <w:p>
+      <w:r>
+        <w:t>NI card: NI 9201</w:t>
+      </w:r>
+    </w:p>
+    <w:p>
+      <w:r>
+        <w:t>PSU: 9V 6A max</w:t>
+      </w:r>
+    </w:p>
+    <w:p>
+      <w:r>
+        <w:t xml:space="preserve">Shunt resistor: 1 </w:t>
+      </w:r>
+      <w:proofErr w:type="spellStart"/>
+      <w:r>
+        <w:t>Mohm</w:t>
+      </w:r>
+      <w:proofErr w:type="spellEnd"/>
+    </w:p>
+    <w:p>
+      <w:r>
+        <w:t xml:space="preserve">Baseline material resistance: 1.4 </w:t>
+      </w:r>
+      <w:proofErr w:type="spellStart"/>
+      <w:r>
+        <w:t>Mohm</w:t>
+      </w:r>
+      <w:proofErr w:type="spellEnd"/>
+    </w:p>
+    <w:p>
+      <w:r>
+        <w:t xml:space="preserve">Post resistance: 7 </w:t>
+      </w:r>
+      <w:proofErr w:type="spellStart"/>
+      <w:r>
+        <w:t>Mohm</w:t>
+      </w:r>
+      <w:proofErr w:type="spellEnd"/>
+    </w:p>
+    <w:p>
+      <w:proofErr w:type="gramStart"/>
+      <w:r>
+        <w:t>Loaded?:</w:t>
+      </w:r>
+      <w:proofErr w:type="gramEnd"/>
+      <w:r>
+        <w:t xml:space="preserve"> No</w:t>
+      </w:r>
+    </w:p>
+    <w:p>
+      <w:pPr>
+        <w:pStyle w:val="Heading4"/>
+      </w:pPr>
+      <w:r>
+        <w:t>Pre</w:t>
+      </w:r>
+    </w:p>
+    <w:p>
+      <w:pPr>
+        <w:jc w:val="center"/>
+      </w:pPr>
+      <w:r>
+        <w:t>Lowpass:</w:t>
+      </w:r>
+    </w:p>
+    <w:p>
+      <w:pPr>
+        <w:jc w:val="center"/>
+      </w:pPr>
+      <w:r>
+        <w:rPr>
+          <w:noProof/>
+        </w:rPr>
+        <w:drawing>
+          <wp:inline distT="0" distB="0" distL="0" distR="0" wp14:anchorId="66AC8851" wp14:editId="2F272CA2">
+            <wp:extent cx="2825895" cy="1530429"/>
+            <wp:effectExtent l="0" t="0" r="0" b="0"/>
+            <wp:docPr id="481868428" name="Picture 1"/>
+            <wp:cNvGraphicFramePr>
+              <a:graphicFrameLocks xmlns:a="http://schemas.openxmlformats.org/drawingml/2006/main" noChangeAspect="1"/>
+            </wp:cNvGraphicFramePr>
+            <a:graphic xmlns:a="http://schemas.openxmlformats.org/drawingml/2006/main">
+              <a:graphicData uri="http://schemas.openxmlformats.org/drawingml/2006/picture">
+                <pic:pic xmlns:pic="http://schemas.openxmlformats.org/drawingml/2006/picture">
+                  <pic:nvPicPr>
+                    <pic:cNvPr id="481868428" name=""/>
+                    <pic:cNvPicPr/>
+                  </pic:nvPicPr>
+                  <pic:blipFill>
+                    <a:blip r:embed="rId15"/>
+                    <a:stretch>
+                      <a:fillRect/>
+                    </a:stretch>
+                  </pic:blipFill>
+                  <pic:spPr>
+                    <a:xfrm>
+                      <a:off x="0" y="0"/>
+                      <a:ext cx="2825895" cy="1530429"/>
+                    </a:xfrm>
+                    <a:prstGeom prst="rect">
+                      <a:avLst/>
+                    </a:prstGeom>
+                  </pic:spPr>
+                </pic:pic>
+              </a:graphicData>
+            </a:graphic>
+          </wp:inline>
+        </w:drawing>
+      </w:r>
+    </w:p>
+    <w:p>
+      <w:pPr>
         <w:jc w:val="center"/>
       </w:pPr>
       <w:r>
@@ -3630,7 +3726,7 @@
                     <pic:cNvPicPr/>
                   </pic:nvPicPr>
                   <pic:blipFill>
-                    <a:blip r:embed="rId15"/>
+                    <a:blip r:embed="rId16"/>
                     <a:stretch>
                       <a:fillRect/>
                     </a:stretch>
@@ -3684,7 +3780,7 @@
                     <pic:cNvPicPr/>
                   </pic:nvPicPr>
                   <pic:blipFill>
-                    <a:blip r:embed="rId16"/>
+                    <a:blip r:embed="rId17"/>
                     <a:stretch>
                       <a:fillRect/>
                     </a:stretch>
@@ -3729,7 +3825,7 @@
                     <pic:cNvPicPr/>
                   </pic:nvPicPr>
                   <pic:blipFill>
-                    <a:blip r:embed="rId17"/>
+                    <a:blip r:embed="rId18"/>
                     <a:stretch>
                       <a:fillRect/>
                     </a:stretch>
@@ -3777,7 +3873,7 @@
                     <pic:cNvPicPr/>
                   </pic:nvPicPr>
                   <pic:blipFill>
-                    <a:blip r:embed="rId18"/>
+                    <a:blip r:embed="rId19"/>
                     <a:stretch>
                       <a:fillRect/>
                     </a:stretch>
@@ -3822,7 +3918,7 @@
                     <pic:cNvPicPr/>
                   </pic:nvPicPr>
                   <pic:blipFill>
-                    <a:blip r:embed="rId19"/>
+                    <a:blip r:embed="rId20"/>
                     <a:stretch>
                       <a:fillRect/>
                     </a:stretch>
@@ -3842,8 +3938,13 @@
           </wp:inline>
         </w:drawing>
       </w:r>
-      <w:r>
-        <w:t>Tri unfiltered</w:t>
+      <w:proofErr w:type="gramStart"/>
+      <w:r>
+        <w:t>Tri</w:t>
+      </w:r>
+      <w:proofErr w:type="gramEnd"/>
+      <w:r>
+        <w:t xml:space="preserve"> unfiltered</w:t>
       </w:r>
     </w:p>
     <w:p>
@@ -3879,7 +3980,7 @@
                     <pic:cNvPicPr/>
                   </pic:nvPicPr>
                   <pic:blipFill>
-                    <a:blip r:embed="rId20"/>
+                    <a:blip r:embed="rId21"/>
                     <a:stretch>
                       <a:fillRect/>
                     </a:stretch>
@@ -3921,7 +4022,7 @@
                     <pic:cNvPicPr/>
                   </pic:nvPicPr>
                   <pic:blipFill>
-                    <a:blip r:embed="rId21"/>
+                    <a:blip r:embed="rId22"/>
                     <a:stretch>
                       <a:fillRect/>
                     </a:stretch>
@@ -4006,22 +4107,42 @@
     </w:p>
     <w:p>
       <w:r>
-        <w:t>Shunt resistor: 1 Mohm</w:t>
-      </w:r>
-    </w:p>
-    <w:p>
-      <w:r>
-        <w:t>Baseline material resistance: 160 ohm</w:t>
-      </w:r>
-    </w:p>
-    <w:p>
-      <w:r>
-        <w:t>Post resistance: 160 ohm</w:t>
-      </w:r>
-    </w:p>
-    <w:p>
-      <w:r>
-        <w:t>Loaded?: No</w:t>
+        <w:t xml:space="preserve">Shunt resistor: 1 </w:t>
+      </w:r>
+      <w:proofErr w:type="spellStart"/>
+      <w:r>
+        <w:t>Mohm</w:t>
+      </w:r>
+      <w:proofErr w:type="spellEnd"/>
+    </w:p>
+    <w:p>
+      <w:r>
+        <w:t xml:space="preserve">Baseline material resistance: 160 </w:t>
+      </w:r>
+      <w:proofErr w:type="gramStart"/>
+      <w:r>
+        <w:t>ohm</w:t>
+      </w:r>
+      <w:proofErr w:type="gramEnd"/>
+    </w:p>
+    <w:p>
+      <w:r>
+        <w:t xml:space="preserve">Post resistance: 160 </w:t>
+      </w:r>
+      <w:proofErr w:type="gramStart"/>
+      <w:r>
+        <w:t>ohm</w:t>
+      </w:r>
+      <w:proofErr w:type="gramEnd"/>
+    </w:p>
+    <w:p>
+      <w:proofErr w:type="gramStart"/>
+      <w:r>
+        <w:t>Loaded?:</w:t>
+      </w:r>
+      <w:proofErr w:type="gramEnd"/>
+      <w:r>
+        <w:t xml:space="preserve"> No</w:t>
       </w:r>
     </w:p>
     <w:p>
@@ -4057,7 +4178,7 @@
                     <pic:cNvPicPr/>
                   </pic:nvPicPr>
                   <pic:blipFill>
-                    <a:blip r:embed="rId22"/>
+                    <a:blip r:embed="rId23"/>
                     <a:stretch>
                       <a:fillRect/>
                     </a:stretch>
@@ -4156,22 +4277,42 @@
     </w:p>
     <w:p>
       <w:r>
-        <w:t>Shunt resistor: 1 Mohm</w:t>
-      </w:r>
-    </w:p>
-    <w:p>
-      <w:r>
-        <w:t>Baseline material resistance: 1.1 kohm</w:t>
-      </w:r>
-    </w:p>
-    <w:p>
-      <w:r>
-        <w:t>Post resistance: 0.8 kohm</w:t>
-      </w:r>
-    </w:p>
-    <w:p>
-      <w:r>
-        <w:t>Loaded?: No</w:t>
+        <w:t xml:space="preserve">Shunt resistor: 1 </w:t>
+      </w:r>
+      <w:proofErr w:type="spellStart"/>
+      <w:r>
+        <w:t>Mohm</w:t>
+      </w:r>
+      <w:proofErr w:type="spellEnd"/>
+    </w:p>
+    <w:p>
+      <w:r>
+        <w:t xml:space="preserve">Baseline material resistance: 1.1 </w:t>
+      </w:r>
+      <w:proofErr w:type="spellStart"/>
+      <w:r>
+        <w:t>kohm</w:t>
+      </w:r>
+      <w:proofErr w:type="spellEnd"/>
+    </w:p>
+    <w:p>
+      <w:r>
+        <w:t xml:space="preserve">Post resistance: 0.8 </w:t>
+      </w:r>
+      <w:proofErr w:type="spellStart"/>
+      <w:r>
+        <w:t>kohm</w:t>
+      </w:r>
+      <w:proofErr w:type="spellEnd"/>
+    </w:p>
+    <w:p>
+      <w:proofErr w:type="gramStart"/>
+      <w:r>
+        <w:t>Loaded?:</w:t>
+      </w:r>
+      <w:proofErr w:type="gramEnd"/>
+      <w:r>
+        <w:t xml:space="preserve"> No</w:t>
       </w:r>
     </w:p>
     <w:p>
@@ -4207,7 +4348,7 @@
                     <pic:cNvPicPr/>
                   </pic:nvPicPr>
                   <pic:blipFill>
-                    <a:blip r:embed="rId23"/>
+                    <a:blip r:embed="rId24"/>
                     <a:stretch>
                       <a:fillRect/>
                     </a:stretch>
@@ -4292,7 +4433,7 @@
                     <pic:cNvPicPr/>
                   </pic:nvPicPr>
                   <pic:blipFill>
-                    <a:blip r:embed="rId24"/>
+                    <a:blip r:embed="rId25"/>
                     <a:stretch>
                       <a:fillRect/>
                     </a:stretch>
@@ -4345,7 +4486,7 @@
                     <pic:cNvPicPr/>
                   </pic:nvPicPr>
                   <pic:blipFill>
-                    <a:blip r:embed="rId25"/>
+                    <a:blip r:embed="rId26"/>
                     <a:stretch>
                       <a:fillRect/>
                     </a:stretch>
@@ -4415,7 +4556,7 @@
                     <pic:cNvPicPr/>
                   </pic:nvPicPr>
                   <pic:blipFill>
-                    <a:blip r:embed="rId26"/>
+                    <a:blip r:embed="rId27"/>
                     <a:stretch>
                       <a:fillRect/>
                     </a:stretch>
@@ -4468,7 +4609,7 @@
                     <pic:cNvPicPr/>
                   </pic:nvPicPr>
                   <pic:blipFill>
-                    <a:blip r:embed="rId27"/>
+                    <a:blip r:embed="rId28"/>
                     <a:stretch>
                       <a:fillRect/>
                     </a:stretch>
@@ -4550,22 +4691,42 @@
     </w:p>
     <w:p>
       <w:r>
-        <w:t>Shunt resistor: 1 Mohm</w:t>
-      </w:r>
-    </w:p>
-    <w:p>
-      <w:r>
-        <w:t>Baseline material resistance: 125 ohm</w:t>
-      </w:r>
-    </w:p>
-    <w:p>
-      <w:r>
-        <w:t>Post resistance: 126 ohm</w:t>
-      </w:r>
-    </w:p>
-    <w:p>
-      <w:r>
-        <w:t>Loaded?: No</w:t>
+        <w:t xml:space="preserve">Shunt resistor: 1 </w:t>
+      </w:r>
+      <w:proofErr w:type="spellStart"/>
+      <w:r>
+        <w:t>Mohm</w:t>
+      </w:r>
+      <w:proofErr w:type="spellEnd"/>
+    </w:p>
+    <w:p>
+      <w:r>
+        <w:t xml:space="preserve">Baseline material resistance: 125 </w:t>
+      </w:r>
+      <w:proofErr w:type="gramStart"/>
+      <w:r>
+        <w:t>ohm</w:t>
+      </w:r>
+      <w:proofErr w:type="gramEnd"/>
+    </w:p>
+    <w:p>
+      <w:r>
+        <w:t xml:space="preserve">Post resistance: 126 </w:t>
+      </w:r>
+      <w:proofErr w:type="gramStart"/>
+      <w:r>
+        <w:t>ohm</w:t>
+      </w:r>
+      <w:proofErr w:type="gramEnd"/>
+    </w:p>
+    <w:p>
+      <w:proofErr w:type="gramStart"/>
+      <w:r>
+        <w:t>Loaded?:</w:t>
+      </w:r>
+      <w:proofErr w:type="gramEnd"/>
+      <w:r>
+        <w:t xml:space="preserve"> No</w:t>
       </w:r>
     </w:p>
     <w:p>
@@ -4601,7 +4762,7 @@
                     <pic:cNvPicPr/>
                   </pic:nvPicPr>
                   <pic:blipFill>
-                    <a:blip r:embed="rId28">
+                    <a:blip r:embed="rId29">
                       <a:extLst>
                         <a:ext uri="{28A0092B-C50C-407E-A947-70E740481C1C}">
                           <a14:useLocalDpi xmlns:a14="http://schemas.microsoft.com/office/drawing/2010/main" val="0"/>
@@ -4706,8 +4867,13 @@
     </w:p>
     <w:p>
       <w:r>
-        <w:t>Shunt resistor: 1 Mohm</w:t>
-      </w:r>
+        <w:t xml:space="preserve">Shunt resistor: 1 </w:t>
+      </w:r>
+      <w:proofErr w:type="spellStart"/>
+      <w:r>
+        <w:t>Mohm</w:t>
+      </w:r>
+      <w:proofErr w:type="spellEnd"/>
     </w:p>
     <w:p>
       <w:r>
@@ -4719,27 +4885,39 @@
       <w:r>
         <w:t xml:space="preserve"> </w:t>
       </w:r>
+      <w:proofErr w:type="spellStart"/>
       <w:r>
         <w:t>k</w:t>
       </w:r>
       <w:r>
         <w:t>ohm</w:t>
       </w:r>
+      <w:proofErr w:type="spellEnd"/>
     </w:p>
     <w:p>
       <w:r>
         <w:t>Post resistance: 1</w:t>
       </w:r>
       <w:r>
-        <w:t>.1 k</w:t>
+        <w:t xml:space="preserve">.1 </w:t>
+      </w:r>
+      <w:proofErr w:type="spellStart"/>
+      <w:r>
+        <w:t>k</w:t>
       </w:r>
       <w:r>
         <w:t>ohm</w:t>
       </w:r>
-    </w:p>
-    <w:p>
-      <w:r>
-        <w:t>Loaded?: No</w:t>
+      <w:proofErr w:type="spellEnd"/>
+    </w:p>
+    <w:p>
+      <w:proofErr w:type="gramStart"/>
+      <w:r>
+        <w:t>Loaded?:</w:t>
+      </w:r>
+      <w:proofErr w:type="gramEnd"/>
+      <w:r>
+        <w:t xml:space="preserve"> No</w:t>
       </w:r>
     </w:p>
     <w:p>
@@ -4775,7 +4953,7 @@
                     <pic:cNvPicPr/>
                   </pic:nvPicPr>
                   <pic:blipFill>
-                    <a:blip r:embed="rId29"/>
+                    <a:blip r:embed="rId30"/>
                     <a:stretch>
                       <a:fillRect/>
                     </a:stretch>
@@ -4874,22 +5052,42 @@
     </w:p>
     <w:p>
       <w:r>
-        <w:t>Shunt resistor: 1 Mohm</w:t>
-      </w:r>
-    </w:p>
-    <w:p>
-      <w:r>
-        <w:t>Baseline material resistance: 130 ohm</w:t>
-      </w:r>
-    </w:p>
-    <w:p>
-      <w:r>
-        <w:t>Post resistance: 136 ohm</w:t>
-      </w:r>
-    </w:p>
-    <w:p>
-      <w:r>
-        <w:t>Loaded?: No</w:t>
+        <w:t xml:space="preserve">Shunt resistor: 1 </w:t>
+      </w:r>
+      <w:proofErr w:type="spellStart"/>
+      <w:r>
+        <w:t>Mohm</w:t>
+      </w:r>
+      <w:proofErr w:type="spellEnd"/>
+    </w:p>
+    <w:p>
+      <w:r>
+        <w:t xml:space="preserve">Baseline material resistance: 130 </w:t>
+      </w:r>
+      <w:proofErr w:type="gramStart"/>
+      <w:r>
+        <w:t>ohm</w:t>
+      </w:r>
+      <w:proofErr w:type="gramEnd"/>
+    </w:p>
+    <w:p>
+      <w:r>
+        <w:t xml:space="preserve">Post resistance: 136 </w:t>
+      </w:r>
+      <w:proofErr w:type="gramStart"/>
+      <w:r>
+        <w:t>ohm</w:t>
+      </w:r>
+      <w:proofErr w:type="gramEnd"/>
+    </w:p>
+    <w:p>
+      <w:proofErr w:type="gramStart"/>
+      <w:r>
+        <w:t>Loaded?:</w:t>
+      </w:r>
+      <w:proofErr w:type="gramEnd"/>
+      <w:r>
+        <w:t xml:space="preserve"> No</w:t>
       </w:r>
     </w:p>
     <w:p>
@@ -4925,7 +5123,7 @@
                     <pic:cNvPicPr/>
                   </pic:nvPicPr>
                   <pic:blipFill>
-                    <a:blip r:embed="rId30"/>
+                    <a:blip r:embed="rId31"/>
                     <a:stretch>
                       <a:fillRect/>
                     </a:stretch>
@@ -5024,22 +5222,42 @@
     </w:p>
     <w:p>
       <w:r>
-        <w:t>Shunt resistor: 1 Mohm</w:t>
-      </w:r>
-    </w:p>
-    <w:p>
-      <w:r>
-        <w:t>Baseline material resistance: 1.2 kohm</w:t>
-      </w:r>
-    </w:p>
-    <w:p>
-      <w:r>
-        <w:t>Post resistance: 0.9 kohm</w:t>
-      </w:r>
-    </w:p>
-    <w:p>
-      <w:r>
-        <w:t>Loaded?: No</w:t>
+        <w:t xml:space="preserve">Shunt resistor: 1 </w:t>
+      </w:r>
+      <w:proofErr w:type="spellStart"/>
+      <w:r>
+        <w:t>Mohm</w:t>
+      </w:r>
+      <w:proofErr w:type="spellEnd"/>
+    </w:p>
+    <w:p>
+      <w:r>
+        <w:t xml:space="preserve">Baseline material resistance: 1.2 </w:t>
+      </w:r>
+      <w:proofErr w:type="spellStart"/>
+      <w:r>
+        <w:t>kohm</w:t>
+      </w:r>
+      <w:proofErr w:type="spellEnd"/>
+    </w:p>
+    <w:p>
+      <w:r>
+        <w:t xml:space="preserve">Post resistance: 0.9 </w:t>
+      </w:r>
+      <w:proofErr w:type="spellStart"/>
+      <w:r>
+        <w:t>kohm</w:t>
+      </w:r>
+      <w:proofErr w:type="spellEnd"/>
+    </w:p>
+    <w:p>
+      <w:proofErr w:type="gramStart"/>
+      <w:r>
+        <w:t>Loaded?:</w:t>
+      </w:r>
+      <w:proofErr w:type="gramEnd"/>
+      <w:r>
+        <w:t xml:space="preserve"> No</w:t>
       </w:r>
     </w:p>
     <w:p>
@@ -5075,7 +5293,7 @@
                     <pic:cNvPicPr/>
                   </pic:nvPicPr>
                   <pic:blipFill>
-                    <a:blip r:embed="rId31"/>
+                    <a:blip r:embed="rId32"/>
                     <a:stretch>
                       <a:fillRect/>
                     </a:stretch>
@@ -5155,7 +5373,7 @@
                     <pic:cNvPicPr/>
                   </pic:nvPicPr>
                   <pic:blipFill>
-                    <a:blip r:embed="rId32"/>
+                    <a:blip r:embed="rId33"/>
                     <a:stretch>
                       <a:fillRect/>
                     </a:stretch>
@@ -5203,7 +5421,7 @@
                     <pic:cNvPicPr/>
                   </pic:nvPicPr>
                   <pic:blipFill>
-                    <a:blip r:embed="rId33"/>
+                    <a:blip r:embed="rId34"/>
                     <a:stretch>
                       <a:fillRect/>
                     </a:stretch>
@@ -5260,7 +5478,7 @@
                     <pic:cNvPicPr/>
                   </pic:nvPicPr>
                   <pic:blipFill>
-                    <a:blip r:embed="rId34"/>
+                    <a:blip r:embed="rId35"/>
                     <a:stretch>
                       <a:fillRect/>
                     </a:stretch>
@@ -5324,7 +5542,7 @@
                     <pic:cNvPicPr/>
                   </pic:nvPicPr>
                   <pic:blipFill>
-                    <a:blip r:embed="rId35"/>
+                    <a:blip r:embed="rId36"/>
                     <a:stretch>
                       <a:fillRect/>
                     </a:stretch>
@@ -5372,7 +5590,7 @@
                     <pic:cNvPicPr/>
                   </pic:nvPicPr>
                   <pic:blipFill>
-                    <a:blip r:embed="rId36"/>
+                    <a:blip r:embed="rId37"/>
                     <a:stretch>
                       <a:fillRect/>
                     </a:stretch>
@@ -5429,7 +5647,7 @@
                     <pic:cNvPicPr/>
                   </pic:nvPicPr>
                   <pic:blipFill>
-                    <a:blip r:embed="rId37"/>
+                    <a:blip r:embed="rId38"/>
                     <a:stretch>
                       <a:fillRect/>
                     </a:stretch>
@@ -5521,7 +5739,7 @@
                     <pic:cNvPicPr/>
                   </pic:nvPicPr>
                   <pic:blipFill>
-                    <a:blip r:embed="rId38"/>
+                    <a:blip r:embed="rId39"/>
                     <a:stretch>
                       <a:fillRect/>
                     </a:stretch>
@@ -5541,8 +5759,13 @@
           </wp:inline>
         </w:drawing>
       </w:r>
-      <w:r>
-        <w:t xml:space="preserve">lowpass </w:t>
+      <w:proofErr w:type="gramStart"/>
+      <w:r>
+        <w:t>lowpass</w:t>
+      </w:r>
+      <w:proofErr w:type="gramEnd"/>
+      <w:r>
+        <w:t xml:space="preserve"> </w:t>
       </w:r>
       <w:r>
         <w:t>330 ohms</w:t>
@@ -5569,7 +5792,7 @@
                     <pic:cNvPicPr/>
                   </pic:nvPicPr>
                   <pic:blipFill>
-                    <a:blip r:embed="rId39"/>
+                    <a:blip r:embed="rId40"/>
                     <a:stretch>
                       <a:fillRect/>
                     </a:stretch>
@@ -5589,9 +5812,11 @@
           </wp:inline>
         </w:drawing>
       </w:r>
+      <w:proofErr w:type="gramStart"/>
       <w:r>
         <w:t>unfiltered 330</w:t>
       </w:r>
+      <w:proofErr w:type="gramEnd"/>
     </w:p>
     <w:p>
       <w:pPr>
@@ -5614,7 +5839,7 @@
                     <pic:cNvPicPr/>
                   </pic:nvPicPr>
                   <pic:blipFill>
-                    <a:blip r:embed="rId40"/>
+                    <a:blip r:embed="rId41"/>
                     <a:stretch>
                       <a:fillRect/>
                     </a:stretch>
@@ -5662,7 +5887,7 @@
                     <pic:cNvPicPr/>
                   </pic:nvPicPr>
                   <pic:blipFill>
-                    <a:blip r:embed="rId41"/>
+                    <a:blip r:embed="rId42"/>
                     <a:stretch>
                       <a:fillRect/>
                     </a:stretch>
@@ -5716,7 +5941,7 @@
                     <pic:cNvPicPr/>
                   </pic:nvPicPr>
                   <pic:blipFill>
-                    <a:blip r:embed="rId42"/>
+                    <a:blip r:embed="rId43"/>
                     <a:stretch>
                       <a:fillRect/>
                     </a:stretch>
@@ -5764,7 +5989,7 @@
                     <pic:cNvPicPr/>
                   </pic:nvPicPr>
                   <pic:blipFill>
-                    <a:blip r:embed="rId43"/>
+                    <a:blip r:embed="rId44"/>
                     <a:stretch>
                       <a:fillRect/>
                     </a:stretch>
@@ -5809,7 +6034,7 @@
                     <pic:cNvPicPr/>
                   </pic:nvPicPr>
                   <pic:blipFill>
-                    <a:blip r:embed="rId44"/>
+                    <a:blip r:embed="rId45"/>
                     <a:stretch>
                       <a:fillRect/>
                     </a:stretch>
@@ -5860,7 +6085,7 @@
                     <pic:cNvPicPr/>
                   </pic:nvPicPr>
                   <pic:blipFill>
-                    <a:blip r:embed="rId45"/>
+                    <a:blip r:embed="rId46"/>
                     <a:stretch>
                       <a:fillRect/>
                     </a:stretch>
@@ -5881,8 +6106,13 @@
         </w:drawing>
       </w:r>
       <w:r>
-        <w:t>Unfiltered tri</w:t>
-      </w:r>
+        <w:t xml:space="preserve">Unfiltered </w:t>
+      </w:r>
+      <w:proofErr w:type="gramStart"/>
+      <w:r>
+        <w:t>tri</w:t>
+      </w:r>
+      <w:proofErr w:type="gramEnd"/>
     </w:p>
     <w:p>
       <w:pPr>
@@ -5920,7 +6150,7 @@
                     <pic:cNvPicPr/>
                   </pic:nvPicPr>
                   <pic:blipFill>
-                    <a:blip r:embed="rId46"/>
+                    <a:blip r:embed="rId47"/>
                     <a:stretch>
                       <a:fillRect/>
                     </a:stretch>
@@ -5971,7 +6201,7 @@
                     <pic:cNvPicPr/>
                   </pic:nvPicPr>
                   <pic:blipFill>
-                    <a:blip r:embed="rId47"/>
+                    <a:blip r:embed="rId48"/>
                     <a:stretch>
                       <a:fillRect/>
                     </a:stretch>
@@ -6046,7 +6276,7 @@
                     <pic:cNvPicPr/>
                   </pic:nvPicPr>
                   <pic:blipFill>
-                    <a:blip r:embed="rId48"/>
+                    <a:blip r:embed="rId49"/>
                     <a:stretch>
                       <a:fillRect/>
                     </a:stretch>
@@ -6099,7 +6329,7 @@
                     <pic:cNvPicPr/>
                   </pic:nvPicPr>
                   <pic:blipFill>
-                    <a:blip r:embed="rId49"/>
+                    <a:blip r:embed="rId50"/>
                     <a:stretch>
                       <a:fillRect/>
                     </a:stretch>
@@ -6148,7 +6378,7 @@
                     <pic:cNvPicPr/>
                   </pic:nvPicPr>
                   <pic:blipFill>
-                    <a:blip r:embed="rId50"/>
+                    <a:blip r:embed="rId51"/>
                     <a:stretch>
                       <a:fillRect/>
                     </a:stretch>
@@ -6168,9 +6398,11 @@
           </wp:inline>
         </w:drawing>
       </w:r>
+      <w:proofErr w:type="gramStart"/>
       <w:r>
         <w:t>tri</w:t>
       </w:r>
+      <w:proofErr w:type="gramEnd"/>
     </w:p>
     <w:p>
       <w:pPr>
@@ -6204,7 +6436,7 @@
                     <pic:cNvPicPr/>
                   </pic:nvPicPr>
                   <pic:blipFill>
-                    <a:blip r:embed="rId51"/>
+                    <a:blip r:embed="rId52"/>
                     <a:stretch>
                       <a:fillRect/>
                     </a:stretch>
@@ -6273,7 +6505,7 @@
                     <pic:cNvPicPr/>
                   </pic:nvPicPr>
                   <pic:blipFill>
-                    <a:blip r:embed="rId52"/>
+                    <a:blip r:embed="rId53"/>
                     <a:stretch>
                       <a:fillRect/>
                     </a:stretch>
@@ -6326,7 +6558,7 @@
                     <pic:cNvPicPr/>
                   </pic:nvPicPr>
                   <pic:blipFill>
-                    <a:blip r:embed="rId53"/>
+                    <a:blip r:embed="rId54"/>
                     <a:stretch>
                       <a:fillRect/>
                     </a:stretch>
@@ -6372,84 +6604,6 @@
                 <pic:pic xmlns:pic="http://schemas.openxmlformats.org/drawingml/2006/picture">
                   <pic:nvPicPr>
                     <pic:cNvPr id="602096650" name=""/>
-                    <pic:cNvPicPr/>
-                  </pic:nvPicPr>
-                  <pic:blipFill>
-                    <a:blip r:embed="rId54"/>
-                    <a:stretch>
-                      <a:fillRect/>
-                    </a:stretch>
-                  </pic:blipFill>
-                  <pic:spPr>
-                    <a:xfrm>
-                      <a:off x="0" y="0"/>
-                      <a:ext cx="2768742" cy="1530429"/>
-                    </a:xfrm>
-                    <a:prstGeom prst="rect">
-                      <a:avLst/>
-                    </a:prstGeom>
-                  </pic:spPr>
-                </pic:pic>
-              </a:graphicData>
-            </a:graphic>
-          </wp:inline>
-        </w:drawing>
-      </w:r>
-      <w:r>
-        <w:t>tri</w:t>
-      </w:r>
-    </w:p>
-    <w:p>
-      <w:pPr>
-        <w:pStyle w:val="Heading3"/>
-      </w:pPr>
-      <w:bookmarkStart w:id="31" w:name="_Toc240458611"/>
-      <w:r>
-        <w:t>10</w:t>
-      </w:r>
-      <w:r>
-        <w:t>Hz-9201-CMF-</w:t>
-      </w:r>
-      <w:r>
-        <w:t>0.1</w:t>
-      </w:r>
-      <w:bookmarkEnd w:id="31"/>
-    </w:p>
-    <w:p>
-      <w:pPr>
-        <w:pStyle w:val="Heading4"/>
-      </w:pPr>
-      <w:r>
-        <w:t>Instron</w:t>
-      </w:r>
-    </w:p>
-    <w:p>
-      <w:pPr>
-        <w:jc w:val="center"/>
-        <w:rPr>
-          <w:b/>
-          <w:bCs/>
-        </w:rPr>
-      </w:pPr>
-      <w:r>
-        <w:rPr>
-          <w:b/>
-          <w:bCs/>
-          <w:noProof/>
-        </w:rPr>
-        <w:drawing>
-          <wp:inline distT="0" distB="0" distL="0" distR="0" wp14:anchorId="6D675282" wp14:editId="2FD52E81">
-            <wp:extent cx="2768742" cy="1530429"/>
-            <wp:effectExtent l="0" t="0" r="0" b="0"/>
-            <wp:docPr id="820735927" name="Picture 1"/>
-            <wp:cNvGraphicFramePr>
-              <a:graphicFrameLocks xmlns:a="http://schemas.openxmlformats.org/drawingml/2006/main" noChangeAspect="1"/>
-            </wp:cNvGraphicFramePr>
-            <a:graphic xmlns:a="http://schemas.openxmlformats.org/drawingml/2006/main">
-              <a:graphicData uri="http://schemas.openxmlformats.org/drawingml/2006/picture">
-                <pic:pic xmlns:pic="http://schemas.openxmlformats.org/drawingml/2006/picture">
-                  <pic:nvPicPr>
-                    <pic:cNvPr id="820735927" name=""/>
                     <pic:cNvPicPr/>
                   </pic:nvPicPr>
                   <pic:blipFill>
@@ -6473,12 +6627,17 @@
           </wp:inline>
         </w:drawing>
       </w:r>
+      <w:proofErr w:type="gramStart"/>
+      <w:r>
+        <w:t>tri</w:t>
+      </w:r>
+      <w:proofErr w:type="gramEnd"/>
     </w:p>
     <w:p>
       <w:pPr>
         <w:pStyle w:val="Heading3"/>
       </w:pPr>
-      <w:bookmarkStart w:id="32" w:name="_Toc240458612"/>
+      <w:bookmarkStart w:id="31" w:name="_Toc240458611"/>
       <w:r>
         <w:t>10</w:t>
       </w:r>
@@ -6486,9 +6645,9 @@
         <w:t>Hz-9201-CMF-</w:t>
       </w:r>
       <w:r>
-        <w:t>0</w:t>
-      </w:r>
-      <w:bookmarkEnd w:id="32"/>
+        <w:t>0.1</w:t>
+      </w:r>
+      <w:bookmarkEnd w:id="31"/>
     </w:p>
     <w:p>
       <w:pPr>
@@ -6513,10 +6672,10 @@
           <w:noProof/>
         </w:rPr>
         <w:drawing>
-          <wp:inline distT="0" distB="0" distL="0" distR="0" wp14:anchorId="60881476" wp14:editId="5F85E0C9">
+          <wp:inline distT="0" distB="0" distL="0" distR="0" wp14:anchorId="6D675282" wp14:editId="2FD52E81">
             <wp:extent cx="2768742" cy="1530429"/>
             <wp:effectExtent l="0" t="0" r="0" b="0"/>
-            <wp:docPr id="454212381" name="Picture 1"/>
+            <wp:docPr id="820735927" name="Picture 1"/>
             <wp:cNvGraphicFramePr>
               <a:graphicFrameLocks xmlns:a="http://schemas.openxmlformats.org/drawingml/2006/main" noChangeAspect="1"/>
             </wp:cNvGraphicFramePr>
@@ -6524,7 +6683,7 @@
               <a:graphicData uri="http://schemas.openxmlformats.org/drawingml/2006/picture">
                 <pic:pic xmlns:pic="http://schemas.openxmlformats.org/drawingml/2006/picture">
                   <pic:nvPicPr>
-                    <pic:cNvPr id="454212381" name=""/>
+                    <pic:cNvPr id="820735927" name=""/>
                     <pic:cNvPicPr/>
                   </pic:nvPicPr>
                   <pic:blipFill>
@@ -6553,6 +6712,81 @@
       <w:pPr>
         <w:pStyle w:val="Heading3"/>
       </w:pPr>
+      <w:bookmarkStart w:id="32" w:name="_Toc240458612"/>
+      <w:r>
+        <w:t>10</w:t>
+      </w:r>
+      <w:r>
+        <w:t>Hz-9201-CMF-</w:t>
+      </w:r>
+      <w:r>
+        <w:t>0</w:t>
+      </w:r>
+      <w:bookmarkEnd w:id="32"/>
+    </w:p>
+    <w:p>
+      <w:pPr>
+        <w:pStyle w:val="Heading4"/>
+      </w:pPr>
+      <w:r>
+        <w:t>Instron</w:t>
+      </w:r>
+    </w:p>
+    <w:p>
+      <w:pPr>
+        <w:jc w:val="center"/>
+        <w:rPr>
+          <w:b/>
+          <w:bCs/>
+        </w:rPr>
+      </w:pPr>
+      <w:r>
+        <w:rPr>
+          <w:b/>
+          <w:bCs/>
+          <w:noProof/>
+        </w:rPr>
+        <w:drawing>
+          <wp:inline distT="0" distB="0" distL="0" distR="0" wp14:anchorId="60881476" wp14:editId="5F85E0C9">
+            <wp:extent cx="2768742" cy="1530429"/>
+            <wp:effectExtent l="0" t="0" r="0" b="0"/>
+            <wp:docPr id="454212381" name="Picture 1"/>
+            <wp:cNvGraphicFramePr>
+              <a:graphicFrameLocks xmlns:a="http://schemas.openxmlformats.org/drawingml/2006/main" noChangeAspect="1"/>
+            </wp:cNvGraphicFramePr>
+            <a:graphic xmlns:a="http://schemas.openxmlformats.org/drawingml/2006/main">
+              <a:graphicData uri="http://schemas.openxmlformats.org/drawingml/2006/picture">
+                <pic:pic xmlns:pic="http://schemas.openxmlformats.org/drawingml/2006/picture">
+                  <pic:nvPicPr>
+                    <pic:cNvPr id="454212381" name=""/>
+                    <pic:cNvPicPr/>
+                  </pic:nvPicPr>
+                  <pic:blipFill>
+                    <a:blip r:embed="rId57"/>
+                    <a:stretch>
+                      <a:fillRect/>
+                    </a:stretch>
+                  </pic:blipFill>
+                  <pic:spPr>
+                    <a:xfrm>
+                      <a:off x="0" y="0"/>
+                      <a:ext cx="2768742" cy="1530429"/>
+                    </a:xfrm>
+                    <a:prstGeom prst="rect">
+                      <a:avLst/>
+                    </a:prstGeom>
+                  </pic:spPr>
+                </pic:pic>
+              </a:graphicData>
+            </a:graphic>
+          </wp:inline>
+        </w:drawing>
+      </w:r>
+    </w:p>
+    <w:p>
+      <w:pPr>
+        <w:pStyle w:val="Heading3"/>
+      </w:pPr>
       <w:bookmarkStart w:id="33" w:name="_Toc240458613"/>
       <w:r>
         <w:t>10</w:t>
@@ -6603,7 +6837,7 @@
                     <pic:cNvPicPr/>
                   </pic:nvPicPr>
                   <pic:blipFill>
-                    <a:blip r:embed="rId57"/>
+                    <a:blip r:embed="rId58"/>
                     <a:stretch>
                       <a:fillRect/>
                     </a:stretch>
@@ -6679,7 +6913,7 @@
                     <pic:cNvPicPr/>
                   </pic:nvPicPr>
                   <pic:blipFill>
-                    <a:blip r:embed="rId58"/>
+                    <a:blip r:embed="rId59"/>
                     <a:stretch>
                       <a:fillRect/>
                     </a:stretch>
@@ -6748,7 +6982,7 @@
                     <pic:cNvPicPr/>
                   </pic:nvPicPr>
                   <pic:blipFill>
-                    <a:blip r:embed="rId59"/>
+                    <a:blip r:embed="rId60"/>
                     <a:stretch>
                       <a:fillRect/>
                     </a:stretch>
@@ -6817,7 +7051,7 @@
                     <pic:cNvPicPr/>
                   </pic:nvPicPr>
                   <pic:blipFill>
-                    <a:blip r:embed="rId60"/>
+                    <a:blip r:embed="rId61"/>
                     <a:stretch>
                       <a:fillRect/>
                     </a:stretch>
@@ -6846,6 +7080,10 @@
     </w:sectPr>
   </w:body>
 </w:document>
+</file>
+
+<file path=word/numbering.xml><?xml version="1.0" encoding="utf-8"?>
+<w:numbering xmlns:wpc="http://schemas.microsoft.com/office/word/2010/wordprocessingCanvas" xmlns:cx="http://schemas.microsoft.com/office/drawing/2014/chartex" xmlns:cx1="http://schemas.microsoft.com/office/drawing/2015/9/8/chartex" xmlns:cx2="http://schemas.microsoft.com/office/drawing/2015/10/21/chartex" xmlns:cx3="http://schemas.microsoft.com/office/drawing/2016/5/9/chartex" xmlns:cx4="http://schemas.microsoft.com/office/drawing/2016/5/10/chartex" xmlns:cx5="http://schemas.microsoft.com/office/drawing/2016/5/11/chartex" xmlns:cx6="http://schemas.microsoft.com/office/drawing/2016/5/12/chartex" xmlns:cx7="http://schemas.microsoft.com/office/drawing/2016/5/13/chartex" xmlns:cx8="http://schemas.microsoft.com/office/drawing/2016/5/14/chartex" xmlns:mc="http://schemas.openxmlformats.org/markup-compatibility/2006" xmlns:aink="http://schemas.microsoft.com/office/drawing/2016/ink" xmlns:am3d="http://schemas.microsoft.com/office/drawing/2017/model3d" xmlns:o="urn:schemas-microsoft-com:office:office" xmlns:oel="http://schemas.microsoft.com/office/2019/extlst" xmlns:r="http://schemas.openxmlformats.org/officeDocument/2006/relationships" xmlns:m="http://schemas.openxmlformats.org/officeDocument/2006/math" xmlns:v="urn:schemas-microsoft-com:vml" xmlns:wp14="http://schemas.microsoft.com/office/word/2010/wordprocessingDrawing" xmlns:wp="http://schemas.openxmlformats.org/drawingml/2006/wordprocessingDrawing" xmlns:w10="urn:schemas-microsoft-com:office:word" xmlns:w="http://schemas.openxmlformats.org/wordprocessingml/2006/main" xmlns:w14="http://schemas.microsoft.com/office/word/2010/wordml" xmlns:w15="http://schemas.microsoft.com/office/word/2012/wordml" xmlns:w16cex="http://schemas.microsoft.com/office/word/2018/wordml/cex" xmlns:w16cid="http://schemas.microsoft.com/office/word/2016/wordml/cid" xmlns:w16="http://schemas.microsoft.com/office/word/2018/wordml" xmlns:w16du="http://schemas.microsoft.com/office/word/2023/wordml/word16du" xmlns:w16sdtdh="http://schemas.microsoft.com/office/word/2020/wordml/sdtdatahash" xmlns:w16sdtfl="http://schemas.microsoft.com/office/word/2024/wordml/sdtformatlock" xmlns:w16se="http://schemas.microsoft.com/office/word/2015/wordml/symex" xmlns:wpg="http://schemas.microsoft.com/office/word/2010/wordprocessingGroup" xmlns:wpi="http://schemas.microsoft.com/office/word/2010/wordprocessingInk" xmlns:wne="http://schemas.microsoft.com/office/word/2006/wordml" xmlns:wps="http://schemas.microsoft.com/office/word/2010/wordprocessingShape" mc:Ignorable="w14 w15 w16se w16cid w16 w16cex w16sdtdh w16sdtfl w16du wp14"/>
 </file>
 
 <file path=word/styles.xml><?xml version="1.0" encoding="utf-8"?>

--- a/DAQ_design/Assisi/v0.2.1/code/data_processing_offline/V0.2.1-experiment-stats.docx
+++ b/DAQ_design/Assisi/v0.2.1/code/data_processing_offline/V0.2.1-experiment-stats.docx
@@ -2575,26 +2575,133 @@
       </w:pPr>
       <w:bookmarkStart w:id="1" w:name="_Toc240458582"/>
       <w:r>
+        <w:t>Assisi V0.2.1</w:t>
+      </w:r>
+      <w:bookmarkEnd w:id="1"/>
+    </w:p>
+    <w:p>
+      <w:pPr>
+        <w:pStyle w:val="Heading2"/>
+        <w:rPr>
+          <w:rFonts w:ascii="Times New Roman" w:hAnsi="Times New Roman"/>
+        </w:rPr>
+      </w:pPr>
+      <w:bookmarkStart w:id="2" w:name="_Toc240458583"/>
+      <w:r>
+        <w:rPr>
+          <w:rFonts w:ascii="Times New Roman" w:hAnsi="Times New Roman"/>
+        </w:rPr>
+        <w:t>07152026</w:t>
+      </w:r>
+      <w:bookmarkEnd w:id="2"/>
+    </w:p>
+    <w:p>
+      <w:pPr>
+        <w:pStyle w:val="Heading3"/>
+        <w:rPr>
+          <w:rFonts w:ascii="Times New Roman" w:hAnsi="Times New Roman"/>
+        </w:rPr>
+      </w:pPr>
+      <w:bookmarkStart w:id="3" w:name="_Toc240458584"/>
+      <w:r>
+        <w:rPr>
+          <w:rFonts w:ascii="Times New Roman" w:hAnsi="Times New Roman"/>
+        </w:rPr>
+        <w:t>Test 1 Run 1</w:t>
+      </w:r>
+      <w:bookmarkEnd w:id="3"/>
+    </w:p>
+    <w:p>
+      <w:r>
+        <w:t>Specimen Type</w:t>
+      </w:r>
+      <w:r>
+        <w:t>: CMF 0.01% 06/06/2025 Campione 2</w:t>
+      </w:r>
+    </w:p>
+    <w:p>
+      <w:r>
+        <w:t>Discharge time: ~31 s</w:t>
+      </w:r>
+    </w:p>
+    <w:p>
+      <w:r>
+        <w:t>Settle time: ~2 min</w:t>
+      </w:r>
+    </w:p>
+    <w:p>
+      <w:r>
+        <w:t>Dimensions: 5.2 cm cube</w:t>
+      </w:r>
+    </w:p>
+    <w:p>
+      <w:r>
+        <w:t>Space between meshes: 1.5 cm</w:t>
+      </w:r>
+    </w:p>
+    <w:p>
+      <w:r>
+        <w:t>Physical notes: eroded edges and faces. Dusty, dry</w:t>
+      </w:r>
+    </w:p>
+    <w:p>
+      <w:r>
+        <w:t>NI card: NI 9221</w:t>
+      </w:r>
+    </w:p>
+    <w:p>
+      <w:r>
+        <w:t>PSU: 9V 6A max</w:t>
+      </w:r>
+    </w:p>
+    <w:p>
+      <w:r>
+        <w:t>Shunt resistor: 1 Mohm</w:t>
+      </w:r>
+    </w:p>
+    <w:p>
+      <w:r>
+        <w:t>Baseline material resistance: 1.6 Mohm</w:t>
+      </w:r>
+    </w:p>
+    <w:p>
+      <w:r>
+        <w:t>Post resistance: 3 Mohm</w:t>
+      </w:r>
+    </w:p>
+    <w:p>
+      <w:r>
+        <w:t>Loaded?: No</w:t>
+      </w:r>
+    </w:p>
+    <w:p>
+      <w:pPr>
+        <w:pStyle w:val="Heading2"/>
+        <w:rPr>
+          <w:rFonts w:ascii="Times New Roman" w:hAnsi="Times New Roman"/>
+        </w:rPr>
+      </w:pPr>
+      <w:bookmarkStart w:id="4" w:name="_Toc240458585"/>
+      <w:r>
+        <w:rPr>
+          <w:rFonts w:ascii="Times New Roman" w:hAnsi="Times New Roman"/>
+        </w:rPr>
         <w:lastRenderedPageBreak/>
-        <w:t>Assisi V0.2.1</w:t>
-      </w:r>
-      <w:bookmarkEnd w:id="1"/>
-    </w:p>
-    <w:p>
-      <w:pPr>
-        <w:pStyle w:val="Heading2"/>
+        <w:t>07</w:t>
+      </w:r>
+      <w:r>
         <w:rPr>
           <w:rFonts w:ascii="Times New Roman" w:hAnsi="Times New Roman"/>
         </w:rPr>
-      </w:pPr>
-      <w:bookmarkStart w:id="2" w:name="_Toc240458583"/>
+        <w:t>21</w:t>
+      </w:r>
       <w:r>
         <w:rPr>
           <w:rFonts w:ascii="Times New Roman" w:hAnsi="Times New Roman"/>
         </w:rPr>
-        <w:t>07152026</w:t>
-      </w:r>
-      <w:bookmarkEnd w:id="2"/>
+        <w:t>2026</w:t>
+      </w:r>
+      <w:bookmarkEnd w:id="4"/>
     </w:p>
     <w:p>
       <w:pPr>
@@ -2603,14 +2710,14 @@
           <w:rFonts w:ascii="Times New Roman" w:hAnsi="Times New Roman"/>
         </w:rPr>
       </w:pPr>
-      <w:bookmarkStart w:id="3" w:name="_Toc240458584"/>
+      <w:bookmarkStart w:id="5" w:name="_Toc240458586"/>
       <w:r>
         <w:rPr>
           <w:rFonts w:ascii="Times New Roman" w:hAnsi="Times New Roman"/>
         </w:rPr>
         <w:t>Test 1 Run 1</w:t>
       </w:r>
-      <w:bookmarkEnd w:id="3"/>
+      <w:bookmarkEnd w:id="5"/>
     </w:p>
     <w:p>
       <w:r>
@@ -2657,170 +2764,22 @@
     </w:p>
     <w:p>
       <w:r>
-        <w:t xml:space="preserve">Shunt resistor: 1 </w:t>
-      </w:r>
-      <w:proofErr w:type="spellStart"/>
-      <w:r>
-        <w:t>Mohm</w:t>
-      </w:r>
-      <w:proofErr w:type="spellEnd"/>
-    </w:p>
-    <w:p>
-      <w:r>
-        <w:t xml:space="preserve">Baseline material resistance: 1.6 </w:t>
-      </w:r>
-      <w:proofErr w:type="spellStart"/>
-      <w:r>
-        <w:t>Mohm</w:t>
-      </w:r>
-      <w:proofErr w:type="spellEnd"/>
-    </w:p>
-    <w:p>
-      <w:r>
-        <w:t xml:space="preserve">Post resistance: 3 </w:t>
-      </w:r>
-      <w:proofErr w:type="spellStart"/>
-      <w:r>
-        <w:t>Mohm</w:t>
-      </w:r>
-      <w:proofErr w:type="spellEnd"/>
-    </w:p>
-    <w:p>
-      <w:proofErr w:type="gramStart"/>
-      <w:r>
-        <w:t>Loaded?:</w:t>
-      </w:r>
-      <w:proofErr w:type="gramEnd"/>
-      <w:r>
-        <w:t xml:space="preserve"> No</w:t>
-      </w:r>
-    </w:p>
-    <w:p>
-      <w:pPr>
-        <w:pStyle w:val="Heading2"/>
-        <w:rPr>
-          <w:rFonts w:ascii="Times New Roman" w:hAnsi="Times New Roman"/>
-        </w:rPr>
-      </w:pPr>
-      <w:bookmarkStart w:id="4" w:name="_Toc240458585"/>
-      <w:r>
-        <w:rPr>
-          <w:rFonts w:ascii="Times New Roman" w:hAnsi="Times New Roman"/>
-        </w:rPr>
-        <w:t>07</w:t>
-      </w:r>
-      <w:r>
-        <w:rPr>
-          <w:rFonts w:ascii="Times New Roman" w:hAnsi="Times New Roman"/>
-        </w:rPr>
-        <w:t>21</w:t>
-      </w:r>
-      <w:r>
-        <w:rPr>
-          <w:rFonts w:ascii="Times New Roman" w:hAnsi="Times New Roman"/>
-        </w:rPr>
-        <w:t>2026</w:t>
-      </w:r>
-      <w:bookmarkEnd w:id="4"/>
-    </w:p>
-    <w:p>
-      <w:pPr>
-        <w:pStyle w:val="Heading3"/>
-        <w:rPr>
-          <w:rFonts w:ascii="Times New Roman" w:hAnsi="Times New Roman"/>
-        </w:rPr>
-      </w:pPr>
-      <w:bookmarkStart w:id="5" w:name="_Toc240458586"/>
-      <w:r>
-        <w:rPr>
-          <w:rFonts w:ascii="Times New Roman" w:hAnsi="Times New Roman"/>
-        </w:rPr>
-        <w:t>Test 1 Run 1</w:t>
-      </w:r>
-      <w:bookmarkEnd w:id="5"/>
-    </w:p>
-    <w:p>
-      <w:r>
-        <w:t>Specimen Type</w:t>
-      </w:r>
-      <w:r>
-        <w:t>: CMF 0.01% 06/06/2025 Campione 2</w:t>
-      </w:r>
-    </w:p>
-    <w:p>
-      <w:r>
-        <w:t>Discharge time: ~31 s</w:t>
-      </w:r>
-    </w:p>
-    <w:p>
-      <w:r>
-        <w:t>Settle time: ~2 min</w:t>
-      </w:r>
-    </w:p>
-    <w:p>
-      <w:r>
-        <w:t>Dimensions: 5.2 cm cube</w:t>
-      </w:r>
-    </w:p>
-    <w:p>
-      <w:r>
-        <w:t>Space between meshes: 1.5 cm</w:t>
-      </w:r>
-    </w:p>
-    <w:p>
-      <w:r>
-        <w:t>Physical notes: eroded edges and faces. Dusty, dry</w:t>
-      </w:r>
-    </w:p>
-    <w:p>
-      <w:r>
-        <w:t>NI card: NI 9221</w:t>
-      </w:r>
-    </w:p>
-    <w:p>
-      <w:r>
-        <w:t>PSU: 9V 6A max</w:t>
-      </w:r>
-    </w:p>
-    <w:p>
-      <w:r>
-        <w:t xml:space="preserve">Shunt resistor: 1 </w:t>
-      </w:r>
-      <w:proofErr w:type="spellStart"/>
-      <w:r>
-        <w:t>Mohm</w:t>
-      </w:r>
-      <w:proofErr w:type="spellEnd"/>
-    </w:p>
-    <w:p>
-      <w:r>
-        <w:lastRenderedPageBreak/>
-        <w:t xml:space="preserve">Baseline material resistance: 1.6 </w:t>
-      </w:r>
-      <w:proofErr w:type="spellStart"/>
-      <w:r>
-        <w:t>Mohm</w:t>
-      </w:r>
-      <w:proofErr w:type="spellEnd"/>
-    </w:p>
-    <w:p>
-      <w:r>
-        <w:t xml:space="preserve">Post resistance: 3 </w:t>
-      </w:r>
-      <w:proofErr w:type="spellStart"/>
-      <w:r>
-        <w:t>Mohm</w:t>
-      </w:r>
-      <w:proofErr w:type="spellEnd"/>
-    </w:p>
-    <w:p>
-      <w:proofErr w:type="gramStart"/>
-      <w:r>
-        <w:t>Loaded?:</w:t>
-      </w:r>
-      <w:proofErr w:type="gramEnd"/>
-      <w:r>
-        <w:t xml:space="preserve"> No</w:t>
+        <w:t>Shunt resistor: 1 Mohm</w:t>
+      </w:r>
+    </w:p>
+    <w:p>
+      <w:r>
+        <w:t>Baseline material resistance: 1.6 Mohm</w:t>
+      </w:r>
+    </w:p>
+    <w:p>
+      <w:r>
+        <w:t>Post resistance: 3 Mohm</w:t>
+      </w:r>
+    </w:p>
+    <w:p>
+      <w:r>
+        <w:t>Loaded?: No</w:t>
       </w:r>
     </w:p>
     <w:p>
@@ -2910,7 +2869,7 @@
                     <pic:cNvPicPr/>
                   </pic:nvPicPr>
                   <pic:blipFill>
-                    <a:blip r:embed="rId6"/>
+                    <a:blip r:embed="rId5"/>
                     <a:stretch>
                       <a:fillRect/>
                     </a:stretch>
@@ -2971,7 +2930,7 @@
                     <pic:cNvPicPr/>
                   </pic:nvPicPr>
                   <pic:blipFill>
-                    <a:blip r:embed="rId7"/>
+                    <a:blip r:embed="rId6"/>
                     <a:stretch>
                       <a:fillRect/>
                     </a:stretch>
@@ -3032,7 +2991,7 @@
                     <pic:cNvPicPr/>
                   </pic:nvPicPr>
                   <pic:blipFill>
-                    <a:blip r:embed="rId8"/>
+                    <a:blip r:embed="rId7"/>
                     <a:stretch>
                       <a:fillRect/>
                     </a:stretch>
@@ -3065,7 +3024,6 @@
         <w:rPr>
           <w:rFonts w:ascii="Times New Roman" w:hAnsi="Times New Roman"/>
         </w:rPr>
-        <w:lastRenderedPageBreak/>
         <w:t>5Hz-9201-CMF-1</w:t>
       </w:r>
       <w:bookmarkEnd w:id="12"/>
@@ -3094,7 +3052,7 @@
                     <pic:cNvPicPr/>
                   </pic:nvPicPr>
                   <pic:blipFill>
-                    <a:blip r:embed="rId9"/>
+                    <a:blip r:embed="rId8"/>
                     <a:stretch>
                       <a:fillRect/>
                     </a:stretch>
@@ -3155,7 +3113,7 @@
                     <pic:cNvPicPr/>
                   </pic:nvPicPr>
                   <pic:blipFill>
-                    <a:blip r:embed="rId10"/>
+                    <a:blip r:embed="rId9"/>
                     <a:stretch>
                       <a:fillRect/>
                     </a:stretch>
@@ -3256,15 +3214,7 @@
     </w:p>
     <w:p>
       <w:r>
-        <w:t xml:space="preserve">Physical notes: eroded edges and faces. Dusty, dry. This was </w:t>
-      </w:r>
-      <w:proofErr w:type="gramStart"/>
-      <w:r>
-        <w:t>its</w:t>
-      </w:r>
-      <w:proofErr w:type="gramEnd"/>
-      <w:r>
-        <w:t xml:space="preserve"> first test of the day.</w:t>
+        <w:t>Physical notes: eroded edges and faces. Dusty, dry. This was its first test of the day.</w:t>
       </w:r>
     </w:p>
     <w:p>
@@ -3279,42 +3229,22 @@
     </w:p>
     <w:p>
       <w:r>
-        <w:t xml:space="preserve">Shunt resistor: 1 </w:t>
-      </w:r>
-      <w:proofErr w:type="spellStart"/>
-      <w:r>
-        <w:t>Mohm</w:t>
-      </w:r>
-      <w:proofErr w:type="spellEnd"/>
-    </w:p>
-    <w:p>
-      <w:r>
-        <w:t xml:space="preserve">Baseline material resistance: 1.3 </w:t>
-      </w:r>
-      <w:proofErr w:type="spellStart"/>
-      <w:r>
-        <w:t>Mohm</w:t>
-      </w:r>
-      <w:proofErr w:type="spellEnd"/>
-    </w:p>
-    <w:p>
-      <w:r>
-        <w:t xml:space="preserve">Post resistance: 11 </w:t>
-      </w:r>
-      <w:proofErr w:type="spellStart"/>
-      <w:r>
-        <w:t>Mohm</w:t>
-      </w:r>
-      <w:proofErr w:type="spellEnd"/>
-    </w:p>
-    <w:p>
-      <w:proofErr w:type="gramStart"/>
-      <w:r>
-        <w:t>Loaded?:</w:t>
-      </w:r>
-      <w:proofErr w:type="gramEnd"/>
-      <w:r>
-        <w:t xml:space="preserve"> No</w:t>
+        <w:t>Shunt resistor: 1 Mohm</w:t>
+      </w:r>
+    </w:p>
+    <w:p>
+      <w:r>
+        <w:t>Baseline material resistance: 1.3 Mohm</w:t>
+      </w:r>
+    </w:p>
+    <w:p>
+      <w:r>
+        <w:t>Post resistance: 11 Mohm</w:t>
+      </w:r>
+    </w:p>
+    <w:p>
+      <w:r>
+        <w:t>Loaded?: No</w:t>
       </w:r>
     </w:p>
     <w:p>
@@ -3322,7 +3252,6 @@
         <w:pStyle w:val="Heading4"/>
       </w:pPr>
       <w:r>
-        <w:lastRenderedPageBreak/>
         <w:t>Pre</w:t>
       </w:r>
     </w:p>
@@ -3350,7 +3279,7 @@
                     <pic:cNvPicPr/>
                   </pic:nvPicPr>
                   <pic:blipFill>
-                    <a:blip r:embed="rId11"/>
+                    <a:blip r:embed="rId10"/>
                     <a:stretch>
                       <a:fillRect/>
                     </a:stretch>
@@ -3403,7 +3332,7 @@
                     <pic:cNvPicPr/>
                   </pic:nvPicPr>
                   <pic:blipFill>
-                    <a:blip r:embed="rId12"/>
+                    <a:blip r:embed="rId11"/>
                     <a:stretch>
                       <a:fillRect/>
                     </a:stretch>
@@ -3448,6 +3377,62 @@
                 <pic:pic xmlns:pic="http://schemas.openxmlformats.org/drawingml/2006/picture">
                   <pic:nvPicPr>
                     <pic:cNvPr id="168450185" name=""/>
+                    <pic:cNvPicPr/>
+                  </pic:nvPicPr>
+                  <pic:blipFill>
+                    <a:blip r:embed="rId12"/>
+                    <a:stretch>
+                      <a:fillRect/>
+                    </a:stretch>
+                  </pic:blipFill>
+                  <pic:spPr>
+                    <a:xfrm>
+                      <a:off x="0" y="0"/>
+                      <a:ext cx="2825895" cy="1530429"/>
+                    </a:xfrm>
+                    <a:prstGeom prst="rect">
+                      <a:avLst/>
+                    </a:prstGeom>
+                  </pic:spPr>
+                </pic:pic>
+              </a:graphicData>
+            </a:graphic>
+          </wp:inline>
+        </w:drawing>
+      </w:r>
+      <w:r>
+        <w:t>triangular</w:t>
+      </w:r>
+    </w:p>
+    <w:p>
+      <w:pPr>
+        <w:pStyle w:val="Heading4"/>
+      </w:pPr>
+      <w:r>
+        <w:t>Post</w:t>
+      </w:r>
+    </w:p>
+    <w:p>
+      <w:pPr>
+        <w:jc w:val="center"/>
+      </w:pPr>
+      <w:r>
+        <w:rPr>
+          <w:noProof/>
+        </w:rPr>
+        <w:drawing>
+          <wp:inline distT="0" distB="0" distL="0" distR="0" wp14:anchorId="04503BEC" wp14:editId="15178CA7">
+            <wp:extent cx="2825895" cy="1530429"/>
+            <wp:effectExtent l="0" t="0" r="0" b="0"/>
+            <wp:docPr id="632722357" name="Picture 1"/>
+            <wp:cNvGraphicFramePr>
+              <a:graphicFrameLocks xmlns:a="http://schemas.openxmlformats.org/drawingml/2006/main" noChangeAspect="1"/>
+            </wp:cNvGraphicFramePr>
+            <a:graphic xmlns:a="http://schemas.openxmlformats.org/drawingml/2006/main">
+              <a:graphicData uri="http://schemas.openxmlformats.org/drawingml/2006/picture">
+                <pic:pic xmlns:pic="http://schemas.openxmlformats.org/drawingml/2006/picture">
+                  <pic:nvPicPr>
+                    <pic:cNvPr id="632722357" name=""/>
                     <pic:cNvPicPr/>
                   </pic:nvPicPr>
                   <pic:blipFill>
@@ -3471,8 +3456,84 @@
           </wp:inline>
         </w:drawing>
       </w:r>
-      <w:r>
-        <w:t>triangular</w:t>
+    </w:p>
+    <w:p>
+      <w:pPr>
+        <w:pStyle w:val="Heading3"/>
+        <w:rPr>
+          <w:rFonts w:ascii="Times New Roman" w:hAnsi="Times New Roman"/>
+        </w:rPr>
+      </w:pPr>
+      <w:bookmarkStart w:id="16" w:name="_Toc240458596"/>
+      <w:r>
+        <w:rPr>
+          <w:rFonts w:ascii="Times New Roman" w:hAnsi="Times New Roman"/>
+        </w:rPr>
+        <w:t>20Hz-9201-CMF-0.01</w:t>
+      </w:r>
+      <w:bookmarkEnd w:id="16"/>
+    </w:p>
+    <w:p>
+      <w:r>
+        <w:t>Specimen Type</w:t>
+      </w:r>
+      <w:r>
+        <w:t>: CMF 0.01% 12/06/2025 Campione 2</w:t>
+      </w:r>
+    </w:p>
+    <w:p>
+      <w:r>
+        <w:t>Discharge time: ~1 min</w:t>
+      </w:r>
+    </w:p>
+    <w:p>
+      <w:r>
+        <w:t>Settle time: ~4 min</w:t>
+      </w:r>
+    </w:p>
+    <w:p>
+      <w:r>
+        <w:t>Dimensions: 5.2 cm cube</w:t>
+      </w:r>
+    </w:p>
+    <w:p>
+      <w:r>
+        <w:t>Space between meshes: 1.5 cm</w:t>
+      </w:r>
+    </w:p>
+    <w:p>
+      <w:r>
+        <w:t>Physical notes: eroded edges and faces. Dusty, dry. This was its first test of the day.</w:t>
+      </w:r>
+    </w:p>
+    <w:p>
+      <w:r>
+        <w:t>NI card: NI 9201</w:t>
+      </w:r>
+    </w:p>
+    <w:p>
+      <w:r>
+        <w:t>PSU: 9V 6A max</w:t>
+      </w:r>
+    </w:p>
+    <w:p>
+      <w:r>
+        <w:t>Shunt resistor: 1 Mohm</w:t>
+      </w:r>
+    </w:p>
+    <w:p>
+      <w:r>
+        <w:t>Baseline material resistance: 1.4 Mohm</w:t>
+      </w:r>
+    </w:p>
+    <w:p>
+      <w:r>
+        <w:t>Post resistance: 7 Mohm</w:t>
+      </w:r>
+    </w:p>
+    <w:p>
+      <w:r>
+        <w:t>Loaded?: No</w:t>
       </w:r>
     </w:p>
     <w:p>
@@ -3480,7 +3541,7 @@
         <w:pStyle w:val="Heading4"/>
       </w:pPr>
       <w:r>
-        <w:t>Post</w:t>
+        <w:t>Pre</w:t>
       </w:r>
     </w:p>
     <w:p>
@@ -3488,14 +3549,22 @@
         <w:jc w:val="center"/>
       </w:pPr>
       <w:r>
+        <w:t>Lowpass:</w:t>
+      </w:r>
+    </w:p>
+    <w:p>
+      <w:pPr>
+        <w:jc w:val="center"/>
+      </w:pPr>
+      <w:r>
         <w:rPr>
           <w:noProof/>
         </w:rPr>
         <w:drawing>
-          <wp:inline distT="0" distB="0" distL="0" distR="0" wp14:anchorId="04503BEC" wp14:editId="15178CA7">
+          <wp:inline distT="0" distB="0" distL="0" distR="0" wp14:anchorId="66AC8851" wp14:editId="2F272CA2">
             <wp:extent cx="2825895" cy="1530429"/>
             <wp:effectExtent l="0" t="0" r="0" b="0"/>
-            <wp:docPr id="632722357" name="Picture 1"/>
+            <wp:docPr id="481868428" name="Picture 1"/>
             <wp:cNvGraphicFramePr>
               <a:graphicFrameLocks xmlns:a="http://schemas.openxmlformats.org/drawingml/2006/main" noChangeAspect="1"/>
             </wp:cNvGraphicFramePr>
@@ -3503,7 +3572,7 @@
               <a:graphicData uri="http://schemas.openxmlformats.org/drawingml/2006/picture">
                 <pic:pic xmlns:pic="http://schemas.openxmlformats.org/drawingml/2006/picture">
                   <pic:nvPicPr>
-                    <pic:cNvPr id="632722357" name=""/>
+                    <pic:cNvPr id="481868428" name=""/>
                     <pic:cNvPicPr/>
                   </pic:nvPicPr>
                   <pic:blipFill>
@@ -3530,126 +3599,10 @@
     </w:p>
     <w:p>
       <w:pPr>
-        <w:pStyle w:val="Heading3"/>
-        <w:rPr>
-          <w:rFonts w:ascii="Times New Roman" w:hAnsi="Times New Roman"/>
-        </w:rPr>
-      </w:pPr>
-      <w:bookmarkStart w:id="16" w:name="_Toc240458596"/>
-      <w:r>
-        <w:rPr>
-          <w:rFonts w:ascii="Times New Roman" w:hAnsi="Times New Roman"/>
-        </w:rPr>
-        <w:t>20Hz-9201-CMF-0.01</w:t>
-      </w:r>
-      <w:bookmarkEnd w:id="16"/>
-    </w:p>
-    <w:p>
-      <w:r>
-        <w:t>Specimen Type</w:t>
-      </w:r>
-      <w:r>
-        <w:t>: CMF 0.01% 12/06/2025 Campione 2</w:t>
-      </w:r>
-    </w:p>
-    <w:p>
-      <w:r>
-        <w:lastRenderedPageBreak/>
-        <w:t>Discharge time: ~1 min</w:t>
-      </w:r>
-    </w:p>
-    <w:p>
-      <w:r>
-        <w:t>Settle time: ~4 min</w:t>
-      </w:r>
-    </w:p>
-    <w:p>
-      <w:r>
-        <w:t>Dimensions: 5.2 cm cube</w:t>
-      </w:r>
-    </w:p>
-    <w:p>
-      <w:r>
-        <w:t>Space between meshes: 1.5 cm</w:t>
-      </w:r>
-    </w:p>
-    <w:p>
-      <w:r>
-        <w:t xml:space="preserve">Physical notes: eroded edges and faces. Dusty, dry. This was </w:t>
-      </w:r>
-      <w:proofErr w:type="gramStart"/>
-      <w:r>
-        <w:t>its</w:t>
-      </w:r>
-      <w:proofErr w:type="gramEnd"/>
-      <w:r>
-        <w:t xml:space="preserve"> first test of the day.</w:t>
-      </w:r>
-    </w:p>
-    <w:p>
-      <w:r>
-        <w:t>NI card: NI 9201</w:t>
-      </w:r>
-    </w:p>
-    <w:p>
-      <w:r>
-        <w:t>PSU: 9V 6A max</w:t>
-      </w:r>
-    </w:p>
-    <w:p>
-      <w:r>
-        <w:t xml:space="preserve">Shunt resistor: 1 </w:t>
-      </w:r>
-      <w:proofErr w:type="spellStart"/>
-      <w:r>
-        <w:t>Mohm</w:t>
-      </w:r>
-      <w:proofErr w:type="spellEnd"/>
-    </w:p>
-    <w:p>
-      <w:r>
-        <w:t xml:space="preserve">Baseline material resistance: 1.4 </w:t>
-      </w:r>
-      <w:proofErr w:type="spellStart"/>
-      <w:r>
-        <w:t>Mohm</w:t>
-      </w:r>
-      <w:proofErr w:type="spellEnd"/>
-    </w:p>
-    <w:p>
-      <w:r>
-        <w:t xml:space="preserve">Post resistance: 7 </w:t>
-      </w:r>
-      <w:proofErr w:type="spellStart"/>
-      <w:r>
-        <w:t>Mohm</w:t>
-      </w:r>
-      <w:proofErr w:type="spellEnd"/>
-    </w:p>
-    <w:p>
-      <w:proofErr w:type="gramStart"/>
-      <w:r>
-        <w:t>Loaded?:</w:t>
-      </w:r>
-      <w:proofErr w:type="gramEnd"/>
-      <w:r>
-        <w:t xml:space="preserve"> No</w:t>
-      </w:r>
-    </w:p>
-    <w:p>
-      <w:pPr>
-        <w:pStyle w:val="Heading4"/>
-      </w:pPr>
-      <w:r>
-        <w:t>Pre</w:t>
-      </w:r>
-    </w:p>
-    <w:p>
-      <w:pPr>
         <w:jc w:val="center"/>
       </w:pPr>
       <w:r>
-        <w:t>Lowpass:</w:t>
+        <w:t>Unfiltered:</w:t>
       </w:r>
     </w:p>
     <w:p>
@@ -3660,56 +3613,6 @@
         <w:rPr>
           <w:noProof/>
         </w:rPr>
-        <w:drawing>
-          <wp:inline distT="0" distB="0" distL="0" distR="0" wp14:anchorId="66AC8851" wp14:editId="2F272CA2">
-            <wp:extent cx="2825895" cy="1530429"/>
-            <wp:effectExtent l="0" t="0" r="0" b="0"/>
-            <wp:docPr id="481868428" name="Picture 1"/>
-            <wp:cNvGraphicFramePr>
-              <a:graphicFrameLocks xmlns:a="http://schemas.openxmlformats.org/drawingml/2006/main" noChangeAspect="1"/>
-            </wp:cNvGraphicFramePr>
-            <a:graphic xmlns:a="http://schemas.openxmlformats.org/drawingml/2006/main">
-              <a:graphicData uri="http://schemas.openxmlformats.org/drawingml/2006/picture">
-                <pic:pic xmlns:pic="http://schemas.openxmlformats.org/drawingml/2006/picture">
-                  <pic:nvPicPr>
-                    <pic:cNvPr id="481868428" name=""/>
-                    <pic:cNvPicPr/>
-                  </pic:nvPicPr>
-                  <pic:blipFill>
-                    <a:blip r:embed="rId15"/>
-                    <a:stretch>
-                      <a:fillRect/>
-                    </a:stretch>
-                  </pic:blipFill>
-                  <pic:spPr>
-                    <a:xfrm>
-                      <a:off x="0" y="0"/>
-                      <a:ext cx="2825895" cy="1530429"/>
-                    </a:xfrm>
-                    <a:prstGeom prst="rect">
-                      <a:avLst/>
-                    </a:prstGeom>
-                  </pic:spPr>
-                </pic:pic>
-              </a:graphicData>
-            </a:graphic>
-          </wp:inline>
-        </w:drawing>
-      </w:r>
-    </w:p>
-    <w:p>
-      <w:pPr>
-        <w:jc w:val="center"/>
-      </w:pPr>
-      <w:r>
-        <w:t>Unfiltered:</w:t>
-      </w:r>
-    </w:p>
-    <w:p>
-      <w:pPr>
-        <w:jc w:val="center"/>
-      </w:pPr>
-      <w:r>
         <w:drawing>
           <wp:inline distT="0" distB="0" distL="0" distR="0" wp14:anchorId="7227C096" wp14:editId="7A144209">
             <wp:extent cx="2844946" cy="1524078"/>
@@ -3726,7 +3629,7 @@
                     <pic:cNvPicPr/>
                   </pic:nvPicPr>
                   <pic:blipFill>
-                    <a:blip r:embed="rId16"/>
+                    <a:blip r:embed="rId15"/>
                     <a:stretch>
                       <a:fillRect/>
                     </a:stretch>
@@ -3752,7 +3655,6 @@
         <w:pStyle w:val="Heading4"/>
       </w:pPr>
       <w:r>
-        <w:lastRenderedPageBreak/>
         <w:t>Instron</w:t>
       </w:r>
     </w:p>
@@ -3780,7 +3682,7 @@
                     <pic:cNvPicPr/>
                   </pic:nvPicPr>
                   <pic:blipFill>
-                    <a:blip r:embed="rId17"/>
+                    <a:blip r:embed="rId16"/>
                     <a:stretch>
                       <a:fillRect/>
                     </a:stretch>
@@ -3809,6 +3711,9 @@
         <w:jc w:val="center"/>
       </w:pPr>
       <w:r>
+        <w:rPr>
+          <w:noProof/>
+        </w:rPr>
         <w:drawing>
           <wp:inline distT="0" distB="0" distL="0" distR="0" wp14:anchorId="4BFEB9E9" wp14:editId="062EF55E">
             <wp:extent cx="2819545" cy="1524078"/>
@@ -3825,7 +3730,7 @@
                     <pic:cNvPicPr/>
                   </pic:nvPicPr>
                   <pic:blipFill>
-                    <a:blip r:embed="rId18"/>
+                    <a:blip r:embed="rId17"/>
                     <a:stretch>
                       <a:fillRect/>
                     </a:stretch>
@@ -3873,7 +3778,7 @@
                     <pic:cNvPicPr/>
                   </pic:nvPicPr>
                   <pic:blipFill>
-                    <a:blip r:embed="rId19"/>
+                    <a:blip r:embed="rId18"/>
                     <a:stretch>
                       <a:fillRect/>
                     </a:stretch>
@@ -3902,6 +3807,9 @@
         <w:jc w:val="center"/>
       </w:pPr>
       <w:r>
+        <w:rPr>
+          <w:noProof/>
+        </w:rPr>
         <w:drawing>
           <wp:inline distT="0" distB="0" distL="0" distR="0" wp14:anchorId="03E8BDAC" wp14:editId="12C1170D">
             <wp:extent cx="2787793" cy="1530429"/>
@@ -3918,7 +3826,7 @@
                     <pic:cNvPicPr/>
                   </pic:nvPicPr>
                   <pic:blipFill>
-                    <a:blip r:embed="rId20"/>
+                    <a:blip r:embed="rId19"/>
                     <a:stretch>
                       <a:fillRect/>
                     </a:stretch>
@@ -3938,13 +3846,8 @@
           </wp:inline>
         </w:drawing>
       </w:r>
-      <w:proofErr w:type="gramStart"/>
-      <w:r>
-        <w:t>Tri</w:t>
-      </w:r>
-      <w:proofErr w:type="gramEnd"/>
-      <w:r>
-        <w:t xml:space="preserve"> unfiltered</w:t>
+      <w:r>
+        <w:t>Tri unfiltered</w:t>
       </w:r>
     </w:p>
     <w:p>
@@ -3952,7 +3855,6 @@
         <w:pStyle w:val="Heading4"/>
       </w:pPr>
       <w:r>
-        <w:lastRenderedPageBreak/>
         <w:t>Post</w:t>
       </w:r>
     </w:p>
@@ -3980,7 +3882,7 @@
                     <pic:cNvPicPr/>
                   </pic:nvPicPr>
                   <pic:blipFill>
-                    <a:blip r:embed="rId21"/>
+                    <a:blip r:embed="rId20"/>
                     <a:stretch>
                       <a:fillRect/>
                     </a:stretch>
@@ -4006,6 +3908,9 @@
         <w:jc w:val="center"/>
       </w:pPr>
       <w:r>
+        <w:rPr>
+          <w:noProof/>
+        </w:rPr>
         <w:drawing>
           <wp:inline distT="0" distB="0" distL="0" distR="0" wp14:anchorId="2E15F60A" wp14:editId="1B8C9DED">
             <wp:extent cx="2819545" cy="1530429"/>
@@ -4022,7 +3927,7 @@
                     <pic:cNvPicPr/>
                   </pic:nvPicPr>
                   <pic:blipFill>
-                    <a:blip r:embed="rId22"/>
+                    <a:blip r:embed="rId21"/>
                     <a:stretch>
                       <a:fillRect/>
                     </a:stretch>
@@ -4107,42 +4012,22 @@
     </w:p>
     <w:p>
       <w:r>
-        <w:t xml:space="preserve">Shunt resistor: 1 </w:t>
-      </w:r>
-      <w:proofErr w:type="spellStart"/>
-      <w:r>
-        <w:t>Mohm</w:t>
-      </w:r>
-      <w:proofErr w:type="spellEnd"/>
-    </w:p>
-    <w:p>
-      <w:r>
-        <w:t xml:space="preserve">Baseline material resistance: 160 </w:t>
-      </w:r>
-      <w:proofErr w:type="gramStart"/>
-      <w:r>
-        <w:t>ohm</w:t>
-      </w:r>
-      <w:proofErr w:type="gramEnd"/>
-    </w:p>
-    <w:p>
-      <w:r>
-        <w:t xml:space="preserve">Post resistance: 160 </w:t>
-      </w:r>
-      <w:proofErr w:type="gramStart"/>
-      <w:r>
-        <w:t>ohm</w:t>
-      </w:r>
-      <w:proofErr w:type="gramEnd"/>
-    </w:p>
-    <w:p>
-      <w:proofErr w:type="gramStart"/>
-      <w:r>
-        <w:t>Loaded?:</w:t>
-      </w:r>
-      <w:proofErr w:type="gramEnd"/>
-      <w:r>
-        <w:t xml:space="preserve"> No</w:t>
+        <w:t>Shunt resistor: 1 Mohm</w:t>
+      </w:r>
+    </w:p>
+    <w:p>
+      <w:r>
+        <w:t>Baseline material resistance: 160 ohm</w:t>
+      </w:r>
+    </w:p>
+    <w:p>
+      <w:r>
+        <w:t>Post resistance: 160 ohm</w:t>
+      </w:r>
+    </w:p>
+    <w:p>
+      <w:r>
+        <w:t>Loaded?: No</w:t>
       </w:r>
     </w:p>
     <w:p>
@@ -4150,7 +4035,6 @@
         <w:pStyle w:val="Heading4"/>
       </w:pPr>
       <w:r>
-        <w:lastRenderedPageBreak/>
         <w:t>Pre</w:t>
       </w:r>
     </w:p>
@@ -4178,7 +4062,7 @@
                     <pic:cNvPicPr/>
                   </pic:nvPicPr>
                   <pic:blipFill>
-                    <a:blip r:embed="rId23"/>
+                    <a:blip r:embed="rId22"/>
                     <a:stretch>
                       <a:fillRect/>
                     </a:stretch>
@@ -4277,42 +4161,22 @@
     </w:p>
     <w:p>
       <w:r>
-        <w:t xml:space="preserve">Shunt resistor: 1 </w:t>
-      </w:r>
-      <w:proofErr w:type="spellStart"/>
-      <w:r>
-        <w:t>Mohm</w:t>
-      </w:r>
-      <w:proofErr w:type="spellEnd"/>
-    </w:p>
-    <w:p>
-      <w:r>
-        <w:t xml:space="preserve">Baseline material resistance: 1.1 </w:t>
-      </w:r>
-      <w:proofErr w:type="spellStart"/>
-      <w:r>
-        <w:t>kohm</w:t>
-      </w:r>
-      <w:proofErr w:type="spellEnd"/>
-    </w:p>
-    <w:p>
-      <w:r>
-        <w:t xml:space="preserve">Post resistance: 0.8 </w:t>
-      </w:r>
-      <w:proofErr w:type="spellStart"/>
-      <w:r>
-        <w:t>kohm</w:t>
-      </w:r>
-      <w:proofErr w:type="spellEnd"/>
-    </w:p>
-    <w:p>
-      <w:proofErr w:type="gramStart"/>
-      <w:r>
-        <w:t>Loaded?:</w:t>
-      </w:r>
-      <w:proofErr w:type="gramEnd"/>
-      <w:r>
-        <w:t xml:space="preserve"> No</w:t>
+        <w:t>Shunt resistor: 1 Mohm</w:t>
+      </w:r>
+    </w:p>
+    <w:p>
+      <w:r>
+        <w:t>Baseline material resistance: 1.1 kohm</w:t>
+      </w:r>
+    </w:p>
+    <w:p>
+      <w:r>
+        <w:t>Post resistance: 0.8 kohm</w:t>
+      </w:r>
+    </w:p>
+    <w:p>
+      <w:r>
+        <w:t>Loaded?: No</w:t>
       </w:r>
     </w:p>
     <w:p>
@@ -4320,7 +4184,6 @@
         <w:pStyle w:val="Heading4"/>
       </w:pPr>
       <w:r>
-        <w:lastRenderedPageBreak/>
         <w:t>Pre</w:t>
       </w:r>
     </w:p>
@@ -4348,7 +4211,7 @@
                     <pic:cNvPicPr/>
                   </pic:nvPicPr>
                   <pic:blipFill>
-                    <a:blip r:embed="rId24"/>
+                    <a:blip r:embed="rId23"/>
                     <a:stretch>
                       <a:fillRect/>
                     </a:stretch>
@@ -4433,7 +4296,7 @@
                     <pic:cNvPicPr/>
                   </pic:nvPicPr>
                   <pic:blipFill>
-                    <a:blip r:embed="rId25"/>
+                    <a:blip r:embed="rId24"/>
                     <a:stretch>
                       <a:fillRect/>
                     </a:stretch>
@@ -4486,7 +4349,7 @@
                     <pic:cNvPicPr/>
                   </pic:nvPicPr>
                   <pic:blipFill>
-                    <a:blip r:embed="rId26"/>
+                    <a:blip r:embed="rId25"/>
                     <a:stretch>
                       <a:fillRect/>
                     </a:stretch>
@@ -4519,7 +4382,6 @@
         <w:rPr>
           <w:rFonts w:ascii="Times New Roman" w:hAnsi="Times New Roman"/>
         </w:rPr>
-        <w:lastRenderedPageBreak/>
         <w:t>10Hz-9201-CMF-1</w:t>
       </w:r>
       <w:bookmarkEnd w:id="20"/>
@@ -4556,7 +4418,7 @@
                     <pic:cNvPicPr/>
                   </pic:nvPicPr>
                   <pic:blipFill>
-                    <a:blip r:embed="rId27"/>
+                    <a:blip r:embed="rId26"/>
                     <a:stretch>
                       <a:fillRect/>
                     </a:stretch>
@@ -4609,7 +4471,7 @@
                     <pic:cNvPicPr/>
                   </pic:nvPicPr>
                   <pic:blipFill>
-                    <a:blip r:embed="rId28"/>
+                    <a:blip r:embed="rId27"/>
                     <a:stretch>
                       <a:fillRect/>
                     </a:stretch>
@@ -4691,42 +4553,22 @@
     </w:p>
     <w:p>
       <w:r>
-        <w:t xml:space="preserve">Shunt resistor: 1 </w:t>
-      </w:r>
-      <w:proofErr w:type="spellStart"/>
-      <w:r>
-        <w:t>Mohm</w:t>
-      </w:r>
-      <w:proofErr w:type="spellEnd"/>
-    </w:p>
-    <w:p>
-      <w:r>
-        <w:t xml:space="preserve">Baseline material resistance: 125 </w:t>
-      </w:r>
-      <w:proofErr w:type="gramStart"/>
-      <w:r>
-        <w:t>ohm</w:t>
-      </w:r>
-      <w:proofErr w:type="gramEnd"/>
-    </w:p>
-    <w:p>
-      <w:r>
-        <w:t xml:space="preserve">Post resistance: 126 </w:t>
-      </w:r>
-      <w:proofErr w:type="gramStart"/>
-      <w:r>
-        <w:t>ohm</w:t>
-      </w:r>
-      <w:proofErr w:type="gramEnd"/>
-    </w:p>
-    <w:p>
-      <w:proofErr w:type="gramStart"/>
-      <w:r>
-        <w:t>Loaded?:</w:t>
-      </w:r>
-      <w:proofErr w:type="gramEnd"/>
-      <w:r>
-        <w:t xml:space="preserve"> No</w:t>
+        <w:t>Shunt resistor: 1 Mohm</w:t>
+      </w:r>
+    </w:p>
+    <w:p>
+      <w:r>
+        <w:t>Baseline material resistance: 125 ohm</w:t>
+      </w:r>
+    </w:p>
+    <w:p>
+      <w:r>
+        <w:t>Post resistance: 126 ohm</w:t>
+      </w:r>
+    </w:p>
+    <w:p>
+      <w:r>
+        <w:t>Loaded?: No</w:t>
       </w:r>
     </w:p>
     <w:p>
@@ -4734,7 +4576,6 @@
         <w:pStyle w:val="Heading4"/>
       </w:pPr>
       <w:r>
-        <w:lastRenderedPageBreak/>
         <w:t>Pre</w:t>
       </w:r>
     </w:p>
@@ -4762,7 +4603,7 @@
                     <pic:cNvPicPr/>
                   </pic:nvPicPr>
                   <pic:blipFill>
-                    <a:blip r:embed="rId29">
+                    <a:blip r:embed="rId28">
                       <a:extLst>
                         <a:ext uri="{28A0092B-C50C-407E-A947-70E740481C1C}">
                           <a14:useLocalDpi xmlns:a14="http://schemas.microsoft.com/office/drawing/2010/main" val="0"/>
@@ -4867,13 +4708,8 @@
     </w:p>
     <w:p>
       <w:r>
-        <w:t xml:space="preserve">Shunt resistor: 1 </w:t>
-      </w:r>
-      <w:proofErr w:type="spellStart"/>
-      <w:r>
-        <w:t>Mohm</w:t>
-      </w:r>
-      <w:proofErr w:type="spellEnd"/>
+        <w:t>Shunt resistor: 1 Mohm</w:t>
+      </w:r>
     </w:p>
     <w:p>
       <w:r>
@@ -4885,39 +4721,27 @@
       <w:r>
         <w:t xml:space="preserve"> </w:t>
       </w:r>
-      <w:proofErr w:type="spellStart"/>
       <w:r>
         <w:t>k</w:t>
       </w:r>
       <w:r>
         <w:t>ohm</w:t>
       </w:r>
-      <w:proofErr w:type="spellEnd"/>
     </w:p>
     <w:p>
       <w:r>
         <w:t>Post resistance: 1</w:t>
       </w:r>
       <w:r>
-        <w:t xml:space="preserve">.1 </w:t>
-      </w:r>
-      <w:proofErr w:type="spellStart"/>
-      <w:r>
-        <w:t>k</w:t>
+        <w:t>.1 k</w:t>
       </w:r>
       <w:r>
         <w:t>ohm</w:t>
       </w:r>
-      <w:proofErr w:type="spellEnd"/>
-    </w:p>
-    <w:p>
-      <w:proofErr w:type="gramStart"/>
-      <w:r>
-        <w:t>Loaded?:</w:t>
-      </w:r>
-      <w:proofErr w:type="gramEnd"/>
-      <w:r>
-        <w:t xml:space="preserve"> No</w:t>
+    </w:p>
+    <w:p>
+      <w:r>
+        <w:t>Loaded?: No</w:t>
       </w:r>
     </w:p>
     <w:p>
@@ -4925,7 +4749,6 @@
         <w:pStyle w:val="Heading4"/>
       </w:pPr>
       <w:r>
-        <w:lastRenderedPageBreak/>
         <w:t>Pre</w:t>
       </w:r>
     </w:p>
@@ -4953,7 +4776,7 @@
                     <pic:cNvPicPr/>
                   </pic:nvPicPr>
                   <pic:blipFill>
-                    <a:blip r:embed="rId30"/>
+                    <a:blip r:embed="rId29"/>
                     <a:stretch>
                       <a:fillRect/>
                     </a:stretch>
@@ -5052,42 +4875,22 @@
     </w:p>
     <w:p>
       <w:r>
-        <w:t xml:space="preserve">Shunt resistor: 1 </w:t>
-      </w:r>
-      <w:proofErr w:type="spellStart"/>
-      <w:r>
-        <w:t>Mohm</w:t>
-      </w:r>
-      <w:proofErr w:type="spellEnd"/>
-    </w:p>
-    <w:p>
-      <w:r>
-        <w:t xml:space="preserve">Baseline material resistance: 130 </w:t>
-      </w:r>
-      <w:proofErr w:type="gramStart"/>
-      <w:r>
-        <w:t>ohm</w:t>
-      </w:r>
-      <w:proofErr w:type="gramEnd"/>
-    </w:p>
-    <w:p>
-      <w:r>
-        <w:t xml:space="preserve">Post resistance: 136 </w:t>
-      </w:r>
-      <w:proofErr w:type="gramStart"/>
-      <w:r>
-        <w:t>ohm</w:t>
-      </w:r>
-      <w:proofErr w:type="gramEnd"/>
-    </w:p>
-    <w:p>
-      <w:proofErr w:type="gramStart"/>
-      <w:r>
-        <w:t>Loaded?:</w:t>
-      </w:r>
-      <w:proofErr w:type="gramEnd"/>
-      <w:r>
-        <w:t xml:space="preserve"> No</w:t>
+        <w:t>Shunt resistor: 1 Mohm</w:t>
+      </w:r>
+    </w:p>
+    <w:p>
+      <w:r>
+        <w:t>Baseline material resistance: 130 ohm</w:t>
+      </w:r>
+    </w:p>
+    <w:p>
+      <w:r>
+        <w:t>Post resistance: 136 ohm</w:t>
+      </w:r>
+    </w:p>
+    <w:p>
+      <w:r>
+        <w:t>Loaded?: No</w:t>
       </w:r>
     </w:p>
     <w:p>
@@ -5095,7 +4898,6 @@
         <w:pStyle w:val="Heading4"/>
       </w:pPr>
       <w:r>
-        <w:lastRenderedPageBreak/>
         <w:t>Pre</w:t>
       </w:r>
     </w:p>
@@ -5123,7 +4925,7 @@
                     <pic:cNvPicPr/>
                   </pic:nvPicPr>
                   <pic:blipFill>
-                    <a:blip r:embed="rId31"/>
+                    <a:blip r:embed="rId30"/>
                     <a:stretch>
                       <a:fillRect/>
                     </a:stretch>
@@ -5222,42 +5024,22 @@
     </w:p>
     <w:p>
       <w:r>
-        <w:t xml:space="preserve">Shunt resistor: 1 </w:t>
-      </w:r>
-      <w:proofErr w:type="spellStart"/>
-      <w:r>
-        <w:t>Mohm</w:t>
-      </w:r>
-      <w:proofErr w:type="spellEnd"/>
-    </w:p>
-    <w:p>
-      <w:r>
-        <w:t xml:space="preserve">Baseline material resistance: 1.2 </w:t>
-      </w:r>
-      <w:proofErr w:type="spellStart"/>
-      <w:r>
-        <w:t>kohm</w:t>
-      </w:r>
-      <w:proofErr w:type="spellEnd"/>
-    </w:p>
-    <w:p>
-      <w:r>
-        <w:t xml:space="preserve">Post resistance: 0.9 </w:t>
-      </w:r>
-      <w:proofErr w:type="spellStart"/>
-      <w:r>
-        <w:t>kohm</w:t>
-      </w:r>
-      <w:proofErr w:type="spellEnd"/>
-    </w:p>
-    <w:p>
-      <w:proofErr w:type="gramStart"/>
-      <w:r>
-        <w:t>Loaded?:</w:t>
-      </w:r>
-      <w:proofErr w:type="gramEnd"/>
-      <w:r>
-        <w:t xml:space="preserve"> No</w:t>
+        <w:t>Shunt resistor: 1 Mohm</w:t>
+      </w:r>
+    </w:p>
+    <w:p>
+      <w:r>
+        <w:t>Baseline material resistance: 1.2 kohm</w:t>
+      </w:r>
+    </w:p>
+    <w:p>
+      <w:r>
+        <w:t>Post resistance: 0.9 kohm</w:t>
+      </w:r>
+    </w:p>
+    <w:p>
+      <w:r>
+        <w:t>Loaded?: No</w:t>
       </w:r>
     </w:p>
     <w:p>
@@ -5265,7 +5047,6 @@
         <w:pStyle w:val="Heading4"/>
       </w:pPr>
       <w:r>
-        <w:lastRenderedPageBreak/>
         <w:t>Pre</w:t>
       </w:r>
     </w:p>
@@ -5293,7 +5074,7 @@
                     <pic:cNvPicPr/>
                   </pic:nvPicPr>
                   <pic:blipFill>
-                    <a:blip r:embed="rId32"/>
+                    <a:blip r:embed="rId31"/>
                     <a:stretch>
                       <a:fillRect/>
                     </a:stretch>
@@ -5373,7 +5154,7 @@
                     <pic:cNvPicPr/>
                   </pic:nvPicPr>
                   <pic:blipFill>
-                    <a:blip r:embed="rId33"/>
+                    <a:blip r:embed="rId32"/>
                     <a:stretch>
                       <a:fillRect/>
                     </a:stretch>
@@ -5421,7 +5202,7 @@
                     <pic:cNvPicPr/>
                   </pic:nvPicPr>
                   <pic:blipFill>
-                    <a:blip r:embed="rId34"/>
+                    <a:blip r:embed="rId33"/>
                     <a:stretch>
                       <a:fillRect/>
                     </a:stretch>
@@ -5450,7 +5231,6 @@
         <w:pStyle w:val="Heading4"/>
       </w:pPr>
       <w:r>
-        <w:lastRenderedPageBreak/>
         <w:t>Post</w:t>
       </w:r>
     </w:p>
@@ -5478,7 +5258,7 @@
                     <pic:cNvPicPr/>
                   </pic:nvPicPr>
                   <pic:blipFill>
-                    <a:blip r:embed="rId35"/>
+                    <a:blip r:embed="rId34"/>
                     <a:stretch>
                       <a:fillRect/>
                     </a:stretch>
@@ -5542,7 +5322,7 @@
                     <pic:cNvPicPr/>
                   </pic:nvPicPr>
                   <pic:blipFill>
-                    <a:blip r:embed="rId36"/>
+                    <a:blip r:embed="rId35"/>
                     <a:stretch>
                       <a:fillRect/>
                     </a:stretch>
@@ -5590,7 +5370,7 @@
                     <pic:cNvPicPr/>
                   </pic:nvPicPr>
                   <pic:blipFill>
-                    <a:blip r:embed="rId37"/>
+                    <a:blip r:embed="rId36"/>
                     <a:stretch>
                       <a:fillRect/>
                     </a:stretch>
@@ -5647,7 +5427,7 @@
                     <pic:cNvPicPr/>
                   </pic:nvPicPr>
                   <pic:blipFill>
-                    <a:blip r:embed="rId38"/>
+                    <a:blip r:embed="rId37"/>
                     <a:stretch>
                       <a:fillRect/>
                     </a:stretch>
@@ -5680,7 +5460,6 @@
         <w:rPr>
           <w:rFonts w:ascii="Times New Roman" w:hAnsi="Times New Roman"/>
         </w:rPr>
-        <w:lastRenderedPageBreak/>
         <w:t>07</w:t>
       </w:r>
       <w:r>
@@ -5723,6 +5502,9 @@
         <w:jc w:val="center"/>
       </w:pPr>
       <w:r>
+        <w:rPr>
+          <w:noProof/>
+        </w:rPr>
         <w:drawing>
           <wp:inline distT="0" distB="0" distL="0" distR="0" wp14:anchorId="0E7231CF" wp14:editId="4DED9BB4">
             <wp:extent cx="2825895" cy="1492327"/>
@@ -5739,7 +5521,7 @@
                     <pic:cNvPicPr/>
                   </pic:nvPicPr>
                   <pic:blipFill>
-                    <a:blip r:embed="rId39"/>
+                    <a:blip r:embed="rId38"/>
                     <a:stretch>
                       <a:fillRect/>
                     </a:stretch>
@@ -5759,13 +5541,8 @@
           </wp:inline>
         </w:drawing>
       </w:r>
-      <w:proofErr w:type="gramStart"/>
-      <w:r>
-        <w:t>lowpass</w:t>
-      </w:r>
-      <w:proofErr w:type="gramEnd"/>
-      <w:r>
-        <w:t xml:space="preserve"> </w:t>
+      <w:r>
+        <w:t xml:space="preserve">lowpass </w:t>
       </w:r>
       <w:r>
         <w:t>330 ohms</w:t>
@@ -5776,6 +5553,9 @@
         <w:jc w:val="center"/>
       </w:pPr>
       <w:r>
+        <w:rPr>
+          <w:noProof/>
+        </w:rPr>
         <w:drawing>
           <wp:inline distT="0" distB="0" distL="0" distR="0" wp14:anchorId="161A2A2E" wp14:editId="04D0E069">
             <wp:extent cx="2806844" cy="1530429"/>
@@ -5792,7 +5572,7 @@
                     <pic:cNvPicPr/>
                   </pic:nvPicPr>
                   <pic:blipFill>
-                    <a:blip r:embed="rId40"/>
+                    <a:blip r:embed="rId39"/>
                     <a:stretch>
                       <a:fillRect/>
                     </a:stretch>
@@ -5812,17 +5592,18 @@
           </wp:inline>
         </w:drawing>
       </w:r>
-      <w:proofErr w:type="gramStart"/>
       <w:r>
         <w:t>unfiltered 330</w:t>
       </w:r>
-      <w:proofErr w:type="gramEnd"/>
     </w:p>
     <w:p>
       <w:pPr>
         <w:jc w:val="center"/>
       </w:pPr>
       <w:r>
+        <w:rPr>
+          <w:noProof/>
+        </w:rPr>
         <w:drawing>
           <wp:inline distT="0" distB="0" distL="0" distR="0" wp14:anchorId="09AF4731" wp14:editId="244AD18F">
             <wp:extent cx="2806844" cy="1511378"/>
@@ -5839,7 +5620,7 @@
                     <pic:cNvPicPr/>
                   </pic:nvPicPr>
                   <pic:blipFill>
-                    <a:blip r:embed="rId41"/>
+                    <a:blip r:embed="rId40"/>
                     <a:stretch>
                       <a:fillRect/>
                     </a:stretch>
@@ -5871,6 +5652,9 @@
         <w:jc w:val="center"/>
       </w:pPr>
       <w:r>
+        <w:rPr>
+          <w:noProof/>
+        </w:rPr>
         <w:drawing>
           <wp:inline distT="0" distB="0" distL="0" distR="0" wp14:anchorId="794879BF" wp14:editId="6C739BC8">
             <wp:extent cx="2806844" cy="1530429"/>
@@ -5887,7 +5671,7 @@
                     <pic:cNvPicPr/>
                   </pic:nvPicPr>
                   <pic:blipFill>
-                    <a:blip r:embed="rId42"/>
+                    <a:blip r:embed="rId41"/>
                     <a:stretch>
                       <a:fillRect/>
                     </a:stretch>
@@ -5916,7 +5700,6 @@
         <w:pStyle w:val="Heading4"/>
       </w:pPr>
       <w:r>
-        <w:lastRenderedPageBreak/>
         <w:t>Instron</w:t>
       </w:r>
     </w:p>
@@ -5925,6 +5708,9 @@
         <w:jc w:val="center"/>
       </w:pPr>
       <w:r>
+        <w:rPr>
+          <w:noProof/>
+        </w:rPr>
         <w:drawing>
           <wp:inline distT="0" distB="0" distL="0" distR="0" wp14:anchorId="5127E24E" wp14:editId="02219F89">
             <wp:extent cx="2806844" cy="1492327"/>
@@ -5941,7 +5727,7 @@
                     <pic:cNvPicPr/>
                   </pic:nvPicPr>
                   <pic:blipFill>
-                    <a:blip r:embed="rId43"/>
+                    <a:blip r:embed="rId42"/>
                     <a:stretch>
                       <a:fillRect/>
                     </a:stretch>
@@ -5973,6 +5759,9 @@
         <w:jc w:val="center"/>
       </w:pPr>
       <w:r>
+        <w:rPr>
+          <w:noProof/>
+        </w:rPr>
         <w:drawing>
           <wp:inline distT="0" distB="0" distL="0" distR="0" wp14:anchorId="528BAD0E" wp14:editId="537AD43E">
             <wp:extent cx="2844946" cy="1511378"/>
@@ -5989,7 +5778,7 @@
                     <pic:cNvPicPr/>
                   </pic:nvPicPr>
                   <pic:blipFill>
-                    <a:blip r:embed="rId44"/>
+                    <a:blip r:embed="rId43"/>
                     <a:stretch>
                       <a:fillRect/>
                     </a:stretch>
@@ -6018,6 +5807,9 @@
         <w:jc w:val="center"/>
       </w:pPr>
       <w:r>
+        <w:rPr>
+          <w:noProof/>
+        </w:rPr>
         <w:drawing>
           <wp:inline distT="0" distB="0" distL="0" distR="0" wp14:anchorId="4EAD2187" wp14:editId="62EC2330">
             <wp:extent cx="2819545" cy="1530429"/>
@@ -6034,7 +5826,7 @@
                     <pic:cNvPicPr/>
                   </pic:nvPicPr>
                   <pic:blipFill>
-                    <a:blip r:embed="rId45"/>
+                    <a:blip r:embed="rId44"/>
                     <a:stretch>
                       <a:fillRect/>
                     </a:stretch>
@@ -6069,6 +5861,9 @@
         <w:jc w:val="center"/>
       </w:pPr>
       <w:r>
+        <w:rPr>
+          <w:noProof/>
+        </w:rPr>
         <w:drawing>
           <wp:inline distT="0" distB="0" distL="0" distR="0" wp14:anchorId="3301AE6C" wp14:editId="628D2F56">
             <wp:extent cx="2825895" cy="1530429"/>
@@ -6085,7 +5880,7 @@
                     <pic:cNvPicPr/>
                   </pic:nvPicPr>
                   <pic:blipFill>
-                    <a:blip r:embed="rId46"/>
+                    <a:blip r:embed="rId45"/>
                     <a:stretch>
                       <a:fillRect/>
                     </a:stretch>
@@ -6106,20 +5901,14 @@
         </w:drawing>
       </w:r>
       <w:r>
-        <w:t xml:space="preserve">Unfiltered </w:t>
-      </w:r>
-      <w:proofErr w:type="gramStart"/>
-      <w:r>
-        <w:t>tri</w:t>
-      </w:r>
-      <w:proofErr w:type="gramEnd"/>
+        <w:t>Unfiltered tri</w:t>
+      </w:r>
     </w:p>
     <w:p>
       <w:pPr>
         <w:pStyle w:val="Heading4"/>
       </w:pPr>
       <w:r>
-        <w:lastRenderedPageBreak/>
         <w:t>Post</w:t>
       </w:r>
     </w:p>
@@ -6150,7 +5939,7 @@
                     <pic:cNvPicPr/>
                   </pic:nvPicPr>
                   <pic:blipFill>
-                    <a:blip r:embed="rId47"/>
+                    <a:blip r:embed="rId46"/>
                     <a:stretch>
                       <a:fillRect/>
                     </a:stretch>
@@ -6201,7 +5990,7 @@
                     <pic:cNvPicPr/>
                   </pic:nvPicPr>
                   <pic:blipFill>
-                    <a:blip r:embed="rId48"/>
+                    <a:blip r:embed="rId47"/>
                     <a:stretch>
                       <a:fillRect/>
                     </a:stretch>
@@ -6276,7 +6065,7 @@
                     <pic:cNvPicPr/>
                   </pic:nvPicPr>
                   <pic:blipFill>
-                    <a:blip r:embed="rId49"/>
+                    <a:blip r:embed="rId48"/>
                     <a:stretch>
                       <a:fillRect/>
                     </a:stretch>
@@ -6329,7 +6118,7 @@
                     <pic:cNvPicPr/>
                   </pic:nvPicPr>
                   <pic:blipFill>
-                    <a:blip r:embed="rId50"/>
+                    <a:blip r:embed="rId49"/>
                     <a:stretch>
                       <a:fillRect/>
                     </a:stretch>
@@ -6361,7 +6150,6 @@
         <w:rPr>
           <w:noProof/>
         </w:rPr>
-        <w:lastRenderedPageBreak/>
         <w:drawing>
           <wp:inline distT="0" distB="0" distL="0" distR="0" wp14:anchorId="13FAF14E" wp14:editId="1D07FAB4">
             <wp:extent cx="2749691" cy="1524078"/>
@@ -6378,7 +6166,7 @@
                     <pic:cNvPicPr/>
                   </pic:nvPicPr>
                   <pic:blipFill>
-                    <a:blip r:embed="rId51"/>
+                    <a:blip r:embed="rId50"/>
                     <a:stretch>
                       <a:fillRect/>
                     </a:stretch>
@@ -6398,11 +6186,9 @@
           </wp:inline>
         </w:drawing>
       </w:r>
-      <w:proofErr w:type="gramStart"/>
       <w:r>
         <w:t>tri</w:t>
       </w:r>
-      <w:proofErr w:type="gramEnd"/>
     </w:p>
     <w:p>
       <w:pPr>
@@ -6436,7 +6222,7 @@
                     <pic:cNvPicPr/>
                   </pic:nvPicPr>
                   <pic:blipFill>
-                    <a:blip r:embed="rId52"/>
+                    <a:blip r:embed="rId51"/>
                     <a:stretch>
                       <a:fillRect/>
                     </a:stretch>
@@ -6505,7 +6291,7 @@
                     <pic:cNvPicPr/>
                   </pic:nvPicPr>
                   <pic:blipFill>
-                    <a:blip r:embed="rId53"/>
+                    <a:blip r:embed="rId52"/>
                     <a:stretch>
                       <a:fillRect/>
                     </a:stretch>
@@ -6558,7 +6344,7 @@
                     <pic:cNvPicPr/>
                   </pic:nvPicPr>
                   <pic:blipFill>
-                    <a:blip r:embed="rId54"/>
+                    <a:blip r:embed="rId53"/>
                     <a:stretch>
                       <a:fillRect/>
                     </a:stretch>
@@ -6590,7 +6376,6 @@
         <w:rPr>
           <w:noProof/>
         </w:rPr>
-        <w:lastRenderedPageBreak/>
         <w:drawing>
           <wp:inline distT="0" distB="0" distL="0" distR="0" wp14:anchorId="06F6A677" wp14:editId="3F5CC6AC">
             <wp:extent cx="2768742" cy="1530429"/>
@@ -6604,6 +6389,84 @@
                 <pic:pic xmlns:pic="http://schemas.openxmlformats.org/drawingml/2006/picture">
                   <pic:nvPicPr>
                     <pic:cNvPr id="602096650" name=""/>
+                    <pic:cNvPicPr/>
+                  </pic:nvPicPr>
+                  <pic:blipFill>
+                    <a:blip r:embed="rId54"/>
+                    <a:stretch>
+                      <a:fillRect/>
+                    </a:stretch>
+                  </pic:blipFill>
+                  <pic:spPr>
+                    <a:xfrm>
+                      <a:off x="0" y="0"/>
+                      <a:ext cx="2768742" cy="1530429"/>
+                    </a:xfrm>
+                    <a:prstGeom prst="rect">
+                      <a:avLst/>
+                    </a:prstGeom>
+                  </pic:spPr>
+                </pic:pic>
+              </a:graphicData>
+            </a:graphic>
+          </wp:inline>
+        </w:drawing>
+      </w:r>
+      <w:r>
+        <w:t>tri</w:t>
+      </w:r>
+    </w:p>
+    <w:p>
+      <w:pPr>
+        <w:pStyle w:val="Heading3"/>
+      </w:pPr>
+      <w:bookmarkStart w:id="31" w:name="_Toc240458611"/>
+      <w:r>
+        <w:t>10</w:t>
+      </w:r>
+      <w:r>
+        <w:t>Hz-9201-CMF-</w:t>
+      </w:r>
+      <w:r>
+        <w:t>0.1</w:t>
+      </w:r>
+      <w:bookmarkEnd w:id="31"/>
+    </w:p>
+    <w:p>
+      <w:pPr>
+        <w:pStyle w:val="Heading4"/>
+      </w:pPr>
+      <w:r>
+        <w:t>Instron</w:t>
+      </w:r>
+    </w:p>
+    <w:p>
+      <w:pPr>
+        <w:jc w:val="center"/>
+        <w:rPr>
+          <w:b/>
+          <w:bCs/>
+        </w:rPr>
+      </w:pPr>
+      <w:r>
+        <w:rPr>
+          <w:b/>
+          <w:bCs/>
+          <w:noProof/>
+        </w:rPr>
+        <w:drawing>
+          <wp:inline distT="0" distB="0" distL="0" distR="0" wp14:anchorId="6D675282" wp14:editId="2FD52E81">
+            <wp:extent cx="2768742" cy="1530429"/>
+            <wp:effectExtent l="0" t="0" r="0" b="0"/>
+            <wp:docPr id="820735927" name="Picture 1"/>
+            <wp:cNvGraphicFramePr>
+              <a:graphicFrameLocks xmlns:a="http://schemas.openxmlformats.org/drawingml/2006/main" noChangeAspect="1"/>
+            </wp:cNvGraphicFramePr>
+            <a:graphic xmlns:a="http://schemas.openxmlformats.org/drawingml/2006/main">
+              <a:graphicData uri="http://schemas.openxmlformats.org/drawingml/2006/picture">
+                <pic:pic xmlns:pic="http://schemas.openxmlformats.org/drawingml/2006/picture">
+                  <pic:nvPicPr>
+                    <pic:cNvPr id="820735927" name=""/>
                     <pic:cNvPicPr/>
                   </pic:nvPicPr>
                   <pic:blipFill>
@@ -6627,17 +6490,12 @@
           </wp:inline>
         </w:drawing>
       </w:r>
-      <w:proofErr w:type="gramStart"/>
-      <w:r>
-        <w:t>tri</w:t>
-      </w:r>
-      <w:proofErr w:type="gramEnd"/>
     </w:p>
     <w:p>
       <w:pPr>
         <w:pStyle w:val="Heading3"/>
       </w:pPr>
-      <w:bookmarkStart w:id="31" w:name="_Toc240458611"/>
+      <w:bookmarkStart w:id="32" w:name="_Toc240458612"/>
       <w:r>
         <w:t>10</w:t>
       </w:r>
@@ -6645,9 +6503,9 @@
         <w:t>Hz-9201-CMF-</w:t>
       </w:r>
       <w:r>
-        <w:t>0.1</w:t>
-      </w:r>
-      <w:bookmarkEnd w:id="31"/>
+        <w:t>0</w:t>
+      </w:r>
+      <w:bookmarkEnd w:id="32"/>
     </w:p>
     <w:p>
       <w:pPr>
@@ -6672,10 +6530,10 @@
           <w:noProof/>
         </w:rPr>
         <w:drawing>
-          <wp:inline distT="0" distB="0" distL="0" distR="0" wp14:anchorId="6D675282" wp14:editId="2FD52E81">
+          <wp:inline distT="0" distB="0" distL="0" distR="0" wp14:anchorId="60881476" wp14:editId="5F85E0C9">
             <wp:extent cx="2768742" cy="1530429"/>
             <wp:effectExtent l="0" t="0" r="0" b="0"/>
-            <wp:docPr id="820735927" name="Picture 1"/>
+            <wp:docPr id="454212381" name="Picture 1"/>
             <wp:cNvGraphicFramePr>
               <a:graphicFrameLocks xmlns:a="http://schemas.openxmlformats.org/drawingml/2006/main" noChangeAspect="1"/>
             </wp:cNvGraphicFramePr>
@@ -6683,7 +6541,7 @@
               <a:graphicData uri="http://schemas.openxmlformats.org/drawingml/2006/picture">
                 <pic:pic xmlns:pic="http://schemas.openxmlformats.org/drawingml/2006/picture">
                   <pic:nvPicPr>
-                    <pic:cNvPr id="820735927" name=""/>
+                    <pic:cNvPr id="454212381" name=""/>
                     <pic:cNvPicPr/>
                   </pic:nvPicPr>
                   <pic:blipFill>
@@ -6712,7 +6570,7 @@
       <w:pPr>
         <w:pStyle w:val="Heading3"/>
       </w:pPr>
-      <w:bookmarkStart w:id="32" w:name="_Toc240458612"/>
+      <w:bookmarkStart w:id="33" w:name="_Toc240458613"/>
       <w:r>
         <w:t>10</w:t>
       </w:r>
@@ -6720,9 +6578,9 @@
         <w:t>Hz-9201-CMF-</w:t>
       </w:r>
       <w:r>
-        <w:t>0</w:t>
-      </w:r>
-      <w:bookmarkEnd w:id="32"/>
+        <w:t>1</w:t>
+      </w:r>
+      <w:bookmarkEnd w:id="33"/>
     </w:p>
     <w:p>
       <w:pPr>
@@ -6747,10 +6605,10 @@
           <w:noProof/>
         </w:rPr>
         <w:drawing>
-          <wp:inline distT="0" distB="0" distL="0" distR="0" wp14:anchorId="60881476" wp14:editId="5F85E0C9">
-            <wp:extent cx="2768742" cy="1530429"/>
+          <wp:inline distT="0" distB="0" distL="0" distR="0" wp14:anchorId="018AED81" wp14:editId="49C61546">
+            <wp:extent cx="2806844" cy="1530429"/>
             <wp:effectExtent l="0" t="0" r="0" b="0"/>
-            <wp:docPr id="454212381" name="Picture 1"/>
+            <wp:docPr id="690253152" name="Picture 1"/>
             <wp:cNvGraphicFramePr>
               <a:graphicFrameLocks xmlns:a="http://schemas.openxmlformats.org/drawingml/2006/main" noChangeAspect="1"/>
             </wp:cNvGraphicFramePr>
@@ -6758,11 +6616,542 @@
               <a:graphicData uri="http://schemas.openxmlformats.org/drawingml/2006/picture">
                 <pic:pic xmlns:pic="http://schemas.openxmlformats.org/drawingml/2006/picture">
                   <pic:nvPicPr>
-                    <pic:cNvPr id="454212381" name=""/>
+                    <pic:cNvPr id="690253152" name=""/>
                     <pic:cNvPicPr/>
                   </pic:nvPicPr>
                   <pic:blipFill>
                     <a:blip r:embed="rId57"/>
+                    <a:stretch>
+                      <a:fillRect/>
+                    </a:stretch>
+                  </pic:blipFill>
+                  <pic:spPr>
+                    <a:xfrm>
+                      <a:off x="0" y="0"/>
+                      <a:ext cx="2806844" cy="1530429"/>
+                    </a:xfrm>
+                    <a:prstGeom prst="rect">
+                      <a:avLst/>
+                    </a:prstGeom>
+                  </pic:spPr>
+                </pic:pic>
+              </a:graphicData>
+            </a:graphic>
+          </wp:inline>
+        </w:drawing>
+      </w:r>
+    </w:p>
+    <w:p>
+      <w:pPr>
+        <w:pStyle w:val="Heading3"/>
+      </w:pPr>
+      <w:bookmarkStart w:id="34" w:name="_Toc240458614"/>
+      <w:r>
+        <w:t>5</w:t>
+      </w:r>
+      <w:r>
+        <w:t>Hz-9201-CMF-</w:t>
+      </w:r>
+      <w:r>
+        <w:t>0.1</w:t>
+      </w:r>
+      <w:bookmarkEnd w:id="34"/>
+    </w:p>
+    <w:p>
+      <w:pPr>
+        <w:pStyle w:val="Heading4"/>
+      </w:pPr>
+      <w:r>
+        <w:t>Instron</w:t>
+      </w:r>
+    </w:p>
+    <w:p>
+      <w:pPr>
+        <w:jc w:val="center"/>
+        <w:rPr>
+          <w:b/>
+          <w:bCs/>
+        </w:rPr>
+      </w:pPr>
+      <w:r>
+        <w:rPr>
+          <w:b/>
+          <w:bCs/>
+          <w:noProof/>
+        </w:rPr>
+        <w:drawing>
+          <wp:inline distT="0" distB="0" distL="0" distR="0" wp14:anchorId="192D1854" wp14:editId="720B1732">
+            <wp:extent cx="2749691" cy="1524078"/>
+            <wp:effectExtent l="0" t="0" r="0" b="0"/>
+            <wp:docPr id="334484460" name="Picture 1"/>
+            <wp:cNvGraphicFramePr>
+              <a:graphicFrameLocks xmlns:a="http://schemas.openxmlformats.org/drawingml/2006/main" noChangeAspect="1"/>
+            </wp:cNvGraphicFramePr>
+            <a:graphic xmlns:a="http://schemas.openxmlformats.org/drawingml/2006/main">
+              <a:graphicData uri="http://schemas.openxmlformats.org/drawingml/2006/picture">
+                <pic:pic xmlns:pic="http://schemas.openxmlformats.org/drawingml/2006/picture">
+                  <pic:nvPicPr>
+                    <pic:cNvPr id="334484460" name=""/>
+                    <pic:cNvPicPr/>
+                  </pic:nvPicPr>
+                  <pic:blipFill>
+                    <a:blip r:embed="rId58"/>
+                    <a:stretch>
+                      <a:fillRect/>
+                    </a:stretch>
+                  </pic:blipFill>
+                  <pic:spPr>
+                    <a:xfrm>
+                      <a:off x="0" y="0"/>
+                      <a:ext cx="2749691" cy="1524078"/>
+                    </a:xfrm>
+                    <a:prstGeom prst="rect">
+                      <a:avLst/>
+                    </a:prstGeom>
+                  </pic:spPr>
+                </pic:pic>
+              </a:graphicData>
+            </a:graphic>
+          </wp:inline>
+        </w:drawing>
+      </w:r>
+    </w:p>
+    <w:p>
+      <w:pPr>
+        <w:pStyle w:val="Heading3"/>
+      </w:pPr>
+      <w:bookmarkStart w:id="35" w:name="_Toc240458615"/>
+      <w:r>
+        <w:t>5</w:t>
+      </w:r>
+      <w:r>
+        <w:t>Hz-9201-CMF-</w:t>
+      </w:r>
+      <w:r>
+        <w:t>0</w:t>
+      </w:r>
+      <w:bookmarkEnd w:id="35"/>
+    </w:p>
+    <w:p>
+      <w:pPr>
+        <w:pStyle w:val="Heading4"/>
+      </w:pPr>
+      <w:r>
+        <w:t>Instron</w:t>
+      </w:r>
+    </w:p>
+    <w:p>
+      <w:pPr>
+        <w:jc w:val="center"/>
+      </w:pPr>
+      <w:r>
+        <w:rPr>
+          <w:noProof/>
+        </w:rPr>
+        <w:drawing>
+          <wp:inline distT="0" distB="0" distL="0" distR="0" wp14:anchorId="212708E9" wp14:editId="718D8598">
+            <wp:extent cx="2781443" cy="1530429"/>
+            <wp:effectExtent l="0" t="0" r="0" b="0"/>
+            <wp:docPr id="505307552" name="Picture 1"/>
+            <wp:cNvGraphicFramePr>
+              <a:graphicFrameLocks xmlns:a="http://schemas.openxmlformats.org/drawingml/2006/main" noChangeAspect="1"/>
+            </wp:cNvGraphicFramePr>
+            <a:graphic xmlns:a="http://schemas.openxmlformats.org/drawingml/2006/main">
+              <a:graphicData uri="http://schemas.openxmlformats.org/drawingml/2006/picture">
+                <pic:pic xmlns:pic="http://schemas.openxmlformats.org/drawingml/2006/picture">
+                  <pic:nvPicPr>
+                    <pic:cNvPr id="505307552" name=""/>
+                    <pic:cNvPicPr/>
+                  </pic:nvPicPr>
+                  <pic:blipFill>
+                    <a:blip r:embed="rId59"/>
+                    <a:stretch>
+                      <a:fillRect/>
+                    </a:stretch>
+                  </pic:blipFill>
+                  <pic:spPr>
+                    <a:xfrm>
+                      <a:off x="0" y="0"/>
+                      <a:ext cx="2781443" cy="1530429"/>
+                    </a:xfrm>
+                    <a:prstGeom prst="rect">
+                      <a:avLst/>
+                    </a:prstGeom>
+                  </pic:spPr>
+                </pic:pic>
+              </a:graphicData>
+            </a:graphic>
+          </wp:inline>
+        </w:drawing>
+      </w:r>
+    </w:p>
+    <w:p>
+      <w:pPr>
+        <w:pStyle w:val="Heading3"/>
+      </w:pPr>
+      <w:bookmarkStart w:id="36" w:name="_Toc240458616"/>
+      <w:r>
+        <w:t>5</w:t>
+      </w:r>
+      <w:r>
+        <w:t>Hz-9201-CMF-</w:t>
+      </w:r>
+      <w:r>
+        <w:t>1</w:t>
+      </w:r>
+      <w:bookmarkEnd w:id="36"/>
+    </w:p>
+    <w:p>
+      <w:pPr>
+        <w:pStyle w:val="Heading4"/>
+      </w:pPr>
+      <w:r>
+        <w:t>Instron</w:t>
+      </w:r>
+    </w:p>
+    <w:p>
+      <w:pPr>
+        <w:jc w:val="center"/>
+      </w:pPr>
+      <w:r>
+        <w:rPr>
+          <w:noProof/>
+        </w:rPr>
+        <w:drawing>
+          <wp:inline distT="0" distB="0" distL="0" distR="0" wp14:anchorId="42D419E9" wp14:editId="5DF2D6DC">
+            <wp:extent cx="2819545" cy="1543129"/>
+            <wp:effectExtent l="0" t="0" r="0" b="0"/>
+            <wp:docPr id="1557777874" name="Picture 1"/>
+            <wp:cNvGraphicFramePr>
+              <a:graphicFrameLocks xmlns:a="http://schemas.openxmlformats.org/drawingml/2006/main" noChangeAspect="1"/>
+            </wp:cNvGraphicFramePr>
+            <a:graphic xmlns:a="http://schemas.openxmlformats.org/drawingml/2006/main">
+              <a:graphicData uri="http://schemas.openxmlformats.org/drawingml/2006/picture">
+                <pic:pic xmlns:pic="http://schemas.openxmlformats.org/drawingml/2006/picture">
+                  <pic:nvPicPr>
+                    <pic:cNvPr id="1557777874" name=""/>
+                    <pic:cNvPicPr/>
+                  </pic:nvPicPr>
+                  <pic:blipFill>
+                    <a:blip r:embed="rId60"/>
+                    <a:stretch>
+                      <a:fillRect/>
+                    </a:stretch>
+                  </pic:blipFill>
+                  <pic:spPr>
+                    <a:xfrm>
+                      <a:off x="0" y="0"/>
+                      <a:ext cx="2819545" cy="1543129"/>
+                    </a:xfrm>
+                    <a:prstGeom prst="rect">
+                      <a:avLst/>
+                    </a:prstGeom>
+                  </pic:spPr>
+                </pic:pic>
+              </a:graphicData>
+            </a:graphic>
+          </wp:inline>
+        </w:drawing>
+      </w:r>
+    </w:p>
+    <w:p/>
+    <w:p>
+      <w:pPr>
+        <w:pStyle w:val="Heading2"/>
+        <w:rPr>
+          <w:rFonts w:ascii="Times New Roman" w:hAnsi="Times New Roman"/>
+        </w:rPr>
+      </w:pPr>
+      <w:r>
+        <w:rPr>
+          <w:rFonts w:ascii="Times New Roman" w:hAnsi="Times New Roman"/>
+        </w:rPr>
+        <w:t>1028</w:t>
+      </w:r>
+      <w:r>
+        <w:rPr>
+          <w:rFonts w:ascii="Times New Roman" w:hAnsi="Times New Roman"/>
+        </w:rPr>
+        <w:t>2026</w:t>
+      </w:r>
+    </w:p>
+    <w:p>
+      <w:pPr>
+        <w:pStyle w:val="Heading3"/>
+      </w:pPr>
+      <w:r>
+        <w:t>33k</w:t>
+      </w:r>
+    </w:p>
+    <w:p>
+      <w:pPr>
+        <w:pStyle w:val="Heading4"/>
+      </w:pPr>
+      <w:r>
+        <w:t>5Hz</w:t>
+      </w:r>
+    </w:p>
+    <w:p>
+      <w:r>
+        <w:drawing>
+          <wp:inline distT="0" distB="0" distL="0" distR="0" wp14:anchorId="1DA32991" wp14:editId="177E5A33">
+            <wp:extent cx="2781443" cy="1524078"/>
+            <wp:effectExtent l="0" t="0" r="0" b="0"/>
+            <wp:docPr id="1652467483" name="Picture 1"/>
+            <wp:cNvGraphicFramePr>
+              <a:graphicFrameLocks xmlns:a="http://schemas.openxmlformats.org/drawingml/2006/main" noChangeAspect="1"/>
+            </wp:cNvGraphicFramePr>
+            <a:graphic xmlns:a="http://schemas.openxmlformats.org/drawingml/2006/main">
+              <a:graphicData uri="http://schemas.openxmlformats.org/drawingml/2006/picture">
+                <pic:pic xmlns:pic="http://schemas.openxmlformats.org/drawingml/2006/picture">
+                  <pic:nvPicPr>
+                    <pic:cNvPr id="1652467483" name=""/>
+                    <pic:cNvPicPr/>
+                  </pic:nvPicPr>
+                  <pic:blipFill>
+                    <a:blip r:embed="rId61"/>
+                    <a:stretch>
+                      <a:fillRect/>
+                    </a:stretch>
+                  </pic:blipFill>
+                  <pic:spPr>
+                    <a:xfrm>
+                      <a:off x="0" y="0"/>
+                      <a:ext cx="2781443" cy="1524078"/>
+                    </a:xfrm>
+                    <a:prstGeom prst="rect">
+                      <a:avLst/>
+                    </a:prstGeom>
+                  </pic:spPr>
+                </pic:pic>
+              </a:graphicData>
+            </a:graphic>
+          </wp:inline>
+        </w:drawing>
+      </w:r>
+      <w:r>
+        <w:t>unfiltered</w:t>
+      </w:r>
+    </w:p>
+    <w:p>
+      <w:r>
+        <w:drawing>
+          <wp:inline distT="0" distB="0" distL="0" distR="0" wp14:anchorId="406B85E8" wp14:editId="77FCE800">
+            <wp:extent cx="2762392" cy="1543129"/>
+            <wp:effectExtent l="0" t="0" r="0" b="0"/>
+            <wp:docPr id="691400014" name="Picture 1"/>
+            <wp:cNvGraphicFramePr>
+              <a:graphicFrameLocks xmlns:a="http://schemas.openxmlformats.org/drawingml/2006/main" noChangeAspect="1"/>
+            </wp:cNvGraphicFramePr>
+            <a:graphic xmlns:a="http://schemas.openxmlformats.org/drawingml/2006/main">
+              <a:graphicData uri="http://schemas.openxmlformats.org/drawingml/2006/picture">
+                <pic:pic xmlns:pic="http://schemas.openxmlformats.org/drawingml/2006/picture">
+                  <pic:nvPicPr>
+                    <pic:cNvPr id="691400014" name=""/>
+                    <pic:cNvPicPr/>
+                  </pic:nvPicPr>
+                  <pic:blipFill>
+                    <a:blip r:embed="rId62"/>
+                    <a:stretch>
+                      <a:fillRect/>
+                    </a:stretch>
+                  </pic:blipFill>
+                  <pic:spPr>
+                    <a:xfrm>
+                      <a:off x="0" y="0"/>
+                      <a:ext cx="2762392" cy="1543129"/>
+                    </a:xfrm>
+                    <a:prstGeom prst="rect">
+                      <a:avLst/>
+                    </a:prstGeom>
+                  </pic:spPr>
+                </pic:pic>
+              </a:graphicData>
+            </a:graphic>
+          </wp:inline>
+        </w:drawing>
+      </w:r>
+      <w:r>
+        <w:t>lowpass filtered</w:t>
+      </w:r>
+    </w:p>
+    <w:p>
+      <w:pPr>
+        <w:pStyle w:val="Heading4"/>
+      </w:pPr>
+      <w:r>
+        <w:t>5Hz-retest</w:t>
+      </w:r>
+    </w:p>
+    <w:p>
+      <w:r>
+        <w:drawing>
+          <wp:inline distT="0" distB="0" distL="0" distR="0" wp14:anchorId="63BCCA91" wp14:editId="5CB41469">
+            <wp:extent cx="2768742" cy="1619333"/>
+            <wp:effectExtent l="0" t="0" r="0" b="0"/>
+            <wp:docPr id="308575508" name="Picture 1"/>
+            <wp:cNvGraphicFramePr>
+              <a:graphicFrameLocks xmlns:a="http://schemas.openxmlformats.org/drawingml/2006/main" noChangeAspect="1"/>
+            </wp:cNvGraphicFramePr>
+            <a:graphic xmlns:a="http://schemas.openxmlformats.org/drawingml/2006/main">
+              <a:graphicData uri="http://schemas.openxmlformats.org/drawingml/2006/picture">
+                <pic:pic xmlns:pic="http://schemas.openxmlformats.org/drawingml/2006/picture">
+                  <pic:nvPicPr>
+                    <pic:cNvPr id="308575508" name=""/>
+                    <pic:cNvPicPr/>
+                  </pic:nvPicPr>
+                  <pic:blipFill>
+                    <a:blip r:embed="rId63"/>
+                    <a:stretch>
+                      <a:fillRect/>
+                    </a:stretch>
+                  </pic:blipFill>
+                  <pic:spPr>
+                    <a:xfrm>
+                      <a:off x="0" y="0"/>
+                      <a:ext cx="2768742" cy="1619333"/>
+                    </a:xfrm>
+                    <a:prstGeom prst="rect">
+                      <a:avLst/>
+                    </a:prstGeom>
+                  </pic:spPr>
+                </pic:pic>
+              </a:graphicData>
+            </a:graphic>
+          </wp:inline>
+        </w:drawing>
+      </w:r>
+    </w:p>
+    <w:p>
+      <w:pPr>
+        <w:pStyle w:val="Heading4"/>
+      </w:pPr>
+      <w:r>
+        <w:lastRenderedPageBreak/>
+        <w:t>10Hz</w:t>
+      </w:r>
+    </w:p>
+    <w:p>
+      <w:r>
+        <w:drawing>
+          <wp:inline distT="0" distB="0" distL="0" distR="0" wp14:anchorId="1FFBFD9E" wp14:editId="213D6154">
+            <wp:extent cx="2749691" cy="1524078"/>
+            <wp:effectExtent l="0" t="0" r="0" b="0"/>
+            <wp:docPr id="1748271435" name="Picture 1"/>
+            <wp:cNvGraphicFramePr>
+              <a:graphicFrameLocks xmlns:a="http://schemas.openxmlformats.org/drawingml/2006/main" noChangeAspect="1"/>
+            </wp:cNvGraphicFramePr>
+            <a:graphic xmlns:a="http://schemas.openxmlformats.org/drawingml/2006/main">
+              <a:graphicData uri="http://schemas.openxmlformats.org/drawingml/2006/picture">
+                <pic:pic xmlns:pic="http://schemas.openxmlformats.org/drawingml/2006/picture">
+                  <pic:nvPicPr>
+                    <pic:cNvPr id="1748271435" name=""/>
+                    <pic:cNvPicPr/>
+                  </pic:nvPicPr>
+                  <pic:blipFill>
+                    <a:blip r:embed="rId64"/>
+                    <a:stretch>
+                      <a:fillRect/>
+                    </a:stretch>
+                  </pic:blipFill>
+                  <pic:spPr>
+                    <a:xfrm>
+                      <a:off x="0" y="0"/>
+                      <a:ext cx="2749691" cy="1524078"/>
+                    </a:xfrm>
+                    <a:prstGeom prst="rect">
+                      <a:avLst/>
+                    </a:prstGeom>
+                  </pic:spPr>
+                </pic:pic>
+              </a:graphicData>
+            </a:graphic>
+          </wp:inline>
+        </w:drawing>
+      </w:r>
+    </w:p>
+    <w:p>
+      <w:pPr>
+        <w:pStyle w:val="Heading4"/>
+      </w:pPr>
+      <w:r>
+        <w:t>20Hz</w:t>
+      </w:r>
+    </w:p>
+    <w:p>
+      <w:r>
+        <w:drawing>
+          <wp:inline distT="0" distB="0" distL="0" distR="0" wp14:anchorId="47A94902" wp14:editId="44629E9A">
+            <wp:extent cx="2819545" cy="1505027"/>
+            <wp:effectExtent l="0" t="0" r="0" b="0"/>
+            <wp:docPr id="1690577756" name="Picture 1"/>
+            <wp:cNvGraphicFramePr>
+              <a:graphicFrameLocks xmlns:a="http://schemas.openxmlformats.org/drawingml/2006/main" noChangeAspect="1"/>
+            </wp:cNvGraphicFramePr>
+            <a:graphic xmlns:a="http://schemas.openxmlformats.org/drawingml/2006/main">
+              <a:graphicData uri="http://schemas.openxmlformats.org/drawingml/2006/picture">
+                <pic:pic xmlns:pic="http://schemas.openxmlformats.org/drawingml/2006/picture">
+                  <pic:nvPicPr>
+                    <pic:cNvPr id="1690577756" name=""/>
+                    <pic:cNvPicPr/>
+                  </pic:nvPicPr>
+                  <pic:blipFill>
+                    <a:blip r:embed="rId65"/>
+                    <a:stretch>
+                      <a:fillRect/>
+                    </a:stretch>
+                  </pic:blipFill>
+                  <pic:spPr>
+                    <a:xfrm>
+                      <a:off x="0" y="0"/>
+                      <a:ext cx="2819545" cy="1505027"/>
+                    </a:xfrm>
+                    <a:prstGeom prst="rect">
+                      <a:avLst/>
+                    </a:prstGeom>
+                  </pic:spPr>
+                </pic:pic>
+              </a:graphicData>
+            </a:graphic>
+          </wp:inline>
+        </w:drawing>
+      </w:r>
+    </w:p>
+    <w:p>
+      <w:pPr>
+        <w:pStyle w:val="Heading3"/>
+      </w:pPr>
+      <w:r>
+        <w:t>82k</w:t>
+      </w:r>
+    </w:p>
+    <w:p>
+      <w:pPr>
+        <w:pStyle w:val="Heading4"/>
+      </w:pPr>
+      <w:r>
+        <w:t>5Hz</w:t>
+      </w:r>
+    </w:p>
+    <w:p>
+      <w:r>
+        <w:drawing>
+          <wp:inline distT="0" distB="0" distL="0" distR="0" wp14:anchorId="5102160F" wp14:editId="581515DD">
+            <wp:extent cx="2768742" cy="1530429"/>
+            <wp:effectExtent l="0" t="0" r="0" b="0"/>
+            <wp:docPr id="193305947" name="Picture 1"/>
+            <wp:cNvGraphicFramePr>
+              <a:graphicFrameLocks xmlns:a="http://schemas.openxmlformats.org/drawingml/2006/main" noChangeAspect="1"/>
+            </wp:cNvGraphicFramePr>
+            <a:graphic xmlns:a="http://schemas.openxmlformats.org/drawingml/2006/main">
+              <a:graphicData uri="http://schemas.openxmlformats.org/drawingml/2006/picture">
+                <pic:pic xmlns:pic="http://schemas.openxmlformats.org/drawingml/2006/picture">
+                  <pic:nvPicPr>
+                    <pic:cNvPr id="193305947" name=""/>
+                    <pic:cNvPicPr/>
+                  </pic:nvPicPr>
+                  <pic:blipFill>
+                    <a:blip r:embed="rId66"/>
                     <a:stretch>
                       <a:fillRect/>
                     </a:stretch>
@@ -6785,47 +7174,19 @@
     </w:p>
     <w:p>
       <w:pPr>
-        <w:pStyle w:val="Heading3"/>
-      </w:pPr>
-      <w:bookmarkStart w:id="33" w:name="_Toc240458613"/>
-      <w:r>
-        <w:t>10</w:t>
-      </w:r>
-      <w:r>
-        <w:t>Hz-9201-CMF-</w:t>
-      </w:r>
-      <w:r>
-        <w:t>1</w:t>
-      </w:r>
-      <w:bookmarkEnd w:id="33"/>
-    </w:p>
-    <w:p>
-      <w:pPr>
         <w:pStyle w:val="Heading4"/>
       </w:pPr>
       <w:r>
-        <w:t>Instron</w:t>
-      </w:r>
-    </w:p>
-    <w:p>
-      <w:pPr>
-        <w:jc w:val="center"/>
-        <w:rPr>
-          <w:b/>
-          <w:bCs/>
-        </w:rPr>
-      </w:pPr>
-      <w:r>
-        <w:rPr>
-          <w:b/>
-          <w:bCs/>
-          <w:noProof/>
-        </w:rPr>
+        <w:t>10Hz</w:t>
+      </w:r>
+    </w:p>
+    <w:p>
+      <w:r>
         <w:drawing>
-          <wp:inline distT="0" distB="0" distL="0" distR="0" wp14:anchorId="018AED81" wp14:editId="49C61546">
-            <wp:extent cx="2806844" cy="1530429"/>
+          <wp:inline distT="0" distB="0" distL="0" distR="0" wp14:anchorId="53859213" wp14:editId="4641BE64">
+            <wp:extent cx="2768742" cy="1530429"/>
             <wp:effectExtent l="0" t="0" r="0" b="0"/>
-            <wp:docPr id="690253152" name="Picture 1"/>
+            <wp:docPr id="999299171" name="Picture 1"/>
             <wp:cNvGraphicFramePr>
               <a:graphicFrameLocks xmlns:a="http://schemas.openxmlformats.org/drawingml/2006/main" noChangeAspect="1"/>
             </wp:cNvGraphicFramePr>
@@ -6833,11 +7194,11 @@
               <a:graphicData uri="http://schemas.openxmlformats.org/drawingml/2006/picture">
                 <pic:pic xmlns:pic="http://schemas.openxmlformats.org/drawingml/2006/picture">
                   <pic:nvPicPr>
-                    <pic:cNvPr id="690253152" name=""/>
+                    <pic:cNvPr id="999299171" name=""/>
                     <pic:cNvPicPr/>
                   </pic:nvPicPr>
                   <pic:blipFill>
-                    <a:blip r:embed="rId58"/>
+                    <a:blip r:embed="rId67"/>
                     <a:stretch>
                       <a:fillRect/>
                     </a:stretch>
@@ -6845,7 +7206,7 @@
                   <pic:spPr>
                     <a:xfrm>
                       <a:off x="0" y="0"/>
-                      <a:ext cx="2806844" cy="1530429"/>
+                      <a:ext cx="2768742" cy="1530429"/>
                     </a:xfrm>
                     <a:prstGeom prst="rect">
                       <a:avLst/>
@@ -6860,48 +7221,20 @@
     </w:p>
     <w:p>
       <w:pPr>
-        <w:pStyle w:val="Heading3"/>
-      </w:pPr>
-      <w:bookmarkStart w:id="34" w:name="_Toc240458614"/>
+        <w:pStyle w:val="Heading4"/>
+      </w:pPr>
       <w:r>
         <w:lastRenderedPageBreak/>
-        <w:t>5</w:t>
-      </w:r>
-      <w:r>
-        <w:t>Hz-9201-CMF-</w:t>
-      </w:r>
-      <w:r>
-        <w:t>0.1</w:t>
-      </w:r>
-      <w:bookmarkEnd w:id="34"/>
-    </w:p>
-    <w:p>
-      <w:pPr>
-        <w:pStyle w:val="Heading4"/>
-      </w:pPr>
-      <w:r>
-        <w:t>Instron</w:t>
-      </w:r>
-    </w:p>
-    <w:p>
-      <w:pPr>
-        <w:jc w:val="center"/>
-        <w:rPr>
-          <w:b/>
-          <w:bCs/>
-        </w:rPr>
-      </w:pPr>
-      <w:r>
-        <w:rPr>
-          <w:b/>
-          <w:bCs/>
-          <w:noProof/>
-        </w:rPr>
+        <w:t>20Hz</w:t>
+      </w:r>
+    </w:p>
+    <w:p>
+      <w:r>
         <w:drawing>
-          <wp:inline distT="0" distB="0" distL="0" distR="0" wp14:anchorId="192D1854" wp14:editId="720B1732">
-            <wp:extent cx="2749691" cy="1524078"/>
+          <wp:inline distT="0" distB="0" distL="0" distR="0" wp14:anchorId="468E6EFF" wp14:editId="6144F95D">
+            <wp:extent cx="2825895" cy="1530429"/>
             <wp:effectExtent l="0" t="0" r="0" b="0"/>
-            <wp:docPr id="334484460" name="Picture 1"/>
+            <wp:docPr id="1673636754" name="Picture 1"/>
             <wp:cNvGraphicFramePr>
               <a:graphicFrameLocks xmlns:a="http://schemas.openxmlformats.org/drawingml/2006/main" noChangeAspect="1"/>
             </wp:cNvGraphicFramePr>
@@ -6909,11 +7242,11 @@
               <a:graphicData uri="http://schemas.openxmlformats.org/drawingml/2006/picture">
                 <pic:pic xmlns:pic="http://schemas.openxmlformats.org/drawingml/2006/picture">
                   <pic:nvPicPr>
-                    <pic:cNvPr id="334484460" name=""/>
+                    <pic:cNvPr id="1673636754" name=""/>
                     <pic:cNvPicPr/>
                   </pic:nvPicPr>
                   <pic:blipFill>
-                    <a:blip r:embed="rId59"/>
+                    <a:blip r:embed="rId68"/>
                     <a:stretch>
                       <a:fillRect/>
                     </a:stretch>
@@ -6921,7 +7254,7 @@
                   <pic:spPr>
                     <a:xfrm>
                       <a:off x="0" y="0"/>
-                      <a:ext cx="2749691" cy="1524078"/>
+                      <a:ext cx="2825895" cy="1530429"/>
                     </a:xfrm>
                     <a:prstGeom prst="rect">
                       <a:avLst/>
@@ -6938,39 +7271,25 @@
       <w:pPr>
         <w:pStyle w:val="Heading3"/>
       </w:pPr>
-      <w:bookmarkStart w:id="35" w:name="_Toc240458615"/>
-      <w:r>
-        <w:t>5</w:t>
-      </w:r>
-      <w:r>
-        <w:t>Hz-9201-CMF-</w:t>
-      </w:r>
-      <w:r>
-        <w:t>0</w:t>
-      </w:r>
-      <w:bookmarkEnd w:id="35"/>
+      <w:r>
+        <w:t>150k</w:t>
+      </w:r>
     </w:p>
     <w:p>
       <w:pPr>
         <w:pStyle w:val="Heading4"/>
       </w:pPr>
       <w:r>
-        <w:t>Instron</w:t>
-      </w:r>
-    </w:p>
-    <w:p>
-      <w:pPr>
-        <w:jc w:val="center"/>
-      </w:pPr>
-      <w:r>
-        <w:rPr>
-          <w:noProof/>
-        </w:rPr>
+        <w:t>5Hz</w:t>
+      </w:r>
+    </w:p>
+    <w:p>
+      <w:r>
         <w:drawing>
-          <wp:inline distT="0" distB="0" distL="0" distR="0" wp14:anchorId="212708E9" wp14:editId="718D8598">
-            <wp:extent cx="2781443" cy="1530429"/>
+          <wp:inline distT="0" distB="0" distL="0" distR="0" wp14:anchorId="7435C098" wp14:editId="4D2A6FAB">
+            <wp:extent cx="2768742" cy="1530429"/>
             <wp:effectExtent l="0" t="0" r="0" b="0"/>
-            <wp:docPr id="505307552" name="Picture 1"/>
+            <wp:docPr id="1377929870" name="Picture 1"/>
             <wp:cNvGraphicFramePr>
               <a:graphicFrameLocks xmlns:a="http://schemas.openxmlformats.org/drawingml/2006/main" noChangeAspect="1"/>
             </wp:cNvGraphicFramePr>
@@ -6978,11 +7297,11 @@
               <a:graphicData uri="http://schemas.openxmlformats.org/drawingml/2006/picture">
                 <pic:pic xmlns:pic="http://schemas.openxmlformats.org/drawingml/2006/picture">
                   <pic:nvPicPr>
-                    <pic:cNvPr id="505307552" name=""/>
+                    <pic:cNvPr id="1377929870" name=""/>
                     <pic:cNvPicPr/>
                   </pic:nvPicPr>
                   <pic:blipFill>
-                    <a:blip r:embed="rId60"/>
+                    <a:blip r:embed="rId69"/>
                     <a:stretch>
                       <a:fillRect/>
                     </a:stretch>
@@ -6990,7 +7309,7 @@
                   <pic:spPr>
                     <a:xfrm>
                       <a:off x="0" y="0"/>
-                      <a:ext cx="2781443" cy="1530429"/>
+                      <a:ext cx="2768742" cy="1530429"/>
                     </a:xfrm>
                     <a:prstGeom prst="rect">
                       <a:avLst/>
@@ -7005,41 +7324,19 @@
     </w:p>
     <w:p>
       <w:pPr>
-        <w:pStyle w:val="Heading3"/>
-      </w:pPr>
-      <w:bookmarkStart w:id="36" w:name="_Toc240458616"/>
-      <w:r>
-        <w:t>5</w:t>
-      </w:r>
-      <w:r>
-        <w:t>Hz-9201-CMF-</w:t>
-      </w:r>
-      <w:r>
-        <w:t>1</w:t>
-      </w:r>
-      <w:bookmarkEnd w:id="36"/>
-    </w:p>
-    <w:p>
-      <w:pPr>
         <w:pStyle w:val="Heading4"/>
       </w:pPr>
       <w:r>
-        <w:t>Instron</w:t>
-      </w:r>
-    </w:p>
-    <w:p>
-      <w:pPr>
-        <w:jc w:val="center"/>
-      </w:pPr>
-      <w:r>
-        <w:rPr>
-          <w:noProof/>
-        </w:rPr>
+        <w:t>10Hz</w:t>
+      </w:r>
+    </w:p>
+    <w:p>
+      <w:r>
         <w:drawing>
-          <wp:inline distT="0" distB="0" distL="0" distR="0" wp14:anchorId="42D419E9" wp14:editId="5DF2D6DC">
-            <wp:extent cx="2819545" cy="1543129"/>
+          <wp:inline distT="0" distB="0" distL="0" distR="0" wp14:anchorId="3094E456" wp14:editId="5B0892E1">
+            <wp:extent cx="2768742" cy="1511378"/>
             <wp:effectExtent l="0" t="0" r="0" b="0"/>
-            <wp:docPr id="1557777874" name="Picture 1"/>
+            <wp:docPr id="735627192" name="Picture 1"/>
             <wp:cNvGraphicFramePr>
               <a:graphicFrameLocks xmlns:a="http://schemas.openxmlformats.org/drawingml/2006/main" noChangeAspect="1"/>
             </wp:cNvGraphicFramePr>
@@ -7047,11 +7344,11 @@
               <a:graphicData uri="http://schemas.openxmlformats.org/drawingml/2006/picture">
                 <pic:pic xmlns:pic="http://schemas.openxmlformats.org/drawingml/2006/picture">
                   <pic:nvPicPr>
-                    <pic:cNvPr id="1557777874" name=""/>
+                    <pic:cNvPr id="735627192" name=""/>
                     <pic:cNvPicPr/>
                   </pic:nvPicPr>
                   <pic:blipFill>
-                    <a:blip r:embed="rId61"/>
+                    <a:blip r:embed="rId70"/>
                     <a:stretch>
                       <a:fillRect/>
                     </a:stretch>
@@ -7059,7 +7356,7 @@
                   <pic:spPr>
                     <a:xfrm>
                       <a:off x="0" y="0"/>
-                      <a:ext cx="2819545" cy="1543129"/>
+                      <a:ext cx="2768742" cy="1511378"/>
                     </a:xfrm>
                     <a:prstGeom prst="rect">
                       <a:avLst/>
@@ -7072,6 +7369,54 @@
         </w:drawing>
       </w:r>
     </w:p>
+    <w:p>
+      <w:pPr>
+        <w:pStyle w:val="Heading4"/>
+      </w:pPr>
+      <w:r>
+        <w:t>20Hz</w:t>
+      </w:r>
+    </w:p>
+    <w:p>
+      <w:r>
+        <w:drawing>
+          <wp:inline distT="0" distB="0" distL="0" distR="0" wp14:anchorId="764A1443" wp14:editId="12F844A8">
+            <wp:extent cx="2819545" cy="1530429"/>
+            <wp:effectExtent l="0" t="0" r="0" b="0"/>
+            <wp:docPr id="1147943436" name="Picture 1"/>
+            <wp:cNvGraphicFramePr>
+              <a:graphicFrameLocks xmlns:a="http://schemas.openxmlformats.org/drawingml/2006/main" noChangeAspect="1"/>
+            </wp:cNvGraphicFramePr>
+            <a:graphic xmlns:a="http://schemas.openxmlformats.org/drawingml/2006/main">
+              <a:graphicData uri="http://schemas.openxmlformats.org/drawingml/2006/picture">
+                <pic:pic xmlns:pic="http://schemas.openxmlformats.org/drawingml/2006/picture">
+                  <pic:nvPicPr>
+                    <pic:cNvPr id="1147943436" name=""/>
+                    <pic:cNvPicPr/>
+                  </pic:nvPicPr>
+                  <pic:blipFill>
+                    <a:blip r:embed="rId71"/>
+                    <a:stretch>
+                      <a:fillRect/>
+                    </a:stretch>
+                  </pic:blipFill>
+                  <pic:spPr>
+                    <a:xfrm>
+                      <a:off x="0" y="0"/>
+                      <a:ext cx="2819545" cy="1530429"/>
+                    </a:xfrm>
+                    <a:prstGeom prst="rect">
+                      <a:avLst/>
+                    </a:prstGeom>
+                  </pic:spPr>
+                </pic:pic>
+              </a:graphicData>
+            </a:graphic>
+          </wp:inline>
+        </w:drawing>
+      </w:r>
+    </w:p>
+    <w:p/>
     <w:sectPr>
       <w:pgSz w:w="12240" w:h="15840"/>
       <w:pgMar w:top="1440" w:right="1440" w:bottom="1440" w:left="1440" w:header="720" w:footer="720" w:gutter="0"/>
@@ -7080,10 +7425,6 @@
     </w:sectPr>
   </w:body>
 </w:document>
-</file>
-
-<file path=word/numbering.xml><?xml version="1.0" encoding="utf-8"?>
-<w:numbering xmlns:wpc="http://schemas.microsoft.com/office/word/2010/wordprocessingCanvas" xmlns:cx="http://schemas.microsoft.com/office/drawing/2014/chartex" xmlns:cx1="http://schemas.microsoft.com/office/drawing/2015/9/8/chartex" xmlns:cx2="http://schemas.microsoft.com/office/drawing/2015/10/21/chartex" xmlns:cx3="http://schemas.microsoft.com/office/drawing/2016/5/9/chartex" xmlns:cx4="http://schemas.microsoft.com/office/drawing/2016/5/10/chartex" xmlns:cx5="http://schemas.microsoft.com/office/drawing/2016/5/11/chartex" xmlns:cx6="http://schemas.microsoft.com/office/drawing/2016/5/12/chartex" xmlns:cx7="http://schemas.microsoft.com/office/drawing/2016/5/13/chartex" xmlns:cx8="http://schemas.microsoft.com/office/drawing/2016/5/14/chartex" xmlns:mc="http://schemas.openxmlformats.org/markup-compatibility/2006" xmlns:aink="http://schemas.microsoft.com/office/drawing/2016/ink" xmlns:am3d="http://schemas.microsoft.com/office/drawing/2017/model3d" xmlns:o="urn:schemas-microsoft-com:office:office" xmlns:oel="http://schemas.microsoft.com/office/2019/extlst" xmlns:r="http://schemas.openxmlformats.org/officeDocument/2006/relationships" xmlns:m="http://schemas.openxmlformats.org/officeDocument/2006/math" xmlns:v="urn:schemas-microsoft-com:vml" xmlns:wp14="http://schemas.microsoft.com/office/word/2010/wordprocessingDrawing" xmlns:wp="http://schemas.openxmlformats.org/drawingml/2006/wordprocessingDrawing" xmlns:w10="urn:schemas-microsoft-com:office:word" xmlns:w="http://schemas.openxmlformats.org/wordprocessingml/2006/main" xmlns:w14="http://schemas.microsoft.com/office/word/2010/wordml" xmlns:w15="http://schemas.microsoft.com/office/word/2012/wordml" xmlns:w16cex="http://schemas.microsoft.com/office/word/2018/wordml/cex" xmlns:w16cid="http://schemas.microsoft.com/office/word/2016/wordml/cid" xmlns:w16="http://schemas.microsoft.com/office/word/2018/wordml" xmlns:w16du="http://schemas.microsoft.com/office/word/2023/wordml/word16du" xmlns:w16sdtdh="http://schemas.microsoft.com/office/word/2020/wordml/sdtdatahash" xmlns:w16sdtfl="http://schemas.microsoft.com/office/word/2024/wordml/sdtformatlock" xmlns:w16se="http://schemas.microsoft.com/office/word/2015/wordml/symex" xmlns:wpg="http://schemas.microsoft.com/office/word/2010/wordprocessingGroup" xmlns:wpi="http://schemas.microsoft.com/office/word/2010/wordprocessingInk" xmlns:wne="http://schemas.microsoft.com/office/word/2006/wordml" xmlns:wps="http://schemas.microsoft.com/office/word/2010/wordprocessingShape" mc:Ignorable="w14 w15 w16se w16cid w16 w16cex w16sdtdh w16sdtfl w16du wp14"/>
 </file>
 
 <file path=word/styles.xml><?xml version="1.0" encoding="utf-8"?>
